--- a/text.docx
+++ b/text.docx
@@ -3,17 +3,8012 @@
 <w:document xmlns:wpc="http://schemas.microsoft.com/office/word/2010/wordprocessingCanvas" xmlns:mc="http://schemas.openxmlformats.org/markup-compatibility/2006" xmlns:o="urn:schemas-microsoft-com:office:office" xmlns:r="http://schemas.openxmlformats.org/officeDocument/2006/relationships" xmlns:m="http://schemas.openxmlformats.org/officeDocument/2006/math" xmlns:v="urn:schemas-microsoft-com:vml" xmlns:wp14="http://schemas.microsoft.com/office/word/2010/wordprocessingDrawing" xmlns:wp="http://schemas.openxmlformats.org/drawingml/2006/wordprocessingDrawing" xmlns:w10="urn:schemas-microsoft-com:office:word" xmlns:w="http://schemas.openxmlformats.org/wordprocessingml/2006/main" xmlns:w14="http://schemas.microsoft.com/office/word/2010/wordml" xmlns:w15="http://schemas.microsoft.com/office/word/2012/wordml" xmlns:wpg="http://schemas.microsoft.com/office/word/2010/wordprocessingGroup" xmlns:wpi="http://schemas.microsoft.com/office/word/2010/wordprocessingInk" xmlns:wne="http://schemas.microsoft.com/office/word/2006/wordml" xmlns:wps="http://schemas.microsoft.com/office/word/2010/wordprocessingShape" mc:Ignorable="w14 w15 wp14">
   <w:body>
     <w:p>
+      <w:pPr>
+        <w:pStyle w:val="PreformattedText"/>
+        <w:jc w:val="center"/>
+        <w:rPr>
+          <w:sz w:val="28"/>
+          <w:szCs w:val="28"/>
+        </w:rPr>
+      </w:pPr>
+    </w:p>
+    <w:p>
+      <w:pPr>
+        <w:pStyle w:val="PreformattedText"/>
+        <w:jc w:val="center"/>
+        <w:rPr>
+          <w:rFonts w:cs="Times New Roman"/>
+          <w:b/>
+          <w:bCs/>
+          <w:color w:val="1A1A1A"/>
+          <w:sz w:val="28"/>
+          <w:szCs w:val="28"/>
+          <w:u w:val="single"/>
+        </w:rPr>
+      </w:pPr>
+      <w:r>
+        <w:rPr>
+          <w:rFonts w:cs="Times New Roman"/>
+          <w:b/>
+          <w:bCs/>
+          <w:color w:val="1A1A1A"/>
+          <w:sz w:val="28"/>
+          <w:szCs w:val="28"/>
+          <w:u w:val="single"/>
+        </w:rPr>
+        <w:t>Министерство просвещения Российской Федерации</w:t>
+      </w:r>
+    </w:p>
+    <w:p>
+      <w:pPr>
+        <w:pStyle w:val="Standard"/>
+        <w:jc w:val="center"/>
+        <w:rPr>
+          <w:rFonts w:cs="Times New Roman"/>
+          <w:color w:val="1A1A1A"/>
+          <w:sz w:val="28"/>
+          <w:szCs w:val="28"/>
+        </w:rPr>
+      </w:pPr>
+      <w:r>
+        <w:rPr>
+          <w:rFonts w:cs="Times New Roman"/>
+          <w:color w:val="1A1A1A"/>
+          <w:sz w:val="28"/>
+          <w:szCs w:val="28"/>
+        </w:rPr>
+        <w:t>Министерство образования Республики Мордовия</w:t>
+      </w:r>
+    </w:p>
+    <w:p>
+      <w:pPr>
+        <w:pStyle w:val="Standard"/>
+        <w:jc w:val="center"/>
+        <w:rPr>
+          <w:rFonts w:cs="Times New Roman"/>
+          <w:color w:val="1A1A1A"/>
+          <w:sz w:val="28"/>
+          <w:szCs w:val="28"/>
+        </w:rPr>
+      </w:pPr>
+      <w:r>
+        <w:rPr>
+          <w:rFonts w:cs="Times New Roman"/>
+          <w:color w:val="1A1A1A"/>
+          <w:sz w:val="28"/>
+          <w:szCs w:val="28"/>
+        </w:rPr>
+        <w:t>ГБОУ РМ «Республиканский лицей для одарённых детей»</w:t>
+      </w:r>
+    </w:p>
+    <w:p>
+      <w:pPr>
+        <w:pStyle w:val="Standard"/>
+        <w:jc w:val="center"/>
+        <w:rPr>
+          <w:rFonts w:cs="Times New Roman"/>
+          <w:color w:val="1A1A1A"/>
+          <w:sz w:val="28"/>
+          <w:szCs w:val="28"/>
+        </w:rPr>
+      </w:pPr>
+    </w:p>
+    <w:p>
+      <w:pPr>
+        <w:pStyle w:val="Standard"/>
+        <w:jc w:val="center"/>
+        <w:rPr>
+          <w:rFonts w:cs="Times New Roman"/>
+          <w:color w:val="1A1A1A"/>
+          <w:sz w:val="28"/>
+          <w:szCs w:val="28"/>
+        </w:rPr>
+      </w:pPr>
+      <w:r>
+        <w:rPr>
+          <w:rFonts w:cs="Times New Roman"/>
+          <w:color w:val="1A1A1A"/>
+          <w:sz w:val="28"/>
+          <w:szCs w:val="28"/>
+        </w:rPr>
+        <w:t>Индивидуальный проект</w:t>
+      </w:r>
+    </w:p>
+    <w:p>
+      <w:pPr>
+        <w:pStyle w:val="Standard"/>
+        <w:jc w:val="center"/>
+        <w:rPr>
+          <w:rFonts w:cs="Times New Roman"/>
+          <w:color w:val="1A1A1A"/>
+          <w:sz w:val="28"/>
+          <w:szCs w:val="28"/>
+        </w:rPr>
+      </w:pPr>
+      <w:r>
+        <w:rPr>
+          <w:rFonts w:cs="Times New Roman"/>
+          <w:color w:val="1A1A1A"/>
+          <w:sz w:val="28"/>
+          <w:szCs w:val="28"/>
+        </w:rPr>
+        <w:t>на тему:</w:t>
+      </w:r>
+    </w:p>
+    <w:p>
+      <w:pPr>
+        <w:pStyle w:val="Standard"/>
+        <w:jc w:val="center"/>
+      </w:pPr>
+      <w:r>
+        <w:rPr>
+          <w:rFonts w:cs="Times New Roman"/>
+          <w:color w:val="1A1A1A"/>
+          <w:sz w:val="28"/>
+          <w:szCs w:val="28"/>
+        </w:rPr>
+        <w:t>«</w:t>
+      </w:r>
+      <w:r>
+        <w:rPr>
+          <w:rFonts w:cs="Times New Roman"/>
+          <w:color w:val="1A1A1A"/>
+          <w:sz w:val="28"/>
+          <w:szCs w:val="28"/>
+        </w:rPr>
+        <w:t>Создание нейросети для распознавания жестов</w:t>
+      </w:r>
+      <w:r>
+        <w:rPr>
+          <w:rFonts w:cs="Times New Roman"/>
+          <w:color w:val="1A1A1A"/>
+          <w:sz w:val="28"/>
+          <w:szCs w:val="28"/>
+        </w:rPr>
+        <w:t>»</w:t>
+      </w:r>
+    </w:p>
+    <w:p>
+      <w:pPr>
+        <w:pStyle w:val="Standard"/>
+        <w:jc w:val="center"/>
+        <w:rPr>
+          <w:rFonts w:cs="Times New Roman"/>
+          <w:color w:val="1A1A1A"/>
+          <w:sz w:val="28"/>
+          <w:szCs w:val="28"/>
+        </w:rPr>
+      </w:pPr>
+    </w:p>
+    <w:p>
+      <w:pPr>
+        <w:pStyle w:val="Standard"/>
+        <w:jc w:val="center"/>
+        <w:rPr>
+          <w:rFonts w:cs="Times New Roman"/>
+          <w:color w:val="1A1A1A"/>
+          <w:sz w:val="28"/>
+          <w:szCs w:val="28"/>
+        </w:rPr>
+      </w:pPr>
+    </w:p>
+    <w:p>
+      <w:pPr>
+        <w:pStyle w:val="Standard"/>
+        <w:jc w:val="center"/>
+        <w:rPr>
+          <w:rFonts w:cs="Times New Roman"/>
+          <w:color w:val="1A1A1A"/>
+          <w:sz w:val="28"/>
+          <w:szCs w:val="28"/>
+        </w:rPr>
+      </w:pPr>
+    </w:p>
+    <w:p>
+      <w:pPr>
+        <w:pStyle w:val="Standard"/>
+        <w:jc w:val="center"/>
+        <w:rPr>
+          <w:rFonts w:cs="Times New Roman"/>
+          <w:color w:val="1A1A1A"/>
+          <w:sz w:val="28"/>
+          <w:szCs w:val="28"/>
+        </w:rPr>
+      </w:pPr>
+    </w:p>
+    <w:p>
+      <w:pPr>
+        <w:pStyle w:val="Standard"/>
+        <w:jc w:val="center"/>
+        <w:rPr>
+          <w:rFonts w:cs="Times New Roman"/>
+          <w:color w:val="1A1A1A"/>
+          <w:sz w:val="28"/>
+          <w:szCs w:val="28"/>
+        </w:rPr>
+      </w:pPr>
+    </w:p>
+    <w:p>
+      <w:pPr>
+        <w:pStyle w:val="Standard"/>
+        <w:jc w:val="center"/>
+        <w:rPr>
+          <w:rFonts w:cs="Times New Roman"/>
+          <w:color w:val="1A1A1A"/>
+          <w:sz w:val="28"/>
+          <w:szCs w:val="28"/>
+        </w:rPr>
+      </w:pPr>
+    </w:p>
+    <w:p>
+      <w:pPr>
+        <w:pStyle w:val="Standard"/>
+        <w:jc w:val="center"/>
+        <w:rPr>
+          <w:rFonts w:cs="Times New Roman"/>
+          <w:color w:val="1A1A1A"/>
+          <w:sz w:val="28"/>
+          <w:szCs w:val="28"/>
+        </w:rPr>
+      </w:pPr>
+    </w:p>
+    <w:p>
+      <w:pPr>
+        <w:pStyle w:val="Standard"/>
+        <w:jc w:val="center"/>
+        <w:rPr>
+          <w:rFonts w:cs="Times New Roman"/>
+          <w:color w:val="1A1A1A"/>
+          <w:sz w:val="28"/>
+          <w:szCs w:val="28"/>
+        </w:rPr>
+      </w:pPr>
+    </w:p>
+    <w:p>
+      <w:pPr>
+        <w:pStyle w:val="Standard"/>
+        <w:jc w:val="center"/>
+        <w:rPr>
+          <w:rFonts w:cs="Times New Roman"/>
+          <w:color w:val="1A1A1A"/>
+          <w:sz w:val="28"/>
+          <w:szCs w:val="28"/>
+        </w:rPr>
+      </w:pPr>
+    </w:p>
+    <w:p>
+      <w:pPr>
+        <w:pStyle w:val="Standard"/>
+        <w:jc w:val="center"/>
+        <w:rPr>
+          <w:rFonts w:cs="Times New Roman"/>
+          <w:color w:val="1A1A1A"/>
+          <w:sz w:val="28"/>
+          <w:szCs w:val="28"/>
+        </w:rPr>
+      </w:pPr>
+    </w:p>
+    <w:p>
+      <w:pPr>
+        <w:pStyle w:val="Standard"/>
+        <w:jc w:val="center"/>
+        <w:rPr>
+          <w:rFonts w:cs="Times New Roman"/>
+          <w:color w:val="1A1A1A"/>
+          <w:sz w:val="28"/>
+          <w:szCs w:val="28"/>
+        </w:rPr>
+      </w:pPr>
+    </w:p>
+    <w:p>
+      <w:pPr>
+        <w:pStyle w:val="Standard"/>
+        <w:jc w:val="center"/>
+        <w:rPr>
+          <w:rFonts w:cs="Times New Roman"/>
+          <w:color w:val="1A1A1A"/>
+          <w:sz w:val="28"/>
+          <w:szCs w:val="28"/>
+        </w:rPr>
+      </w:pPr>
+    </w:p>
+    <w:p>
+      <w:pPr>
+        <w:pStyle w:val="Standard"/>
+        <w:jc w:val="center"/>
+        <w:rPr>
+          <w:rFonts w:cs="Times New Roman"/>
+          <w:color w:val="1A1A1A"/>
+          <w:sz w:val="28"/>
+          <w:szCs w:val="28"/>
+        </w:rPr>
+      </w:pPr>
+    </w:p>
+    <w:p>
+      <w:pPr>
+        <w:pStyle w:val="Standard"/>
+        <w:jc w:val="center"/>
+        <w:rPr>
+          <w:rFonts w:cs="Times New Roman"/>
+          <w:color w:val="1A1A1A"/>
+          <w:sz w:val="28"/>
+          <w:szCs w:val="28"/>
+        </w:rPr>
+      </w:pPr>
+    </w:p>
+    <w:p>
+      <w:pPr>
+        <w:pStyle w:val="Standard"/>
+        <w:jc w:val="center"/>
+        <w:rPr>
+          <w:rFonts w:cs="Times New Roman"/>
+          <w:color w:val="1A1A1A"/>
+          <w:sz w:val="28"/>
+          <w:szCs w:val="28"/>
+        </w:rPr>
+      </w:pPr>
+    </w:p>
+    <w:p>
+      <w:pPr>
+        <w:pStyle w:val="Standard"/>
+        <w:jc w:val="center"/>
+        <w:rPr>
+          <w:rFonts w:cs="Times New Roman"/>
+          <w:color w:val="1A1A1A"/>
+          <w:sz w:val="28"/>
+          <w:szCs w:val="28"/>
+        </w:rPr>
+      </w:pPr>
+    </w:p>
+    <w:p>
+      <w:pPr>
+        <w:pStyle w:val="Standard"/>
+        <w:jc w:val="center"/>
+        <w:rPr>
+          <w:rFonts w:cs="Times New Roman"/>
+          <w:color w:val="1A1A1A"/>
+          <w:sz w:val="28"/>
+          <w:szCs w:val="28"/>
+        </w:rPr>
+      </w:pPr>
+    </w:p>
+    <w:p>
+      <w:pPr>
+        <w:pStyle w:val="Standard"/>
+        <w:jc w:val="center"/>
+        <w:rPr>
+          <w:rFonts w:cs="Times New Roman"/>
+          <w:color w:val="1A1A1A"/>
+          <w:sz w:val="28"/>
+          <w:szCs w:val="28"/>
+        </w:rPr>
+      </w:pPr>
+    </w:p>
+    <w:p>
+      <w:pPr>
+        <w:pStyle w:val="Standard"/>
+        <w:jc w:val="center"/>
+        <w:rPr>
+          <w:rFonts w:cs="Times New Roman"/>
+          <w:color w:val="1A1A1A"/>
+          <w:sz w:val="28"/>
+          <w:szCs w:val="28"/>
+        </w:rPr>
+      </w:pPr>
+    </w:p>
+    <w:p>
+      <w:pPr>
+        <w:pStyle w:val="Standard"/>
+        <w:jc w:val="center"/>
+        <w:rPr>
+          <w:rFonts w:cs="Times New Roman"/>
+          <w:color w:val="1A1A1A"/>
+          <w:sz w:val="28"/>
+          <w:szCs w:val="28"/>
+        </w:rPr>
+      </w:pPr>
+    </w:p>
+    <w:p>
+      <w:pPr>
+        <w:pStyle w:val="Standard"/>
+        <w:jc w:val="center"/>
+        <w:rPr>
+          <w:rFonts w:cs="Times New Roman"/>
+          <w:color w:val="1A1A1A"/>
+          <w:sz w:val="28"/>
+          <w:szCs w:val="28"/>
+        </w:rPr>
+      </w:pPr>
+    </w:p>
+    <w:p>
+      <w:pPr>
+        <w:pStyle w:val="Standard"/>
+        <w:jc w:val="center"/>
+        <w:rPr>
+          <w:rFonts w:cs="Times New Roman"/>
+          <w:color w:val="1A1A1A"/>
+          <w:sz w:val="28"/>
+          <w:szCs w:val="28"/>
+        </w:rPr>
+      </w:pPr>
+    </w:p>
+    <w:p>
+      <w:pPr>
+        <w:pStyle w:val="Standard"/>
+        <w:jc w:val="center"/>
+        <w:rPr>
+          <w:rFonts w:cs="Times New Roman"/>
+          <w:color w:val="1A1A1A"/>
+          <w:sz w:val="28"/>
+          <w:szCs w:val="28"/>
+        </w:rPr>
+      </w:pPr>
+    </w:p>
+    <w:p>
+      <w:pPr>
+        <w:pStyle w:val="Standard"/>
+        <w:jc w:val="center"/>
+        <w:rPr>
+          <w:rFonts w:cs="Times New Roman"/>
+          <w:color w:val="1A1A1A"/>
+          <w:sz w:val="28"/>
+          <w:szCs w:val="28"/>
+        </w:rPr>
+      </w:pPr>
+    </w:p>
+    <w:p>
+      <w:pPr>
+        <w:pStyle w:val="Standard"/>
+        <w:jc w:val="center"/>
+        <w:rPr>
+          <w:rFonts w:cs="Times New Roman"/>
+          <w:color w:val="1A1A1A"/>
+          <w:sz w:val="28"/>
+          <w:szCs w:val="28"/>
+        </w:rPr>
+      </w:pPr>
+    </w:p>
+    <w:p>
+      <w:pPr>
+        <w:pStyle w:val="Standard"/>
+        <w:jc w:val="center"/>
+        <w:rPr>
+          <w:rFonts w:cs="Times New Roman"/>
+          <w:color w:val="1A1A1A"/>
+          <w:sz w:val="28"/>
+          <w:szCs w:val="28"/>
+        </w:rPr>
+      </w:pPr>
+    </w:p>
+    <w:p>
+      <w:pPr>
+        <w:pStyle w:val="Standard"/>
+        <w:jc w:val="center"/>
+        <w:rPr>
+          <w:rFonts w:cs="Times New Roman"/>
+          <w:color w:val="1A1A1A"/>
+          <w:sz w:val="28"/>
+          <w:szCs w:val="28"/>
+        </w:rPr>
+      </w:pPr>
+    </w:p>
+    <w:p>
+      <w:pPr>
+        <w:pStyle w:val="Standard"/>
+        <w:jc w:val="center"/>
+        <w:rPr>
+          <w:rFonts w:cs="Times New Roman"/>
+          <w:color w:val="1A1A1A"/>
+          <w:sz w:val="28"/>
+          <w:szCs w:val="28"/>
+        </w:rPr>
+      </w:pPr>
+    </w:p>
+    <w:p>
+      <w:pPr>
+        <w:pStyle w:val="Standard"/>
+        <w:jc w:val="center"/>
+        <w:rPr>
+          <w:rFonts w:cs="Times New Roman"/>
+          <w:color w:val="1A1A1A"/>
+          <w:sz w:val="28"/>
+          <w:szCs w:val="28"/>
+        </w:rPr>
+      </w:pPr>
+    </w:p>
+    <w:p>
+      <w:pPr>
+        <w:pStyle w:val="Standard"/>
+        <w:jc w:val="center"/>
+        <w:rPr>
+          <w:rFonts w:cs="Times New Roman"/>
+          <w:color w:val="1A1A1A"/>
+          <w:sz w:val="28"/>
+          <w:szCs w:val="28"/>
+        </w:rPr>
+      </w:pPr>
+    </w:p>
+    <w:p>
+      <w:pPr>
+        <w:pStyle w:val="Standard"/>
+        <w:jc w:val="center"/>
+        <w:rPr>
+          <w:rFonts w:cs="Times New Roman"/>
+          <w:color w:val="1A1A1A"/>
+          <w:sz w:val="28"/>
+          <w:szCs w:val="28"/>
+        </w:rPr>
+      </w:pPr>
+    </w:p>
+    <w:p>
+      <w:pPr>
+        <w:pStyle w:val="Standard"/>
+        <w:jc w:val="center"/>
+        <w:rPr>
+          <w:rFonts w:cs="Times New Roman"/>
+          <w:color w:val="1A1A1A"/>
+          <w:sz w:val="28"/>
+          <w:szCs w:val="28"/>
+        </w:rPr>
+      </w:pPr>
+    </w:p>
+    <w:p>
+      <w:pPr>
+        <w:pStyle w:val="Standard"/>
+        <w:jc w:val="center"/>
+        <w:rPr>
+          <w:rFonts w:cs="Times New Roman"/>
+          <w:color w:val="1A1A1A"/>
+          <w:sz w:val="28"/>
+          <w:szCs w:val="28"/>
+        </w:rPr>
+      </w:pPr>
+    </w:p>
+    <w:p>
+      <w:pPr>
+        <w:pStyle w:val="Standard"/>
+        <w:jc w:val="center"/>
+        <w:rPr>
+          <w:rFonts w:cs="Times New Roman"/>
+          <w:color w:val="1A1A1A"/>
+          <w:sz w:val="28"/>
+          <w:szCs w:val="28"/>
+        </w:rPr>
+      </w:pPr>
+    </w:p>
+    <w:p>
+      <w:pPr>
+        <w:pStyle w:val="Standard"/>
+        <w:jc w:val="center"/>
+        <w:rPr>
+          <w:rFonts w:cs="Times New Roman"/>
+          <w:color w:val="1A1A1A"/>
+          <w:sz w:val="28"/>
+          <w:szCs w:val="28"/>
+        </w:rPr>
+      </w:pPr>
+    </w:p>
+    <w:p>
+      <w:pPr>
+        <w:pStyle w:val="Standard"/>
+        <w:jc w:val="right"/>
+        <w:rPr>
+          <w:rFonts w:cs="Times New Roman"/>
+          <w:color w:val="1A1A1A"/>
+          <w:sz w:val="28"/>
+          <w:szCs w:val="28"/>
+        </w:rPr>
+      </w:pPr>
+      <w:r>
+        <w:rPr>
+          <w:rFonts w:cs="Times New Roman"/>
+          <w:color w:val="1A1A1A"/>
+          <w:sz w:val="28"/>
+          <w:szCs w:val="28"/>
+        </w:rPr>
+        <w:t>Выполнил:</w:t>
+      </w:r>
+    </w:p>
+    <w:p>
+      <w:pPr>
+        <w:pStyle w:val="Standard"/>
+        <w:jc w:val="right"/>
+        <w:rPr>
+          <w:rFonts w:cs="Times New Roman"/>
+          <w:color w:val="1A1A1A"/>
+          <w:sz w:val="28"/>
+          <w:szCs w:val="28"/>
+        </w:rPr>
+      </w:pPr>
+      <w:r>
+        <w:rPr>
+          <w:rFonts w:cs="Times New Roman"/>
+          <w:color w:val="1A1A1A"/>
+          <w:sz w:val="28"/>
+          <w:szCs w:val="28"/>
+        </w:rPr>
+        <w:t>учащийся 10 «В» класса</w:t>
+      </w:r>
+    </w:p>
+    <w:p>
+      <w:pPr>
+        <w:pStyle w:val="Standard"/>
+        <w:jc w:val="right"/>
+        <w:rPr>
+          <w:rFonts w:cs="Times New Roman"/>
+          <w:color w:val="1A1A1A"/>
+          <w:sz w:val="28"/>
+          <w:szCs w:val="28"/>
+        </w:rPr>
+      </w:pPr>
+      <w:r>
+        <w:rPr>
+          <w:rFonts w:cs="Times New Roman"/>
+          <w:color w:val="1A1A1A"/>
+          <w:sz w:val="28"/>
+          <w:szCs w:val="28"/>
+        </w:rPr>
+        <w:tab/>
+      </w:r>
+      <w:r>
+        <w:rPr>
+          <w:rFonts w:cs="Times New Roman"/>
+          <w:color w:val="1A1A1A"/>
+          <w:sz w:val="28"/>
+          <w:szCs w:val="28"/>
+        </w:rPr>
+        <w:t>Антонов Андрей</w:t>
+      </w:r>
+    </w:p>
+    <w:p>
+      <w:pPr>
+        <w:pStyle w:val="Standard"/>
+        <w:jc w:val="right"/>
+        <w:rPr>
+          <w:rFonts w:cs="Times New Roman"/>
+          <w:color w:val="1A1A1A"/>
+          <w:sz w:val="28"/>
+          <w:szCs w:val="28"/>
+        </w:rPr>
+      </w:pPr>
+      <w:r>
+        <w:rPr>
+          <w:rFonts w:cs="Times New Roman"/>
+          <w:color w:val="1A1A1A"/>
+          <w:sz w:val="28"/>
+          <w:szCs w:val="28"/>
+        </w:rPr>
+        <w:t>Руководитель проекта:</w:t>
+      </w:r>
+    </w:p>
+    <w:p>
+      <w:pPr>
+        <w:pStyle w:val="Standard"/>
+        <w:jc w:val="right"/>
+        <w:rPr>
+          <w:rFonts w:cs="Times New Roman"/>
+          <w:color w:val="1A1A1A"/>
+          <w:sz w:val="28"/>
+          <w:szCs w:val="28"/>
+        </w:rPr>
+      </w:pPr>
+      <w:r>
+        <w:rPr>
+          <w:rFonts w:cs="Times New Roman"/>
+          <w:color w:val="1A1A1A"/>
+          <w:sz w:val="28"/>
+          <w:szCs w:val="28"/>
+        </w:rPr>
+        <w:t>учитель информатики</w:t>
+      </w:r>
+    </w:p>
+    <w:p>
+      <w:pPr>
+        <w:pStyle w:val="PreformattedText"/>
+        <w:jc w:val="right"/>
+        <w:rPr>
+          <w:rFonts w:cs="Times New Roman"/>
+          <w:b/>
+          <w:bCs/>
+          <w:color w:val="1A1A1A"/>
+          <w:sz w:val="28"/>
+          <w:szCs w:val="28"/>
+          <w:u w:val="single"/>
+        </w:rPr>
+      </w:pPr>
+      <w:r>
+        <w:rPr>
+          <w:rFonts w:cs="Times New Roman"/>
+          <w:b/>
+          <w:bCs/>
+          <w:color w:val="1A1A1A"/>
+          <w:sz w:val="28"/>
+          <w:szCs w:val="28"/>
+          <w:u w:val="single"/>
+        </w:rPr>
+        <w:t>Рыбаков В.В</w:t>
+      </w:r>
+    </w:p>
+    <w:p>
+      <w:pPr>
+        <w:pStyle w:val="PreformattedText"/>
+        <w:pageBreakBefore/>
+        <w:jc w:val="center"/>
+        <w:rPr>
+          <w:b/>
+          <w:bCs/>
+          <w:sz w:val="28"/>
+          <w:szCs w:val="28"/>
+        </w:rPr>
+      </w:pPr>
+      <w:r>
+        <w:rPr>
+          <w:b/>
+          <w:bCs/>
+          <w:sz w:val="28"/>
+          <w:szCs w:val="28"/>
+        </w:rPr>
+        <w:lastRenderedPageBreak/>
+        <w:t>Содержание</w:t>
+      </w:r>
+    </w:p>
+    <w:tbl>
+      <w:tblPr>
+        <w:tblW w:w="0" w:type="dxa"/>
+        <w:tblInd w:w="120" w:type="dxa"/>
+        <w:tblLayout w:type="fixed"/>
+        <w:tblCellMar>
+          <w:left w:w="10" w:type="dxa"/>
+          <w:right w:w="10" w:type="dxa"/>
+        </w:tblCellMar>
+        <w:tblLook w:val="04A0" w:firstRow="1" w:lastRow="0" w:firstColumn="1" w:lastColumn="0" w:noHBand="0" w:noVBand="1"/>
+      </w:tblPr>
+      <w:tblGrid>
+        <w:gridCol w:w="327"/>
+        <w:gridCol w:w="9330"/>
+      </w:tblGrid>
+      <w:tr>
+        <w:tc>
+          <w:tcPr>
+            <w:tcW w:w="327" w:type="dxa"/>
+            <w:tcBorders>
+              <w:top w:val="single" w:sz="2" w:space="0" w:color="FFFFFF"/>
+              <w:left w:val="single" w:sz="2" w:space="0" w:color="FFFFFF"/>
+              <w:bottom w:val="single" w:sz="2" w:space="0" w:color="FFFFFF"/>
+              <w:right w:val="nil"/>
+            </w:tcBorders>
+            <w:shd w:val="clear" w:color="auto" w:fill="FFFFFF"/>
+            <w:tcMar>
+              <w:top w:w="55" w:type="dxa"/>
+              <w:left w:w="55" w:type="dxa"/>
+              <w:bottom w:w="55" w:type="dxa"/>
+              <w:right w:w="55" w:type="dxa"/>
+            </w:tcMar>
+            <w:hideMark/>
+          </w:tcPr>
+          <w:p>
+            <w:pPr>
+              <w:pStyle w:val="TableContents"/>
+              <w:jc w:val="center"/>
+              <w:rPr>
+                <w:rFonts w:eastAsia="NSimSun" w:cs="Courier New"/>
+                <w:sz w:val="28"/>
+                <w:szCs w:val="28"/>
+                <w:lang w:val="en-US"/>
+              </w:rPr>
+            </w:pPr>
+            <w:r>
+              <w:rPr>
+                <w:rFonts w:eastAsia="NSimSun" w:cs="Courier New"/>
+                <w:sz w:val="28"/>
+                <w:szCs w:val="28"/>
+                <w:lang w:val="en-US"/>
+              </w:rPr>
+              <w:t>1</w:t>
+            </w:r>
+          </w:p>
+        </w:tc>
+        <w:tc>
+          <w:tcPr>
+            <w:tcW w:w="9330" w:type="dxa"/>
+            <w:tcBorders>
+              <w:top w:val="single" w:sz="2" w:space="0" w:color="FFFFFF"/>
+              <w:left w:val="single" w:sz="2" w:space="0" w:color="FFFFFF"/>
+              <w:bottom w:val="single" w:sz="2" w:space="0" w:color="FFFFFF"/>
+              <w:right w:val="single" w:sz="2" w:space="0" w:color="FFFFFF"/>
+            </w:tcBorders>
+            <w:shd w:val="clear" w:color="auto" w:fill="FFFFFF"/>
+            <w:tcMar>
+              <w:top w:w="55" w:type="dxa"/>
+              <w:left w:w="55" w:type="dxa"/>
+              <w:bottom w:w="55" w:type="dxa"/>
+              <w:right w:w="55" w:type="dxa"/>
+            </w:tcMar>
+            <w:hideMark/>
+          </w:tcPr>
+          <w:p>
+            <w:pPr>
+              <w:pStyle w:val="TableContents"/>
+              <w:rPr>
+                <w:rFonts w:eastAsia="NSimSun" w:cs="Courier New"/>
+                <w:sz w:val="28"/>
+                <w:szCs w:val="28"/>
+              </w:rPr>
+            </w:pPr>
+            <w:r>
+              <w:rPr>
+                <w:rFonts w:eastAsia="NSimSun" w:cs="Courier New"/>
+                <w:sz w:val="28"/>
+                <w:szCs w:val="28"/>
+              </w:rPr>
+              <w:t>Введение............................................................................................................3</w:t>
+            </w:r>
+          </w:p>
+        </w:tc>
+      </w:tr>
+      <w:tr>
+        <w:tc>
+          <w:tcPr>
+            <w:tcW w:w="327" w:type="dxa"/>
+            <w:tcBorders>
+              <w:top w:val="nil"/>
+              <w:left w:val="single" w:sz="2" w:space="0" w:color="FFFFFF"/>
+              <w:bottom w:val="single" w:sz="2" w:space="0" w:color="FFFFFF"/>
+              <w:right w:val="nil"/>
+            </w:tcBorders>
+            <w:shd w:val="clear" w:color="auto" w:fill="FFFFFF"/>
+            <w:tcMar>
+              <w:top w:w="55" w:type="dxa"/>
+              <w:left w:w="55" w:type="dxa"/>
+              <w:bottom w:w="55" w:type="dxa"/>
+              <w:right w:w="55" w:type="dxa"/>
+            </w:tcMar>
+            <w:hideMark/>
+          </w:tcPr>
+          <w:p>
+            <w:pPr>
+              <w:pStyle w:val="TableContents"/>
+              <w:jc w:val="center"/>
+              <w:rPr>
+                <w:rFonts w:eastAsia="NSimSun" w:cs="Courier New"/>
+                <w:sz w:val="28"/>
+                <w:szCs w:val="28"/>
+                <w:lang w:val="en-US"/>
+              </w:rPr>
+            </w:pPr>
+            <w:r>
+              <w:rPr>
+                <w:rFonts w:eastAsia="NSimSun" w:cs="Courier New"/>
+                <w:sz w:val="28"/>
+                <w:szCs w:val="28"/>
+                <w:lang w:val="en-US"/>
+              </w:rPr>
+              <w:t>2</w:t>
+            </w:r>
+          </w:p>
+        </w:tc>
+        <w:tc>
+          <w:tcPr>
+            <w:tcW w:w="9330" w:type="dxa"/>
+            <w:tcBorders>
+              <w:top w:val="nil"/>
+              <w:left w:val="single" w:sz="2" w:space="0" w:color="FFFFFF"/>
+              <w:bottom w:val="single" w:sz="2" w:space="0" w:color="FFFFFF"/>
+              <w:right w:val="single" w:sz="2" w:space="0" w:color="FFFFFF"/>
+            </w:tcBorders>
+            <w:shd w:val="clear" w:color="auto" w:fill="FFFFFF"/>
+            <w:tcMar>
+              <w:top w:w="55" w:type="dxa"/>
+              <w:left w:w="55" w:type="dxa"/>
+              <w:bottom w:w="55" w:type="dxa"/>
+              <w:right w:w="55" w:type="dxa"/>
+            </w:tcMar>
+            <w:hideMark/>
+          </w:tcPr>
+          <w:p>
+            <w:pPr>
+              <w:pStyle w:val="PreformattedText"/>
+              <w:spacing w:line="360" w:lineRule="auto"/>
+              <w:rPr>
+                <w:sz w:val="28"/>
+                <w:szCs w:val="28"/>
+              </w:rPr>
+            </w:pPr>
+            <w:r>
+              <w:rPr>
+                <w:sz w:val="28"/>
+                <w:szCs w:val="28"/>
+              </w:rPr>
+              <w:t>Теоретическая часть.........................................................................................5</w:t>
+            </w:r>
+          </w:p>
+        </w:tc>
+      </w:tr>
+      <w:tr>
+        <w:tc>
+          <w:tcPr>
+            <w:tcW w:w="327" w:type="dxa"/>
+            <w:tcBorders>
+              <w:top w:val="nil"/>
+              <w:left w:val="single" w:sz="2" w:space="0" w:color="FFFFFF"/>
+              <w:bottom w:val="single" w:sz="2" w:space="0" w:color="FFFFFF"/>
+              <w:right w:val="nil"/>
+            </w:tcBorders>
+            <w:shd w:val="clear" w:color="auto" w:fill="FFFFFF"/>
+            <w:tcMar>
+              <w:top w:w="55" w:type="dxa"/>
+              <w:left w:w="55" w:type="dxa"/>
+              <w:bottom w:w="55" w:type="dxa"/>
+              <w:right w:w="55" w:type="dxa"/>
+            </w:tcMar>
+            <w:hideMark/>
+          </w:tcPr>
+          <w:p>
+            <w:pPr>
+              <w:pStyle w:val="TableContents"/>
+              <w:jc w:val="center"/>
+              <w:rPr>
+                <w:rFonts w:eastAsia="NSimSun" w:cs="Courier New"/>
+                <w:sz w:val="28"/>
+                <w:szCs w:val="28"/>
+              </w:rPr>
+            </w:pPr>
+            <w:r>
+              <w:rPr>
+                <w:rFonts w:eastAsia="NSimSun" w:cs="Courier New"/>
+                <w:sz w:val="28"/>
+                <w:szCs w:val="28"/>
+              </w:rPr>
+              <w:t>3</w:t>
+            </w:r>
+          </w:p>
+        </w:tc>
+        <w:tc>
+          <w:tcPr>
+            <w:tcW w:w="9330" w:type="dxa"/>
+            <w:tcBorders>
+              <w:top w:val="nil"/>
+              <w:left w:val="single" w:sz="2" w:space="0" w:color="FFFFFF"/>
+              <w:bottom w:val="single" w:sz="2" w:space="0" w:color="FFFFFF"/>
+              <w:right w:val="single" w:sz="2" w:space="0" w:color="FFFFFF"/>
+            </w:tcBorders>
+            <w:shd w:val="clear" w:color="auto" w:fill="FFFFFF"/>
+            <w:tcMar>
+              <w:top w:w="55" w:type="dxa"/>
+              <w:left w:w="55" w:type="dxa"/>
+              <w:bottom w:w="55" w:type="dxa"/>
+              <w:right w:w="55" w:type="dxa"/>
+            </w:tcMar>
+            <w:hideMark/>
+          </w:tcPr>
+          <w:p>
+            <w:pPr>
+              <w:pStyle w:val="TableContents"/>
+              <w:rPr>
+                <w:rFonts w:eastAsia="NSimSun" w:cs="Courier New"/>
+                <w:sz w:val="28"/>
+                <w:szCs w:val="28"/>
+              </w:rPr>
+            </w:pPr>
+            <w:r>
+              <w:rPr>
+                <w:rFonts w:eastAsia="NSimSun" w:cs="Courier New"/>
+                <w:sz w:val="28"/>
+                <w:szCs w:val="28"/>
+              </w:rPr>
+              <w:t>Вывод.................................................................................................................6</w:t>
+            </w:r>
+          </w:p>
+        </w:tc>
+      </w:tr>
+      <w:tr>
+        <w:trPr>
+          <w:trHeight w:val="446"/>
+        </w:trPr>
+        <w:tc>
+          <w:tcPr>
+            <w:tcW w:w="327" w:type="dxa"/>
+            <w:tcBorders>
+              <w:top w:val="nil"/>
+              <w:left w:val="single" w:sz="2" w:space="0" w:color="FFFFFF"/>
+              <w:bottom w:val="single" w:sz="2" w:space="0" w:color="FFFFFF"/>
+              <w:right w:val="nil"/>
+            </w:tcBorders>
+            <w:shd w:val="clear" w:color="auto" w:fill="FFFFFF"/>
+            <w:tcMar>
+              <w:top w:w="55" w:type="dxa"/>
+              <w:left w:w="55" w:type="dxa"/>
+              <w:bottom w:w="55" w:type="dxa"/>
+              <w:right w:w="55" w:type="dxa"/>
+            </w:tcMar>
+            <w:hideMark/>
+          </w:tcPr>
+          <w:p>
+            <w:pPr>
+              <w:pStyle w:val="TableContents"/>
+              <w:jc w:val="center"/>
+              <w:rPr>
+                <w:rFonts w:eastAsia="NSimSun" w:cs="Courier New"/>
+                <w:sz w:val="28"/>
+                <w:szCs w:val="28"/>
+              </w:rPr>
+            </w:pPr>
+            <w:r>
+              <w:rPr>
+                <w:rFonts w:eastAsia="NSimSun" w:cs="Courier New"/>
+                <w:sz w:val="28"/>
+                <w:szCs w:val="28"/>
+              </w:rPr>
+              <w:t>4</w:t>
+            </w:r>
+          </w:p>
+        </w:tc>
+        <w:tc>
+          <w:tcPr>
+            <w:tcW w:w="9330" w:type="dxa"/>
+            <w:tcBorders>
+              <w:top w:val="nil"/>
+              <w:left w:val="single" w:sz="2" w:space="0" w:color="FFFFFF"/>
+              <w:bottom w:val="single" w:sz="2" w:space="0" w:color="FFFFFF"/>
+              <w:right w:val="single" w:sz="2" w:space="0" w:color="FFFFFF"/>
+            </w:tcBorders>
+            <w:shd w:val="clear" w:color="auto" w:fill="FFFFFF"/>
+            <w:tcMar>
+              <w:top w:w="55" w:type="dxa"/>
+              <w:left w:w="55" w:type="dxa"/>
+              <w:bottom w:w="55" w:type="dxa"/>
+              <w:right w:w="55" w:type="dxa"/>
+            </w:tcMar>
+            <w:hideMark/>
+          </w:tcPr>
+          <w:p>
+            <w:pPr>
+              <w:pStyle w:val="TableContents"/>
+              <w:rPr>
+                <w:rFonts w:eastAsia="NSimSun" w:cs="Courier New"/>
+                <w:sz w:val="28"/>
+                <w:szCs w:val="28"/>
+              </w:rPr>
+            </w:pPr>
+            <w:r>
+              <w:rPr>
+                <w:rFonts w:eastAsia="NSimSun" w:cs="Courier New"/>
+                <w:sz w:val="28"/>
+                <w:szCs w:val="28"/>
+              </w:rPr>
+              <w:t>Практическая часть...........................................................................................7</w:t>
+            </w:r>
+          </w:p>
+        </w:tc>
+      </w:tr>
+      <w:tr>
+        <w:tc>
+          <w:tcPr>
+            <w:tcW w:w="327" w:type="dxa"/>
+            <w:tcBorders>
+              <w:top w:val="nil"/>
+              <w:left w:val="single" w:sz="2" w:space="0" w:color="FFFFFF"/>
+              <w:bottom w:val="single" w:sz="2" w:space="0" w:color="FFFFFF"/>
+              <w:right w:val="nil"/>
+            </w:tcBorders>
+            <w:shd w:val="clear" w:color="auto" w:fill="FFFFFF"/>
+            <w:tcMar>
+              <w:top w:w="55" w:type="dxa"/>
+              <w:left w:w="55" w:type="dxa"/>
+              <w:bottom w:w="55" w:type="dxa"/>
+              <w:right w:w="55" w:type="dxa"/>
+            </w:tcMar>
+            <w:hideMark/>
+          </w:tcPr>
+          <w:p>
+            <w:pPr>
+              <w:pStyle w:val="TableContents"/>
+              <w:jc w:val="center"/>
+              <w:rPr>
+                <w:rFonts w:eastAsia="NSimSun" w:cs="Courier New"/>
+                <w:sz w:val="28"/>
+                <w:szCs w:val="28"/>
+              </w:rPr>
+            </w:pPr>
+            <w:r>
+              <w:rPr>
+                <w:rFonts w:eastAsia="NSimSun" w:cs="Courier New"/>
+                <w:sz w:val="28"/>
+                <w:szCs w:val="28"/>
+              </w:rPr>
+              <w:t>5</w:t>
+            </w:r>
+          </w:p>
+        </w:tc>
+        <w:tc>
+          <w:tcPr>
+            <w:tcW w:w="9330" w:type="dxa"/>
+            <w:tcBorders>
+              <w:top w:val="nil"/>
+              <w:left w:val="single" w:sz="2" w:space="0" w:color="FFFFFF"/>
+              <w:bottom w:val="single" w:sz="2" w:space="0" w:color="FFFFFF"/>
+              <w:right w:val="single" w:sz="2" w:space="0" w:color="FFFFFF"/>
+            </w:tcBorders>
+            <w:shd w:val="clear" w:color="auto" w:fill="FFFFFF"/>
+            <w:tcMar>
+              <w:top w:w="55" w:type="dxa"/>
+              <w:left w:w="55" w:type="dxa"/>
+              <w:bottom w:w="55" w:type="dxa"/>
+              <w:right w:w="55" w:type="dxa"/>
+            </w:tcMar>
+            <w:hideMark/>
+          </w:tcPr>
+          <w:p>
+            <w:pPr>
+              <w:pStyle w:val="TableContents"/>
+              <w:rPr>
+                <w:rFonts w:eastAsia="NSimSun" w:cs="Courier New"/>
+                <w:sz w:val="28"/>
+                <w:szCs w:val="28"/>
+              </w:rPr>
+            </w:pPr>
+            <w:r>
+              <w:rPr>
+                <w:rFonts w:eastAsia="NSimSun" w:cs="Courier New"/>
+                <w:sz w:val="28"/>
+                <w:szCs w:val="28"/>
+              </w:rPr>
+              <w:t>Вывод.................................................................................................................14</w:t>
+            </w:r>
+          </w:p>
+        </w:tc>
+      </w:tr>
+      <w:tr>
+        <w:tc>
+          <w:tcPr>
+            <w:tcW w:w="327" w:type="dxa"/>
+            <w:tcBorders>
+              <w:top w:val="nil"/>
+              <w:left w:val="single" w:sz="2" w:space="0" w:color="FFFFFF"/>
+              <w:bottom w:val="single" w:sz="2" w:space="0" w:color="FFFFFF"/>
+              <w:right w:val="nil"/>
+            </w:tcBorders>
+            <w:shd w:val="clear" w:color="auto" w:fill="FFFFFF"/>
+            <w:tcMar>
+              <w:top w:w="55" w:type="dxa"/>
+              <w:left w:w="55" w:type="dxa"/>
+              <w:bottom w:w="55" w:type="dxa"/>
+              <w:right w:w="55" w:type="dxa"/>
+            </w:tcMar>
+            <w:hideMark/>
+          </w:tcPr>
+          <w:p>
+            <w:pPr>
+              <w:pStyle w:val="TableContents"/>
+              <w:jc w:val="center"/>
+              <w:rPr>
+                <w:rFonts w:eastAsia="NSimSun" w:cs="Courier New"/>
+                <w:sz w:val="28"/>
+                <w:szCs w:val="28"/>
+                <w:lang w:val="en-US"/>
+              </w:rPr>
+            </w:pPr>
+            <w:r>
+              <w:rPr>
+                <w:rFonts w:eastAsia="NSimSun" w:cs="Courier New"/>
+                <w:sz w:val="28"/>
+                <w:szCs w:val="28"/>
+                <w:lang w:val="en-US"/>
+              </w:rPr>
+              <w:t>6</w:t>
+            </w:r>
+          </w:p>
+        </w:tc>
+        <w:tc>
+          <w:tcPr>
+            <w:tcW w:w="9330" w:type="dxa"/>
+            <w:tcBorders>
+              <w:top w:val="nil"/>
+              <w:left w:val="single" w:sz="2" w:space="0" w:color="FFFFFF"/>
+              <w:bottom w:val="single" w:sz="2" w:space="0" w:color="FFFFFF"/>
+              <w:right w:val="single" w:sz="2" w:space="0" w:color="FFFFFF"/>
+            </w:tcBorders>
+            <w:shd w:val="clear" w:color="auto" w:fill="FFFFFF"/>
+            <w:tcMar>
+              <w:top w:w="55" w:type="dxa"/>
+              <w:left w:w="55" w:type="dxa"/>
+              <w:bottom w:w="55" w:type="dxa"/>
+              <w:right w:w="55" w:type="dxa"/>
+            </w:tcMar>
+            <w:hideMark/>
+          </w:tcPr>
+          <w:p>
+            <w:pPr>
+              <w:pStyle w:val="TableContents"/>
+              <w:rPr>
+                <w:rFonts w:eastAsia="NSimSun" w:cs="Courier New"/>
+                <w:sz w:val="28"/>
+                <w:szCs w:val="28"/>
+              </w:rPr>
+            </w:pPr>
+            <w:r>
+              <w:rPr>
+                <w:rFonts w:eastAsia="NSimSun" w:cs="Courier New"/>
+                <w:sz w:val="28"/>
+                <w:szCs w:val="28"/>
+              </w:rPr>
+              <w:t>Заключение........................................................................................................15</w:t>
+            </w:r>
+          </w:p>
+        </w:tc>
+      </w:tr>
+      <w:tr>
+        <w:tc>
+          <w:tcPr>
+            <w:tcW w:w="327" w:type="dxa"/>
+            <w:tcBorders>
+              <w:top w:val="nil"/>
+              <w:left w:val="single" w:sz="2" w:space="0" w:color="FFFFFF"/>
+              <w:bottom w:val="single" w:sz="2" w:space="0" w:color="FFFFFF"/>
+              <w:right w:val="nil"/>
+            </w:tcBorders>
+            <w:shd w:val="clear" w:color="auto" w:fill="FFFFFF"/>
+            <w:tcMar>
+              <w:top w:w="55" w:type="dxa"/>
+              <w:left w:w="55" w:type="dxa"/>
+              <w:bottom w:w="55" w:type="dxa"/>
+              <w:right w:w="55" w:type="dxa"/>
+            </w:tcMar>
+            <w:hideMark/>
+          </w:tcPr>
+          <w:p>
+            <w:pPr>
+              <w:pStyle w:val="TableContents"/>
+              <w:jc w:val="center"/>
+              <w:rPr>
+                <w:rFonts w:eastAsia="NSimSun" w:cs="Courier New"/>
+                <w:sz w:val="28"/>
+                <w:szCs w:val="28"/>
+              </w:rPr>
+            </w:pPr>
+            <w:r>
+              <w:rPr>
+                <w:rFonts w:eastAsia="NSimSun" w:cs="Courier New"/>
+                <w:sz w:val="28"/>
+                <w:szCs w:val="28"/>
+              </w:rPr>
+              <w:t>7</w:t>
+            </w:r>
+          </w:p>
+        </w:tc>
+        <w:tc>
+          <w:tcPr>
+            <w:tcW w:w="9330" w:type="dxa"/>
+            <w:tcBorders>
+              <w:top w:val="nil"/>
+              <w:left w:val="single" w:sz="2" w:space="0" w:color="FFFFFF"/>
+              <w:bottom w:val="single" w:sz="2" w:space="0" w:color="FFFFFF"/>
+              <w:right w:val="single" w:sz="2" w:space="0" w:color="FFFFFF"/>
+            </w:tcBorders>
+            <w:shd w:val="clear" w:color="auto" w:fill="FFFFFF"/>
+            <w:tcMar>
+              <w:top w:w="55" w:type="dxa"/>
+              <w:left w:w="55" w:type="dxa"/>
+              <w:bottom w:w="55" w:type="dxa"/>
+              <w:right w:w="55" w:type="dxa"/>
+            </w:tcMar>
+            <w:hideMark/>
+          </w:tcPr>
+          <w:p>
+            <w:pPr>
+              <w:pStyle w:val="PreformattedText"/>
+              <w:rPr>
+                <w:sz w:val="28"/>
+                <w:szCs w:val="28"/>
+              </w:rPr>
+            </w:pPr>
+            <w:r>
+              <w:rPr>
+                <w:sz w:val="28"/>
+                <w:szCs w:val="28"/>
+              </w:rPr>
+              <w:t>Список литературы...........................................................................................16</w:t>
+            </w:r>
+          </w:p>
+        </w:tc>
+      </w:tr>
+    </w:tbl>
+    <w:p>
+      <w:pPr>
+        <w:pStyle w:val="PreformattedText"/>
+        <w:jc w:val="center"/>
+        <w:rPr>
+          <w:sz w:val="28"/>
+          <w:szCs w:val="28"/>
+        </w:rPr>
+      </w:pPr>
+    </w:p>
+    <w:p>
+      <w:pPr>
+        <w:pStyle w:val="PreformattedText"/>
+        <w:pageBreakBefore/>
+        <w:jc w:val="center"/>
+        <w:rPr>
+          <w:b/>
+          <w:bCs/>
+          <w:sz w:val="28"/>
+          <w:szCs w:val="28"/>
+        </w:rPr>
+      </w:pPr>
+      <w:r>
+        <w:rPr>
+          <w:b/>
+          <w:bCs/>
+          <w:sz w:val="28"/>
+          <w:szCs w:val="28"/>
+        </w:rPr>
+        <w:lastRenderedPageBreak/>
+        <w:t>Введение</w:t>
+      </w:r>
+    </w:p>
+    <w:p>
+      <w:pPr>
+        <w:pStyle w:val="PreformattedText"/>
+        <w:spacing w:line="360" w:lineRule="auto"/>
+        <w:ind w:firstLine="709"/>
+        <w:jc w:val="both"/>
+        <w:rPr>
+          <w:b/>
+          <w:bCs/>
+          <w:sz w:val="28"/>
+          <w:szCs w:val="28"/>
+        </w:rPr>
+      </w:pPr>
+      <w:r>
+        <w:rPr>
+          <w:b/>
+          <w:bCs/>
+          <w:sz w:val="28"/>
+          <w:szCs w:val="28"/>
+        </w:rPr>
+        <w:t>Актуальность</w:t>
+      </w:r>
+    </w:p>
+    <w:p>
+      <w:pPr>
+        <w:pStyle w:val="PreformattedText"/>
+        <w:spacing w:line="360" w:lineRule="auto"/>
+        <w:ind w:firstLine="709"/>
+        <w:jc w:val="both"/>
+        <w:rPr>
+          <w:sz w:val="28"/>
+          <w:szCs w:val="28"/>
+        </w:rPr>
+      </w:pPr>
+      <w:r>
+        <w:rPr>
+          <w:sz w:val="28"/>
+          <w:szCs w:val="28"/>
+        </w:rPr>
+        <w:t>В современном мире технологии компьютерного зрения и искусственного интеллекта все активнее внедряются в образование, медицину и повседневные цифровые сервисы. Одним из востребованных направлений является распознавание жестов руки, которое позволяет создавать более естественные и удобные способы взаимодействия человека с компьютером. При этом существующие решения часто требуют сложной настройки, мощного оборудования или не адаптированы для учебных целей.</w:t>
+      </w:r>
+    </w:p>
+    <w:p>
+      <w:pPr>
+        <w:pStyle w:val="PreformattedText"/>
+        <w:spacing w:line="360" w:lineRule="auto"/>
+        <w:ind w:firstLine="709"/>
+        <w:jc w:val="both"/>
+        <w:rPr>
+          <w:sz w:val="28"/>
+          <w:szCs w:val="28"/>
+        </w:rPr>
+      </w:pPr>
+      <w:r>
+        <w:rPr>
+          <w:sz w:val="28"/>
+          <w:szCs w:val="28"/>
+        </w:rPr>
+        <w:t>Актуальность данной работы обусловлена необходимостью разработки доступного и практико-ориентированного инструмента для распознавания жестов в реальном времени на базе нейросетевой модели. Проект объединяет полный цикл: подготовку датасета, обучение модели, тестирование и запуск live-распознавания через камеру, что делает его полезным как для изучения технологий машинного обучения, так и для создания прикладных интерфейсов без клавиатуры и мыши. Такой подход особенно важен в условиях роста интереса к бесконтактному управлению и инклюзивным цифровым решениям.</w:t>
+      </w:r>
+    </w:p>
+    <w:p>
+      <w:pPr>
+        <w:pStyle w:val="PreformattedText"/>
+        <w:spacing w:line="360" w:lineRule="auto"/>
+        <w:ind w:firstLine="709"/>
+        <w:jc w:val="both"/>
+        <w:rPr>
+          <w:b/>
+          <w:bCs/>
+          <w:sz w:val="28"/>
+          <w:szCs w:val="28"/>
+        </w:rPr>
+      </w:pPr>
+      <w:r>
+        <w:rPr>
+          <w:b/>
+          <w:bCs/>
+          <w:sz w:val="28"/>
+          <w:szCs w:val="28"/>
+        </w:rPr>
+        <w:t>Цель проекта</w:t>
+      </w:r>
+    </w:p>
+    <w:p>
+      <w:pPr>
+        <w:pStyle w:val="PreformattedText"/>
+        <w:spacing w:line="360" w:lineRule="auto"/>
+        <w:ind w:firstLine="709"/>
+        <w:jc w:val="both"/>
+        <w:rPr>
+          <w:sz w:val="28"/>
+          <w:szCs w:val="28"/>
+        </w:rPr>
+      </w:pPr>
+      <w:r>
+        <w:rPr>
+          <w:sz w:val="28"/>
+          <w:szCs w:val="28"/>
+        </w:rPr>
+        <w:t>Целью проекта является разработка функциональной системы распознавания жестов руки на языке Python с использованием </w:t>
+      </w:r>
+      <w:r>
+        <w:rPr>
+          <w:sz w:val="28"/>
+          <w:szCs w:val="28"/>
+        </w:rPr>
+        <w:t>PyTorch</w:t>
+      </w:r>
+      <w:r>
+        <w:rPr>
+          <w:sz w:val="28"/>
+          <w:szCs w:val="28"/>
+        </w:rPr>
+        <w:t> и модели </w:t>
+      </w:r>
+      <w:r>
+        <w:rPr>
+          <w:sz w:val="28"/>
+          <w:szCs w:val="28"/>
+        </w:rPr>
+        <w:t>ResNet18</w:t>
+      </w:r>
+      <w:r>
+        <w:rPr>
+          <w:sz w:val="28"/>
+          <w:szCs w:val="28"/>
+        </w:rPr>
+        <w:t>, включающей подготовку датасета, обучение и тестирование нейросети, а также реализацию инференса на изображениях и в реальном времени через веб-камеру.</w:t>
+      </w:r>
+    </w:p>
+    <w:p>
+      <w:pPr>
+        <w:pStyle w:val="PreformattedText"/>
+        <w:spacing w:line="360" w:lineRule="auto"/>
+        <w:ind w:firstLine="709"/>
+        <w:jc w:val="both"/>
+        <w:rPr>
+          <w:b/>
+          <w:bCs/>
+          <w:sz w:val="28"/>
+          <w:szCs w:val="28"/>
+        </w:rPr>
+      </w:pPr>
+      <w:r>
+        <w:rPr>
+          <w:b/>
+          <w:bCs/>
+          <w:sz w:val="28"/>
+          <w:szCs w:val="28"/>
+        </w:rPr>
+        <w:t>Задачи проекта</w:t>
+      </w:r>
+    </w:p>
+    <w:p>
+      <w:pPr>
+        <w:pStyle w:val="PreformattedText"/>
+        <w:spacing w:line="360" w:lineRule="auto"/>
+        <w:ind w:firstLine="709"/>
+        <w:jc w:val="both"/>
+        <w:rPr>
+          <w:sz w:val="28"/>
+          <w:szCs w:val="28"/>
+        </w:rPr>
+      </w:pPr>
+      <w:r>
+        <w:rPr>
+          <w:sz w:val="28"/>
+          <w:szCs w:val="28"/>
+        </w:rPr>
+        <w:t>Для достижения поставленной цели необходимо решить следующие задачи:</w:t>
+      </w:r>
+    </w:p>
+    <w:p>
+      <w:pPr>
+        <w:pStyle w:val="PreformattedText"/>
+        <w:spacing w:line="360" w:lineRule="auto"/>
+        <w:ind w:firstLine="709"/>
+        <w:jc w:val="both"/>
+        <w:rPr>
+          <w:sz w:val="28"/>
+          <w:szCs w:val="28"/>
+        </w:rPr>
+      </w:pPr>
+      <w:r>
+        <w:rPr>
+          <w:sz w:val="28"/>
+          <w:szCs w:val="28"/>
+        </w:rPr>
+        <w:t>1.</w:t>
+      </w:r>
+      <w:r>
+        <w:rPr>
+          <w:sz w:val="28"/>
+          <w:szCs w:val="28"/>
+        </w:rPr>
+        <w:t>Провести анализ предметной области: изучить подходы к распознаванию жестов руки, рассмотреть существующие решения компьютерного зрения и выявить их преимущества и ограничения.</w:t>
+      </w:r>
+    </w:p>
+    <w:p>
+      <w:pPr>
+        <w:pStyle w:val="PreformattedText"/>
+        <w:spacing w:line="360" w:lineRule="auto"/>
+        <w:ind w:firstLine="709"/>
+        <w:jc w:val="both"/>
+        <w:rPr>
+          <w:sz w:val="28"/>
+          <w:szCs w:val="28"/>
+        </w:rPr>
+      </w:pPr>
+      <w:r>
+        <w:rPr>
+          <w:sz w:val="28"/>
+          <w:szCs w:val="28"/>
+        </w:rPr>
+        <w:t>2.</w:t>
+      </w:r>
+      <w:r>
+        <w:rPr>
+          <w:sz w:val="28"/>
+          <w:szCs w:val="28"/>
+        </w:rPr>
+        <w:t>Изучить теоретические основы построения нейросетевых классификаторов изображений, включая принципы работы сверточных сетей и архитектуры ResNet18.</w:t>
+      </w:r>
+    </w:p>
+    <w:p>
+      <w:pPr>
+        <w:pStyle w:val="PreformattedText"/>
+        <w:spacing w:line="360" w:lineRule="auto"/>
+        <w:ind w:firstLine="709"/>
+        <w:jc w:val="both"/>
+        <w:rPr>
+          <w:sz w:val="28"/>
+          <w:szCs w:val="28"/>
+        </w:rPr>
+      </w:pPr>
+      <w:r>
+        <w:rPr>
+          <w:sz w:val="28"/>
+          <w:szCs w:val="28"/>
+        </w:rPr>
+        <w:t>3.</w:t>
+      </w:r>
+      <w:r>
+        <w:rPr>
+          <w:sz w:val="28"/>
+          <w:szCs w:val="28"/>
+        </w:rPr>
+        <w:t>Подготовить и структурировать датасет жестов: реализовать конвертацию исходных данных в удобный формат (train/val) и обеспечить корректное разбиение выборки.</w:t>
+      </w:r>
+    </w:p>
+    <w:p>
+      <w:pPr>
+        <w:pStyle w:val="PreformattedText"/>
+        <w:spacing w:line="360" w:lineRule="auto"/>
+        <w:ind w:firstLine="709"/>
+        <w:jc w:val="both"/>
+        <w:rPr>
+          <w:sz w:val="28"/>
+          <w:szCs w:val="28"/>
+        </w:rPr>
+      </w:pPr>
+      <w:r>
+        <w:rPr>
+          <w:sz w:val="28"/>
+          <w:szCs w:val="28"/>
+        </w:rPr>
+        <w:lastRenderedPageBreak/>
+        <w:t>4.</w:t>
+      </w:r>
+      <w:r>
+        <w:rPr>
+          <w:sz w:val="28"/>
+          <w:szCs w:val="28"/>
+        </w:rPr>
+        <w:t>Спроектировать архитектуру программного решения, включающую модули подготовки данных, обучения, валидации, инференса и live-распознавания через веб-камеру.</w:t>
+      </w:r>
+    </w:p>
+    <w:p>
+      <w:pPr>
+        <w:pStyle w:val="PreformattedText"/>
+        <w:spacing w:line="360" w:lineRule="auto"/>
+        <w:ind w:firstLine="709"/>
+        <w:jc w:val="both"/>
+        <w:rPr>
+          <w:sz w:val="28"/>
+          <w:szCs w:val="28"/>
+        </w:rPr>
+      </w:pPr>
+      <w:r>
+        <w:rPr>
+          <w:sz w:val="28"/>
+          <w:szCs w:val="28"/>
+        </w:rPr>
+        <w:t>5.</w:t>
+      </w:r>
+      <w:r>
+        <w:rPr>
+          <w:sz w:val="28"/>
+          <w:szCs w:val="28"/>
+        </w:rPr>
+        <w:t>Разработать программный код на Python с использованием PyTorch, реализующий обучение модели, сохранение весов и получение предсказаний для новых изображений.</w:t>
+      </w:r>
+    </w:p>
+    <w:p>
+      <w:pPr>
+        <w:pStyle w:val="PreformattedText"/>
+        <w:spacing w:line="360" w:lineRule="auto"/>
+        <w:ind w:firstLine="709"/>
+        <w:jc w:val="both"/>
+        <w:rPr>
+          <w:sz w:val="28"/>
+          <w:szCs w:val="28"/>
+        </w:rPr>
+      </w:pPr>
+      <w:r>
+        <w:rPr>
+          <w:sz w:val="28"/>
+          <w:szCs w:val="28"/>
+        </w:rPr>
+        <w:t>6.</w:t>
+      </w:r>
+      <w:r>
+        <w:rPr>
+          <w:sz w:val="28"/>
+          <w:szCs w:val="28"/>
+        </w:rPr>
+        <w:t>Реализовать пользовательские сценарии применения модели: распознавание жестов на папке тестовых изображений и в реальном времени (OpenCV/Tkinter-интерфейс).</w:t>
+      </w:r>
+    </w:p>
+    <w:p>
+      <w:pPr>
+        <w:pStyle w:val="PreformattedText"/>
+        <w:spacing w:line="360" w:lineRule="auto"/>
+        <w:ind w:firstLine="709"/>
+        <w:jc w:val="both"/>
+        <w:rPr>
+          <w:sz w:val="28"/>
+          <w:szCs w:val="28"/>
+        </w:rPr>
+      </w:pPr>
+      <w:r>
+        <w:rPr>
+          <w:sz w:val="28"/>
+          <w:szCs w:val="28"/>
+        </w:rPr>
+        <w:t>7.</w:t>
+      </w:r>
+      <w:r>
+        <w:rPr>
+          <w:sz w:val="28"/>
+          <w:szCs w:val="28"/>
+        </w:rPr>
+        <w:t>Провести тестирование разработанной системы, оценить точность распознавания, стабильность работы и удобство использования.</w:t>
+      </w:r>
+    </w:p>
+    <w:p>
+      <w:pPr>
+        <w:pStyle w:val="PreformattedText"/>
+        <w:spacing w:line="360" w:lineRule="auto"/>
+        <w:ind w:firstLine="709"/>
+        <w:jc w:val="both"/>
+        <w:rPr>
+          <w:sz w:val="28"/>
+          <w:szCs w:val="28"/>
+        </w:rPr>
+      </w:pPr>
+      <w:r>
+        <w:rPr>
+          <w:sz w:val="28"/>
+          <w:szCs w:val="28"/>
+        </w:rPr>
+        <w:t>8.</w:t>
+      </w:r>
+      <w:r>
+        <w:rPr>
+          <w:sz w:val="28"/>
+          <w:szCs w:val="28"/>
+        </w:rPr>
+        <w:t>Подготовить техническую документацию и инструкцию по запуску, настройке и дальнейшему развитию проекта.</w:t>
+      </w:r>
+    </w:p>
+    <w:p>
+      <w:pPr>
+        <w:pStyle w:val="PreformattedText"/>
+        <w:pageBreakBefore/>
+        <w:spacing w:line="360" w:lineRule="auto"/>
+        <w:ind w:firstLine="709"/>
+        <w:jc w:val="center"/>
+        <w:rPr>
+          <w:b/>
+          <w:bCs/>
+          <w:sz w:val="28"/>
+          <w:szCs w:val="28"/>
+        </w:rPr>
+      </w:pPr>
+      <w:r>
+        <w:rPr>
+          <w:b/>
+          <w:bCs/>
+          <w:sz w:val="28"/>
+          <w:szCs w:val="28"/>
+        </w:rPr>
+        <w:lastRenderedPageBreak/>
+        <w:t>Теоретическая часть</w:t>
+      </w:r>
+    </w:p>
+    <w:p>
+      <w:pPr>
+        <w:pStyle w:val="PreformattedText"/>
+        <w:spacing w:line="360" w:lineRule="auto"/>
+        <w:ind w:firstLine="709"/>
+        <w:jc w:val="both"/>
+        <w:rPr>
+          <w:sz w:val="28"/>
+          <w:szCs w:val="28"/>
+        </w:rPr>
+      </w:pPr>
+      <w:r>
+        <w:rPr>
+          <w:sz w:val="28"/>
+          <w:szCs w:val="28"/>
+        </w:rPr>
+        <w:t>1.Понятие и классификация систем распознавания жестов</w:t>
+      </w:r>
+      <w:r>
+        <w:rPr>
+          <w:sz w:val="28"/>
+          <w:szCs w:val="28"/>
+        </w:rPr>
+        <w:br/>
+        <w:t>Система распознавания жестов — это программно-аппаратное решение, которое анализирует изображение или видеопоток и определяет, какой жест показывает пользователь. Такие системы относятся к области компьютерного зрения и применяются в человеко-машинном взаимодействии (Human-Computer Interaction).</w:t>
+      </w:r>
+      <w:r>
+        <w:rPr>
+          <w:sz w:val="28"/>
+          <w:szCs w:val="28"/>
+        </w:rPr>
+        <w:br/>
+        <w:t>Системы распознавания жестов можно классифицировать по нескольким признакам:</w:t>
+      </w:r>
+    </w:p>
+    <w:p>
+      <w:pPr>
+        <w:pStyle w:val="PreformattedText"/>
+        <w:spacing w:line="360" w:lineRule="auto"/>
+        <w:ind w:firstLine="709"/>
+        <w:jc w:val="both"/>
+        <w:rPr>
+          <w:sz w:val="28"/>
+          <w:szCs w:val="28"/>
+        </w:rPr>
+      </w:pPr>
+      <w:r>
+        <w:rPr>
+          <w:sz w:val="28"/>
+          <w:szCs w:val="28"/>
+        </w:rPr>
+        <w:t>-По источнику данных: по статическим изображениям и по видеопоследовательностям в реальном времени.</w:t>
+      </w:r>
+    </w:p>
+    <w:p>
+      <w:pPr>
+        <w:pStyle w:val="PreformattedText"/>
+        <w:spacing w:line="360" w:lineRule="auto"/>
+        <w:ind w:firstLine="709"/>
+        <w:jc w:val="both"/>
+        <w:rPr>
+          <w:sz w:val="28"/>
+          <w:szCs w:val="28"/>
+        </w:rPr>
+      </w:pPr>
+      <w:r>
+        <w:rPr>
+          <w:sz w:val="28"/>
+          <w:szCs w:val="28"/>
+        </w:rPr>
+        <w:t>-По способу получения сигнала: камерные (RGB-камеры), глубинные (Depth-камеры), сенсорные (перчатки, датчики).</w:t>
+      </w:r>
+    </w:p>
+    <w:p>
+      <w:pPr>
+        <w:pStyle w:val="PreformattedText"/>
+        <w:spacing w:line="360" w:lineRule="auto"/>
+        <w:ind w:firstLine="709"/>
+        <w:jc w:val="both"/>
+        <w:rPr>
+          <w:sz w:val="28"/>
+          <w:szCs w:val="28"/>
+        </w:rPr>
+      </w:pPr>
+      <w:r>
+        <w:rPr>
+          <w:sz w:val="28"/>
+          <w:szCs w:val="28"/>
+        </w:rPr>
+        <w:t>-По типу модели: классические методы компьютерного зрения и нейросетевые методы (CNN, гибридные модели).</w:t>
+      </w:r>
+    </w:p>
+    <w:p>
+      <w:pPr>
+        <w:pStyle w:val="PreformattedText"/>
+        <w:spacing w:line="360" w:lineRule="auto"/>
+        <w:ind w:firstLine="709"/>
+        <w:jc w:val="both"/>
+        <w:rPr>
+          <w:sz w:val="28"/>
+          <w:szCs w:val="28"/>
+        </w:rPr>
+      </w:pPr>
+      <w:r>
+        <w:rPr>
+          <w:sz w:val="28"/>
+          <w:szCs w:val="28"/>
+        </w:rPr>
+        <w:t>-По назначению: образовательные, медицинские, игровые, интерфейсные, промышленные.</w:t>
+      </w:r>
+    </w:p>
+    <w:p>
+      <w:pPr>
+        <w:pStyle w:val="PreformattedText"/>
+        <w:spacing w:line="360" w:lineRule="auto"/>
+        <w:ind w:firstLine="709"/>
+        <w:jc w:val="both"/>
+        <w:rPr>
+          <w:sz w:val="28"/>
+          <w:szCs w:val="28"/>
+        </w:rPr>
+      </w:pPr>
+      <w:r>
+        <w:rPr>
+          <w:sz w:val="28"/>
+          <w:szCs w:val="28"/>
+        </w:rPr>
+        <w:t>В рамках данного проекта рассматривается камерный подход на основе RGB-изображений и нейросетевой классификации жестов, что делает решение доступным для широкого круга пользователей без специального оборудования.</w:t>
+      </w:r>
+    </w:p>
+    <w:p>
+      <w:pPr>
+        <w:pStyle w:val="PreformattedText"/>
+        <w:spacing w:line="360" w:lineRule="auto"/>
+        <w:ind w:firstLine="709"/>
+        <w:jc w:val="both"/>
+        <w:rPr>
+          <w:sz w:val="28"/>
+          <w:szCs w:val="28"/>
+        </w:rPr>
+      </w:pPr>
+      <w:r>
+        <w:rPr>
+          <w:sz w:val="28"/>
+          <w:szCs w:val="28"/>
+        </w:rPr>
+        <w:t>2.Применение распознавания жестов в современных цифровых системах</w:t>
+      </w:r>
+      <w:r>
+        <w:rPr>
+          <w:sz w:val="28"/>
+          <w:szCs w:val="28"/>
+        </w:rPr>
+        <w:br/>
+        <w:t>Распознавание жестов используется там, где важны бесконтактное взаимодействие и интуитивное управление. Наиболее распространённые направления:</w:t>
+      </w:r>
+    </w:p>
+    <w:p>
+      <w:pPr>
+        <w:pStyle w:val="PreformattedText"/>
+        <w:spacing w:line="360" w:lineRule="auto"/>
+        <w:ind w:firstLine="709"/>
+        <w:jc w:val="both"/>
+        <w:rPr>
+          <w:sz w:val="28"/>
+          <w:szCs w:val="28"/>
+        </w:rPr>
+      </w:pPr>
+      <w:r>
+        <w:rPr>
+          <w:sz w:val="28"/>
+          <w:szCs w:val="28"/>
+        </w:rPr>
+        <w:t>-Управление интерфейсами без клавиатуры и мыши.</w:t>
+      </w:r>
+    </w:p>
+    <w:p>
+      <w:pPr>
+        <w:pStyle w:val="PreformattedText"/>
+        <w:spacing w:line="360" w:lineRule="auto"/>
+        <w:ind w:firstLine="709"/>
+        <w:jc w:val="both"/>
+        <w:rPr>
+          <w:sz w:val="28"/>
+          <w:szCs w:val="28"/>
+        </w:rPr>
+      </w:pPr>
+      <w:r>
+        <w:rPr>
+          <w:sz w:val="28"/>
+          <w:szCs w:val="28"/>
+        </w:rPr>
+        <w:t>-Создание обучающих и демонстрационных приложений по компьютерному зрению.</w:t>
+      </w:r>
+    </w:p>
+    <w:p>
+      <w:pPr>
+        <w:pStyle w:val="PreformattedText"/>
+        <w:spacing w:line="360" w:lineRule="auto"/>
+        <w:ind w:firstLine="709"/>
+        <w:jc w:val="both"/>
+        <w:rPr>
+          <w:sz w:val="28"/>
+          <w:szCs w:val="28"/>
+        </w:rPr>
+      </w:pPr>
+      <w:r>
+        <w:rPr>
+          <w:sz w:val="28"/>
+          <w:szCs w:val="28"/>
+        </w:rPr>
+        <w:t>-Поддержка инклюзивных технологий для пользователей с ограниченной подвижностью.</w:t>
+      </w:r>
+    </w:p>
+    <w:p>
+      <w:pPr>
+        <w:pStyle w:val="PreformattedText"/>
+        <w:spacing w:line="360" w:lineRule="auto"/>
+        <w:ind w:firstLine="709"/>
+        <w:jc w:val="both"/>
+        <w:rPr>
+          <w:sz w:val="28"/>
+          <w:szCs w:val="28"/>
+        </w:rPr>
+      </w:pPr>
+      <w:r>
+        <w:rPr>
+          <w:sz w:val="28"/>
+          <w:szCs w:val="28"/>
+        </w:rPr>
+        <w:t>-Интерактивные системы в образовании, презентациях и мультимедиа.</w:t>
+      </w:r>
+    </w:p>
+    <w:p>
+      <w:pPr>
+        <w:pStyle w:val="PreformattedText"/>
+        <w:spacing w:line="360" w:lineRule="auto"/>
+        <w:ind w:firstLine="709"/>
+        <w:jc w:val="both"/>
+        <w:rPr>
+          <w:sz w:val="28"/>
+          <w:szCs w:val="28"/>
+        </w:rPr>
+      </w:pPr>
+      <w:r>
+        <w:rPr>
+          <w:sz w:val="28"/>
+          <w:szCs w:val="28"/>
+        </w:rPr>
+        <w:t>Практическая ценность таких систем заключается в возможности работать в реальном времени и получать быстрый отклик от модели. Для учебных проектов это особенно важно, поскольку позволяет на одном примере изучить полный ML-цикл: подготовку данных, обучение модели, проверку качества и внедрение в пользовательское приложение.</w:t>
+      </w:r>
+    </w:p>
+    <w:p>
+      <w:pPr>
+        <w:pStyle w:val="PreformattedText"/>
+        <w:spacing w:line="360" w:lineRule="auto"/>
+        <w:ind w:firstLine="709"/>
+        <w:jc w:val="both"/>
+        <w:rPr>
+          <w:sz w:val="28"/>
+          <w:szCs w:val="28"/>
+        </w:rPr>
+      </w:pPr>
+      <w:r>
+        <w:rPr>
+          <w:sz w:val="28"/>
+          <w:szCs w:val="28"/>
+        </w:rPr>
+        <w:lastRenderedPageBreak/>
+        <w:t>3.Анализ подходов и существующих решений</w:t>
+      </w:r>
+      <w:r>
+        <w:rPr>
+          <w:sz w:val="28"/>
+          <w:szCs w:val="28"/>
+        </w:rPr>
+        <w:br/>
+        <w:t>Существующие решения в области распознавания жестов можно условно разделить на три группы:</w:t>
+      </w:r>
+    </w:p>
+    <w:p>
+      <w:pPr>
+        <w:pStyle w:val="PreformattedText"/>
+        <w:spacing w:line="360" w:lineRule="auto"/>
+        <w:ind w:firstLine="709"/>
+        <w:jc w:val="both"/>
+        <w:rPr>
+          <w:sz w:val="28"/>
+          <w:szCs w:val="28"/>
+        </w:rPr>
+      </w:pPr>
+      <w:r>
+        <w:rPr>
+          <w:sz w:val="28"/>
+          <w:szCs w:val="28"/>
+        </w:rPr>
+        <w:t>-Готовые коммерческие платформы и SDK: дают высокое качество, но часто закрыты, сложны для изучения и ограничены по кастомизации.</w:t>
+      </w:r>
+    </w:p>
+    <w:p>
+      <w:pPr>
+        <w:pStyle w:val="PreformattedText"/>
+        <w:spacing w:line="360" w:lineRule="auto"/>
+        <w:ind w:firstLine="709"/>
+        <w:jc w:val="both"/>
+        <w:rPr>
+          <w:sz w:val="28"/>
+          <w:szCs w:val="28"/>
+        </w:rPr>
+      </w:pPr>
+      <w:r>
+        <w:rPr>
+          <w:sz w:val="28"/>
+          <w:szCs w:val="28"/>
+        </w:rPr>
+        <w:t>-Исследовательские прототипы: демонстрируют хорошие алгоритмы, но нередко требуют сложной настройки и большого объёма вычислительных ресурсов.</w:t>
+      </w:r>
+    </w:p>
+    <w:p>
+      <w:pPr>
+        <w:pStyle w:val="PreformattedText"/>
+        <w:spacing w:line="360" w:lineRule="auto"/>
+        <w:ind w:firstLine="709"/>
+        <w:jc w:val="both"/>
+        <w:rPr>
+          <w:sz w:val="28"/>
+          <w:szCs w:val="28"/>
+        </w:rPr>
+      </w:pPr>
+      <w:r>
+        <w:rPr>
+          <w:sz w:val="28"/>
+          <w:szCs w:val="28"/>
+        </w:rPr>
+        <w:t>-Учебные open-source проекты: доступны для изучения, но часто покрывают только отдельные этапы (например, только обучение без live-инференса).</w:t>
+      </w:r>
+    </w:p>
+    <w:p>
+      <w:pPr>
+        <w:pStyle w:val="PreformattedText"/>
+        <w:spacing w:line="360" w:lineRule="auto"/>
+        <w:ind w:firstLine="709"/>
+        <w:jc w:val="both"/>
+        <w:rPr>
+          <w:sz w:val="28"/>
+          <w:szCs w:val="28"/>
+        </w:rPr>
+      </w:pPr>
+      <w:r>
+        <w:rPr>
+          <w:sz w:val="28"/>
+          <w:szCs w:val="28"/>
+        </w:rPr>
+        <w:t>Проведённый анализ показывает потребность в компактном и понятном проекте, который объединяет все этапы в единую систему: от подготовки датасета до распознавания с веб-камеры и визуального интерфейса. Именно эту задачу и решает данный проект.</w:t>
+      </w:r>
+    </w:p>
+    <w:p>
+      <w:pPr>
+        <w:pStyle w:val="PreformattedText"/>
+        <w:spacing w:line="360" w:lineRule="auto"/>
+        <w:ind w:firstLine="709"/>
+        <w:jc w:val="both"/>
+        <w:rPr>
+          <w:sz w:val="28"/>
+          <w:szCs w:val="28"/>
+        </w:rPr>
+      </w:pPr>
+      <w:r>
+        <w:rPr>
+          <w:sz w:val="28"/>
+          <w:szCs w:val="28"/>
+        </w:rPr>
+        <w:t>4.</w:t>
+      </w:r>
+      <w:r>
+        <w:rPr>
+          <w:sz w:val="28"/>
+          <w:szCs w:val="28"/>
+        </w:rPr>
+        <w:t>Инструменты</w:t>
+      </w:r>
+      <w:r>
+        <w:rPr>
+          <w:sz w:val="28"/>
+          <w:szCs w:val="28"/>
+        </w:rPr>
+        <w:t xml:space="preserve"> и технологии разработки</w:t>
+      </w:r>
+      <w:r>
+        <w:rPr>
+          <w:sz w:val="28"/>
+          <w:szCs w:val="28"/>
+        </w:rPr>
+        <w:br/>
+        <w:t>Для реализации проекта выбран язык Python, так как он предоставляет удобные библиотеки для машинного обучения и компьютерного зрения, а также позволяет быстро перейти от прототипа к рабочему приложению. Ключевые технологии проекта:</w:t>
+      </w:r>
+    </w:p>
+    <w:p>
+      <w:pPr>
+        <w:pStyle w:val="PreformattedText"/>
+        <w:spacing w:line="360" w:lineRule="auto"/>
+        <w:ind w:firstLine="709"/>
+        <w:jc w:val="both"/>
+        <w:rPr>
+          <w:sz w:val="28"/>
+          <w:szCs w:val="28"/>
+        </w:rPr>
+      </w:pPr>
+      <w:r>
+        <w:rPr>
+          <w:sz w:val="28"/>
+          <w:szCs w:val="28"/>
+        </w:rPr>
+        <w:t>-PyTorch — основной фреймворк для построения и обучения нейросетевой модели.</w:t>
+      </w:r>
+    </w:p>
+    <w:p>
+      <w:pPr>
+        <w:pStyle w:val="PreformattedText"/>
+        <w:spacing w:line="360" w:lineRule="auto"/>
+        <w:ind w:firstLine="709"/>
+        <w:jc w:val="both"/>
+        <w:rPr>
+          <w:sz w:val="28"/>
+          <w:szCs w:val="28"/>
+        </w:rPr>
+      </w:pPr>
+      <w:r>
+        <w:rPr>
+          <w:sz w:val="28"/>
+          <w:szCs w:val="28"/>
+        </w:rPr>
+        <w:t>-torchvision — инструменты для работы с изображениями и готовая архитектура ResNet18.</w:t>
+      </w:r>
+    </w:p>
+    <w:p>
+      <w:pPr>
+        <w:pStyle w:val="PreformattedText"/>
+        <w:spacing w:line="360" w:lineRule="auto"/>
+        <w:ind w:firstLine="709"/>
+        <w:jc w:val="both"/>
+        <w:rPr>
+          <w:sz w:val="28"/>
+          <w:szCs w:val="28"/>
+        </w:rPr>
+      </w:pPr>
+      <w:r>
+        <w:rPr>
+          <w:sz w:val="28"/>
+          <w:szCs w:val="28"/>
+        </w:rPr>
+        <w:t>-OpenCV — захват и обработка видеопотока с веб-камеры для live-распознавания.</w:t>
+      </w:r>
+    </w:p>
+    <w:p>
+      <w:pPr>
+        <w:pStyle w:val="PreformattedText"/>
+        <w:spacing w:line="360" w:lineRule="auto"/>
+        <w:ind w:firstLine="709"/>
+        <w:jc w:val="both"/>
+        <w:rPr>
+          <w:sz w:val="28"/>
+          <w:szCs w:val="28"/>
+        </w:rPr>
+      </w:pPr>
+      <w:r>
+        <w:rPr>
+          <w:sz w:val="28"/>
+          <w:szCs w:val="28"/>
+        </w:rPr>
+        <w:t>-Pillow — вспомогательная обработка изображений.</w:t>
+      </w:r>
+    </w:p>
+    <w:p>
+      <w:pPr>
+        <w:pStyle w:val="PreformattedText"/>
+        <w:spacing w:line="360" w:lineRule="auto"/>
+        <w:ind w:firstLine="709"/>
+        <w:jc w:val="both"/>
+        <w:rPr>
+          <w:sz w:val="28"/>
+          <w:szCs w:val="28"/>
+        </w:rPr>
+      </w:pPr>
+      <w:r>
+        <w:rPr>
+          <w:sz w:val="28"/>
+          <w:szCs w:val="28"/>
+        </w:rPr>
+        <w:t>-Tkinter — создание графического интерфейса для удобного пользовательского запуска распознавания.</w:t>
+      </w:r>
+    </w:p>
+    <w:p>
+      <w:pPr>
+        <w:pStyle w:val="PreformattedText"/>
+        <w:spacing w:line="360" w:lineRule="auto"/>
+        <w:ind w:firstLine="709"/>
+        <w:jc w:val="both"/>
+        <w:rPr>
+          <w:sz w:val="28"/>
+          <w:szCs w:val="28"/>
+        </w:rPr>
+      </w:pPr>
+      <w:r>
+        <w:rPr>
+          <w:sz w:val="28"/>
+          <w:szCs w:val="28"/>
+        </w:rPr>
+        <w:t>-PyArrow и формат .parquet — работа с исходными данными и подготовка датасета.</w:t>
+      </w:r>
+    </w:p>
+    <w:p>
+      <w:pPr>
+        <w:pStyle w:val="PreformattedText"/>
+        <w:spacing w:line="360" w:lineRule="auto"/>
+        <w:ind w:firstLine="709"/>
+        <w:jc w:val="both"/>
+        <w:rPr>
+          <w:sz w:val="28"/>
+          <w:szCs w:val="28"/>
+        </w:rPr>
+      </w:pPr>
+      <w:r>
+        <w:rPr>
+          <w:sz w:val="28"/>
+          <w:szCs w:val="28"/>
+        </w:rPr>
+        <w:t>Таким образом, выбранный стек технологий обеспечивает баланс между точностью, скоростью разработки и наглядностью, что особенно важно для учебного проекта по распознаванию жестов руки.</w:t>
+      </w:r>
+    </w:p>
+    <w:p>
+      <w:pPr>
+        <w:pStyle w:val="PreformattedText"/>
+        <w:spacing w:line="360" w:lineRule="auto"/>
+        <w:ind w:firstLine="709"/>
+        <w:jc w:val="both"/>
+        <w:rPr>
+          <w:sz w:val="28"/>
+          <w:szCs w:val="28"/>
+        </w:rPr>
+      </w:pPr>
+    </w:p>
+    <w:p>
+      <w:pPr>
+        <w:pStyle w:val="PreformattedText"/>
+        <w:pageBreakBefore/>
+        <w:spacing w:line="360" w:lineRule="auto"/>
+        <w:ind w:firstLine="709"/>
+        <w:jc w:val="both"/>
+        <w:rPr>
+          <w:b/>
+          <w:bCs/>
+          <w:sz w:val="28"/>
+          <w:szCs w:val="28"/>
+        </w:rPr>
+      </w:pPr>
+      <w:r>
+        <w:rPr>
+          <w:b/>
+          <w:bCs/>
+          <w:sz w:val="28"/>
+          <w:szCs w:val="28"/>
+        </w:rPr>
+        <w:lastRenderedPageBreak/>
+        <w:t>Практическая часть проекта</w:t>
+      </w:r>
+    </w:p>
+    <w:p>
+      <w:pPr>
+        <w:pStyle w:val="PreformattedText"/>
+        <w:spacing w:line="360" w:lineRule="auto"/>
+        <w:ind w:firstLine="709"/>
+        <w:jc w:val="both"/>
+        <w:rPr>
+          <w:sz w:val="28"/>
+          <w:szCs w:val="28"/>
+        </w:rPr>
+      </w:pPr>
+      <w:r>
+        <w:rPr>
+          <w:sz w:val="28"/>
+          <w:szCs w:val="28"/>
+        </w:rPr>
+        <w:t>Разработка Telegram-бота для изучения английского языка</w:t>
+      </w:r>
+    </w:p>
+    <w:p>
+      <w:pPr>
+        <w:pStyle w:val="PreformattedText"/>
+        <w:spacing w:line="360" w:lineRule="auto"/>
+        <w:ind w:firstLine="709"/>
+        <w:jc w:val="both"/>
+        <w:rPr>
+          <w:sz w:val="28"/>
+          <w:szCs w:val="28"/>
+        </w:rPr>
+      </w:pPr>
+      <w:r>
+        <w:rPr>
+          <w:sz w:val="28"/>
+          <w:szCs w:val="28"/>
+        </w:rPr>
+        <w:t>В практической части проекта был разработан Telegram-бот, который помогает пользователю изучать английский язык до уровня B1. Бот реализован на языке программирования Python с использованием библиотеки python-telegram-bot и работает в мессенджере Telegram.</w:t>
+      </w:r>
+    </w:p>
+    <w:p>
+      <w:pPr>
+        <w:pStyle w:val="PreformattedText"/>
+        <w:spacing w:line="360" w:lineRule="auto"/>
+        <w:ind w:firstLine="709"/>
+        <w:jc w:val="both"/>
+        <w:rPr>
+          <w:sz w:val="28"/>
+          <w:szCs w:val="28"/>
+        </w:rPr>
+      </w:pPr>
+      <w:r>
+        <w:rPr>
+          <w:sz w:val="28"/>
+          <w:szCs w:val="28"/>
+        </w:rPr>
+        <w:t>Основная задача программы — предоставлять пользователю учебные материалы, проводить тестирование и отслеживать прогресс обучения.</w:t>
+      </w:r>
+    </w:p>
+    <w:p>
+      <w:pPr>
+        <w:pStyle w:val="PreformattedText"/>
+        <w:spacing w:line="360" w:lineRule="auto"/>
+        <w:ind w:firstLine="709"/>
+        <w:jc w:val="both"/>
+        <w:rPr>
+          <w:sz w:val="28"/>
+          <w:szCs w:val="28"/>
+        </w:rPr>
+      </w:pPr>
+      <w:r>
+        <w:rPr>
+          <w:sz w:val="28"/>
+          <w:szCs w:val="28"/>
+        </w:rPr>
+        <w:t>1. Используемые библиотеки</w:t>
+      </w:r>
+    </w:p>
+    <w:p>
+      <w:pPr>
+        <w:pStyle w:val="PreformattedText"/>
+        <w:spacing w:line="360" w:lineRule="auto"/>
+        <w:ind w:firstLine="709"/>
+        <w:jc w:val="both"/>
+        <w:rPr>
+          <w:sz w:val="28"/>
+          <w:szCs w:val="28"/>
+        </w:rPr>
+      </w:pPr>
+      <w:r>
+        <w:rPr>
+          <w:sz w:val="28"/>
+          <w:szCs w:val="28"/>
+        </w:rPr>
+        <w:t>В программе используются следующие библиотеки Python:</w:t>
+      </w:r>
+    </w:p>
+    <w:p>
+      <w:pPr>
+        <w:pStyle w:val="PreformattedText"/>
+        <w:spacing w:line="360" w:lineRule="auto"/>
+        <w:ind w:firstLine="709"/>
+        <w:jc w:val="both"/>
+        <w:rPr>
+          <w:sz w:val="28"/>
+          <w:szCs w:val="28"/>
+        </w:rPr>
+      </w:pPr>
+      <w:r>
+        <w:rPr>
+          <w:sz w:val="28"/>
+          <w:szCs w:val="28"/>
+        </w:rPr>
+        <w:t>logging — используется для вывода служебной информации и отслеживания работы программы.</w:t>
+      </w:r>
+    </w:p>
+    <w:p>
+      <w:pPr>
+        <w:pStyle w:val="PreformattedText"/>
+        <w:spacing w:line="360" w:lineRule="auto"/>
+        <w:ind w:firstLine="709"/>
+        <w:jc w:val="both"/>
+        <w:rPr>
+          <w:sz w:val="28"/>
+          <w:szCs w:val="28"/>
+        </w:rPr>
+      </w:pPr>
+      <w:r>
+        <w:rPr>
+          <w:sz w:val="28"/>
+          <w:szCs w:val="28"/>
+        </w:rPr>
+        <w:t>random — применяется для случайного выбора тестовых вопросов.</w:t>
+      </w:r>
+    </w:p>
+    <w:p>
+      <w:pPr>
+        <w:pStyle w:val="PreformattedText"/>
+        <w:spacing w:line="360" w:lineRule="auto"/>
+        <w:ind w:firstLine="709"/>
+        <w:jc w:val="both"/>
+        <w:rPr>
+          <w:sz w:val="28"/>
+          <w:szCs w:val="28"/>
+        </w:rPr>
+      </w:pPr>
+      <w:r>
+        <w:rPr>
+          <w:sz w:val="28"/>
+          <w:szCs w:val="28"/>
+        </w:rPr>
+        <w:t>typing— используется для описания типов данных.</w:t>
+      </w:r>
+    </w:p>
+    <w:p>
+      <w:pPr>
+        <w:pStyle w:val="PreformattedText"/>
+        <w:spacing w:line="360" w:lineRule="auto"/>
+        <w:ind w:firstLine="709"/>
+        <w:jc w:val="both"/>
+        <w:rPr>
+          <w:sz w:val="28"/>
+          <w:szCs w:val="28"/>
+        </w:rPr>
+      </w:pPr>
+      <w:r>
+        <w:rPr>
+          <w:sz w:val="28"/>
+          <w:szCs w:val="28"/>
+        </w:rPr>
+        <w:t>telegram — обеспечивает взаимодействие программы с Telegram.</w:t>
+      </w:r>
+    </w:p>
+    <w:p>
+      <w:pPr>
+        <w:pStyle w:val="PreformattedText"/>
+        <w:spacing w:line="360" w:lineRule="auto"/>
+        <w:ind w:firstLine="709"/>
+        <w:jc w:val="both"/>
+        <w:rPr>
+          <w:sz w:val="28"/>
+          <w:szCs w:val="28"/>
+        </w:rPr>
+      </w:pPr>
+      <w:r>
+        <w:rPr>
+          <w:sz w:val="28"/>
+          <w:szCs w:val="28"/>
+        </w:rPr>
+        <w:t>telegram.ext — содержит инструменты для обработки команд и сообщений.</w:t>
+      </w:r>
+    </w:p>
+    <w:p>
+      <w:pPr>
+        <w:pStyle w:val="PreformattedText"/>
+        <w:spacing w:line="360" w:lineRule="auto"/>
+        <w:ind w:firstLine="709"/>
+        <w:jc w:val="both"/>
+        <w:rPr>
+          <w:sz w:val="28"/>
+          <w:szCs w:val="28"/>
+        </w:rPr>
+      </w:pPr>
+      <w:r>
+        <w:rPr>
+          <w:sz w:val="28"/>
+          <w:szCs w:val="28"/>
+        </w:rPr>
+        <w:t>Импорт библиотек в программе:</w:t>
+      </w:r>
+    </w:p>
+    <w:p>
+      <w:pPr>
+        <w:pStyle w:val="PreformattedText"/>
+        <w:spacing w:line="360" w:lineRule="auto"/>
+        <w:ind w:firstLine="709"/>
+        <w:jc w:val="both"/>
+        <w:rPr>
+          <w:sz w:val="28"/>
+          <w:szCs w:val="28"/>
+        </w:rPr>
+      </w:pPr>
+      <w:r>
+        <w:rPr>
+          <w:noProof/>
+          <w:lang w:eastAsia="ru-RU" w:bidi="ar-SA"/>
+        </w:rPr>
+        <w:drawing>
+          <wp:anchor distT="0" distB="0" distL="114300" distR="114300" simplePos="0" relativeHeight="251658240" behindDoc="0" locked="0" layoutInCell="1" allowOverlap="1">
+            <wp:simplePos x="0" y="0"/>
+            <wp:positionH relativeFrom="column">
+              <wp:posOffset>-13970</wp:posOffset>
+            </wp:positionH>
+            <wp:positionV relativeFrom="paragraph">
+              <wp:posOffset>165735</wp:posOffset>
+            </wp:positionV>
+            <wp:extent cx="6144260" cy="2571750"/>
+            <wp:effectExtent l="0" t="0" r="8890" b="0"/>
+            <wp:wrapTopAndBottom/>
+            <wp:docPr id="23" name="Рисунок 23"/>
+            <wp:cNvGraphicFramePr>
+              <a:graphicFrameLocks xmlns:a="http://schemas.openxmlformats.org/drawingml/2006/main" noChangeAspect="1"/>
+            </wp:cNvGraphicFramePr>
+            <a:graphic xmlns:a="http://schemas.openxmlformats.org/drawingml/2006/main">
+              <a:graphicData uri="http://schemas.openxmlformats.org/drawingml/2006/picture">
+                <pic:pic xmlns:pic="http://schemas.openxmlformats.org/drawingml/2006/picture">
+                  <pic:nvPicPr>
+                    <pic:cNvPr id="0" name="Графический объект1"/>
+                    <pic:cNvPicPr>
+                      <a:picLocks noChangeAspect="1" noChangeArrowheads="1"/>
+                    </pic:cNvPicPr>
+                  </pic:nvPicPr>
+                  <pic:blipFill>
+                    <a:blip r:embed="rId7">
+                      <a:extLst>
+                        <a:ext uri="{28A0092B-C50C-407E-A947-70E740481C1C}">
+                          <a14:useLocalDpi xmlns:a14="http://schemas.microsoft.com/office/drawing/2010/main" val="0"/>
+                        </a:ext>
+                      </a:extLst>
+                    </a:blip>
+                    <a:srcRect/>
+                    <a:stretch>
+                      <a:fillRect/>
+                    </a:stretch>
+                  </pic:blipFill>
+                  <pic:spPr bwMode="auto">
+                    <a:xfrm>
+                      <a:off x="0" y="0"/>
+                      <a:ext cx="6144260" cy="2571750"/>
+                    </a:xfrm>
+                    <a:prstGeom prst="rect">
+                      <a:avLst/>
+                    </a:prstGeom>
+                    <a:noFill/>
+                  </pic:spPr>
+                </pic:pic>
+              </a:graphicData>
+            </a:graphic>
+            <wp14:sizeRelH relativeFrom="page">
+              <wp14:pctWidth>0</wp14:pctWidth>
+            </wp14:sizeRelH>
+            <wp14:sizeRelV relativeFrom="page">
+              <wp14:pctHeight>0</wp14:pctHeight>
+            </wp14:sizeRelV>
+          </wp:anchor>
+        </w:drawing>
+      </w:r>
+    </w:p>
+    <w:p>
+      <w:pPr>
+        <w:pStyle w:val="PreformattedText"/>
+        <w:spacing w:line="360" w:lineRule="auto"/>
+        <w:ind w:firstLine="709"/>
+        <w:jc w:val="both"/>
+        <w:rPr>
+          <w:sz w:val="28"/>
+          <w:szCs w:val="28"/>
+        </w:rPr>
+      </w:pPr>
+      <w:r>
+        <w:rPr>
+          <w:sz w:val="28"/>
+          <w:szCs w:val="28"/>
+        </w:rPr>
+        <w:t>Эти библиотеки позволяют обрабатывать команды пользователей, отправлять сообщения и управлять логикой работы бота.</w:t>
+      </w:r>
+    </w:p>
+    <w:p>
+      <w:pPr>
+        <w:pStyle w:val="PreformattedText"/>
+        <w:spacing w:line="360" w:lineRule="auto"/>
+        <w:ind w:firstLine="709"/>
+        <w:jc w:val="both"/>
+        <w:rPr>
+          <w:sz w:val="28"/>
+          <w:szCs w:val="28"/>
+        </w:rPr>
+      </w:pPr>
+      <w:r>
+        <w:rPr>
+          <w:sz w:val="28"/>
+          <w:szCs w:val="28"/>
+        </w:rPr>
+        <w:t xml:space="preserve"> 2. Подключение учебных баз данных</w:t>
+      </w:r>
+    </w:p>
+    <w:p>
+      <w:pPr>
+        <w:pStyle w:val="PreformattedText"/>
+        <w:spacing w:line="360" w:lineRule="auto"/>
+        <w:ind w:firstLine="709"/>
+        <w:jc w:val="both"/>
+        <w:rPr>
+          <w:sz w:val="28"/>
+          <w:szCs w:val="28"/>
+        </w:rPr>
+      </w:pPr>
+      <w:r>
+        <w:rPr>
+          <w:sz w:val="28"/>
+          <w:szCs w:val="28"/>
+        </w:rPr>
+        <w:t>В программе используются отдельные файлы с учебным материалом:</w:t>
+      </w:r>
+    </w:p>
+    <w:p>
+      <w:pPr>
+        <w:pStyle w:val="PreformattedText"/>
+        <w:spacing w:line="360" w:lineRule="auto"/>
+        <w:jc w:val="both"/>
+        <w:rPr>
+          <w:sz w:val="28"/>
+          <w:szCs w:val="28"/>
+        </w:rPr>
+      </w:pPr>
+      <w:r>
+        <w:rPr>
+          <w:noProof/>
+          <w:lang w:eastAsia="ru-RU" w:bidi="ar-SA"/>
+        </w:rPr>
+        <w:lastRenderedPageBreak/>
+        <w:drawing>
+          <wp:anchor distT="0" distB="0" distL="114300" distR="114300" simplePos="0" relativeHeight="251658240" behindDoc="0" locked="0" layoutInCell="1" allowOverlap="1">
+            <wp:simplePos x="0" y="0"/>
+            <wp:positionH relativeFrom="column">
+              <wp:posOffset>17780</wp:posOffset>
+            </wp:positionH>
+            <wp:positionV relativeFrom="paragraph">
+              <wp:posOffset>0</wp:posOffset>
+            </wp:positionV>
+            <wp:extent cx="3893185" cy="821055"/>
+            <wp:effectExtent l="0" t="0" r="0" b="0"/>
+            <wp:wrapTopAndBottom/>
+            <wp:docPr id="22" name="Рисунок 22"/>
+            <wp:cNvGraphicFramePr>
+              <a:graphicFrameLocks xmlns:a="http://schemas.openxmlformats.org/drawingml/2006/main" noChangeAspect="1"/>
+            </wp:cNvGraphicFramePr>
+            <a:graphic xmlns:a="http://schemas.openxmlformats.org/drawingml/2006/main">
+              <a:graphicData uri="http://schemas.openxmlformats.org/drawingml/2006/picture">
+                <pic:pic xmlns:pic="http://schemas.openxmlformats.org/drawingml/2006/picture">
+                  <pic:nvPicPr>
+                    <pic:cNvPr id="0" name="Графический объект2"/>
+                    <pic:cNvPicPr>
+                      <a:picLocks noChangeAspect="1" noChangeArrowheads="1"/>
+                    </pic:cNvPicPr>
+                  </pic:nvPicPr>
+                  <pic:blipFill>
+                    <a:blip r:embed="rId8">
+                      <a:extLst>
+                        <a:ext uri="{28A0092B-C50C-407E-A947-70E740481C1C}">
+                          <a14:useLocalDpi xmlns:a14="http://schemas.microsoft.com/office/drawing/2010/main" val="0"/>
+                        </a:ext>
+                      </a:extLst>
+                    </a:blip>
+                    <a:srcRect/>
+                    <a:stretch>
+                      <a:fillRect/>
+                    </a:stretch>
+                  </pic:blipFill>
+                  <pic:spPr bwMode="auto">
+                    <a:xfrm>
+                      <a:off x="0" y="0"/>
+                      <a:ext cx="3893185" cy="821055"/>
+                    </a:xfrm>
+                    <a:prstGeom prst="rect">
+                      <a:avLst/>
+                    </a:prstGeom>
+                    <a:noFill/>
+                  </pic:spPr>
+                </pic:pic>
+              </a:graphicData>
+            </a:graphic>
+            <wp14:sizeRelH relativeFrom="page">
+              <wp14:pctWidth>0</wp14:pctWidth>
+            </wp14:sizeRelH>
+            <wp14:sizeRelV relativeFrom="page">
+              <wp14:pctHeight>0</wp14:pctHeight>
+            </wp14:sizeRelV>
+          </wp:anchor>
+        </w:drawing>
+      </w:r>
+    </w:p>
+    <w:p>
+      <w:pPr>
+        <w:pStyle w:val="PreformattedText"/>
+        <w:spacing w:line="360" w:lineRule="auto"/>
+        <w:ind w:firstLine="709"/>
+        <w:jc w:val="both"/>
+        <w:rPr>
+          <w:sz w:val="28"/>
+          <w:szCs w:val="28"/>
+        </w:rPr>
+      </w:pPr>
+      <w:r>
+        <w:rPr>
+          <w:sz w:val="28"/>
+          <w:szCs w:val="28"/>
+        </w:rPr>
+        <w:t>lesson_db — содержит базу уроков (теория, примеры и задания).</w:t>
+      </w:r>
+    </w:p>
+    <w:p>
+      <w:pPr>
+        <w:pStyle w:val="PreformattedText"/>
+        <w:spacing w:line="360" w:lineRule="auto"/>
+        <w:ind w:firstLine="709"/>
+        <w:jc w:val="both"/>
+        <w:rPr>
+          <w:sz w:val="28"/>
+          <w:szCs w:val="28"/>
+        </w:rPr>
+      </w:pPr>
+      <w:r>
+        <w:rPr>
+          <w:sz w:val="28"/>
+          <w:szCs w:val="28"/>
+        </w:rPr>
+        <w:t>quiz_db — содержит базу тестовых вопросов.</w:t>
+      </w:r>
+    </w:p>
+    <w:p>
+      <w:pPr>
+        <w:pStyle w:val="PreformattedText"/>
+        <w:spacing w:line="360" w:lineRule="auto"/>
+        <w:ind w:firstLine="709"/>
+        <w:jc w:val="both"/>
+        <w:rPr>
+          <w:sz w:val="28"/>
+          <w:szCs w:val="28"/>
+        </w:rPr>
+      </w:pPr>
+      <w:r>
+        <w:rPr>
+          <w:sz w:val="28"/>
+          <w:szCs w:val="28"/>
+        </w:rPr>
+        <w:t>Каждый урок включает:</w:t>
+      </w:r>
+    </w:p>
+    <w:p>
+      <w:pPr>
+        <w:pStyle w:val="PreformattedText"/>
+        <w:spacing w:line="360" w:lineRule="auto"/>
+        <w:ind w:firstLine="709"/>
+        <w:jc w:val="both"/>
+        <w:rPr>
+          <w:sz w:val="28"/>
+          <w:szCs w:val="28"/>
+        </w:rPr>
+      </w:pPr>
+      <w:r>
+        <w:rPr>
+          <w:sz w:val="28"/>
+          <w:szCs w:val="28"/>
+        </w:rPr>
+        <w:t>- название темы;</w:t>
+      </w:r>
+    </w:p>
+    <w:p>
+      <w:pPr>
+        <w:pStyle w:val="PreformattedText"/>
+        <w:spacing w:line="360" w:lineRule="auto"/>
+        <w:ind w:firstLine="709"/>
+        <w:jc w:val="both"/>
+        <w:rPr>
+          <w:sz w:val="28"/>
+          <w:szCs w:val="28"/>
+        </w:rPr>
+      </w:pPr>
+      <w:r>
+        <w:rPr>
+          <w:sz w:val="28"/>
+          <w:szCs w:val="28"/>
+        </w:rPr>
+        <w:t>- объяснение грамматики;</w:t>
+      </w:r>
+    </w:p>
+    <w:p>
+      <w:pPr>
+        <w:pStyle w:val="PreformattedText"/>
+        <w:spacing w:line="360" w:lineRule="auto"/>
+        <w:ind w:firstLine="709"/>
+        <w:jc w:val="both"/>
+        <w:rPr>
+          <w:sz w:val="28"/>
+          <w:szCs w:val="28"/>
+        </w:rPr>
+      </w:pPr>
+      <w:r>
+        <w:rPr>
+          <w:sz w:val="28"/>
+          <w:szCs w:val="28"/>
+        </w:rPr>
+        <w:t>- примеры предложений;</w:t>
+      </w:r>
+    </w:p>
+    <w:p>
+      <w:pPr>
+        <w:pStyle w:val="PreformattedText"/>
+        <w:spacing w:line="360" w:lineRule="auto"/>
+        <w:ind w:firstLine="709"/>
+        <w:jc w:val="both"/>
+        <w:rPr>
+          <w:sz w:val="28"/>
+          <w:szCs w:val="28"/>
+        </w:rPr>
+      </w:pPr>
+      <w:r>
+        <w:rPr>
+          <w:sz w:val="28"/>
+          <w:szCs w:val="28"/>
+        </w:rPr>
+        <w:t>- практические задания.</w:t>
+      </w:r>
+    </w:p>
+    <w:p>
+      <w:pPr>
+        <w:pStyle w:val="PreformattedText"/>
+        <w:spacing w:line="360" w:lineRule="auto"/>
+        <w:ind w:firstLine="709"/>
+        <w:jc w:val="both"/>
+        <w:rPr>
+          <w:sz w:val="28"/>
+          <w:szCs w:val="28"/>
+        </w:rPr>
+      </w:pPr>
+      <w:r>
+        <w:rPr>
+          <w:sz w:val="28"/>
+          <w:szCs w:val="28"/>
+        </w:rPr>
+        <w:t>Тесты содержат:</w:t>
+      </w:r>
+    </w:p>
+    <w:p>
+      <w:pPr>
+        <w:pStyle w:val="PreformattedText"/>
+        <w:spacing w:line="360" w:lineRule="auto"/>
+        <w:ind w:firstLine="709"/>
+        <w:jc w:val="both"/>
+        <w:rPr>
+          <w:sz w:val="28"/>
+          <w:szCs w:val="28"/>
+        </w:rPr>
+      </w:pPr>
+      <w:r>
+        <w:rPr>
+          <w:sz w:val="28"/>
+          <w:szCs w:val="28"/>
+        </w:rPr>
+        <w:t>- вопрос;</w:t>
+      </w:r>
+    </w:p>
+    <w:p>
+      <w:pPr>
+        <w:pStyle w:val="PreformattedText"/>
+        <w:spacing w:line="360" w:lineRule="auto"/>
+        <w:ind w:firstLine="709"/>
+        <w:jc w:val="both"/>
+        <w:rPr>
+          <w:sz w:val="28"/>
+          <w:szCs w:val="28"/>
+        </w:rPr>
+      </w:pPr>
+      <w:r>
+        <w:rPr>
+          <w:sz w:val="28"/>
+          <w:szCs w:val="28"/>
+        </w:rPr>
+        <w:t>- варианты ответов;</w:t>
+      </w:r>
+    </w:p>
+    <w:p>
+      <w:pPr>
+        <w:pStyle w:val="PreformattedText"/>
+        <w:spacing w:line="360" w:lineRule="auto"/>
+        <w:ind w:firstLine="709"/>
+        <w:jc w:val="both"/>
+        <w:rPr>
+          <w:sz w:val="28"/>
+          <w:szCs w:val="28"/>
+        </w:rPr>
+      </w:pPr>
+      <w:r>
+        <w:rPr>
+          <w:sz w:val="28"/>
+          <w:szCs w:val="28"/>
+        </w:rPr>
+        <w:t>- правильный ответ;</w:t>
+      </w:r>
+    </w:p>
+    <w:p>
+      <w:pPr>
+        <w:pStyle w:val="PreformattedText"/>
+        <w:spacing w:line="360" w:lineRule="auto"/>
+        <w:ind w:firstLine="709"/>
+        <w:jc w:val="both"/>
+        <w:rPr>
+          <w:sz w:val="28"/>
+          <w:szCs w:val="28"/>
+        </w:rPr>
+      </w:pPr>
+      <w:r>
+        <w:rPr>
+          <w:sz w:val="28"/>
+          <w:szCs w:val="28"/>
+        </w:rPr>
+        <w:t>- объяснение.</w:t>
+      </w:r>
+    </w:p>
+    <w:p>
+      <w:pPr>
+        <w:pStyle w:val="PreformattedText"/>
+        <w:spacing w:line="360" w:lineRule="auto"/>
+        <w:ind w:firstLine="709"/>
+        <w:jc w:val="both"/>
+        <w:rPr>
+          <w:sz w:val="28"/>
+          <w:szCs w:val="28"/>
+        </w:rPr>
+      </w:pPr>
+      <w:r>
+        <w:rPr>
+          <w:sz w:val="28"/>
+          <w:szCs w:val="28"/>
+        </w:rPr>
+        <w:t>3. Подключение бота к Telegram</w:t>
+      </w:r>
+    </w:p>
+    <w:p>
+      <w:pPr>
+        <w:pStyle w:val="PreformattedText"/>
+        <w:spacing w:line="360" w:lineRule="auto"/>
+        <w:ind w:firstLine="709"/>
+        <w:jc w:val="both"/>
+        <w:rPr>
+          <w:sz w:val="28"/>
+          <w:szCs w:val="28"/>
+        </w:rPr>
+      </w:pPr>
+      <w:r>
+        <w:rPr>
+          <w:sz w:val="28"/>
+          <w:szCs w:val="28"/>
+        </w:rPr>
+        <w:t>Для работы бота используется специальный токен, полученный через сервис BotFather.</w:t>
+      </w:r>
+    </w:p>
+    <w:p>
+      <w:pPr>
+        <w:pStyle w:val="PreformattedText"/>
+        <w:spacing w:line="360" w:lineRule="auto"/>
+        <w:ind w:firstLine="709"/>
+        <w:jc w:val="both"/>
+        <w:rPr>
+          <w:b/>
+          <w:bCs/>
+          <w:i/>
+          <w:iCs/>
+          <w:sz w:val="28"/>
+          <w:szCs w:val="28"/>
+        </w:rPr>
+      </w:pPr>
+      <w:r>
+        <w:rPr>
+          <w:b/>
+          <w:bCs/>
+          <w:i/>
+          <w:iCs/>
+          <w:sz w:val="28"/>
+          <w:szCs w:val="28"/>
+        </w:rPr>
+        <w:t>«BOT_TOKEN="TOKEN"»</w:t>
+      </w:r>
+    </w:p>
+    <w:p>
+      <w:pPr>
+        <w:pStyle w:val="PreformattedText"/>
+        <w:spacing w:line="360" w:lineRule="auto"/>
+        <w:ind w:firstLine="709"/>
+        <w:jc w:val="both"/>
+        <w:rPr>
+          <w:sz w:val="28"/>
+          <w:szCs w:val="28"/>
+        </w:rPr>
+      </w:pPr>
+      <w:r>
+        <w:rPr>
+          <w:sz w:val="28"/>
+          <w:szCs w:val="28"/>
+        </w:rPr>
+        <w:t>Этот токен позволяет программе взаимодействовать с Telegram API и отправлять сообщения пользователям.</w:t>
+      </w:r>
+    </w:p>
+    <w:p>
+      <w:pPr>
+        <w:pStyle w:val="PreformattedText"/>
+        <w:spacing w:line="360" w:lineRule="auto"/>
+        <w:ind w:firstLine="709"/>
+        <w:jc w:val="both"/>
+        <w:rPr>
+          <w:sz w:val="28"/>
+          <w:szCs w:val="28"/>
+        </w:rPr>
+      </w:pPr>
+      <w:r>
+        <w:rPr>
+          <w:sz w:val="28"/>
+          <w:szCs w:val="28"/>
+        </w:rPr>
+        <w:t xml:space="preserve"> 4. Система хранения прогресса пользователя</w:t>
+      </w:r>
+    </w:p>
+    <w:p>
+      <w:pPr>
+        <w:pStyle w:val="PreformattedText"/>
+        <w:spacing w:line="360" w:lineRule="auto"/>
+        <w:ind w:firstLine="709"/>
+        <w:jc w:val="both"/>
+        <w:rPr>
+          <w:sz w:val="28"/>
+          <w:szCs w:val="28"/>
+        </w:rPr>
+      </w:pPr>
+      <w:r>
+        <w:rPr>
+          <w:sz w:val="28"/>
+          <w:szCs w:val="28"/>
+        </w:rPr>
+        <w:t>В программе используется словарь для хранения данных пользователей и также используется словарь для хранения активного тестового вопроса:</w:t>
+      </w:r>
+    </w:p>
+    <w:p>
+      <w:pPr>
+        <w:pStyle w:val="PreformattedText"/>
+        <w:spacing w:line="360" w:lineRule="auto"/>
+        <w:jc w:val="both"/>
+        <w:rPr>
+          <w:sz w:val="28"/>
+          <w:szCs w:val="28"/>
+        </w:rPr>
+      </w:pPr>
+      <w:r>
+        <w:rPr>
+          <w:noProof/>
+          <w:lang w:eastAsia="ru-RU" w:bidi="ar-SA"/>
+        </w:rPr>
+        <w:drawing>
+          <wp:anchor distT="0" distB="0" distL="114300" distR="114300" simplePos="0" relativeHeight="251658240" behindDoc="0" locked="0" layoutInCell="1" allowOverlap="1">
+            <wp:simplePos x="0" y="0"/>
+            <wp:positionH relativeFrom="column">
+              <wp:align>center</wp:align>
+            </wp:positionH>
+            <wp:positionV relativeFrom="paragraph">
+              <wp:align>top</wp:align>
+            </wp:positionV>
+            <wp:extent cx="4533900" cy="419100"/>
+            <wp:effectExtent l="0" t="0" r="0" b="0"/>
+            <wp:wrapTopAndBottom/>
+            <wp:docPr id="21" name="Рисунок 21"/>
+            <wp:cNvGraphicFramePr>
+              <a:graphicFrameLocks xmlns:a="http://schemas.openxmlformats.org/drawingml/2006/main" noChangeAspect="1"/>
+            </wp:cNvGraphicFramePr>
+            <a:graphic xmlns:a="http://schemas.openxmlformats.org/drawingml/2006/main">
+              <a:graphicData uri="http://schemas.openxmlformats.org/drawingml/2006/picture">
+                <pic:pic xmlns:pic="http://schemas.openxmlformats.org/drawingml/2006/picture">
+                  <pic:nvPicPr>
+                    <pic:cNvPr id="0" name="Графический объект3"/>
+                    <pic:cNvPicPr>
+                      <a:picLocks noChangeAspect="1" noChangeArrowheads="1"/>
+                    </pic:cNvPicPr>
+                  </pic:nvPicPr>
+                  <pic:blipFill>
+                    <a:blip r:embed="rId9">
+                      <a:extLst>
+                        <a:ext uri="{28A0092B-C50C-407E-A947-70E740481C1C}">
+                          <a14:useLocalDpi xmlns:a14="http://schemas.microsoft.com/office/drawing/2010/main" val="0"/>
+                        </a:ext>
+                      </a:extLst>
+                    </a:blip>
+                    <a:srcRect/>
+                    <a:stretch>
+                      <a:fillRect/>
+                    </a:stretch>
+                  </pic:blipFill>
+                  <pic:spPr bwMode="auto">
+                    <a:xfrm>
+                      <a:off x="0" y="0"/>
+                      <a:ext cx="4533900" cy="419100"/>
+                    </a:xfrm>
+                    <a:prstGeom prst="rect">
+                      <a:avLst/>
+                    </a:prstGeom>
+                    <a:noFill/>
+                  </pic:spPr>
+                </pic:pic>
+              </a:graphicData>
+            </a:graphic>
+            <wp14:sizeRelH relativeFrom="page">
+              <wp14:pctWidth>0</wp14:pctWidth>
+            </wp14:sizeRelH>
+            <wp14:sizeRelV relativeFrom="page">
+              <wp14:pctHeight>0</wp14:pctHeight>
+            </wp14:sizeRelV>
+          </wp:anchor>
+        </w:drawing>
+      </w:r>
+    </w:p>
+    <w:p>
+      <w:pPr>
+        <w:pStyle w:val="PreformattedText"/>
+        <w:spacing w:line="360" w:lineRule="auto"/>
+        <w:ind w:firstLine="709"/>
+        <w:jc w:val="both"/>
+        <w:rPr>
+          <w:sz w:val="28"/>
+          <w:szCs w:val="28"/>
+        </w:rPr>
+      </w:pPr>
+      <w:r>
+        <w:rPr>
+          <w:sz w:val="28"/>
+          <w:szCs w:val="28"/>
+        </w:rPr>
+        <w:t>Он содержит:</w:t>
+      </w:r>
+    </w:p>
+    <w:p>
+      <w:pPr>
+        <w:pStyle w:val="PreformattedText"/>
+        <w:spacing w:line="360" w:lineRule="auto"/>
+        <w:ind w:firstLine="709"/>
+        <w:jc w:val="both"/>
+        <w:rPr>
+          <w:sz w:val="28"/>
+          <w:szCs w:val="28"/>
+        </w:rPr>
+      </w:pPr>
+      <w:r>
+        <w:rPr>
+          <w:sz w:val="28"/>
+          <w:szCs w:val="28"/>
+        </w:rPr>
+        <w:t>- номер текущего урока</w:t>
+      </w:r>
+    </w:p>
+    <w:p>
+      <w:pPr>
+        <w:pStyle w:val="PreformattedText"/>
+        <w:spacing w:line="360" w:lineRule="auto"/>
+        <w:ind w:firstLine="709"/>
+        <w:jc w:val="both"/>
+        <w:rPr>
+          <w:sz w:val="28"/>
+          <w:szCs w:val="28"/>
+        </w:rPr>
+      </w:pPr>
+      <w:r>
+        <w:rPr>
+          <w:sz w:val="28"/>
+          <w:szCs w:val="28"/>
+        </w:rPr>
+        <w:t>- количество правильных ответов</w:t>
+      </w:r>
+    </w:p>
+    <w:p>
+      <w:pPr>
+        <w:pStyle w:val="PreformattedText"/>
+        <w:spacing w:line="360" w:lineRule="auto"/>
+        <w:ind w:firstLine="709"/>
+        <w:jc w:val="both"/>
+        <w:rPr>
+          <w:sz w:val="28"/>
+          <w:szCs w:val="28"/>
+        </w:rPr>
+      </w:pPr>
+      <w:r>
+        <w:rPr>
+          <w:sz w:val="28"/>
+          <w:szCs w:val="28"/>
+        </w:rPr>
+        <w:t>- количество выполненных тестов</w:t>
+      </w:r>
+    </w:p>
+    <w:p>
+      <w:pPr>
+        <w:pStyle w:val="PreformattedText"/>
+        <w:spacing w:line="360" w:lineRule="auto"/>
+        <w:ind w:firstLine="709"/>
+        <w:jc w:val="both"/>
+        <w:rPr>
+          <w:sz w:val="28"/>
+          <w:szCs w:val="28"/>
+        </w:rPr>
+      </w:pPr>
+      <w:r>
+        <w:rPr>
+          <w:sz w:val="28"/>
+          <w:szCs w:val="28"/>
+        </w:rPr>
+        <w:t>Он позволяет определить, какой вопрос сейчас отвечает пользователь.</w:t>
+      </w:r>
+    </w:p>
+    <w:p>
+      <w:pPr>
+        <w:pStyle w:val="PreformattedText"/>
+        <w:spacing w:line="360" w:lineRule="auto"/>
+        <w:ind w:firstLine="709"/>
+        <w:jc w:val="both"/>
+        <w:rPr>
+          <w:sz w:val="28"/>
+          <w:szCs w:val="28"/>
+        </w:rPr>
+      </w:pPr>
+      <w:r>
+        <w:rPr>
+          <w:noProof/>
+          <w:lang w:eastAsia="ru-RU" w:bidi="ar-SA"/>
+        </w:rPr>
+        <w:lastRenderedPageBreak/>
+        <w:drawing>
+          <wp:anchor distT="0" distB="0" distL="114300" distR="114300" simplePos="0" relativeHeight="251658240" behindDoc="0" locked="0" layoutInCell="1" allowOverlap="1">
+            <wp:simplePos x="0" y="0"/>
+            <wp:positionH relativeFrom="column">
+              <wp:posOffset>97790</wp:posOffset>
+            </wp:positionH>
+            <wp:positionV relativeFrom="paragraph">
+              <wp:posOffset>270510</wp:posOffset>
+            </wp:positionV>
+            <wp:extent cx="2571750" cy="942975"/>
+            <wp:effectExtent l="0" t="0" r="0" b="9525"/>
+            <wp:wrapTopAndBottom/>
+            <wp:docPr id="20" name="Рисунок 20"/>
+            <wp:cNvGraphicFramePr>
+              <a:graphicFrameLocks xmlns:a="http://schemas.openxmlformats.org/drawingml/2006/main" noChangeAspect="1"/>
+            </wp:cNvGraphicFramePr>
+            <a:graphic xmlns:a="http://schemas.openxmlformats.org/drawingml/2006/main">
+              <a:graphicData uri="http://schemas.openxmlformats.org/drawingml/2006/picture">
+                <pic:pic xmlns:pic="http://schemas.openxmlformats.org/drawingml/2006/picture">
+                  <pic:nvPicPr>
+                    <pic:cNvPr id="0" name="Графический объект4"/>
+                    <pic:cNvPicPr>
+                      <a:picLocks noChangeAspect="1" noChangeArrowheads="1"/>
+                    </pic:cNvPicPr>
+                  </pic:nvPicPr>
+                  <pic:blipFill>
+                    <a:blip r:embed="rId10">
+                      <a:extLst>
+                        <a:ext uri="{28A0092B-C50C-407E-A947-70E740481C1C}">
+                          <a14:useLocalDpi xmlns:a14="http://schemas.microsoft.com/office/drawing/2010/main" val="0"/>
+                        </a:ext>
+                      </a:extLst>
+                    </a:blip>
+                    <a:srcRect/>
+                    <a:stretch>
+                      <a:fillRect/>
+                    </a:stretch>
+                  </pic:blipFill>
+                  <pic:spPr bwMode="auto">
+                    <a:xfrm>
+                      <a:off x="0" y="0"/>
+                      <a:ext cx="2571750" cy="942975"/>
+                    </a:xfrm>
+                    <a:prstGeom prst="rect">
+                      <a:avLst/>
+                    </a:prstGeom>
+                    <a:noFill/>
+                  </pic:spPr>
+                </pic:pic>
+              </a:graphicData>
+            </a:graphic>
+            <wp14:sizeRelH relativeFrom="page">
+              <wp14:pctWidth>0</wp14:pctWidth>
+            </wp14:sizeRelH>
+            <wp14:sizeRelV relativeFrom="page">
+              <wp14:pctHeight>0</wp14:pctHeight>
+            </wp14:sizeRelV>
+          </wp:anchor>
+        </w:drawing>
+      </w:r>
+      <w:r>
+        <w:rPr>
+          <w:sz w:val="28"/>
+          <w:szCs w:val="28"/>
+        </w:rPr>
+        <w:t>Структура данных выглядит следующим образом:</w:t>
+      </w:r>
+    </w:p>
+    <w:p>
+      <w:pPr>
+        <w:pStyle w:val="PreformattedText"/>
+        <w:spacing w:line="360" w:lineRule="auto"/>
+        <w:ind w:firstLine="709"/>
+        <w:jc w:val="both"/>
+        <w:rPr>
+          <w:sz w:val="28"/>
+          <w:szCs w:val="28"/>
+        </w:rPr>
+      </w:pPr>
+      <w:r>
+        <w:rPr>
+          <w:sz w:val="28"/>
+          <w:szCs w:val="28"/>
+        </w:rPr>
+        <w:t xml:space="preserve"> 5. Функция начала работы бота</w:t>
+      </w:r>
+    </w:p>
+    <w:p>
+      <w:pPr>
+        <w:pStyle w:val="PreformattedText"/>
+        <w:spacing w:line="360" w:lineRule="auto"/>
+        <w:ind w:firstLine="709"/>
+        <w:jc w:val="both"/>
+        <w:rPr>
+          <w:sz w:val="28"/>
+          <w:szCs w:val="28"/>
+        </w:rPr>
+      </w:pPr>
+      <w:r>
+        <w:rPr>
+          <w:sz w:val="28"/>
+          <w:szCs w:val="28"/>
+        </w:rPr>
+        <w:t>Команда /start запускает бота и отправляет пользователю список доступных команд.</w:t>
+      </w:r>
+    </w:p>
+    <w:p>
+      <w:pPr>
+        <w:pStyle w:val="PreformattedText"/>
+        <w:spacing w:line="360" w:lineRule="auto"/>
+        <w:jc w:val="both"/>
+        <w:rPr>
+          <w:b/>
+          <w:bCs/>
+          <w:i/>
+          <w:iCs/>
+          <w:sz w:val="28"/>
+          <w:szCs w:val="28"/>
+          <w:u w:val="single"/>
+        </w:rPr>
+      </w:pPr>
+      <w:r>
+        <w:rPr>
+          <w:noProof/>
+          <w:lang w:eastAsia="ru-RU" w:bidi="ar-SA"/>
+        </w:rPr>
+        <w:drawing>
+          <wp:anchor distT="0" distB="0" distL="114300" distR="114300" simplePos="0" relativeHeight="251658240" behindDoc="0" locked="0" layoutInCell="1" allowOverlap="1">
+            <wp:simplePos x="0" y="0"/>
+            <wp:positionH relativeFrom="column">
+              <wp:align>center</wp:align>
+            </wp:positionH>
+            <wp:positionV relativeFrom="paragraph">
+              <wp:align>top</wp:align>
+            </wp:positionV>
+            <wp:extent cx="6120130" cy="2153920"/>
+            <wp:effectExtent l="0" t="0" r="0" b="0"/>
+            <wp:wrapTopAndBottom/>
+            <wp:docPr id="19" name="Рисунок 19"/>
+            <wp:cNvGraphicFramePr>
+              <a:graphicFrameLocks xmlns:a="http://schemas.openxmlformats.org/drawingml/2006/main" noChangeAspect="1"/>
+            </wp:cNvGraphicFramePr>
+            <a:graphic xmlns:a="http://schemas.openxmlformats.org/drawingml/2006/main">
+              <a:graphicData uri="http://schemas.openxmlformats.org/drawingml/2006/picture">
+                <pic:pic xmlns:pic="http://schemas.openxmlformats.org/drawingml/2006/picture">
+                  <pic:nvPicPr>
+                    <pic:cNvPr id="0" name="Графический объект5"/>
+                    <pic:cNvPicPr>
+                      <a:picLocks noChangeAspect="1" noChangeArrowheads="1"/>
+                    </pic:cNvPicPr>
+                  </pic:nvPicPr>
+                  <pic:blipFill>
+                    <a:blip r:embed="rId11">
+                      <a:extLst>
+                        <a:ext uri="{28A0092B-C50C-407E-A947-70E740481C1C}">
+                          <a14:useLocalDpi xmlns:a14="http://schemas.microsoft.com/office/drawing/2010/main" val="0"/>
+                        </a:ext>
+                      </a:extLst>
+                    </a:blip>
+                    <a:srcRect/>
+                    <a:stretch>
+                      <a:fillRect/>
+                    </a:stretch>
+                  </pic:blipFill>
+                  <pic:spPr bwMode="auto">
+                    <a:xfrm>
+                      <a:off x="0" y="0"/>
+                      <a:ext cx="6120130" cy="2153920"/>
+                    </a:xfrm>
+                    <a:prstGeom prst="rect">
+                      <a:avLst/>
+                    </a:prstGeom>
+                    <a:noFill/>
+                  </pic:spPr>
+                </pic:pic>
+              </a:graphicData>
+            </a:graphic>
+            <wp14:sizeRelH relativeFrom="page">
+              <wp14:pctWidth>0</wp14:pctWidth>
+            </wp14:sizeRelH>
+            <wp14:sizeRelV relativeFrom="page">
+              <wp14:pctHeight>0</wp14:pctHeight>
+            </wp14:sizeRelV>
+          </wp:anchor>
+        </w:drawing>
+      </w:r>
+    </w:p>
+    <w:p>
+      <w:pPr>
+        <w:pStyle w:val="PreformattedText"/>
+        <w:spacing w:line="360" w:lineRule="auto"/>
+        <w:ind w:firstLine="709"/>
+        <w:jc w:val="both"/>
+        <w:rPr>
+          <w:sz w:val="28"/>
+          <w:szCs w:val="28"/>
+        </w:rPr>
+      </w:pPr>
+      <w:r>
+        <w:rPr>
+          <w:sz w:val="28"/>
+          <w:szCs w:val="28"/>
+        </w:rPr>
+        <w:t>Пользователь получает сообщение:</w:t>
+      </w:r>
+    </w:p>
+    <w:p>
+      <w:pPr>
+        <w:pStyle w:val="PreformattedText"/>
+        <w:spacing w:line="360" w:lineRule="auto"/>
+        <w:ind w:firstLine="709"/>
+        <w:jc w:val="both"/>
+        <w:rPr>
+          <w:sz w:val="28"/>
+          <w:szCs w:val="28"/>
+        </w:rPr>
+      </w:pPr>
+      <w:r>
+        <w:rPr>
+          <w:sz w:val="28"/>
+          <w:szCs w:val="28"/>
+        </w:rPr>
+        <w:t>- описание бота</w:t>
+      </w:r>
+    </w:p>
+    <w:p>
+      <w:pPr>
+        <w:pStyle w:val="PreformattedText"/>
+        <w:spacing w:line="360" w:lineRule="auto"/>
+        <w:ind w:firstLine="709"/>
+        <w:jc w:val="both"/>
+        <w:rPr>
+          <w:sz w:val="28"/>
+          <w:szCs w:val="28"/>
+        </w:rPr>
+      </w:pPr>
+      <w:r>
+        <w:rPr>
+          <w:sz w:val="28"/>
+          <w:szCs w:val="28"/>
+        </w:rPr>
+        <w:t>- список команд</w:t>
+      </w:r>
+    </w:p>
+    <w:p>
+      <w:pPr>
+        <w:pStyle w:val="PreformattedText"/>
+        <w:spacing w:line="360" w:lineRule="auto"/>
+        <w:ind w:firstLine="709"/>
+        <w:jc w:val="both"/>
+        <w:rPr>
+          <w:sz w:val="28"/>
+          <w:szCs w:val="28"/>
+        </w:rPr>
+      </w:pPr>
+      <w:r>
+        <w:rPr>
+          <w:sz w:val="28"/>
+          <w:szCs w:val="28"/>
+        </w:rPr>
+        <w:t>Команды включают:</w:t>
+      </w:r>
+    </w:p>
+    <w:p>
+      <w:pPr>
+        <w:pStyle w:val="PreformattedText"/>
+        <w:spacing w:line="360" w:lineRule="auto"/>
+        <w:ind w:firstLine="709"/>
+        <w:jc w:val="both"/>
+        <w:rPr>
+          <w:sz w:val="28"/>
+          <w:szCs w:val="28"/>
+        </w:rPr>
+      </w:pPr>
+      <w:r>
+        <w:rPr>
+          <w:sz w:val="28"/>
+          <w:szCs w:val="28"/>
+        </w:rPr>
+        <w:t>- `/plan` — план обучения</w:t>
+      </w:r>
+    </w:p>
+    <w:p>
+      <w:pPr>
+        <w:pStyle w:val="PreformattedText"/>
+        <w:spacing w:line="360" w:lineRule="auto"/>
+        <w:ind w:firstLine="709"/>
+        <w:jc w:val="both"/>
+        <w:rPr>
+          <w:sz w:val="28"/>
+          <w:szCs w:val="28"/>
+        </w:rPr>
+      </w:pPr>
+      <w:r>
+        <w:rPr>
+          <w:sz w:val="28"/>
+          <w:szCs w:val="28"/>
+        </w:rPr>
+        <w:t>- `/lesson` — текущий урок</w:t>
+      </w:r>
+    </w:p>
+    <w:p>
+      <w:pPr>
+        <w:pStyle w:val="PreformattedText"/>
+        <w:spacing w:line="360" w:lineRule="auto"/>
+        <w:ind w:firstLine="709"/>
+        <w:jc w:val="both"/>
+        <w:rPr>
+          <w:sz w:val="28"/>
+          <w:szCs w:val="28"/>
+        </w:rPr>
+      </w:pPr>
+      <w:r>
+        <w:rPr>
+          <w:sz w:val="28"/>
+          <w:szCs w:val="28"/>
+        </w:rPr>
+        <w:t>- `/next` — следующий урок</w:t>
+      </w:r>
+    </w:p>
+    <w:p>
+      <w:pPr>
+        <w:pStyle w:val="PreformattedText"/>
+        <w:spacing w:line="360" w:lineRule="auto"/>
+        <w:ind w:firstLine="709"/>
+        <w:jc w:val="both"/>
+        <w:rPr>
+          <w:sz w:val="28"/>
+          <w:szCs w:val="28"/>
+        </w:rPr>
+      </w:pPr>
+      <w:r>
+        <w:rPr>
+          <w:sz w:val="28"/>
+          <w:szCs w:val="28"/>
+        </w:rPr>
+        <w:t>- `/quiz` — тест</w:t>
+      </w:r>
+    </w:p>
+    <w:p>
+      <w:pPr>
+        <w:pStyle w:val="PreformattedText"/>
+        <w:spacing w:line="360" w:lineRule="auto"/>
+        <w:ind w:firstLine="709"/>
+        <w:jc w:val="both"/>
+        <w:rPr>
+          <w:sz w:val="28"/>
+          <w:szCs w:val="28"/>
+        </w:rPr>
+      </w:pPr>
+      <w:r>
+        <w:rPr>
+          <w:sz w:val="28"/>
+          <w:szCs w:val="28"/>
+        </w:rPr>
+        <w:t>- `/progress` — прогресс</w:t>
+      </w:r>
+    </w:p>
+    <w:p>
+      <w:pPr>
+        <w:pStyle w:val="PreformattedText"/>
+        <w:spacing w:line="360" w:lineRule="auto"/>
+        <w:ind w:firstLine="709"/>
+        <w:jc w:val="both"/>
+        <w:rPr>
+          <w:sz w:val="28"/>
+          <w:szCs w:val="28"/>
+        </w:rPr>
+      </w:pPr>
+      <w:r>
+        <w:rPr>
+          <w:noProof/>
+          <w:lang w:eastAsia="ru-RU" w:bidi="ar-SA"/>
+        </w:rPr>
+        <w:drawing>
+          <wp:anchor distT="0" distB="0" distL="114300" distR="114300" simplePos="0" relativeHeight="251658240" behindDoc="0" locked="0" layoutInCell="1" allowOverlap="1">
+            <wp:simplePos x="0" y="0"/>
+            <wp:positionH relativeFrom="column">
+              <wp:posOffset>217170</wp:posOffset>
+            </wp:positionH>
+            <wp:positionV relativeFrom="paragraph">
+              <wp:posOffset>821055</wp:posOffset>
+            </wp:positionV>
+            <wp:extent cx="5857875" cy="2171700"/>
+            <wp:effectExtent l="0" t="0" r="9525" b="0"/>
+            <wp:wrapTopAndBottom/>
+            <wp:docPr id="18" name="Рисунок 18"/>
+            <wp:cNvGraphicFramePr>
+              <a:graphicFrameLocks xmlns:a="http://schemas.openxmlformats.org/drawingml/2006/main" noChangeAspect="1"/>
+            </wp:cNvGraphicFramePr>
+            <a:graphic xmlns:a="http://schemas.openxmlformats.org/drawingml/2006/main">
+              <a:graphicData uri="http://schemas.openxmlformats.org/drawingml/2006/picture">
+                <pic:pic xmlns:pic="http://schemas.openxmlformats.org/drawingml/2006/picture">
+                  <pic:nvPicPr>
+                    <pic:cNvPr id="0" name="Графический объект6"/>
+                    <pic:cNvPicPr>
+                      <a:picLocks noChangeAspect="1" noChangeArrowheads="1"/>
+                    </pic:cNvPicPr>
+                  </pic:nvPicPr>
+                  <pic:blipFill>
+                    <a:blip r:embed="rId12">
+                      <a:extLst>
+                        <a:ext uri="{28A0092B-C50C-407E-A947-70E740481C1C}">
+                          <a14:useLocalDpi xmlns:a14="http://schemas.microsoft.com/office/drawing/2010/main" val="0"/>
+                        </a:ext>
+                      </a:extLst>
+                    </a:blip>
+                    <a:srcRect/>
+                    <a:stretch>
+                      <a:fillRect/>
+                    </a:stretch>
+                  </pic:blipFill>
+                  <pic:spPr bwMode="auto">
+                    <a:xfrm>
+                      <a:off x="0" y="0"/>
+                      <a:ext cx="5857875" cy="2171700"/>
+                    </a:xfrm>
+                    <a:prstGeom prst="rect">
+                      <a:avLst/>
+                    </a:prstGeom>
+                    <a:noFill/>
+                  </pic:spPr>
+                </pic:pic>
+              </a:graphicData>
+            </a:graphic>
+            <wp14:sizeRelH relativeFrom="page">
+              <wp14:pctWidth>0</wp14:pctWidth>
+            </wp14:sizeRelH>
+            <wp14:sizeRelV relativeFrom="page">
+              <wp14:pctHeight>0</wp14:pctHeight>
+            </wp14:sizeRelV>
+          </wp:anchor>
+        </w:drawing>
+      </w:r>
+      <w:r>
+        <w:rPr>
+          <w:sz w:val="28"/>
+          <w:szCs w:val="28"/>
+        </w:rPr>
+        <w:t>- `/reset` — сброс данных</w:t>
+      </w:r>
+    </w:p>
+    <w:p>
+      <w:pPr>
+        <w:pStyle w:val="PreformattedText"/>
+        <w:spacing w:line="360" w:lineRule="auto"/>
+        <w:ind w:firstLine="709"/>
+        <w:jc w:val="both"/>
+        <w:rPr>
+          <w:sz w:val="28"/>
+          <w:szCs w:val="28"/>
+        </w:rPr>
+      </w:pPr>
+      <w:r>
+        <w:rPr>
+          <w:sz w:val="28"/>
+          <w:szCs w:val="28"/>
+        </w:rPr>
+        <w:t>6. План обучения:</w:t>
+      </w:r>
+    </w:p>
+    <w:p>
+      <w:pPr>
+        <w:pStyle w:val="PreformattedText"/>
+        <w:spacing w:line="360" w:lineRule="auto"/>
+        <w:ind w:firstLine="709"/>
+        <w:jc w:val="both"/>
+        <w:rPr>
+          <w:sz w:val="28"/>
+          <w:szCs w:val="28"/>
+        </w:rPr>
+      </w:pPr>
+      <w:r>
+        <w:rPr>
+          <w:sz w:val="28"/>
+          <w:szCs w:val="28"/>
+        </w:rPr>
+        <w:lastRenderedPageBreak/>
+        <w:t>Команда `/plan` выводит план обучения на 8 недель.</w:t>
+      </w:r>
+    </w:p>
+    <w:p>
+      <w:pPr>
+        <w:pStyle w:val="PreformattedText"/>
+        <w:spacing w:line="360" w:lineRule="auto"/>
+        <w:ind w:firstLine="709"/>
+        <w:jc w:val="both"/>
+        <w:rPr>
+          <w:sz w:val="28"/>
+          <w:szCs w:val="28"/>
+        </w:rPr>
+      </w:pPr>
+      <w:r>
+        <w:rPr>
+          <w:sz w:val="28"/>
+          <w:szCs w:val="28"/>
+        </w:rPr>
+        <w:t>В плане указаны темы изучения:</w:t>
+      </w:r>
+    </w:p>
+    <w:p>
+      <w:pPr>
+        <w:pStyle w:val="PreformattedText"/>
+        <w:spacing w:line="360" w:lineRule="auto"/>
+        <w:ind w:firstLine="709"/>
+        <w:jc w:val="both"/>
+        <w:rPr>
+          <w:sz w:val="28"/>
+          <w:szCs w:val="28"/>
+        </w:rPr>
+      </w:pPr>
+      <w:r>
+        <w:rPr>
+          <w:sz w:val="28"/>
+          <w:szCs w:val="28"/>
+        </w:rPr>
+        <w:t>- времена английского языка</w:t>
+      </w:r>
+    </w:p>
+    <w:p>
+      <w:pPr>
+        <w:pStyle w:val="PreformattedText"/>
+        <w:spacing w:line="360" w:lineRule="auto"/>
+        <w:ind w:firstLine="709"/>
+        <w:jc w:val="both"/>
+        <w:rPr>
+          <w:sz w:val="28"/>
+          <w:szCs w:val="28"/>
+        </w:rPr>
+      </w:pPr>
+      <w:r>
+        <w:rPr>
+          <w:sz w:val="28"/>
+          <w:szCs w:val="28"/>
+        </w:rPr>
+        <w:t>- модальные глаголы</w:t>
+      </w:r>
+    </w:p>
+    <w:p>
+      <w:pPr>
+        <w:pStyle w:val="PreformattedText"/>
+        <w:spacing w:line="360" w:lineRule="auto"/>
+        <w:ind w:firstLine="709"/>
+        <w:jc w:val="both"/>
+        <w:rPr>
+          <w:sz w:val="28"/>
+          <w:szCs w:val="28"/>
+        </w:rPr>
+      </w:pPr>
+      <w:r>
+        <w:rPr>
+          <w:sz w:val="28"/>
+          <w:szCs w:val="28"/>
+        </w:rPr>
+        <w:t>- условные предложения</w:t>
+      </w:r>
+    </w:p>
+    <w:p>
+      <w:pPr>
+        <w:pStyle w:val="PreformattedText"/>
+        <w:spacing w:line="360" w:lineRule="auto"/>
+        <w:ind w:firstLine="709"/>
+        <w:jc w:val="both"/>
+        <w:rPr>
+          <w:sz w:val="28"/>
+          <w:szCs w:val="28"/>
+        </w:rPr>
+      </w:pPr>
+      <w:r>
+        <w:rPr>
+          <w:sz w:val="28"/>
+          <w:szCs w:val="28"/>
+        </w:rPr>
+        <w:t>- пассивный залог</w:t>
+      </w:r>
+    </w:p>
+    <w:p>
+      <w:pPr>
+        <w:pStyle w:val="PreformattedText"/>
+        <w:spacing w:line="360" w:lineRule="auto"/>
+        <w:ind w:firstLine="709"/>
+        <w:jc w:val="both"/>
+        <w:rPr>
+          <w:sz w:val="28"/>
+          <w:szCs w:val="28"/>
+        </w:rPr>
+      </w:pPr>
+      <w:r>
+        <w:rPr>
+          <w:sz w:val="28"/>
+          <w:szCs w:val="28"/>
+        </w:rPr>
+        <w:t>- навыки письма и чтения</w:t>
+      </w:r>
+    </w:p>
+    <w:p>
+      <w:pPr>
+        <w:pStyle w:val="PreformattedText"/>
+        <w:spacing w:line="360" w:lineRule="auto"/>
+        <w:ind w:firstLine="709"/>
+        <w:jc w:val="both"/>
+        <w:rPr>
+          <w:sz w:val="28"/>
+          <w:szCs w:val="28"/>
+        </w:rPr>
+      </w:pPr>
+      <w:r>
+        <w:rPr>
+          <w:sz w:val="28"/>
+          <w:szCs w:val="28"/>
+        </w:rPr>
+        <w:t xml:space="preserve"> 7. Система уроков</w:t>
+      </w:r>
+    </w:p>
+    <w:p>
+      <w:pPr>
+        <w:pStyle w:val="PreformattedText"/>
+        <w:spacing w:line="360" w:lineRule="auto"/>
+        <w:ind w:firstLine="709"/>
+        <w:jc w:val="both"/>
+        <w:rPr>
+          <w:sz w:val="28"/>
+          <w:szCs w:val="28"/>
+        </w:rPr>
+      </w:pPr>
+      <w:r>
+        <w:rPr>
+          <w:sz w:val="28"/>
+          <w:szCs w:val="28"/>
+        </w:rPr>
+        <w:t>Команда `/lesson` выводит текущий урок.</w:t>
+      </w:r>
+    </w:p>
+    <w:p>
+      <w:pPr>
+        <w:pStyle w:val="PreformattedText"/>
+        <w:spacing w:line="360" w:lineRule="auto"/>
+        <w:jc w:val="both"/>
+        <w:rPr>
+          <w:sz w:val="28"/>
+          <w:szCs w:val="28"/>
+        </w:rPr>
+      </w:pPr>
+      <w:r>
+        <w:rPr>
+          <w:noProof/>
+          <w:lang w:eastAsia="ru-RU" w:bidi="ar-SA"/>
+        </w:rPr>
+        <w:drawing>
+          <wp:anchor distT="0" distB="0" distL="114300" distR="114300" simplePos="0" relativeHeight="251658240" behindDoc="0" locked="0" layoutInCell="1" allowOverlap="1">
+            <wp:simplePos x="0" y="0"/>
+            <wp:positionH relativeFrom="column">
+              <wp:align>center</wp:align>
+            </wp:positionH>
+            <wp:positionV relativeFrom="paragraph">
+              <wp:align>top</wp:align>
+            </wp:positionV>
+            <wp:extent cx="6120130" cy="2830195"/>
+            <wp:effectExtent l="0" t="0" r="0" b="8255"/>
+            <wp:wrapTopAndBottom/>
+            <wp:docPr id="17" name="Рисунок 17"/>
+            <wp:cNvGraphicFramePr>
+              <a:graphicFrameLocks xmlns:a="http://schemas.openxmlformats.org/drawingml/2006/main" noChangeAspect="1"/>
+            </wp:cNvGraphicFramePr>
+            <a:graphic xmlns:a="http://schemas.openxmlformats.org/drawingml/2006/main">
+              <a:graphicData uri="http://schemas.openxmlformats.org/drawingml/2006/picture">
+                <pic:pic xmlns:pic="http://schemas.openxmlformats.org/drawingml/2006/picture">
+                  <pic:nvPicPr>
+                    <pic:cNvPr id="0" name="Графический объект7"/>
+                    <pic:cNvPicPr>
+                      <a:picLocks noChangeAspect="1" noChangeArrowheads="1"/>
+                    </pic:cNvPicPr>
+                  </pic:nvPicPr>
+                  <pic:blipFill>
+                    <a:blip r:embed="rId13">
+                      <a:extLst>
+                        <a:ext uri="{28A0092B-C50C-407E-A947-70E740481C1C}">
+                          <a14:useLocalDpi xmlns:a14="http://schemas.microsoft.com/office/drawing/2010/main" val="0"/>
+                        </a:ext>
+                      </a:extLst>
+                    </a:blip>
+                    <a:srcRect/>
+                    <a:stretch>
+                      <a:fillRect/>
+                    </a:stretch>
+                  </pic:blipFill>
+                  <pic:spPr bwMode="auto">
+                    <a:xfrm>
+                      <a:off x="0" y="0"/>
+                      <a:ext cx="6120130" cy="2830195"/>
+                    </a:xfrm>
+                    <a:prstGeom prst="rect">
+                      <a:avLst/>
+                    </a:prstGeom>
+                    <a:noFill/>
+                  </pic:spPr>
+                </pic:pic>
+              </a:graphicData>
+            </a:graphic>
+            <wp14:sizeRelH relativeFrom="page">
+              <wp14:pctWidth>0</wp14:pctWidth>
+            </wp14:sizeRelH>
+            <wp14:sizeRelV relativeFrom="page">
+              <wp14:pctHeight>0</wp14:pctHeight>
+            </wp14:sizeRelV>
+          </wp:anchor>
+        </w:drawing>
+      </w:r>
+    </w:p>
+    <w:p>
+      <w:pPr>
+        <w:pStyle w:val="PreformattedText"/>
+        <w:spacing w:line="360" w:lineRule="auto"/>
+        <w:jc w:val="both"/>
+        <w:rPr>
+          <w:b/>
+          <w:bCs/>
+          <w:i/>
+          <w:iCs/>
+          <w:sz w:val="28"/>
+          <w:szCs w:val="28"/>
+          <w:u w:val="single"/>
+        </w:rPr>
+      </w:pPr>
+    </w:p>
+    <w:p>
+      <w:pPr>
+        <w:pStyle w:val="PreformattedText"/>
+        <w:spacing w:line="360" w:lineRule="auto"/>
+        <w:ind w:firstLine="709"/>
+        <w:jc w:val="both"/>
+        <w:rPr>
+          <w:sz w:val="28"/>
+          <w:szCs w:val="28"/>
+        </w:rPr>
+      </w:pPr>
+      <w:r>
+        <w:rPr>
+          <w:sz w:val="28"/>
+          <w:szCs w:val="28"/>
+        </w:rPr>
+        <w:t>Бот отправляет пользователю:</w:t>
+      </w:r>
+    </w:p>
+    <w:p>
+      <w:pPr>
+        <w:pStyle w:val="PreformattedText"/>
+        <w:spacing w:line="360" w:lineRule="auto"/>
+        <w:ind w:firstLine="709"/>
+        <w:jc w:val="both"/>
+        <w:rPr>
+          <w:sz w:val="28"/>
+          <w:szCs w:val="28"/>
+        </w:rPr>
+      </w:pPr>
+      <w:r>
+        <w:rPr>
+          <w:sz w:val="28"/>
+          <w:szCs w:val="28"/>
+        </w:rPr>
+        <w:t>1. название урока</w:t>
+      </w:r>
+    </w:p>
+    <w:p>
+      <w:pPr>
+        <w:pStyle w:val="PreformattedText"/>
+        <w:spacing w:line="360" w:lineRule="auto"/>
+        <w:ind w:firstLine="709"/>
+        <w:jc w:val="both"/>
+        <w:rPr>
+          <w:sz w:val="28"/>
+          <w:szCs w:val="28"/>
+        </w:rPr>
+      </w:pPr>
+      <w:r>
+        <w:rPr>
+          <w:sz w:val="28"/>
+          <w:szCs w:val="28"/>
+        </w:rPr>
+        <w:t>2. теоретическое объяснение</w:t>
+      </w:r>
+    </w:p>
+    <w:p>
+      <w:pPr>
+        <w:pStyle w:val="PreformattedText"/>
+        <w:spacing w:line="360" w:lineRule="auto"/>
+        <w:ind w:firstLine="709"/>
+        <w:jc w:val="both"/>
+        <w:rPr>
+          <w:sz w:val="28"/>
+          <w:szCs w:val="28"/>
+        </w:rPr>
+      </w:pPr>
+      <w:r>
+        <w:rPr>
+          <w:sz w:val="28"/>
+          <w:szCs w:val="28"/>
+        </w:rPr>
+        <w:t>3. примеры предложений</w:t>
+      </w:r>
+    </w:p>
+    <w:p>
+      <w:pPr>
+        <w:pStyle w:val="PreformattedText"/>
+        <w:spacing w:line="360" w:lineRule="auto"/>
+        <w:ind w:firstLine="709"/>
+        <w:jc w:val="both"/>
+        <w:rPr>
+          <w:sz w:val="28"/>
+          <w:szCs w:val="28"/>
+        </w:rPr>
+      </w:pPr>
+      <w:r>
+        <w:rPr>
+          <w:sz w:val="28"/>
+          <w:szCs w:val="28"/>
+        </w:rPr>
+        <w:t>4. практические задания</w:t>
+      </w:r>
+    </w:p>
+    <w:p>
+      <w:pPr>
+        <w:pStyle w:val="PreformattedText"/>
+        <w:spacing w:line="360" w:lineRule="auto"/>
+        <w:ind w:firstLine="709"/>
+        <w:jc w:val="both"/>
+        <w:rPr>
+          <w:sz w:val="28"/>
+          <w:szCs w:val="28"/>
+        </w:rPr>
+      </w:pPr>
+      <w:r>
+        <w:rPr>
+          <w:sz w:val="28"/>
+          <w:szCs w:val="28"/>
+        </w:rPr>
+        <w:t>8. Переход к следующему уроку</w:t>
+      </w:r>
+    </w:p>
+    <w:p>
+      <w:pPr>
+        <w:pStyle w:val="PreformattedText"/>
+        <w:spacing w:line="360" w:lineRule="auto"/>
+        <w:ind w:firstLine="709"/>
+        <w:jc w:val="both"/>
+        <w:rPr>
+          <w:sz w:val="28"/>
+          <w:szCs w:val="28"/>
+        </w:rPr>
+      </w:pPr>
+      <w:r>
+        <w:rPr>
+          <w:sz w:val="28"/>
+          <w:szCs w:val="28"/>
+        </w:rPr>
+        <w:t>Команда `/next` переключает пользователя на следующий урок.</w:t>
+      </w:r>
+    </w:p>
+    <w:p>
+      <w:pPr>
+        <w:pStyle w:val="PreformattedText"/>
+        <w:spacing w:line="360" w:lineRule="auto"/>
+        <w:ind w:firstLine="709"/>
+        <w:jc w:val="both"/>
+        <w:rPr>
+          <w:sz w:val="28"/>
+          <w:szCs w:val="28"/>
+        </w:rPr>
+      </w:pPr>
+      <w:r>
+        <w:rPr>
+          <w:noProof/>
+          <w:lang w:eastAsia="ru-RU" w:bidi="ar-SA"/>
+        </w:rPr>
+        <w:drawing>
+          <wp:anchor distT="0" distB="0" distL="114300" distR="114300" simplePos="0" relativeHeight="251658240" behindDoc="0" locked="0" layoutInCell="1" allowOverlap="1">
+            <wp:simplePos x="0" y="0"/>
+            <wp:positionH relativeFrom="column">
+              <wp:align>center</wp:align>
+            </wp:positionH>
+            <wp:positionV relativeFrom="paragraph">
+              <wp:align>top</wp:align>
+            </wp:positionV>
+            <wp:extent cx="6120130" cy="1114425"/>
+            <wp:effectExtent l="0" t="0" r="0" b="9525"/>
+            <wp:wrapTopAndBottom/>
+            <wp:docPr id="16" name="Рисунок 16"/>
+            <wp:cNvGraphicFramePr>
+              <a:graphicFrameLocks xmlns:a="http://schemas.openxmlformats.org/drawingml/2006/main" noChangeAspect="1"/>
+            </wp:cNvGraphicFramePr>
+            <a:graphic xmlns:a="http://schemas.openxmlformats.org/drawingml/2006/main">
+              <a:graphicData uri="http://schemas.openxmlformats.org/drawingml/2006/picture">
+                <pic:pic xmlns:pic="http://schemas.openxmlformats.org/drawingml/2006/picture">
+                  <pic:nvPicPr>
+                    <pic:cNvPr id="0" name="Графический объект8"/>
+                    <pic:cNvPicPr>
+                      <a:picLocks noChangeAspect="1" noChangeArrowheads="1"/>
+                    </pic:cNvPicPr>
+                  </pic:nvPicPr>
+                  <pic:blipFill>
+                    <a:blip r:embed="rId14">
+                      <a:extLst>
+                        <a:ext uri="{28A0092B-C50C-407E-A947-70E740481C1C}">
+                          <a14:useLocalDpi xmlns:a14="http://schemas.microsoft.com/office/drawing/2010/main" val="0"/>
+                        </a:ext>
+                      </a:extLst>
+                    </a:blip>
+                    <a:srcRect/>
+                    <a:stretch>
+                      <a:fillRect/>
+                    </a:stretch>
+                  </pic:blipFill>
+                  <pic:spPr bwMode="auto">
+                    <a:xfrm>
+                      <a:off x="0" y="0"/>
+                      <a:ext cx="6120130" cy="1114425"/>
+                    </a:xfrm>
+                    <a:prstGeom prst="rect">
+                      <a:avLst/>
+                    </a:prstGeom>
+                    <a:noFill/>
+                  </pic:spPr>
+                </pic:pic>
+              </a:graphicData>
+            </a:graphic>
+            <wp14:sizeRelH relativeFrom="page">
+              <wp14:pctWidth>0</wp14:pctWidth>
+            </wp14:sizeRelH>
+            <wp14:sizeRelV relativeFrom="page">
+              <wp14:pctHeight>0</wp14:pctHeight>
+            </wp14:sizeRelV>
+          </wp:anchor>
+        </w:drawing>
+      </w:r>
+    </w:p>
+    <w:p>
+      <w:pPr>
+        <w:pStyle w:val="PreformattedText"/>
+        <w:spacing w:line="360" w:lineRule="auto"/>
+        <w:ind w:firstLine="709"/>
+        <w:jc w:val="both"/>
+        <w:rPr>
+          <w:sz w:val="28"/>
+          <w:szCs w:val="28"/>
+        </w:rPr>
+      </w:pPr>
+      <w:r>
+        <w:rPr>
+          <w:sz w:val="28"/>
+          <w:szCs w:val="28"/>
+        </w:rPr>
+        <w:t>Программа увеличивает номер урока в словаре прогресса пользователя.</w:t>
+      </w:r>
+    </w:p>
+    <w:p>
+      <w:pPr>
+        <w:pStyle w:val="PreformattedText"/>
+        <w:spacing w:line="360" w:lineRule="auto"/>
+        <w:ind w:firstLine="709"/>
+        <w:jc w:val="both"/>
+        <w:rPr>
+          <w:sz w:val="28"/>
+          <w:szCs w:val="28"/>
+        </w:rPr>
+      </w:pPr>
+      <w:r>
+        <w:rPr>
+          <w:sz w:val="28"/>
+          <w:szCs w:val="28"/>
+        </w:rPr>
+        <w:lastRenderedPageBreak/>
+        <w:t xml:space="preserve"> 9. Система тестирования</w:t>
+      </w:r>
+    </w:p>
+    <w:p>
+      <w:pPr>
+        <w:pStyle w:val="PreformattedText"/>
+        <w:spacing w:line="360" w:lineRule="auto"/>
+        <w:ind w:firstLine="709"/>
+        <w:jc w:val="both"/>
+        <w:rPr>
+          <w:sz w:val="28"/>
+          <w:szCs w:val="28"/>
+        </w:rPr>
+      </w:pPr>
+      <w:r>
+        <w:rPr>
+          <w:sz w:val="28"/>
+          <w:szCs w:val="28"/>
+        </w:rPr>
+        <w:t>Команда `/quiz` запускает тест.</w:t>
+      </w:r>
+    </w:p>
+    <w:p>
+      <w:pPr>
+        <w:pStyle w:val="PreformattedText"/>
+        <w:spacing w:line="360" w:lineRule="auto"/>
+        <w:jc w:val="both"/>
+        <w:rPr>
+          <w:b/>
+          <w:bCs/>
+          <w:i/>
+          <w:iCs/>
+          <w:sz w:val="28"/>
+          <w:szCs w:val="28"/>
+          <w:u w:val="single"/>
+        </w:rPr>
+      </w:pPr>
+      <w:r>
+        <w:rPr>
+          <w:noProof/>
+          <w:lang w:eastAsia="ru-RU" w:bidi="ar-SA"/>
+        </w:rPr>
+        <w:drawing>
+          <wp:anchor distT="0" distB="0" distL="114300" distR="114300" simplePos="0" relativeHeight="251658240" behindDoc="0" locked="0" layoutInCell="1" allowOverlap="1">
+            <wp:simplePos x="0" y="0"/>
+            <wp:positionH relativeFrom="column">
+              <wp:posOffset>0</wp:posOffset>
+            </wp:positionH>
+            <wp:positionV relativeFrom="paragraph">
+              <wp:posOffset>80645</wp:posOffset>
+            </wp:positionV>
+            <wp:extent cx="6120130" cy="2282190"/>
+            <wp:effectExtent l="0" t="0" r="0" b="3810"/>
+            <wp:wrapTopAndBottom/>
+            <wp:docPr id="15" name="Рисунок 15"/>
+            <wp:cNvGraphicFramePr>
+              <a:graphicFrameLocks xmlns:a="http://schemas.openxmlformats.org/drawingml/2006/main" noChangeAspect="1"/>
+            </wp:cNvGraphicFramePr>
+            <a:graphic xmlns:a="http://schemas.openxmlformats.org/drawingml/2006/main">
+              <a:graphicData uri="http://schemas.openxmlformats.org/drawingml/2006/picture">
+                <pic:pic xmlns:pic="http://schemas.openxmlformats.org/drawingml/2006/picture">
+                  <pic:nvPicPr>
+                    <pic:cNvPr id="0" name="Графический объект9"/>
+                    <pic:cNvPicPr>
+                      <a:picLocks noChangeAspect="1" noChangeArrowheads="1"/>
+                    </pic:cNvPicPr>
+                  </pic:nvPicPr>
+                  <pic:blipFill>
+                    <a:blip r:embed="rId15">
+                      <a:extLst>
+                        <a:ext uri="{28A0092B-C50C-407E-A947-70E740481C1C}">
+                          <a14:useLocalDpi xmlns:a14="http://schemas.microsoft.com/office/drawing/2010/main" val="0"/>
+                        </a:ext>
+                      </a:extLst>
+                    </a:blip>
+                    <a:srcRect/>
+                    <a:stretch>
+                      <a:fillRect/>
+                    </a:stretch>
+                  </pic:blipFill>
+                  <pic:spPr bwMode="auto">
+                    <a:xfrm>
+                      <a:off x="0" y="0"/>
+                      <a:ext cx="6120130" cy="2282190"/>
+                    </a:xfrm>
+                    <a:prstGeom prst="rect">
+                      <a:avLst/>
+                    </a:prstGeom>
+                    <a:noFill/>
+                  </pic:spPr>
+                </pic:pic>
+              </a:graphicData>
+            </a:graphic>
+            <wp14:sizeRelH relativeFrom="page">
+              <wp14:pctWidth>0</wp14:pctWidth>
+            </wp14:sizeRelH>
+            <wp14:sizeRelV relativeFrom="page">
+              <wp14:pctHeight>0</wp14:pctHeight>
+            </wp14:sizeRelV>
+          </wp:anchor>
+        </w:drawing>
+      </w:r>
+    </w:p>
+    <w:p>
+      <w:pPr>
+        <w:pStyle w:val="PreformattedText"/>
+        <w:spacing w:line="360" w:lineRule="auto"/>
+        <w:ind w:firstLine="709"/>
+        <w:jc w:val="both"/>
+        <w:rPr>
+          <w:sz w:val="28"/>
+          <w:szCs w:val="28"/>
+        </w:rPr>
+      </w:pPr>
+      <w:r>
+        <w:rPr>
+          <w:noProof/>
+          <w:lang w:eastAsia="ru-RU" w:bidi="ar-SA"/>
+        </w:rPr>
+        <w:drawing>
+          <wp:anchor distT="0" distB="0" distL="114300" distR="114300" simplePos="0" relativeHeight="251658240" behindDoc="0" locked="0" layoutInCell="1" allowOverlap="1">
+            <wp:simplePos x="0" y="0"/>
+            <wp:positionH relativeFrom="column">
+              <wp:posOffset>12065</wp:posOffset>
+            </wp:positionH>
+            <wp:positionV relativeFrom="paragraph">
+              <wp:posOffset>142875</wp:posOffset>
+            </wp:positionV>
+            <wp:extent cx="4057650" cy="200025"/>
+            <wp:effectExtent l="0" t="0" r="0" b="9525"/>
+            <wp:wrapTopAndBottom/>
+            <wp:docPr id="12" name="Рисунок 12"/>
+            <wp:cNvGraphicFramePr>
+              <a:graphicFrameLocks xmlns:a="http://schemas.openxmlformats.org/drawingml/2006/main" noChangeAspect="1"/>
+            </wp:cNvGraphicFramePr>
+            <a:graphic xmlns:a="http://schemas.openxmlformats.org/drawingml/2006/main">
+              <a:graphicData uri="http://schemas.openxmlformats.org/drawingml/2006/picture">
+                <pic:pic xmlns:pic="http://schemas.openxmlformats.org/drawingml/2006/picture">
+                  <pic:nvPicPr>
+                    <pic:cNvPr id="0" name="Графический объект10"/>
+                    <pic:cNvPicPr>
+                      <a:picLocks noChangeAspect="1" noChangeArrowheads="1"/>
+                    </pic:cNvPicPr>
+                  </pic:nvPicPr>
+                  <pic:blipFill>
+                    <a:blip r:embed="rId16">
+                      <a:extLst>
+                        <a:ext uri="{28A0092B-C50C-407E-A947-70E740481C1C}">
+                          <a14:useLocalDpi xmlns:a14="http://schemas.microsoft.com/office/drawing/2010/main" val="0"/>
+                        </a:ext>
+                      </a:extLst>
+                    </a:blip>
+                    <a:srcRect/>
+                    <a:stretch>
+                      <a:fillRect/>
+                    </a:stretch>
+                  </pic:blipFill>
+                  <pic:spPr bwMode="auto">
+                    <a:xfrm>
+                      <a:off x="0" y="0"/>
+                      <a:ext cx="4057650" cy="200025"/>
+                    </a:xfrm>
+                    <a:prstGeom prst="rect">
+                      <a:avLst/>
+                    </a:prstGeom>
+                    <a:noFill/>
+                  </pic:spPr>
+                </pic:pic>
+              </a:graphicData>
+            </a:graphic>
+            <wp14:sizeRelH relativeFrom="page">
+              <wp14:pctWidth>0</wp14:pctWidth>
+            </wp14:sizeRelH>
+            <wp14:sizeRelV relativeFrom="page">
+              <wp14:pctHeight>0</wp14:pctHeight>
+            </wp14:sizeRelV>
+          </wp:anchor>
+        </w:drawing>
+      </w:r>
+      <w:r>
+        <w:rPr>
+          <w:sz w:val="28"/>
+          <w:szCs w:val="28"/>
+        </w:rPr>
+        <w:t>Программа случайным образом выбирает вопрос из базы данных:</w:t>
+      </w:r>
+    </w:p>
+    <w:p>
+      <w:pPr>
+        <w:pStyle w:val="PreformattedText"/>
+        <w:spacing w:line="360" w:lineRule="auto"/>
+        <w:ind w:firstLine="709"/>
+        <w:jc w:val="both"/>
+        <w:rPr>
+          <w:sz w:val="28"/>
+          <w:szCs w:val="28"/>
+        </w:rPr>
+      </w:pPr>
+      <w:r>
+        <w:rPr>
+          <w:sz w:val="28"/>
+          <w:szCs w:val="28"/>
+        </w:rPr>
+        <w:t>Пользователь получает:</w:t>
+      </w:r>
+    </w:p>
+    <w:p>
+      <w:pPr>
+        <w:pStyle w:val="PreformattedText"/>
+        <w:spacing w:line="360" w:lineRule="auto"/>
+        <w:ind w:firstLine="709"/>
+        <w:jc w:val="both"/>
+        <w:rPr>
+          <w:sz w:val="28"/>
+          <w:szCs w:val="28"/>
+        </w:rPr>
+      </w:pPr>
+      <w:r>
+        <w:rPr>
+          <w:sz w:val="28"/>
+          <w:szCs w:val="28"/>
+        </w:rPr>
+        <w:t>- текст вопроса</w:t>
+      </w:r>
+    </w:p>
+    <w:p>
+      <w:pPr>
+        <w:pStyle w:val="PreformattedText"/>
+        <w:spacing w:line="360" w:lineRule="auto"/>
+        <w:ind w:firstLine="709"/>
+        <w:jc w:val="both"/>
+        <w:rPr>
+          <w:sz w:val="28"/>
+          <w:szCs w:val="28"/>
+        </w:rPr>
+      </w:pPr>
+      <w:r>
+        <w:rPr>
+          <w:sz w:val="28"/>
+          <w:szCs w:val="28"/>
+        </w:rPr>
+        <w:t>- варианты ответов</w:t>
+      </w:r>
+    </w:p>
+    <w:p>
+      <w:pPr>
+        <w:pStyle w:val="PreformattedText"/>
+        <w:spacing w:line="360" w:lineRule="auto"/>
+        <w:ind w:firstLine="709"/>
+        <w:jc w:val="both"/>
+        <w:rPr>
+          <w:sz w:val="28"/>
+          <w:szCs w:val="28"/>
+        </w:rPr>
+      </w:pPr>
+      <w:r>
+        <w:rPr>
+          <w:sz w:val="28"/>
+          <w:szCs w:val="28"/>
+        </w:rPr>
+        <w:t>Пользователь отправляет номер ответа.</w:t>
+      </w:r>
+    </w:p>
+    <w:p>
+      <w:pPr>
+        <w:pStyle w:val="PreformattedText"/>
+        <w:spacing w:line="360" w:lineRule="auto"/>
+        <w:ind w:firstLine="709"/>
+        <w:jc w:val="both"/>
+        <w:rPr>
+          <w:sz w:val="28"/>
+          <w:szCs w:val="28"/>
+        </w:rPr>
+      </w:pPr>
+      <w:r>
+        <w:rPr>
+          <w:sz w:val="28"/>
+          <w:szCs w:val="28"/>
+        </w:rPr>
+        <w:t xml:space="preserve"> 10. Проверка ответа пользователя</w:t>
+      </w:r>
+    </w:p>
+    <w:p>
+      <w:pPr>
+        <w:pStyle w:val="PreformattedText"/>
+        <w:spacing w:line="360" w:lineRule="auto"/>
+        <w:ind w:firstLine="709"/>
+        <w:jc w:val="both"/>
+        <w:rPr>
+          <w:sz w:val="28"/>
+          <w:szCs w:val="28"/>
+        </w:rPr>
+      </w:pPr>
+      <w:r>
+        <w:rPr>
+          <w:noProof/>
+          <w:lang w:eastAsia="ru-RU" w:bidi="ar-SA"/>
+        </w:rPr>
+        <w:lastRenderedPageBreak/>
+        <w:drawing>
+          <wp:anchor distT="0" distB="0" distL="114300" distR="114300" simplePos="0" relativeHeight="251658240" behindDoc="0" locked="0" layoutInCell="1" allowOverlap="1">
+            <wp:simplePos x="0" y="0"/>
+            <wp:positionH relativeFrom="column">
+              <wp:align>center</wp:align>
+            </wp:positionH>
+            <wp:positionV relativeFrom="paragraph">
+              <wp:align>top</wp:align>
+            </wp:positionV>
+            <wp:extent cx="6120130" cy="5249545"/>
+            <wp:effectExtent l="0" t="0" r="0" b="8255"/>
+            <wp:wrapTopAndBottom/>
+            <wp:docPr id="11" name="Рисунок 11"/>
+            <wp:cNvGraphicFramePr>
+              <a:graphicFrameLocks xmlns:a="http://schemas.openxmlformats.org/drawingml/2006/main" noChangeAspect="1"/>
+            </wp:cNvGraphicFramePr>
+            <a:graphic xmlns:a="http://schemas.openxmlformats.org/drawingml/2006/main">
+              <a:graphicData uri="http://schemas.openxmlformats.org/drawingml/2006/picture">
+                <pic:pic xmlns:pic="http://schemas.openxmlformats.org/drawingml/2006/picture">
+                  <pic:nvPicPr>
+                    <pic:cNvPr id="0" name="Графический объект11"/>
+                    <pic:cNvPicPr>
+                      <a:picLocks noChangeAspect="1" noChangeArrowheads="1"/>
+                    </pic:cNvPicPr>
+                  </pic:nvPicPr>
+                  <pic:blipFill>
+                    <a:blip r:embed="rId17">
+                      <a:extLst>
+                        <a:ext uri="{28A0092B-C50C-407E-A947-70E740481C1C}">
+                          <a14:useLocalDpi xmlns:a14="http://schemas.microsoft.com/office/drawing/2010/main" val="0"/>
+                        </a:ext>
+                      </a:extLst>
+                    </a:blip>
+                    <a:srcRect/>
+                    <a:stretch>
+                      <a:fillRect/>
+                    </a:stretch>
+                  </pic:blipFill>
+                  <pic:spPr bwMode="auto">
+                    <a:xfrm>
+                      <a:off x="0" y="0"/>
+                      <a:ext cx="6120130" cy="5249545"/>
+                    </a:xfrm>
+                    <a:prstGeom prst="rect">
+                      <a:avLst/>
+                    </a:prstGeom>
+                    <a:noFill/>
+                  </pic:spPr>
+                </pic:pic>
+              </a:graphicData>
+            </a:graphic>
+            <wp14:sizeRelH relativeFrom="page">
+              <wp14:pctWidth>0</wp14:pctWidth>
+            </wp14:sizeRelH>
+            <wp14:sizeRelV relativeFrom="page">
+              <wp14:pctHeight>0</wp14:pctHeight>
+            </wp14:sizeRelV>
+          </wp:anchor>
+        </w:drawing>
+      </w:r>
+      <w:r>
+        <w:rPr>
+          <w:sz w:val="28"/>
+          <w:szCs w:val="28"/>
+        </w:rPr>
+        <w:t>Функция `handle_quiz_answer` обрабатывает ответ пользователя.</w:t>
+      </w:r>
+    </w:p>
+    <w:p>
+      <w:pPr>
+        <w:pStyle w:val="PreformattedText"/>
+        <w:spacing w:line="360" w:lineRule="auto"/>
+        <w:ind w:firstLine="709"/>
+        <w:jc w:val="both"/>
+        <w:rPr>
+          <w:sz w:val="28"/>
+          <w:szCs w:val="28"/>
+        </w:rPr>
+      </w:pPr>
+      <w:r>
+        <w:rPr>
+          <w:sz w:val="28"/>
+          <w:szCs w:val="28"/>
+        </w:rPr>
+        <w:t>Программа:</w:t>
+      </w:r>
+    </w:p>
+    <w:p>
+      <w:pPr>
+        <w:pStyle w:val="PreformattedText"/>
+        <w:spacing w:line="360" w:lineRule="auto"/>
+        <w:ind w:firstLine="709"/>
+        <w:jc w:val="both"/>
+        <w:rPr>
+          <w:sz w:val="28"/>
+          <w:szCs w:val="28"/>
+        </w:rPr>
+      </w:pPr>
+      <w:r>
+        <w:rPr>
+          <w:sz w:val="28"/>
+          <w:szCs w:val="28"/>
+        </w:rPr>
+        <w:t>1. проверяет правильность ответа</w:t>
+      </w:r>
+    </w:p>
+    <w:p>
+      <w:pPr>
+        <w:pStyle w:val="PreformattedText"/>
+        <w:spacing w:line="360" w:lineRule="auto"/>
+        <w:ind w:firstLine="709"/>
+        <w:jc w:val="both"/>
+        <w:rPr>
+          <w:sz w:val="28"/>
+          <w:szCs w:val="28"/>
+        </w:rPr>
+      </w:pPr>
+      <w:r>
+        <w:rPr>
+          <w:sz w:val="28"/>
+          <w:szCs w:val="28"/>
+        </w:rPr>
+        <w:t>2. увеличивает счётчик выполненных тестов</w:t>
+      </w:r>
+    </w:p>
+    <w:p>
+      <w:pPr>
+        <w:pStyle w:val="PreformattedText"/>
+        <w:spacing w:line="360" w:lineRule="auto"/>
+        <w:ind w:firstLine="709"/>
+        <w:jc w:val="both"/>
+        <w:rPr>
+          <w:sz w:val="28"/>
+          <w:szCs w:val="28"/>
+        </w:rPr>
+      </w:pPr>
+      <w:r>
+        <w:rPr>
+          <w:sz w:val="28"/>
+          <w:szCs w:val="28"/>
+        </w:rPr>
+        <w:t>3. увеличивает счётчик правильных ответов</w:t>
+      </w:r>
+    </w:p>
+    <w:p>
+      <w:pPr>
+        <w:pStyle w:val="PreformattedText"/>
+        <w:spacing w:line="360" w:lineRule="auto"/>
+        <w:ind w:firstLine="709"/>
+        <w:jc w:val="both"/>
+        <w:rPr>
+          <w:sz w:val="28"/>
+          <w:szCs w:val="28"/>
+        </w:rPr>
+      </w:pPr>
+      <w:r>
+        <w:rPr>
+          <w:sz w:val="28"/>
+          <w:szCs w:val="28"/>
+        </w:rPr>
+        <w:t>4. выводит результат</w:t>
+      </w:r>
+    </w:p>
+    <w:p>
+      <w:pPr>
+        <w:pStyle w:val="PreformattedText"/>
+        <w:spacing w:line="360" w:lineRule="auto"/>
+        <w:ind w:firstLine="709"/>
+        <w:jc w:val="both"/>
+        <w:rPr>
+          <w:sz w:val="28"/>
+          <w:szCs w:val="28"/>
+        </w:rPr>
+      </w:pPr>
+      <w:r>
+        <w:rPr>
+          <w:sz w:val="28"/>
+          <w:szCs w:val="28"/>
+        </w:rPr>
+        <w:t xml:space="preserve"> 11. Отображение прогресса</w:t>
+      </w:r>
+    </w:p>
+    <w:p>
+      <w:pPr>
+        <w:pStyle w:val="PreformattedText"/>
+        <w:spacing w:line="360" w:lineRule="auto"/>
+        <w:ind w:firstLine="709"/>
+        <w:jc w:val="both"/>
+        <w:rPr>
+          <w:sz w:val="28"/>
+          <w:szCs w:val="28"/>
+        </w:rPr>
+      </w:pPr>
+      <w:r>
+        <w:rPr>
+          <w:noProof/>
+          <w:lang w:eastAsia="ru-RU" w:bidi="ar-SA"/>
+        </w:rPr>
+        <w:drawing>
+          <wp:anchor distT="0" distB="0" distL="114300" distR="114300" simplePos="0" relativeHeight="251658240" behindDoc="0" locked="0" layoutInCell="1" allowOverlap="1">
+            <wp:simplePos x="0" y="0"/>
+            <wp:positionH relativeFrom="column">
+              <wp:posOffset>19050</wp:posOffset>
+            </wp:positionH>
+            <wp:positionV relativeFrom="paragraph">
+              <wp:posOffset>147955</wp:posOffset>
+            </wp:positionV>
+            <wp:extent cx="6120130" cy="2108835"/>
+            <wp:effectExtent l="0" t="0" r="0" b="5715"/>
+            <wp:wrapTopAndBottom/>
+            <wp:docPr id="10" name="Рисунок 10"/>
+            <wp:cNvGraphicFramePr>
+              <a:graphicFrameLocks xmlns:a="http://schemas.openxmlformats.org/drawingml/2006/main" noChangeAspect="1"/>
+            </wp:cNvGraphicFramePr>
+            <a:graphic xmlns:a="http://schemas.openxmlformats.org/drawingml/2006/main">
+              <a:graphicData uri="http://schemas.openxmlformats.org/drawingml/2006/picture">
+                <pic:pic xmlns:pic="http://schemas.openxmlformats.org/drawingml/2006/picture">
+                  <pic:nvPicPr>
+                    <pic:cNvPr id="0" name="Графический объект12"/>
+                    <pic:cNvPicPr>
+                      <a:picLocks noChangeAspect="1" noChangeArrowheads="1"/>
+                    </pic:cNvPicPr>
+                  </pic:nvPicPr>
+                  <pic:blipFill>
+                    <a:blip r:embed="rId18">
+                      <a:extLst>
+                        <a:ext uri="{28A0092B-C50C-407E-A947-70E740481C1C}">
+                          <a14:useLocalDpi xmlns:a14="http://schemas.microsoft.com/office/drawing/2010/main" val="0"/>
+                        </a:ext>
+                      </a:extLst>
+                    </a:blip>
+                    <a:srcRect/>
+                    <a:stretch>
+                      <a:fillRect/>
+                    </a:stretch>
+                  </pic:blipFill>
+                  <pic:spPr bwMode="auto">
+                    <a:xfrm>
+                      <a:off x="0" y="0"/>
+                      <a:ext cx="6120130" cy="2108835"/>
+                    </a:xfrm>
+                    <a:prstGeom prst="rect">
+                      <a:avLst/>
+                    </a:prstGeom>
+                    <a:noFill/>
+                  </pic:spPr>
+                </pic:pic>
+              </a:graphicData>
+            </a:graphic>
+            <wp14:sizeRelH relativeFrom="page">
+              <wp14:pctWidth>0</wp14:pctWidth>
+            </wp14:sizeRelH>
+            <wp14:sizeRelV relativeFrom="page">
+              <wp14:pctHeight>0</wp14:pctHeight>
+            </wp14:sizeRelV>
+          </wp:anchor>
+        </w:drawing>
+      </w:r>
+      <w:r>
+        <w:rPr>
+          <w:sz w:val="28"/>
+          <w:szCs w:val="28"/>
+        </w:rPr>
+        <w:t>Команда `/progress` показывает статистику пользователя.</w:t>
+      </w:r>
+    </w:p>
+    <w:p>
+      <w:pPr>
+        <w:pStyle w:val="PreformattedText"/>
+        <w:spacing w:line="360" w:lineRule="auto"/>
+        <w:ind w:firstLine="709"/>
+        <w:jc w:val="both"/>
+        <w:rPr>
+          <w:sz w:val="28"/>
+          <w:szCs w:val="28"/>
+        </w:rPr>
+      </w:pPr>
+      <w:r>
+        <w:rPr>
+          <w:sz w:val="28"/>
+          <w:szCs w:val="28"/>
+        </w:rPr>
+        <w:t>Выводится:</w:t>
+      </w:r>
+    </w:p>
+    <w:p>
+      <w:pPr>
+        <w:pStyle w:val="PreformattedText"/>
+        <w:spacing w:line="360" w:lineRule="auto"/>
+        <w:ind w:firstLine="709"/>
+        <w:jc w:val="both"/>
+        <w:rPr>
+          <w:sz w:val="28"/>
+          <w:szCs w:val="28"/>
+        </w:rPr>
+      </w:pPr>
+      <w:r>
+        <w:rPr>
+          <w:sz w:val="28"/>
+          <w:szCs w:val="28"/>
+        </w:rPr>
+        <w:lastRenderedPageBreak/>
+        <w:t>- текущий урок</w:t>
+      </w:r>
+    </w:p>
+    <w:p>
+      <w:pPr>
+        <w:pStyle w:val="PreformattedText"/>
+        <w:spacing w:line="360" w:lineRule="auto"/>
+        <w:ind w:firstLine="709"/>
+        <w:jc w:val="both"/>
+        <w:rPr>
+          <w:sz w:val="28"/>
+          <w:szCs w:val="28"/>
+        </w:rPr>
+      </w:pPr>
+      <w:r>
+        <w:rPr>
+          <w:sz w:val="28"/>
+          <w:szCs w:val="28"/>
+        </w:rPr>
+        <w:t>- количество правильных ответов</w:t>
+      </w:r>
+    </w:p>
+    <w:p>
+      <w:pPr>
+        <w:pStyle w:val="PreformattedText"/>
+        <w:spacing w:line="360" w:lineRule="auto"/>
+        <w:ind w:firstLine="709"/>
+        <w:jc w:val="both"/>
+        <w:rPr>
+          <w:sz w:val="28"/>
+          <w:szCs w:val="28"/>
+        </w:rPr>
+      </w:pPr>
+      <w:r>
+        <w:rPr>
+          <w:sz w:val="28"/>
+          <w:szCs w:val="28"/>
+        </w:rPr>
+        <w:t>- общий процент правильных ответов</w:t>
+      </w:r>
+    </w:p>
+    <w:p>
+      <w:pPr>
+        <w:pStyle w:val="PreformattedText"/>
+        <w:spacing w:line="360" w:lineRule="auto"/>
+        <w:ind w:firstLine="709"/>
+        <w:jc w:val="both"/>
+        <w:rPr>
+          <w:sz w:val="28"/>
+          <w:szCs w:val="28"/>
+        </w:rPr>
+      </w:pPr>
+      <w:r>
+        <w:rPr>
+          <w:sz w:val="28"/>
+          <w:szCs w:val="28"/>
+        </w:rPr>
+        <w:t>Пример:</w:t>
+      </w:r>
+    </w:p>
+    <w:p>
+      <w:pPr>
+        <w:pStyle w:val="PreformattedText"/>
+        <w:spacing w:line="360" w:lineRule="auto"/>
+        <w:ind w:firstLine="709"/>
+        <w:jc w:val="both"/>
+        <w:rPr>
+          <w:sz w:val="28"/>
+          <w:szCs w:val="28"/>
+        </w:rPr>
+      </w:pPr>
+      <w:r>
+        <w:rPr>
+          <w:sz w:val="28"/>
+          <w:szCs w:val="28"/>
+        </w:rPr>
+        <w:t>Прогресс:</w:t>
+      </w:r>
+    </w:p>
+    <w:p>
+      <w:pPr>
+        <w:pStyle w:val="PreformattedText"/>
+        <w:spacing w:line="360" w:lineRule="auto"/>
+        <w:ind w:firstLine="709"/>
+        <w:jc w:val="both"/>
+        <w:rPr>
+          <w:sz w:val="28"/>
+          <w:szCs w:val="28"/>
+        </w:rPr>
+      </w:pPr>
+      <w:r>
+        <w:rPr>
+          <w:sz w:val="28"/>
+          <w:szCs w:val="28"/>
+        </w:rPr>
+        <w:t>Урок: 3/10</w:t>
+      </w:r>
+    </w:p>
+    <w:p>
+      <w:pPr>
+        <w:pStyle w:val="PreformattedText"/>
+        <w:spacing w:line="360" w:lineRule="auto"/>
+        <w:ind w:firstLine="709"/>
+        <w:jc w:val="both"/>
+        <w:rPr>
+          <w:sz w:val="28"/>
+          <w:szCs w:val="28"/>
+        </w:rPr>
+      </w:pPr>
+      <w:r>
+        <w:rPr>
+          <w:sz w:val="28"/>
+          <w:szCs w:val="28"/>
+        </w:rPr>
+        <w:t>Тесты: 7/10 (70%)</w:t>
+      </w:r>
+    </w:p>
+    <w:p>
+      <w:pPr>
+        <w:pStyle w:val="PreformattedText"/>
+        <w:spacing w:line="360" w:lineRule="auto"/>
+        <w:ind w:firstLine="709"/>
+        <w:jc w:val="both"/>
+        <w:rPr>
+          <w:sz w:val="28"/>
+          <w:szCs w:val="28"/>
+        </w:rPr>
+      </w:pPr>
+      <w:r>
+        <w:rPr>
+          <w:sz w:val="28"/>
+          <w:szCs w:val="28"/>
+        </w:rPr>
+        <w:t xml:space="preserve"> 12. Сброс прогресса</w:t>
+      </w:r>
+    </w:p>
+    <w:p>
+      <w:pPr>
+        <w:pStyle w:val="PreformattedText"/>
+        <w:spacing w:line="360" w:lineRule="auto"/>
+        <w:ind w:firstLine="709"/>
+        <w:jc w:val="both"/>
+        <w:rPr>
+          <w:sz w:val="28"/>
+          <w:szCs w:val="28"/>
+        </w:rPr>
+      </w:pPr>
+      <w:r>
+        <w:rPr>
+          <w:sz w:val="28"/>
+          <w:szCs w:val="28"/>
+        </w:rPr>
+        <w:t>Команда `/reset` обнуляет результаты пользователя.</w:t>
+      </w:r>
+    </w:p>
+    <w:p>
+      <w:pPr>
+        <w:pStyle w:val="PreformattedText"/>
+        <w:spacing w:line="360" w:lineRule="auto"/>
+        <w:jc w:val="both"/>
+        <w:rPr>
+          <w:sz w:val="28"/>
+          <w:szCs w:val="28"/>
+        </w:rPr>
+      </w:pPr>
+      <w:r>
+        <w:rPr>
+          <w:noProof/>
+          <w:lang w:eastAsia="ru-RU" w:bidi="ar-SA"/>
+        </w:rPr>
+        <w:drawing>
+          <wp:anchor distT="0" distB="0" distL="114300" distR="114300" simplePos="0" relativeHeight="251658240" behindDoc="0" locked="0" layoutInCell="1" allowOverlap="1">
+            <wp:simplePos x="0" y="0"/>
+            <wp:positionH relativeFrom="column">
+              <wp:align>center</wp:align>
+            </wp:positionH>
+            <wp:positionV relativeFrom="paragraph">
+              <wp:align>top</wp:align>
+            </wp:positionV>
+            <wp:extent cx="6120130" cy="1268730"/>
+            <wp:effectExtent l="0" t="0" r="0" b="7620"/>
+            <wp:wrapTopAndBottom/>
+            <wp:docPr id="6" name="Рисунок 6"/>
+            <wp:cNvGraphicFramePr>
+              <a:graphicFrameLocks xmlns:a="http://schemas.openxmlformats.org/drawingml/2006/main" noChangeAspect="1"/>
+            </wp:cNvGraphicFramePr>
+            <a:graphic xmlns:a="http://schemas.openxmlformats.org/drawingml/2006/main">
+              <a:graphicData uri="http://schemas.openxmlformats.org/drawingml/2006/picture">
+                <pic:pic xmlns:pic="http://schemas.openxmlformats.org/drawingml/2006/picture">
+                  <pic:nvPicPr>
+                    <pic:cNvPr id="0" name="Графический объект13"/>
+                    <pic:cNvPicPr>
+                      <a:picLocks noChangeAspect="1" noChangeArrowheads="1"/>
+                    </pic:cNvPicPr>
+                  </pic:nvPicPr>
+                  <pic:blipFill>
+                    <a:blip r:embed="rId19">
+                      <a:extLst>
+                        <a:ext uri="{28A0092B-C50C-407E-A947-70E740481C1C}">
+                          <a14:useLocalDpi xmlns:a14="http://schemas.microsoft.com/office/drawing/2010/main" val="0"/>
+                        </a:ext>
+                      </a:extLst>
+                    </a:blip>
+                    <a:srcRect/>
+                    <a:stretch>
+                      <a:fillRect/>
+                    </a:stretch>
+                  </pic:blipFill>
+                  <pic:spPr bwMode="auto">
+                    <a:xfrm>
+                      <a:off x="0" y="0"/>
+                      <a:ext cx="6120130" cy="1268730"/>
+                    </a:xfrm>
+                    <a:prstGeom prst="rect">
+                      <a:avLst/>
+                    </a:prstGeom>
+                    <a:noFill/>
+                  </pic:spPr>
+                </pic:pic>
+              </a:graphicData>
+            </a:graphic>
+            <wp14:sizeRelH relativeFrom="page">
+              <wp14:pctWidth>0</wp14:pctWidth>
+            </wp14:sizeRelH>
+            <wp14:sizeRelV relativeFrom="page">
+              <wp14:pctHeight>0</wp14:pctHeight>
+            </wp14:sizeRelV>
+          </wp:anchor>
+        </w:drawing>
+      </w:r>
+    </w:p>
+    <w:p>
+      <w:pPr>
+        <w:pStyle w:val="PreformattedText"/>
+        <w:spacing w:line="360" w:lineRule="auto"/>
+        <w:ind w:firstLine="709"/>
+        <w:jc w:val="both"/>
+        <w:rPr>
+          <w:sz w:val="28"/>
+          <w:szCs w:val="28"/>
+        </w:rPr>
+      </w:pPr>
+      <w:r>
+        <w:rPr>
+          <w:sz w:val="28"/>
+          <w:szCs w:val="28"/>
+        </w:rPr>
+        <w:t>После выполнения команда удаляет сохранённые данные пользователя.</w:t>
+      </w:r>
+    </w:p>
+    <w:p>
+      <w:pPr>
+        <w:pStyle w:val="PreformattedText"/>
+        <w:spacing w:line="360" w:lineRule="auto"/>
+        <w:ind w:firstLine="709"/>
+        <w:jc w:val="both"/>
+        <w:rPr>
+          <w:sz w:val="28"/>
+          <w:szCs w:val="28"/>
+        </w:rPr>
+      </w:pPr>
+      <w:r>
+        <w:rPr>
+          <w:sz w:val="28"/>
+          <w:szCs w:val="28"/>
+        </w:rPr>
+        <w:t xml:space="preserve"> 13. Запуск программы</w:t>
+      </w:r>
+    </w:p>
+    <w:p>
+      <w:pPr>
+        <w:pStyle w:val="PreformattedText"/>
+        <w:spacing w:line="360" w:lineRule="auto"/>
+        <w:ind w:firstLine="709"/>
+        <w:jc w:val="both"/>
+        <w:rPr>
+          <w:sz w:val="28"/>
+          <w:szCs w:val="28"/>
+        </w:rPr>
+      </w:pPr>
+      <w:r>
+        <w:rPr>
+          <w:sz w:val="28"/>
+          <w:szCs w:val="28"/>
+        </w:rPr>
+        <w:t>Основная функция запуска бота:</w:t>
+      </w:r>
+    </w:p>
+    <w:p>
+      <w:pPr>
+        <w:pStyle w:val="PreformattedText"/>
+        <w:spacing w:line="360" w:lineRule="auto"/>
+        <w:ind w:firstLine="709"/>
+        <w:jc w:val="both"/>
+        <w:rPr>
+          <w:b/>
+          <w:bCs/>
+          <w:i/>
+          <w:iCs/>
+          <w:sz w:val="28"/>
+          <w:szCs w:val="28"/>
+          <w:u w:val="single"/>
+        </w:rPr>
+      </w:pPr>
+      <w:r>
+        <w:rPr>
+          <w:noProof/>
+          <w:lang w:eastAsia="ru-RU" w:bidi="ar-SA"/>
+        </w:rPr>
+        <w:drawing>
+          <wp:anchor distT="0" distB="0" distL="114300" distR="114300" simplePos="0" relativeHeight="251658240" behindDoc="0" locked="0" layoutInCell="1" allowOverlap="1">
+            <wp:simplePos x="0" y="0"/>
+            <wp:positionH relativeFrom="column">
+              <wp:posOffset>111760</wp:posOffset>
+            </wp:positionH>
+            <wp:positionV relativeFrom="paragraph">
+              <wp:posOffset>60960</wp:posOffset>
+            </wp:positionV>
+            <wp:extent cx="6120130" cy="2207260"/>
+            <wp:effectExtent l="0" t="0" r="0" b="2540"/>
+            <wp:wrapTopAndBottom/>
+            <wp:docPr id="4" name="Рисунок 4"/>
+            <wp:cNvGraphicFramePr>
+              <a:graphicFrameLocks xmlns:a="http://schemas.openxmlformats.org/drawingml/2006/main" noChangeAspect="1"/>
+            </wp:cNvGraphicFramePr>
+            <a:graphic xmlns:a="http://schemas.openxmlformats.org/drawingml/2006/main">
+              <a:graphicData uri="http://schemas.openxmlformats.org/drawingml/2006/picture">
+                <pic:pic xmlns:pic="http://schemas.openxmlformats.org/drawingml/2006/picture">
+                  <pic:nvPicPr>
+                    <pic:cNvPr id="0" name="Графический объект14"/>
+                    <pic:cNvPicPr>
+                      <a:picLocks noChangeAspect="1" noChangeArrowheads="1"/>
+                    </pic:cNvPicPr>
+                  </pic:nvPicPr>
+                  <pic:blipFill>
+                    <a:blip r:embed="rId20">
+                      <a:extLst>
+                        <a:ext uri="{28A0092B-C50C-407E-A947-70E740481C1C}">
+                          <a14:useLocalDpi xmlns:a14="http://schemas.microsoft.com/office/drawing/2010/main" val="0"/>
+                        </a:ext>
+                      </a:extLst>
+                    </a:blip>
+                    <a:srcRect/>
+                    <a:stretch>
+                      <a:fillRect/>
+                    </a:stretch>
+                  </pic:blipFill>
+                  <pic:spPr bwMode="auto">
+                    <a:xfrm>
+                      <a:off x="0" y="0"/>
+                      <a:ext cx="6120130" cy="2207260"/>
+                    </a:xfrm>
+                    <a:prstGeom prst="rect">
+                      <a:avLst/>
+                    </a:prstGeom>
+                    <a:noFill/>
+                  </pic:spPr>
+                </pic:pic>
+              </a:graphicData>
+            </a:graphic>
+            <wp14:sizeRelH relativeFrom="page">
+              <wp14:pctWidth>0</wp14:pctWidth>
+            </wp14:sizeRelH>
+            <wp14:sizeRelV relativeFrom="page">
+              <wp14:pctHeight>0</wp14:pctHeight>
+            </wp14:sizeRelV>
+          </wp:anchor>
+        </w:drawing>
+      </w:r>
+    </w:p>
+    <w:p>
+      <w:pPr>
+        <w:pStyle w:val="PreformattedText"/>
+        <w:spacing w:line="360" w:lineRule="auto"/>
+        <w:ind w:firstLine="709"/>
+        <w:jc w:val="both"/>
+        <w:rPr>
+          <w:sz w:val="28"/>
+          <w:szCs w:val="28"/>
+        </w:rPr>
+      </w:pPr>
+      <w:r>
+        <w:rPr>
+          <w:sz w:val="28"/>
+          <w:szCs w:val="28"/>
+        </w:rPr>
+        <w:t>В ней происходит:</w:t>
+      </w:r>
+    </w:p>
+    <w:p>
+      <w:pPr>
+        <w:pStyle w:val="PreformattedText"/>
+        <w:spacing w:line="360" w:lineRule="auto"/>
+        <w:ind w:firstLine="709"/>
+        <w:jc w:val="both"/>
+        <w:rPr>
+          <w:sz w:val="28"/>
+          <w:szCs w:val="28"/>
+        </w:rPr>
+      </w:pPr>
+      <w:r>
+        <w:rPr>
+          <w:sz w:val="28"/>
+          <w:szCs w:val="28"/>
+        </w:rPr>
+        <w:t>1. создание приложения Telegram</w:t>
+      </w:r>
+    </w:p>
+    <w:p>
+      <w:pPr>
+        <w:pStyle w:val="PreformattedText"/>
+        <w:spacing w:line="360" w:lineRule="auto"/>
+        <w:ind w:firstLine="709"/>
+        <w:jc w:val="both"/>
+        <w:rPr>
+          <w:sz w:val="28"/>
+          <w:szCs w:val="28"/>
+        </w:rPr>
+      </w:pPr>
+      <w:r>
+        <w:rPr>
+          <w:sz w:val="28"/>
+          <w:szCs w:val="28"/>
+        </w:rPr>
+        <w:t>2. подключение обработчиков команд</w:t>
+      </w:r>
+    </w:p>
+    <w:p>
+      <w:pPr>
+        <w:pStyle w:val="PreformattedText"/>
+        <w:spacing w:line="360" w:lineRule="auto"/>
+        <w:ind w:firstLine="709"/>
+        <w:jc w:val="both"/>
+        <w:rPr>
+          <w:sz w:val="28"/>
+          <w:szCs w:val="28"/>
+        </w:rPr>
+      </w:pPr>
+      <w:r>
+        <w:rPr>
+          <w:sz w:val="28"/>
+          <w:szCs w:val="28"/>
+        </w:rPr>
+        <w:t>3. запуск бота</w:t>
+      </w:r>
+    </w:p>
+    <w:p>
+      <w:pPr>
+        <w:pStyle w:val="PreformattedText"/>
+        <w:spacing w:line="360" w:lineRule="auto"/>
+        <w:ind w:firstLine="709"/>
+        <w:jc w:val="both"/>
+        <w:rPr>
+          <w:sz w:val="28"/>
+          <w:szCs w:val="28"/>
+        </w:rPr>
+      </w:pPr>
+      <w:r>
+        <w:rPr>
+          <w:sz w:val="28"/>
+          <w:szCs w:val="28"/>
+        </w:rPr>
+        <w:t>Метод run_polling позволяет боту постоянно проверять новые сообщения пользователей.</w:t>
+      </w:r>
+    </w:p>
+    <w:p>
+      <w:pPr>
+        <w:pStyle w:val="PreformattedText"/>
+        <w:spacing w:line="360" w:lineRule="auto"/>
+        <w:ind w:firstLine="709"/>
+        <w:jc w:val="both"/>
+        <w:rPr>
+          <w:sz w:val="28"/>
+          <w:szCs w:val="28"/>
+          <w:lang w:val="en-US"/>
+        </w:rPr>
+      </w:pPr>
+    </w:p>
+    <w:p>
+      <w:pPr>
+        <w:pStyle w:val="PreformattedText"/>
+        <w:spacing w:line="360" w:lineRule="auto"/>
+        <w:ind w:firstLine="709"/>
+        <w:jc w:val="both"/>
+        <w:rPr>
+          <w:b/>
+          <w:bCs/>
+          <w:sz w:val="28"/>
+          <w:szCs w:val="28"/>
+        </w:rPr>
+      </w:pPr>
+      <w:r>
+        <w:rPr>
+          <w:b/>
+          <w:bCs/>
+          <w:sz w:val="28"/>
+          <w:szCs w:val="28"/>
+        </w:rPr>
+        <w:t xml:space="preserve"> Вывод по практической части</w:t>
+      </w:r>
+    </w:p>
+    <w:p>
+      <w:pPr>
+        <w:pStyle w:val="PreformattedText"/>
+        <w:spacing w:line="360" w:lineRule="auto"/>
+        <w:ind w:firstLine="709"/>
+        <w:jc w:val="both"/>
+        <w:rPr>
+          <w:sz w:val="28"/>
+          <w:szCs w:val="28"/>
+        </w:rPr>
+      </w:pPr>
+      <w:r>
+        <w:rPr>
+          <w:sz w:val="28"/>
+          <w:szCs w:val="28"/>
+        </w:rPr>
+        <w:lastRenderedPageBreak/>
+        <w:t>В результате практической работы был разработан Telegram-бот для изучения английского языка.</w:t>
+      </w:r>
+    </w:p>
+    <w:p>
+      <w:pPr>
+        <w:pStyle w:val="PreformattedText"/>
+        <w:spacing w:line="360" w:lineRule="auto"/>
+        <w:ind w:firstLine="709"/>
+        <w:jc w:val="both"/>
+        <w:rPr>
+          <w:sz w:val="28"/>
+          <w:szCs w:val="28"/>
+        </w:rPr>
+      </w:pPr>
+      <w:r>
+        <w:rPr>
+          <w:sz w:val="28"/>
+          <w:szCs w:val="28"/>
+        </w:rPr>
+        <w:t>Бот выполняет следующие функции:</w:t>
+      </w:r>
+    </w:p>
+    <w:p>
+      <w:pPr>
+        <w:pStyle w:val="PreformattedText"/>
+        <w:spacing w:line="360" w:lineRule="auto"/>
+        <w:ind w:firstLine="709"/>
+        <w:jc w:val="both"/>
+        <w:rPr>
+          <w:sz w:val="28"/>
+          <w:szCs w:val="28"/>
+        </w:rPr>
+      </w:pPr>
+      <w:r>
+        <w:rPr>
+          <w:sz w:val="28"/>
+          <w:szCs w:val="28"/>
+        </w:rPr>
+        <w:t>- предоставляет учебные уроки;</w:t>
+      </w:r>
+    </w:p>
+    <w:p>
+      <w:pPr>
+        <w:pStyle w:val="PreformattedText"/>
+        <w:spacing w:line="360" w:lineRule="auto"/>
+        <w:ind w:firstLine="709"/>
+        <w:jc w:val="both"/>
+        <w:rPr>
+          <w:sz w:val="28"/>
+          <w:szCs w:val="28"/>
+        </w:rPr>
+      </w:pPr>
+      <w:r>
+        <w:rPr>
+          <w:sz w:val="28"/>
+          <w:szCs w:val="28"/>
+        </w:rPr>
+        <w:t>- предлагает тестовые задания;</w:t>
+      </w:r>
+    </w:p>
+    <w:p>
+      <w:pPr>
+        <w:pStyle w:val="PreformattedText"/>
+        <w:spacing w:line="360" w:lineRule="auto"/>
+        <w:ind w:firstLine="709"/>
+        <w:jc w:val="both"/>
+        <w:rPr>
+          <w:sz w:val="28"/>
+          <w:szCs w:val="28"/>
+        </w:rPr>
+      </w:pPr>
+      <w:r>
+        <w:rPr>
+          <w:sz w:val="28"/>
+          <w:szCs w:val="28"/>
+        </w:rPr>
+        <w:t>- проверяет ответы пользователей;</w:t>
+      </w:r>
+    </w:p>
+    <w:p>
+      <w:pPr>
+        <w:pStyle w:val="PreformattedText"/>
+        <w:spacing w:line="360" w:lineRule="auto"/>
+        <w:ind w:firstLine="709"/>
+        <w:jc w:val="both"/>
+        <w:rPr>
+          <w:sz w:val="28"/>
+          <w:szCs w:val="28"/>
+        </w:rPr>
+      </w:pPr>
+      <w:r>
+        <w:rPr>
+          <w:sz w:val="28"/>
+          <w:szCs w:val="28"/>
+        </w:rPr>
+        <w:t>- отслеживает прогресс обучения;</w:t>
+      </w:r>
+    </w:p>
+    <w:p>
+      <w:pPr>
+        <w:pStyle w:val="PreformattedText"/>
+        <w:spacing w:line="360" w:lineRule="auto"/>
+        <w:ind w:firstLine="709"/>
+        <w:jc w:val="both"/>
+        <w:rPr>
+          <w:sz w:val="28"/>
+          <w:szCs w:val="28"/>
+        </w:rPr>
+      </w:pPr>
+      <w:r>
+        <w:rPr>
+          <w:sz w:val="28"/>
+          <w:szCs w:val="28"/>
+        </w:rPr>
+        <w:t>- формирует индивидуальную статистику.</w:t>
+      </w:r>
+    </w:p>
+    <w:p>
+      <w:pPr>
+        <w:pStyle w:val="PreformattedText"/>
+        <w:spacing w:line="360" w:lineRule="auto"/>
+        <w:jc w:val="both"/>
+        <w:rPr>
+          <w:sz w:val="28"/>
+          <w:szCs w:val="28"/>
+        </w:rPr>
+      </w:pPr>
+    </w:p>
+    <w:p>
+      <w:pPr>
+        <w:pStyle w:val="PreformattedText"/>
+        <w:spacing w:line="360" w:lineRule="auto"/>
+        <w:ind w:firstLine="709"/>
+        <w:jc w:val="both"/>
+        <w:rPr>
+          <w:sz w:val="28"/>
+          <w:szCs w:val="28"/>
+        </w:rPr>
+      </w:pPr>
+      <w:r>
+        <w:rPr>
+          <w:sz w:val="28"/>
+          <w:szCs w:val="28"/>
+        </w:rPr>
+        <w:t>Разработанный бот может использоваться как дополнительный инструмент для самостоятельного изучения английского языка и имеет перспективы дальнейшего развития, например добавление базы данных, голосовых упражнений и системы уровней обучения.</w:t>
+      </w:r>
+    </w:p>
+    <w:p>
+      <w:pPr>
+        <w:pStyle w:val="PreformattedText"/>
+        <w:pageBreakBefore/>
+        <w:jc w:val="center"/>
+        <w:rPr>
+          <w:b/>
+          <w:bCs/>
+          <w:sz w:val="28"/>
+          <w:szCs w:val="28"/>
+        </w:rPr>
+      </w:pPr>
+      <w:r>
+        <w:rPr>
+          <w:b/>
+          <w:bCs/>
+          <w:sz w:val="28"/>
+          <w:szCs w:val="28"/>
+        </w:rPr>
+        <w:lastRenderedPageBreak/>
+        <w:t>Заключение</w:t>
+      </w:r>
+    </w:p>
+    <w:p>
+      <w:pPr>
+        <w:pStyle w:val="PreformattedText"/>
+        <w:spacing w:line="360" w:lineRule="auto"/>
+        <w:ind w:firstLine="709"/>
+        <w:jc w:val="both"/>
+        <w:rPr>
+          <w:sz w:val="28"/>
+          <w:szCs w:val="28"/>
+        </w:rPr>
+      </w:pPr>
+      <w:r>
+        <w:rPr>
+          <w:sz w:val="28"/>
+          <w:szCs w:val="28"/>
+        </w:rPr>
+        <w:t>В ходе выполнения проекта была достигнута поставленная цель: разработана и реализована система распознавания жестов руки на основе нейронной сети, обеспечивающая как офлайн-проверку изображений, так и распознавание в реальном времени с веб-камеры. Проект ориентирован на практическое применение и демонстрирует полный цикл работы с моделью машинного обучения — от подготовки данных до пользовательского интерфейса.</w:t>
+      </w:r>
+    </w:p>
+    <w:p>
+      <w:pPr>
+        <w:pStyle w:val="PreformattedText"/>
+        <w:spacing w:line="360" w:lineRule="auto"/>
+        <w:ind w:firstLine="709"/>
+        <w:jc w:val="both"/>
+        <w:rPr>
+          <w:sz w:val="28"/>
+          <w:szCs w:val="28"/>
+        </w:rPr>
+      </w:pPr>
+      <w:r>
+        <w:rPr>
+          <w:sz w:val="28"/>
+          <w:szCs w:val="28"/>
+        </w:rPr>
+        <w:t>В рамках работы были решены основные задачи:</w:t>
+      </w:r>
+    </w:p>
+    <w:p>
+      <w:pPr>
+        <w:pStyle w:val="PreformattedText"/>
+        <w:spacing w:line="360" w:lineRule="auto"/>
+        <w:ind w:firstLine="709"/>
+        <w:jc w:val="both"/>
+        <w:rPr>
+          <w:sz w:val="28"/>
+          <w:szCs w:val="28"/>
+        </w:rPr>
+      </w:pPr>
+      <w:r>
+        <w:rPr>
+          <w:sz w:val="28"/>
+          <w:szCs w:val="28"/>
+        </w:rPr>
+        <w:t>1</w:t>
+      </w:r>
+      <w:r>
+        <w:rPr>
+          <w:sz w:val="28"/>
+          <w:szCs w:val="28"/>
+        </w:rPr>
+        <w:t>.</w:t>
+      </w:r>
+      <w:r>
+        <w:rPr>
+          <w:sz w:val="28"/>
+          <w:szCs w:val="28"/>
+        </w:rPr>
+        <w:t>Проведён анализ предметной области и определены требования к системе распознавания жестов.</w:t>
+      </w:r>
+    </w:p>
+    <w:p>
+      <w:pPr>
+        <w:pStyle w:val="PreformattedText"/>
+        <w:spacing w:line="360" w:lineRule="auto"/>
+        <w:ind w:firstLine="709"/>
+        <w:jc w:val="both"/>
+        <w:rPr>
+          <w:sz w:val="28"/>
+          <w:szCs w:val="28"/>
+        </w:rPr>
+      </w:pPr>
+      <w:r>
+        <w:rPr>
+          <w:sz w:val="28"/>
+          <w:szCs w:val="28"/>
+        </w:rPr>
+        <w:t>2.</w:t>
+      </w:r>
+      <w:r>
+        <w:rPr>
+          <w:sz w:val="28"/>
+          <w:szCs w:val="28"/>
+        </w:rPr>
+        <w:t>Изучены теоретические основы компьютерного зрения и применяемый технологический стек (PyTorch, OpenCV, Tkinter).</w:t>
+      </w:r>
+    </w:p>
+    <w:p>
+      <w:pPr>
+        <w:pStyle w:val="PreformattedText"/>
+        <w:spacing w:line="360" w:lineRule="auto"/>
+        <w:ind w:firstLine="709"/>
+        <w:jc w:val="both"/>
+        <w:rPr>
+          <w:sz w:val="28"/>
+          <w:szCs w:val="28"/>
+        </w:rPr>
+      </w:pPr>
+      <w:r>
+        <w:rPr>
+          <w:sz w:val="28"/>
+          <w:szCs w:val="28"/>
+        </w:rPr>
+        <w:t>3.</w:t>
+      </w:r>
+      <w:r>
+        <w:rPr>
+          <w:sz w:val="28"/>
+          <w:szCs w:val="28"/>
+        </w:rPr>
+        <w:t>Спроектирована структура проекта с разделением на модули подготовки данных, обучения, тестирования и инференса.</w:t>
+      </w:r>
+    </w:p>
+    <w:p>
+      <w:pPr>
+        <w:pStyle w:val="PreformattedText"/>
+        <w:spacing w:line="360" w:lineRule="auto"/>
+        <w:ind w:firstLine="709"/>
+        <w:jc w:val="both"/>
+        <w:rPr>
+          <w:sz w:val="28"/>
+          <w:szCs w:val="28"/>
+        </w:rPr>
+      </w:pPr>
+      <w:r>
+        <w:rPr>
+          <w:sz w:val="28"/>
+          <w:szCs w:val="28"/>
+        </w:rPr>
+        <w:t>4.</w:t>
+      </w:r>
+      <w:r>
+        <w:rPr>
+          <w:sz w:val="28"/>
+          <w:szCs w:val="28"/>
+        </w:rPr>
+        <w:t>Реализована модель классификации жестов на базе ResNet18 и написан программный код для её обучения.</w:t>
+      </w:r>
+    </w:p>
+    <w:p>
+      <w:pPr>
+        <w:pStyle w:val="PreformattedText"/>
+        <w:spacing w:line="360" w:lineRule="auto"/>
+        <w:ind w:firstLine="709"/>
+        <w:jc w:val="both"/>
+        <w:rPr>
+          <w:sz w:val="28"/>
+          <w:szCs w:val="28"/>
+        </w:rPr>
+      </w:pPr>
+      <w:r>
+        <w:rPr>
+          <w:sz w:val="28"/>
+          <w:szCs w:val="28"/>
+        </w:rPr>
+        <w:t>5.</w:t>
+      </w:r>
+      <w:r>
+        <w:rPr>
+          <w:sz w:val="28"/>
+          <w:szCs w:val="28"/>
+        </w:rPr>
+        <w:t>Выполнена подготовка датасета из исходных .parquet-данных с формированием обучающей и валидационной выборок.</w:t>
+      </w:r>
+    </w:p>
+    <w:p>
+      <w:pPr>
+        <w:pStyle w:val="PreformattedText"/>
+        <w:spacing w:line="360" w:lineRule="auto"/>
+        <w:ind w:firstLine="709"/>
+        <w:jc w:val="both"/>
+        <w:rPr>
+          <w:sz w:val="28"/>
+          <w:szCs w:val="28"/>
+        </w:rPr>
+      </w:pPr>
+      <w:r>
+        <w:rPr>
+          <w:sz w:val="28"/>
+          <w:szCs w:val="28"/>
+        </w:rPr>
+        <w:t>6.</w:t>
+      </w:r>
+      <w:r>
+        <w:rPr>
+          <w:sz w:val="28"/>
+          <w:szCs w:val="28"/>
+        </w:rPr>
+        <w:t>Проведено тестирование качества модели на валидационном наборе, а также проверена работа в режимах инференса по папке изображений и live-распознавания.</w:t>
+      </w:r>
+    </w:p>
+    <w:p>
+      <w:pPr>
+        <w:pStyle w:val="PreformattedText"/>
+        <w:spacing w:line="360" w:lineRule="auto"/>
+        <w:ind w:firstLine="709"/>
+        <w:jc w:val="both"/>
+        <w:rPr>
+          <w:sz w:val="28"/>
+          <w:szCs w:val="28"/>
+        </w:rPr>
+      </w:pPr>
+      <w:r>
+        <w:rPr>
+          <w:sz w:val="28"/>
+          <w:szCs w:val="28"/>
+        </w:rPr>
+        <w:t>Разработанная система может использоваться как учебный и демонстрационный инструмент по компьютерному зрению, а также как база для дальнейшего развития прикладных решений в области распознавания жестов.</w:t>
+      </w:r>
+    </w:p>
+    <w:p>
+      <w:pPr>
+        <w:pStyle w:val="PreformattedText"/>
+        <w:spacing w:line="360" w:lineRule="auto"/>
+        <w:ind w:firstLine="709"/>
+        <w:jc w:val="both"/>
+        <w:rPr>
+          <w:sz w:val="28"/>
+          <w:szCs w:val="28"/>
+        </w:rPr>
+      </w:pPr>
+      <w:r>
+        <w:rPr>
+          <w:sz w:val="28"/>
+          <w:szCs w:val="28"/>
+        </w:rPr>
+        <w:t>Перспективы дальнейшего развития:</w:t>
+      </w:r>
+    </w:p>
+    <w:p>
+      <w:pPr>
+        <w:pStyle w:val="PreformattedText"/>
+        <w:spacing w:line="360" w:lineRule="auto"/>
+        <w:ind w:firstLine="709"/>
+        <w:jc w:val="both"/>
+        <w:rPr>
+          <w:sz w:val="28"/>
+          <w:szCs w:val="28"/>
+        </w:rPr>
+      </w:pPr>
+      <w:r>
+        <w:rPr>
+          <w:sz w:val="28"/>
+          <w:szCs w:val="28"/>
+        </w:rPr>
+        <w:t>-</w:t>
+      </w:r>
+      <w:r>
+        <w:rPr>
+          <w:sz w:val="28"/>
+          <w:szCs w:val="28"/>
+        </w:rPr>
+        <w:t xml:space="preserve"> Д</w:t>
+      </w:r>
+      <w:r>
+        <w:rPr>
+          <w:sz w:val="28"/>
+          <w:szCs w:val="28"/>
+        </w:rPr>
+        <w:t>обавление requirements.txt и улучшение воспроизводимости окружения;</w:t>
+      </w:r>
+    </w:p>
+    <w:p>
+      <w:pPr>
+        <w:pStyle w:val="PreformattedText"/>
+        <w:spacing w:line="360" w:lineRule="auto"/>
+        <w:ind w:firstLine="709"/>
+        <w:jc w:val="both"/>
+        <w:rPr>
+          <w:sz w:val="28"/>
+          <w:szCs w:val="28"/>
+        </w:rPr>
+      </w:pPr>
+      <w:r>
+        <w:rPr>
+          <w:sz w:val="28"/>
+          <w:szCs w:val="28"/>
+        </w:rPr>
+        <w:t>-</w:t>
+      </w:r>
+      <w:r>
+        <w:rPr>
+          <w:sz w:val="28"/>
+          <w:szCs w:val="28"/>
+        </w:rPr>
+        <w:t xml:space="preserve"> С</w:t>
+      </w:r>
+      <w:r>
+        <w:rPr>
+          <w:sz w:val="28"/>
+          <w:szCs w:val="28"/>
+        </w:rPr>
+        <w:t>охранение лучшей модели по валидационной метрике;</w:t>
+      </w:r>
+    </w:p>
+    <w:p>
+      <w:pPr>
+        <w:pStyle w:val="PreformattedText"/>
+        <w:spacing w:line="360" w:lineRule="auto"/>
+        <w:ind w:firstLine="709"/>
+        <w:jc w:val="both"/>
+        <w:rPr>
+          <w:sz w:val="28"/>
+          <w:szCs w:val="28"/>
+        </w:rPr>
+      </w:pPr>
+      <w:r>
+        <w:rPr>
+          <w:sz w:val="28"/>
+          <w:szCs w:val="28"/>
+        </w:rPr>
+        <w:t>-</w:t>
+      </w:r>
+      <w:r>
+        <w:rPr>
+          <w:sz w:val="28"/>
+          <w:szCs w:val="28"/>
+        </w:rPr>
+        <w:t xml:space="preserve"> В</w:t>
+      </w:r>
+      <w:r>
+        <w:rPr>
+          <w:sz w:val="28"/>
+          <w:szCs w:val="28"/>
+        </w:rPr>
+        <w:t>недрение аугментаций данных и ранней остановки;</w:t>
+      </w:r>
+    </w:p>
+    <w:p>
+      <w:pPr>
+        <w:pStyle w:val="PreformattedText"/>
+        <w:spacing w:line="360" w:lineRule="auto"/>
+        <w:ind w:firstLine="709"/>
+        <w:jc w:val="both"/>
+        <w:rPr>
+          <w:sz w:val="28"/>
+          <w:szCs w:val="28"/>
+        </w:rPr>
+      </w:pPr>
+      <w:r>
+        <w:rPr>
+          <w:sz w:val="28"/>
+          <w:szCs w:val="28"/>
+        </w:rPr>
+        <w:t>-</w:t>
+      </w:r>
+      <w:r>
+        <w:rPr>
+          <w:sz w:val="28"/>
+          <w:szCs w:val="28"/>
+        </w:rPr>
+        <w:t xml:space="preserve"> Л</w:t>
+      </w:r>
+      <w:r>
+        <w:rPr>
+          <w:sz w:val="28"/>
+          <w:szCs w:val="28"/>
+        </w:rPr>
+        <w:t>огирование метрик обучения (TensorBoard/W&amp;B);</w:t>
+      </w:r>
+    </w:p>
+    <w:p>
+      <w:pPr>
+        <w:pStyle w:val="PreformattedText"/>
+        <w:spacing w:line="360" w:lineRule="auto"/>
+        <w:ind w:firstLine="709"/>
+        <w:jc w:val="both"/>
+        <w:rPr>
+          <w:sz w:val="28"/>
+          <w:szCs w:val="28"/>
+        </w:rPr>
+      </w:pPr>
+      <w:r>
+        <w:rPr>
+          <w:sz w:val="28"/>
+          <w:szCs w:val="28"/>
+        </w:rPr>
+        <w:t>-</w:t>
+      </w:r>
+      <w:r>
+        <w:rPr>
+          <w:sz w:val="28"/>
+          <w:szCs w:val="28"/>
+        </w:rPr>
+        <w:t xml:space="preserve"> Э</w:t>
+      </w:r>
+      <w:r>
+        <w:rPr>
+          <w:sz w:val="28"/>
+          <w:szCs w:val="28"/>
+        </w:rPr>
+        <w:t>кспорт модели в ONNX/TorchScript для упрощения интеграции.</w:t>
+      </w:r>
+    </w:p>
+    <w:p>
+      <w:pPr>
+        <w:pStyle w:val="PreformattedText"/>
+        <w:spacing w:line="360" w:lineRule="auto"/>
+        <w:ind w:firstLine="709"/>
+        <w:jc w:val="both"/>
+        <w:rPr>
+          <w:sz w:val="28"/>
+          <w:szCs w:val="28"/>
+        </w:rPr>
+      </w:pPr>
+      <w:r>
+        <w:rPr>
+          <w:sz w:val="28"/>
+          <w:szCs w:val="28"/>
+        </w:rPr>
+        <w:t>Таким образом, проект успешно выполнен, соответствует поставленным задачам и может быть рекомендован к практическому использованию и дальнейшему развитию.</w:t>
+      </w:r>
+    </w:p>
+    <w:p>
+      <w:pPr>
+        <w:pStyle w:val="PreformattedText"/>
+        <w:spacing w:line="360" w:lineRule="auto"/>
+        <w:ind w:firstLine="709"/>
+        <w:jc w:val="both"/>
+        <w:rPr>
+          <w:sz w:val="28"/>
+          <w:szCs w:val="28"/>
+        </w:rPr>
+      </w:pPr>
+    </w:p>
+    <w:p>
+      <w:pPr>
+        <w:pStyle w:val="PreformattedText"/>
+        <w:spacing w:line="360" w:lineRule="auto"/>
+        <w:jc w:val="both"/>
+        <w:rPr>
+          <w:sz w:val="28"/>
+          <w:szCs w:val="28"/>
+        </w:rPr>
+      </w:pPr>
+    </w:p>
+    <w:p>
+      <w:pPr>
+        <w:pStyle w:val="PreformattedText"/>
+        <w:spacing w:line="360" w:lineRule="auto"/>
+        <w:ind w:firstLine="709"/>
+        <w:jc w:val="center"/>
+        <w:rPr>
+          <w:b/>
+          <w:bCs/>
+          <w:sz w:val="28"/>
+          <w:szCs w:val="28"/>
+        </w:rPr>
+      </w:pPr>
+      <w:r>
+        <w:rPr>
+          <w:b/>
+          <w:bCs/>
+          <w:sz w:val="28"/>
+          <w:szCs w:val="28"/>
+        </w:rPr>
+        <w:t>Список литературы:</w:t>
+      </w:r>
+    </w:p>
+    <w:p>
+      <w:pPr>
+        <w:pStyle w:val="PreformattedText"/>
+        <w:spacing w:line="360" w:lineRule="auto"/>
+        <w:ind w:firstLine="709"/>
+        <w:jc w:val="both"/>
+        <w:rPr>
+          <w:sz w:val="28"/>
+          <w:szCs w:val="28"/>
+        </w:rPr>
+      </w:pPr>
+      <w:r>
+        <w:rPr>
+          <w:sz w:val="28"/>
+          <w:szCs w:val="28"/>
+        </w:rPr>
+        <w:t>1</w:t>
+      </w:r>
+      <w:r>
+        <w:rPr>
+          <w:sz w:val="28"/>
+          <w:szCs w:val="28"/>
+        </w:rPr>
+        <w:t>.Гудфеллоу И., Бенджио Й., Курвилль А. Глубокое обучение. — М.: ДМК Пресс, 2018.</w:t>
+      </w:r>
+    </w:p>
+    <w:p>
+      <w:pPr>
+        <w:pStyle w:val="PreformattedText"/>
+        <w:spacing w:line="360" w:lineRule="auto"/>
+        <w:ind w:firstLine="709"/>
+        <w:jc w:val="both"/>
+        <w:rPr>
+          <w:sz w:val="28"/>
+          <w:szCs w:val="28"/>
+        </w:rPr>
+      </w:pPr>
+      <w:r>
+        <w:rPr>
+          <w:sz w:val="28"/>
+          <w:szCs w:val="28"/>
+          <w:lang w:val="en-US"/>
+        </w:rPr>
+        <w:t>2.</w:t>
+      </w:r>
+      <w:r>
+        <w:rPr>
+          <w:sz w:val="28"/>
+          <w:szCs w:val="28"/>
+        </w:rPr>
+        <w:t>Python : официальный сайт. URL: </w:t>
+      </w:r>
+      <w:hyperlink r:id="rId21" w:tgtFrame="_blank" w:history="1">
+        <w:r>
+          <w:rPr>
+            <w:rStyle w:val="a5"/>
+          </w:rPr>
+          <w:t>https://www.python.org</w:t>
+        </w:r>
+      </w:hyperlink>
+    </w:p>
+    <w:p>
+      <w:pPr>
+        <w:pStyle w:val="PreformattedText"/>
+        <w:spacing w:line="360" w:lineRule="auto"/>
+        <w:ind w:firstLine="709"/>
+        <w:rPr>
+          <w:sz w:val="28"/>
+          <w:szCs w:val="28"/>
+          <w:lang w:val="en-US"/>
+        </w:rPr>
+      </w:pPr>
+      <w:r>
+        <w:rPr>
+          <w:sz w:val="28"/>
+          <w:szCs w:val="28"/>
+          <w:lang w:val="en-US"/>
+        </w:rPr>
+        <w:t>3.PyTorc</w:t>
+      </w:r>
+      <w:r>
+        <w:rPr>
+          <w:sz w:val="28"/>
+          <w:szCs w:val="28"/>
+          <w:lang w:val="en-US"/>
+        </w:rPr>
+        <w:t>h</w:t>
+      </w:r>
+      <w:r>
+        <w:rPr>
+          <w:sz w:val="28"/>
+          <w:szCs w:val="28"/>
+          <w:lang w:val="en-US"/>
+        </w:rPr>
+        <w:t xml:space="preserve"> :</w:t>
+      </w:r>
+      <w:r>
+        <w:rPr>
+          <w:sz w:val="28"/>
+          <w:szCs w:val="28"/>
+        </w:rPr>
+        <w:t>официальная</w:t>
+      </w:r>
+      <w:r>
+        <w:rPr>
+          <w:sz w:val="28"/>
+          <w:szCs w:val="28"/>
+        </w:rPr>
+        <w:t>документация</w:t>
+      </w:r>
+      <w:r>
+        <w:rPr>
+          <w:sz w:val="28"/>
+          <w:szCs w:val="28"/>
+          <w:lang w:val="en-US"/>
+        </w:rPr>
+        <w:t>.</w:t>
+      </w:r>
+    </w:p>
+    <w:p>
+      <w:pPr>
+        <w:pStyle w:val="PreformattedText"/>
+        <w:spacing w:line="360" w:lineRule="auto"/>
+        <w:rPr>
+          <w:rStyle w:val="a5"/>
+        </w:rPr>
+      </w:pPr>
+      <w:r>
+        <w:rPr>
+          <w:sz w:val="28"/>
+          <w:szCs w:val="28"/>
+          <w:lang w:val="en-US"/>
+        </w:rPr>
+        <w:t>URL: </w:t>
+      </w:r>
+      <w:hyperlink r:id="rId22" w:tgtFrame="_blank" w:history="1">
+        <w:r>
+          <w:rPr>
+            <w:rStyle w:val="a5"/>
+          </w:rPr>
+          <w:t>https://pytorch.org/docs/stable/index.html</w:t>
+        </w:r>
+      </w:hyperlink>
+    </w:p>
+    <w:p>
+      <w:pPr>
+        <w:pStyle w:val="PreformattedText"/>
+        <w:spacing w:line="360" w:lineRule="auto"/>
+        <w:ind w:firstLine="709"/>
+        <w:rPr>
+          <w:sz w:val="28"/>
+          <w:szCs w:val="28"/>
+        </w:rPr>
+      </w:pPr>
+      <w:r>
+        <w:rPr>
+          <w:sz w:val="28"/>
+          <w:szCs w:val="28"/>
+        </w:rPr>
+        <w:t xml:space="preserve">4.torchvision : </w:t>
+      </w:r>
+      <w:r>
+        <w:rPr>
+          <w:sz w:val="28"/>
+          <w:szCs w:val="28"/>
+        </w:rPr>
+        <w:t>документация</w:t>
+      </w:r>
+      <w:r>
+        <w:rPr>
+          <w:sz w:val="28"/>
+          <w:szCs w:val="28"/>
+        </w:rPr>
+        <w:t xml:space="preserve"> библиотеки. URL: </w:t>
+      </w:r>
+      <w:hyperlink r:id="rId23" w:tgtFrame="_blank" w:history="1">
+        <w:r>
+          <w:rPr>
+            <w:rStyle w:val="a5"/>
+          </w:rPr>
+          <w:t>https://pytorch.org/vision/stable/index.html</w:t>
+        </w:r>
+      </w:hyperlink>
+    </w:p>
+    <w:p>
+      <w:pPr>
+        <w:pStyle w:val="PreformattedText"/>
+        <w:spacing w:line="360" w:lineRule="auto"/>
+        <w:ind w:firstLine="709"/>
+        <w:jc w:val="both"/>
+        <w:rPr>
+          <w:sz w:val="28"/>
+          <w:szCs w:val="28"/>
+        </w:rPr>
+      </w:pPr>
+      <w:r>
+        <w:rPr>
+          <w:sz w:val="28"/>
+          <w:szCs w:val="28"/>
+        </w:rPr>
+        <w:t>5.OpenCV : официальная документация. URL: </w:t>
+      </w:r>
+      <w:hyperlink r:id="rId24" w:tgtFrame="_blank" w:history="1">
+        <w:r>
+          <w:rPr>
+            <w:rStyle w:val="a5"/>
+          </w:rPr>
+          <w:t>https://docs.opencv.org</w:t>
+        </w:r>
+      </w:hyperlink>
+    </w:p>
+    <w:p>
+      <w:pPr>
+        <w:pStyle w:val="PreformattedText"/>
+        <w:spacing w:line="360" w:lineRule="auto"/>
+        <w:ind w:firstLine="709"/>
+        <w:rPr>
+          <w:sz w:val="28"/>
+          <w:szCs w:val="28"/>
+        </w:rPr>
+      </w:pPr>
+      <w:r>
+        <w:rPr>
+          <w:sz w:val="28"/>
+          <w:szCs w:val="28"/>
+        </w:rPr>
+        <w:t>6.Pillow (PIL Fork) : документация библиотеки. URL: </w:t>
+      </w:r>
+      <w:hyperlink r:id="rId25" w:tgtFrame="_blank" w:history="1">
+        <w:r>
+          <w:rPr>
+            <w:rStyle w:val="a5"/>
+          </w:rPr>
+          <w:t>https://pillow.readthedocs.io</w:t>
+        </w:r>
+      </w:hyperlink>
+    </w:p>
+    <w:p>
+      <w:pPr>
+        <w:pStyle w:val="PreformattedText"/>
+        <w:spacing w:line="360" w:lineRule="auto"/>
+        <w:ind w:firstLine="709"/>
+        <w:rPr>
+          <w:sz w:val="28"/>
+          <w:szCs w:val="28"/>
+        </w:rPr>
+      </w:pPr>
+      <w:r>
+        <w:rPr>
+          <w:sz w:val="28"/>
+          <w:szCs w:val="28"/>
+          <w:lang w:val="en-US"/>
+        </w:rPr>
+        <w:t>7.</w:t>
+      </w:r>
+      <w:r>
+        <w:rPr>
+          <w:sz w:val="28"/>
+          <w:szCs w:val="28"/>
+        </w:rPr>
+        <w:t>Tkinter</w:t>
+      </w:r>
+      <w:r>
+        <w:rPr>
+          <w:sz w:val="28"/>
+          <w:szCs w:val="28"/>
+          <w:lang w:val="en-US"/>
+        </w:rPr>
+        <w:t xml:space="preserve"> </w:t>
+      </w:r>
+      <w:r>
+        <w:rPr>
+          <w:sz w:val="28"/>
+          <w:szCs w:val="28"/>
+        </w:rPr>
+        <w:t>: документация Python. URL: </w:t>
+      </w:r>
+      <w:hyperlink r:id="rId26" w:tgtFrame="_blank" w:history="1">
+        <w:r>
+          <w:rPr>
+            <w:rStyle w:val="a5"/>
+          </w:rPr>
+          <w:t>https://docs.python.org/3/library/tkinter.html</w:t>
+        </w:r>
+      </w:hyperlink>
+    </w:p>
+    <w:p>
+      <w:pPr>
+        <w:pStyle w:val="PreformattedText"/>
+        <w:spacing w:line="360" w:lineRule="auto"/>
+        <w:ind w:firstLine="709"/>
+        <w:jc w:val="both"/>
+        <w:rPr>
+          <w:sz w:val="28"/>
+          <w:szCs w:val="28"/>
+        </w:rPr>
+      </w:pPr>
+      <w:r>
+        <w:rPr>
+          <w:sz w:val="28"/>
+          <w:szCs w:val="28"/>
+          <w:lang w:val="en-US"/>
+        </w:rPr>
+        <w:t>8.</w:t>
+      </w:r>
+      <w:r>
+        <w:rPr>
+          <w:sz w:val="28"/>
+          <w:szCs w:val="28"/>
+        </w:rPr>
+        <w:t>NumPy : официальная документация. URL: </w:t>
+      </w:r>
+      <w:hyperlink r:id="rId27" w:tgtFrame="_blank" w:history="1">
+        <w:r>
+          <w:rPr>
+            <w:rStyle w:val="a5"/>
+          </w:rPr>
+          <w:t>https://numpy.org/doc</w:t>
+        </w:r>
+      </w:hyperlink>
+    </w:p>
+    <w:p>
+      <w:pPr>
+        <w:pStyle w:val="PreformattedText"/>
+        <w:spacing w:line="360" w:lineRule="auto"/>
+        <w:ind w:firstLine="709"/>
+        <w:jc w:val="both"/>
+        <w:rPr>
+          <w:sz w:val="28"/>
+          <w:szCs w:val="28"/>
+        </w:rPr>
+      </w:pPr>
+      <w:r>
+        <w:rPr>
+          <w:sz w:val="28"/>
+          <w:szCs w:val="28"/>
+        </w:rPr>
+        <w:t>9.Habr. Нейронные сети и компьютерное зрение на Python : статьи и практические материалы. URL: </w:t>
+      </w:r>
+      <w:hyperlink r:id="rId28" w:tgtFrame="_blank" w:history="1">
+        <w:r>
+          <w:rPr>
+            <w:rStyle w:val="a5"/>
+          </w:rPr>
+          <w:t>https://habr.com/ru</w:t>
+        </w:r>
+      </w:hyperlink>
+    </w:p>
+    <w:p>
+      <w:pPr>
+        <w:pStyle w:val="PreformattedText"/>
+        <w:spacing w:line="360" w:lineRule="auto"/>
+        <w:ind w:firstLine="709"/>
+        <w:jc w:val="both"/>
+        <w:rPr>
+          <w:sz w:val="28"/>
+          <w:szCs w:val="28"/>
+        </w:rPr>
+      </w:pPr>
+      <w:r>
+        <w:rPr>
+          <w:sz w:val="28"/>
+          <w:szCs w:val="28"/>
+        </w:rPr>
+        <w:t>10.Kaggle. Datasets и материалы по распознаванию изображений. URL: </w:t>
+      </w:r>
+      <w:hyperlink r:id="rId29" w:tgtFrame="_blank" w:history="1">
+        <w:r>
+          <w:rPr>
+            <w:rStyle w:val="a5"/>
+          </w:rPr>
+          <w:t>https://www.kaggle.com</w:t>
+        </w:r>
+      </w:hyperlink>
       <w:bookmarkStart w:id="0" w:name="_GoBack"/>
       <w:bookmarkEnd w:id="0"/>
     </w:p>
     <w:sectPr>
       <w:pgSz w:w="11906" w:h="16838"/>
-      <w:pgMar w:top="1134" w:right="850" w:bottom="1134" w:left="1701" w:header="708" w:footer="708" w:gutter="0"/>
-      <w:cols w:space="708"/>
-      <w:docGrid w:linePitch="360"/>
+      <w:pgMar w:top="465" w:right="1121" w:bottom="269" w:left="930" w:header="720" w:footer="720" w:gutter="0"/>
+      <w:cols w:space="720"/>
     </w:sectPr>
   </w:body>
 </w:document>
+</file>
+
+<file path=word/endnotes.xml><?xml version="1.0" encoding="utf-8"?>
+<w:endnotes xmlns:wpc="http://schemas.microsoft.com/office/word/2010/wordprocessingCanvas" xmlns:mc="http://schemas.openxmlformats.org/markup-compatibility/2006" xmlns:o="urn:schemas-microsoft-com:office:office" xmlns:r="http://schemas.openxmlformats.org/officeDocument/2006/relationships" xmlns:m="http://schemas.openxmlformats.org/officeDocument/2006/math" xmlns:v="urn:schemas-microsoft-com:vml" xmlns:wp14="http://schemas.microsoft.com/office/word/2010/wordprocessingDrawing" xmlns:wp="http://schemas.openxmlformats.org/drawingml/2006/wordprocessingDrawing" xmlns:w10="urn:schemas-microsoft-com:office:word" xmlns:w="http://schemas.openxmlformats.org/wordprocessingml/2006/main" xmlns:w14="http://schemas.microsoft.com/office/word/2010/wordml" xmlns:w15="http://schemas.microsoft.com/office/word/2012/wordml" xmlns:wpg="http://schemas.microsoft.com/office/word/2010/wordprocessingGroup" xmlns:wpi="http://schemas.microsoft.com/office/word/2010/wordprocessingInk" xmlns:wne="http://schemas.microsoft.com/office/word/2006/wordml" xmlns:wps="http://schemas.microsoft.com/office/word/2010/wordprocessingShape" mc:Ignorable="w14 w15 wp14">
+  <w:endnote w:type="separator" w:id="-1">
+    <w:p>
+      <w:r>
+        <w:separator/>
+      </w:r>
+    </w:p>
+  </w:endnote>
+  <w:endnote w:type="continuationSeparator" w:id="0">
+    <w:p>
+      <w:r>
+        <w:continuationSeparator/>
+      </w:r>
+    </w:p>
+  </w:endnote>
+</w:endnotes>
+</file>
+
+<file path=word/footnotes.xml><?xml version="1.0" encoding="utf-8"?>
+<w:footnotes xmlns:wpc="http://schemas.microsoft.com/office/word/2010/wordprocessingCanvas" xmlns:mc="http://schemas.openxmlformats.org/markup-compatibility/2006" xmlns:o="urn:schemas-microsoft-com:office:office" xmlns:r="http://schemas.openxmlformats.org/officeDocument/2006/relationships" xmlns:m="http://schemas.openxmlformats.org/officeDocument/2006/math" xmlns:v="urn:schemas-microsoft-com:vml" xmlns:wp14="http://schemas.microsoft.com/office/word/2010/wordprocessingDrawing" xmlns:wp="http://schemas.openxmlformats.org/drawingml/2006/wordprocessingDrawing" xmlns:w10="urn:schemas-microsoft-com:office:word" xmlns:w="http://schemas.openxmlformats.org/wordprocessingml/2006/main" xmlns:w14="http://schemas.microsoft.com/office/word/2010/wordml" xmlns:w15="http://schemas.microsoft.com/office/word/2012/wordml" xmlns:wpg="http://schemas.microsoft.com/office/word/2010/wordprocessingGroup" xmlns:wpi="http://schemas.microsoft.com/office/word/2010/wordprocessingInk" xmlns:wne="http://schemas.microsoft.com/office/word/2006/wordml" xmlns:wps="http://schemas.microsoft.com/office/word/2010/wordprocessingShape" mc:Ignorable="w14 w15 wp14">
+  <w:footnote w:type="separator" w:id="-1">
+    <w:p>
+      <w:r>
+        <w:rPr>
+          <w:color w:val="000000"/>
+        </w:rPr>
+        <w:separator/>
+      </w:r>
+    </w:p>
+  </w:footnote>
+  <w:footnote w:type="continuationSeparator" w:id="0">
+    <w:p>
+      <w:r>
+        <w:continuationSeparator/>
+      </w:r>
+    </w:p>
+  </w:footnote>
+</w:footnotes>
+</file>
+
+<file path=word/numbering.xml><?xml version="1.0" encoding="utf-8"?>
+<w:numbering xmlns:wpc="http://schemas.microsoft.com/office/word/2010/wordprocessingCanvas" xmlns:mc="http://schemas.openxmlformats.org/markup-compatibility/2006" xmlns:o="urn:schemas-microsoft-com:office:office" xmlns:r="http://schemas.openxmlformats.org/officeDocument/2006/relationships" xmlns:m="http://schemas.openxmlformats.org/officeDocument/2006/math" xmlns:v="urn:schemas-microsoft-com:vml" xmlns:wp14="http://schemas.microsoft.com/office/word/2010/wordprocessingDrawing" xmlns:wp="http://schemas.openxmlformats.org/drawingml/2006/wordprocessingDrawing" xmlns:w10="urn:schemas-microsoft-com:office:word" xmlns:w="http://schemas.openxmlformats.org/wordprocessingml/2006/main" xmlns:w14="http://schemas.microsoft.com/office/word/2010/wordml" xmlns:w15="http://schemas.microsoft.com/office/word/2012/wordml" xmlns:wpg="http://schemas.microsoft.com/office/word/2010/wordprocessingGroup" xmlns:wpi="http://schemas.microsoft.com/office/word/2010/wordprocessingInk" xmlns:wne="http://schemas.microsoft.com/office/word/2006/wordml" xmlns:wps="http://schemas.microsoft.com/office/word/2010/wordprocessingShape" mc:Ignorable="w14 w15 wp14">
+  <w:abstractNum w:abstractNumId="0" w15:restartNumberingAfterBreak="0">
+    <w:nsid w:val="02494D1C"/>
+    <w:multiLevelType w:val="multilevel"/>
+    <w:tmpl w:val="DA462DBA"/>
+    <w:lvl w:ilvl="0">
+      <w:start w:val="1"/>
+      <w:numFmt w:val="decimal"/>
+      <w:lvlText w:val="%1."/>
+      <w:lvlJc w:val="left"/>
+      <w:pPr>
+        <w:tabs>
+          <w:tab w:val="num" w:pos="720"/>
+        </w:tabs>
+        <w:ind w:left="720" w:hanging="360"/>
+      </w:pPr>
+    </w:lvl>
+    <w:lvl w:ilvl="1" w:tentative="1">
+      <w:start w:val="1"/>
+      <w:numFmt w:val="decimal"/>
+      <w:lvlText w:val="%2."/>
+      <w:lvlJc w:val="left"/>
+      <w:pPr>
+        <w:tabs>
+          <w:tab w:val="num" w:pos="1440"/>
+        </w:tabs>
+        <w:ind w:left="1440" w:hanging="360"/>
+      </w:pPr>
+    </w:lvl>
+    <w:lvl w:ilvl="2" w:tentative="1">
+      <w:start w:val="1"/>
+      <w:numFmt w:val="decimal"/>
+      <w:lvlText w:val="%3."/>
+      <w:lvlJc w:val="left"/>
+      <w:pPr>
+        <w:tabs>
+          <w:tab w:val="num" w:pos="2160"/>
+        </w:tabs>
+        <w:ind w:left="2160" w:hanging="360"/>
+      </w:pPr>
+    </w:lvl>
+    <w:lvl w:ilvl="3" w:tentative="1">
+      <w:start w:val="1"/>
+      <w:numFmt w:val="decimal"/>
+      <w:lvlText w:val="%4."/>
+      <w:lvlJc w:val="left"/>
+      <w:pPr>
+        <w:tabs>
+          <w:tab w:val="num" w:pos="2880"/>
+        </w:tabs>
+        <w:ind w:left="2880" w:hanging="360"/>
+      </w:pPr>
+    </w:lvl>
+    <w:lvl w:ilvl="4" w:tentative="1">
+      <w:start w:val="1"/>
+      <w:numFmt w:val="decimal"/>
+      <w:lvlText w:val="%5."/>
+      <w:lvlJc w:val="left"/>
+      <w:pPr>
+        <w:tabs>
+          <w:tab w:val="num" w:pos="3600"/>
+        </w:tabs>
+        <w:ind w:left="3600" w:hanging="360"/>
+      </w:pPr>
+    </w:lvl>
+    <w:lvl w:ilvl="5" w:tentative="1">
+      <w:start w:val="1"/>
+      <w:numFmt w:val="decimal"/>
+      <w:lvlText w:val="%6."/>
+      <w:lvlJc w:val="left"/>
+      <w:pPr>
+        <w:tabs>
+          <w:tab w:val="num" w:pos="4320"/>
+        </w:tabs>
+        <w:ind w:left="4320" w:hanging="360"/>
+      </w:pPr>
+    </w:lvl>
+    <w:lvl w:ilvl="6" w:tentative="1">
+      <w:start w:val="1"/>
+      <w:numFmt w:val="decimal"/>
+      <w:lvlText w:val="%7."/>
+      <w:lvlJc w:val="left"/>
+      <w:pPr>
+        <w:tabs>
+          <w:tab w:val="num" w:pos="5040"/>
+        </w:tabs>
+        <w:ind w:left="5040" w:hanging="360"/>
+      </w:pPr>
+    </w:lvl>
+    <w:lvl w:ilvl="7" w:tentative="1">
+      <w:start w:val="1"/>
+      <w:numFmt w:val="decimal"/>
+      <w:lvlText w:val="%8."/>
+      <w:lvlJc w:val="left"/>
+      <w:pPr>
+        <w:tabs>
+          <w:tab w:val="num" w:pos="5760"/>
+        </w:tabs>
+        <w:ind w:left="5760" w:hanging="360"/>
+      </w:pPr>
+    </w:lvl>
+    <w:lvl w:ilvl="8" w:tentative="1">
+      <w:start w:val="1"/>
+      <w:numFmt w:val="decimal"/>
+      <w:lvlText w:val="%9."/>
+      <w:lvlJc w:val="left"/>
+      <w:pPr>
+        <w:tabs>
+          <w:tab w:val="num" w:pos="6480"/>
+        </w:tabs>
+        <w:ind w:left="6480" w:hanging="360"/>
+      </w:pPr>
+    </w:lvl>
+  </w:abstractNum>
+  <w:abstractNum w:abstractNumId="1" w15:restartNumberingAfterBreak="0">
+    <w:nsid w:val="298E65FF"/>
+    <w:multiLevelType w:val="multilevel"/>
+    <w:tmpl w:val="881CFF2A"/>
+    <w:lvl w:ilvl="0">
+      <w:start w:val="1"/>
+      <w:numFmt w:val="bullet"/>
+      <w:lvlText w:val=""/>
+      <w:lvlJc w:val="left"/>
+      <w:pPr>
+        <w:tabs>
+          <w:tab w:val="num" w:pos="720"/>
+        </w:tabs>
+        <w:ind w:left="720" w:hanging="360"/>
+      </w:pPr>
+      <w:rPr>
+        <w:rFonts w:ascii="Symbol" w:hAnsi="Symbol" w:hint="default"/>
+        <w:sz w:val="20"/>
+      </w:rPr>
+    </w:lvl>
+    <w:lvl w:ilvl="1" w:tentative="1">
+      <w:start w:val="1"/>
+      <w:numFmt w:val="bullet"/>
+      <w:lvlText w:val=""/>
+      <w:lvlJc w:val="left"/>
+      <w:pPr>
+        <w:tabs>
+          <w:tab w:val="num" w:pos="1440"/>
+        </w:tabs>
+        <w:ind w:left="1440" w:hanging="360"/>
+      </w:pPr>
+      <w:rPr>
+        <w:rFonts w:ascii="Symbol" w:hAnsi="Symbol" w:hint="default"/>
+        <w:sz w:val="20"/>
+      </w:rPr>
+    </w:lvl>
+    <w:lvl w:ilvl="2" w:tentative="1">
+      <w:start w:val="1"/>
+      <w:numFmt w:val="bullet"/>
+      <w:lvlText w:val=""/>
+      <w:lvlJc w:val="left"/>
+      <w:pPr>
+        <w:tabs>
+          <w:tab w:val="num" w:pos="2160"/>
+        </w:tabs>
+        <w:ind w:left="2160" w:hanging="360"/>
+      </w:pPr>
+      <w:rPr>
+        <w:rFonts w:ascii="Symbol" w:hAnsi="Symbol" w:hint="default"/>
+        <w:sz w:val="20"/>
+      </w:rPr>
+    </w:lvl>
+    <w:lvl w:ilvl="3" w:tentative="1">
+      <w:start w:val="1"/>
+      <w:numFmt w:val="bullet"/>
+      <w:lvlText w:val=""/>
+      <w:lvlJc w:val="left"/>
+      <w:pPr>
+        <w:tabs>
+          <w:tab w:val="num" w:pos="2880"/>
+        </w:tabs>
+        <w:ind w:left="2880" w:hanging="360"/>
+      </w:pPr>
+      <w:rPr>
+        <w:rFonts w:ascii="Symbol" w:hAnsi="Symbol" w:hint="default"/>
+        <w:sz w:val="20"/>
+      </w:rPr>
+    </w:lvl>
+    <w:lvl w:ilvl="4" w:tentative="1">
+      <w:start w:val="1"/>
+      <w:numFmt w:val="bullet"/>
+      <w:lvlText w:val=""/>
+      <w:lvlJc w:val="left"/>
+      <w:pPr>
+        <w:tabs>
+          <w:tab w:val="num" w:pos="3600"/>
+        </w:tabs>
+        <w:ind w:left="3600" w:hanging="360"/>
+      </w:pPr>
+      <w:rPr>
+        <w:rFonts w:ascii="Symbol" w:hAnsi="Symbol" w:hint="default"/>
+        <w:sz w:val="20"/>
+      </w:rPr>
+    </w:lvl>
+    <w:lvl w:ilvl="5" w:tentative="1">
+      <w:start w:val="1"/>
+      <w:numFmt w:val="bullet"/>
+      <w:lvlText w:val=""/>
+      <w:lvlJc w:val="left"/>
+      <w:pPr>
+        <w:tabs>
+          <w:tab w:val="num" w:pos="4320"/>
+        </w:tabs>
+        <w:ind w:left="4320" w:hanging="360"/>
+      </w:pPr>
+      <w:rPr>
+        <w:rFonts w:ascii="Symbol" w:hAnsi="Symbol" w:hint="default"/>
+        <w:sz w:val="20"/>
+      </w:rPr>
+    </w:lvl>
+    <w:lvl w:ilvl="6" w:tentative="1">
+      <w:start w:val="1"/>
+      <w:numFmt w:val="bullet"/>
+      <w:lvlText w:val=""/>
+      <w:lvlJc w:val="left"/>
+      <w:pPr>
+        <w:tabs>
+          <w:tab w:val="num" w:pos="5040"/>
+        </w:tabs>
+        <w:ind w:left="5040" w:hanging="360"/>
+      </w:pPr>
+      <w:rPr>
+        <w:rFonts w:ascii="Symbol" w:hAnsi="Symbol" w:hint="default"/>
+        <w:sz w:val="20"/>
+      </w:rPr>
+    </w:lvl>
+    <w:lvl w:ilvl="7" w:tentative="1">
+      <w:start w:val="1"/>
+      <w:numFmt w:val="bullet"/>
+      <w:lvlText w:val=""/>
+      <w:lvlJc w:val="left"/>
+      <w:pPr>
+        <w:tabs>
+          <w:tab w:val="num" w:pos="5760"/>
+        </w:tabs>
+        <w:ind w:left="5760" w:hanging="360"/>
+      </w:pPr>
+      <w:rPr>
+        <w:rFonts w:ascii="Symbol" w:hAnsi="Symbol" w:hint="default"/>
+        <w:sz w:val="20"/>
+      </w:rPr>
+    </w:lvl>
+    <w:lvl w:ilvl="8" w:tentative="1">
+      <w:start w:val="1"/>
+      <w:numFmt w:val="bullet"/>
+      <w:lvlText w:val=""/>
+      <w:lvlJc w:val="left"/>
+      <w:pPr>
+        <w:tabs>
+          <w:tab w:val="num" w:pos="6480"/>
+        </w:tabs>
+        <w:ind w:left="6480" w:hanging="360"/>
+      </w:pPr>
+      <w:rPr>
+        <w:rFonts w:ascii="Symbol" w:hAnsi="Symbol" w:hint="default"/>
+        <w:sz w:val="20"/>
+      </w:rPr>
+    </w:lvl>
+  </w:abstractNum>
+  <w:abstractNum w:abstractNumId="2" w15:restartNumberingAfterBreak="0">
+    <w:nsid w:val="2AA40487"/>
+    <w:multiLevelType w:val="multilevel"/>
+    <w:tmpl w:val="9A4CEC00"/>
+    <w:lvl w:ilvl="0">
+      <w:start w:val="1"/>
+      <w:numFmt w:val="decimal"/>
+      <w:lvlText w:val="%1."/>
+      <w:lvlJc w:val="left"/>
+      <w:pPr>
+        <w:tabs>
+          <w:tab w:val="num" w:pos="720"/>
+        </w:tabs>
+        <w:ind w:left="720" w:hanging="360"/>
+      </w:pPr>
+    </w:lvl>
+    <w:lvl w:ilvl="1" w:tentative="1">
+      <w:start w:val="1"/>
+      <w:numFmt w:val="decimal"/>
+      <w:lvlText w:val="%2."/>
+      <w:lvlJc w:val="left"/>
+      <w:pPr>
+        <w:tabs>
+          <w:tab w:val="num" w:pos="1440"/>
+        </w:tabs>
+        <w:ind w:left="1440" w:hanging="360"/>
+      </w:pPr>
+    </w:lvl>
+    <w:lvl w:ilvl="2" w:tentative="1">
+      <w:start w:val="1"/>
+      <w:numFmt w:val="decimal"/>
+      <w:lvlText w:val="%3."/>
+      <w:lvlJc w:val="left"/>
+      <w:pPr>
+        <w:tabs>
+          <w:tab w:val="num" w:pos="2160"/>
+        </w:tabs>
+        <w:ind w:left="2160" w:hanging="360"/>
+      </w:pPr>
+    </w:lvl>
+    <w:lvl w:ilvl="3" w:tentative="1">
+      <w:start w:val="1"/>
+      <w:numFmt w:val="decimal"/>
+      <w:lvlText w:val="%4."/>
+      <w:lvlJc w:val="left"/>
+      <w:pPr>
+        <w:tabs>
+          <w:tab w:val="num" w:pos="2880"/>
+        </w:tabs>
+        <w:ind w:left="2880" w:hanging="360"/>
+      </w:pPr>
+    </w:lvl>
+    <w:lvl w:ilvl="4" w:tentative="1">
+      <w:start w:val="1"/>
+      <w:numFmt w:val="decimal"/>
+      <w:lvlText w:val="%5."/>
+      <w:lvlJc w:val="left"/>
+      <w:pPr>
+        <w:tabs>
+          <w:tab w:val="num" w:pos="3600"/>
+        </w:tabs>
+        <w:ind w:left="3600" w:hanging="360"/>
+      </w:pPr>
+    </w:lvl>
+    <w:lvl w:ilvl="5" w:tentative="1">
+      <w:start w:val="1"/>
+      <w:numFmt w:val="decimal"/>
+      <w:lvlText w:val="%6."/>
+      <w:lvlJc w:val="left"/>
+      <w:pPr>
+        <w:tabs>
+          <w:tab w:val="num" w:pos="4320"/>
+        </w:tabs>
+        <w:ind w:left="4320" w:hanging="360"/>
+      </w:pPr>
+    </w:lvl>
+    <w:lvl w:ilvl="6" w:tentative="1">
+      <w:start w:val="1"/>
+      <w:numFmt w:val="decimal"/>
+      <w:lvlText w:val="%7."/>
+      <w:lvlJc w:val="left"/>
+      <w:pPr>
+        <w:tabs>
+          <w:tab w:val="num" w:pos="5040"/>
+        </w:tabs>
+        <w:ind w:left="5040" w:hanging="360"/>
+      </w:pPr>
+    </w:lvl>
+    <w:lvl w:ilvl="7" w:tentative="1">
+      <w:start w:val="1"/>
+      <w:numFmt w:val="decimal"/>
+      <w:lvlText w:val="%8."/>
+      <w:lvlJc w:val="left"/>
+      <w:pPr>
+        <w:tabs>
+          <w:tab w:val="num" w:pos="5760"/>
+        </w:tabs>
+        <w:ind w:left="5760" w:hanging="360"/>
+      </w:pPr>
+    </w:lvl>
+    <w:lvl w:ilvl="8" w:tentative="1">
+      <w:start w:val="1"/>
+      <w:numFmt w:val="decimal"/>
+      <w:lvlText w:val="%9."/>
+      <w:lvlJc w:val="left"/>
+      <w:pPr>
+        <w:tabs>
+          <w:tab w:val="num" w:pos="6480"/>
+        </w:tabs>
+        <w:ind w:left="6480" w:hanging="360"/>
+      </w:pPr>
+    </w:lvl>
+  </w:abstractNum>
+  <w:abstractNum w:abstractNumId="3" w15:restartNumberingAfterBreak="0">
+    <w:nsid w:val="2C8809C7"/>
+    <w:multiLevelType w:val="multilevel"/>
+    <w:tmpl w:val="785286F4"/>
+    <w:lvl w:ilvl="0">
+      <w:start w:val="1"/>
+      <w:numFmt w:val="decimal"/>
+      <w:lvlText w:val="%1."/>
+      <w:lvlJc w:val="left"/>
+      <w:pPr>
+        <w:tabs>
+          <w:tab w:val="num" w:pos="720"/>
+        </w:tabs>
+        <w:ind w:left="720" w:hanging="360"/>
+      </w:pPr>
+    </w:lvl>
+    <w:lvl w:ilvl="1" w:tentative="1">
+      <w:start w:val="1"/>
+      <w:numFmt w:val="decimal"/>
+      <w:lvlText w:val="%2."/>
+      <w:lvlJc w:val="left"/>
+      <w:pPr>
+        <w:tabs>
+          <w:tab w:val="num" w:pos="1440"/>
+        </w:tabs>
+        <w:ind w:left="1440" w:hanging="360"/>
+      </w:pPr>
+    </w:lvl>
+    <w:lvl w:ilvl="2" w:tentative="1">
+      <w:start w:val="1"/>
+      <w:numFmt w:val="decimal"/>
+      <w:lvlText w:val="%3."/>
+      <w:lvlJc w:val="left"/>
+      <w:pPr>
+        <w:tabs>
+          <w:tab w:val="num" w:pos="2160"/>
+        </w:tabs>
+        <w:ind w:left="2160" w:hanging="360"/>
+      </w:pPr>
+    </w:lvl>
+    <w:lvl w:ilvl="3" w:tentative="1">
+      <w:start w:val="1"/>
+      <w:numFmt w:val="decimal"/>
+      <w:lvlText w:val="%4."/>
+      <w:lvlJc w:val="left"/>
+      <w:pPr>
+        <w:tabs>
+          <w:tab w:val="num" w:pos="2880"/>
+        </w:tabs>
+        <w:ind w:left="2880" w:hanging="360"/>
+      </w:pPr>
+    </w:lvl>
+    <w:lvl w:ilvl="4" w:tentative="1">
+      <w:start w:val="1"/>
+      <w:numFmt w:val="decimal"/>
+      <w:lvlText w:val="%5."/>
+      <w:lvlJc w:val="left"/>
+      <w:pPr>
+        <w:tabs>
+          <w:tab w:val="num" w:pos="3600"/>
+        </w:tabs>
+        <w:ind w:left="3600" w:hanging="360"/>
+      </w:pPr>
+    </w:lvl>
+    <w:lvl w:ilvl="5" w:tentative="1">
+      <w:start w:val="1"/>
+      <w:numFmt w:val="decimal"/>
+      <w:lvlText w:val="%6."/>
+      <w:lvlJc w:val="left"/>
+      <w:pPr>
+        <w:tabs>
+          <w:tab w:val="num" w:pos="4320"/>
+        </w:tabs>
+        <w:ind w:left="4320" w:hanging="360"/>
+      </w:pPr>
+    </w:lvl>
+    <w:lvl w:ilvl="6" w:tentative="1">
+      <w:start w:val="1"/>
+      <w:numFmt w:val="decimal"/>
+      <w:lvlText w:val="%7."/>
+      <w:lvlJc w:val="left"/>
+      <w:pPr>
+        <w:tabs>
+          <w:tab w:val="num" w:pos="5040"/>
+        </w:tabs>
+        <w:ind w:left="5040" w:hanging="360"/>
+      </w:pPr>
+    </w:lvl>
+    <w:lvl w:ilvl="7" w:tentative="1">
+      <w:start w:val="1"/>
+      <w:numFmt w:val="decimal"/>
+      <w:lvlText w:val="%8."/>
+      <w:lvlJc w:val="left"/>
+      <w:pPr>
+        <w:tabs>
+          <w:tab w:val="num" w:pos="5760"/>
+        </w:tabs>
+        <w:ind w:left="5760" w:hanging="360"/>
+      </w:pPr>
+    </w:lvl>
+    <w:lvl w:ilvl="8" w:tentative="1">
+      <w:start w:val="1"/>
+      <w:numFmt w:val="decimal"/>
+      <w:lvlText w:val="%9."/>
+      <w:lvlJc w:val="left"/>
+      <w:pPr>
+        <w:tabs>
+          <w:tab w:val="num" w:pos="6480"/>
+        </w:tabs>
+        <w:ind w:left="6480" w:hanging="360"/>
+      </w:pPr>
+    </w:lvl>
+  </w:abstractNum>
+  <w:abstractNum w:abstractNumId="4" w15:restartNumberingAfterBreak="0">
+    <w:nsid w:val="2C947103"/>
+    <w:multiLevelType w:val="multilevel"/>
+    <w:tmpl w:val="A150ED14"/>
+    <w:lvl w:ilvl="0">
+      <w:start w:val="1"/>
+      <w:numFmt w:val="bullet"/>
+      <w:lvlText w:val=""/>
+      <w:lvlJc w:val="left"/>
+      <w:pPr>
+        <w:tabs>
+          <w:tab w:val="num" w:pos="720"/>
+        </w:tabs>
+        <w:ind w:left="720" w:hanging="360"/>
+      </w:pPr>
+      <w:rPr>
+        <w:rFonts w:ascii="Symbol" w:hAnsi="Symbol" w:hint="default"/>
+        <w:sz w:val="20"/>
+      </w:rPr>
+    </w:lvl>
+    <w:lvl w:ilvl="1" w:tentative="1">
+      <w:start w:val="1"/>
+      <w:numFmt w:val="bullet"/>
+      <w:lvlText w:val=""/>
+      <w:lvlJc w:val="left"/>
+      <w:pPr>
+        <w:tabs>
+          <w:tab w:val="num" w:pos="1440"/>
+        </w:tabs>
+        <w:ind w:left="1440" w:hanging="360"/>
+      </w:pPr>
+      <w:rPr>
+        <w:rFonts w:ascii="Symbol" w:hAnsi="Symbol" w:hint="default"/>
+        <w:sz w:val="20"/>
+      </w:rPr>
+    </w:lvl>
+    <w:lvl w:ilvl="2" w:tentative="1">
+      <w:start w:val="1"/>
+      <w:numFmt w:val="bullet"/>
+      <w:lvlText w:val=""/>
+      <w:lvlJc w:val="left"/>
+      <w:pPr>
+        <w:tabs>
+          <w:tab w:val="num" w:pos="2160"/>
+        </w:tabs>
+        <w:ind w:left="2160" w:hanging="360"/>
+      </w:pPr>
+      <w:rPr>
+        <w:rFonts w:ascii="Symbol" w:hAnsi="Symbol" w:hint="default"/>
+        <w:sz w:val="20"/>
+      </w:rPr>
+    </w:lvl>
+    <w:lvl w:ilvl="3" w:tentative="1">
+      <w:start w:val="1"/>
+      <w:numFmt w:val="bullet"/>
+      <w:lvlText w:val=""/>
+      <w:lvlJc w:val="left"/>
+      <w:pPr>
+        <w:tabs>
+          <w:tab w:val="num" w:pos="2880"/>
+        </w:tabs>
+        <w:ind w:left="2880" w:hanging="360"/>
+      </w:pPr>
+      <w:rPr>
+        <w:rFonts w:ascii="Symbol" w:hAnsi="Symbol" w:hint="default"/>
+        <w:sz w:val="20"/>
+      </w:rPr>
+    </w:lvl>
+    <w:lvl w:ilvl="4" w:tentative="1">
+      <w:start w:val="1"/>
+      <w:numFmt w:val="bullet"/>
+      <w:lvlText w:val=""/>
+      <w:lvlJc w:val="left"/>
+      <w:pPr>
+        <w:tabs>
+          <w:tab w:val="num" w:pos="3600"/>
+        </w:tabs>
+        <w:ind w:left="3600" w:hanging="360"/>
+      </w:pPr>
+      <w:rPr>
+        <w:rFonts w:ascii="Symbol" w:hAnsi="Symbol" w:hint="default"/>
+        <w:sz w:val="20"/>
+      </w:rPr>
+    </w:lvl>
+    <w:lvl w:ilvl="5" w:tentative="1">
+      <w:start w:val="1"/>
+      <w:numFmt w:val="bullet"/>
+      <w:lvlText w:val=""/>
+      <w:lvlJc w:val="left"/>
+      <w:pPr>
+        <w:tabs>
+          <w:tab w:val="num" w:pos="4320"/>
+        </w:tabs>
+        <w:ind w:left="4320" w:hanging="360"/>
+      </w:pPr>
+      <w:rPr>
+        <w:rFonts w:ascii="Symbol" w:hAnsi="Symbol" w:hint="default"/>
+        <w:sz w:val="20"/>
+      </w:rPr>
+    </w:lvl>
+    <w:lvl w:ilvl="6" w:tentative="1">
+      <w:start w:val="1"/>
+      <w:numFmt w:val="bullet"/>
+      <w:lvlText w:val=""/>
+      <w:lvlJc w:val="left"/>
+      <w:pPr>
+        <w:tabs>
+          <w:tab w:val="num" w:pos="5040"/>
+        </w:tabs>
+        <w:ind w:left="5040" w:hanging="360"/>
+      </w:pPr>
+      <w:rPr>
+        <w:rFonts w:ascii="Symbol" w:hAnsi="Symbol" w:hint="default"/>
+        <w:sz w:val="20"/>
+      </w:rPr>
+    </w:lvl>
+    <w:lvl w:ilvl="7" w:tentative="1">
+      <w:start w:val="1"/>
+      <w:numFmt w:val="bullet"/>
+      <w:lvlText w:val=""/>
+      <w:lvlJc w:val="left"/>
+      <w:pPr>
+        <w:tabs>
+          <w:tab w:val="num" w:pos="5760"/>
+        </w:tabs>
+        <w:ind w:left="5760" w:hanging="360"/>
+      </w:pPr>
+      <w:rPr>
+        <w:rFonts w:ascii="Symbol" w:hAnsi="Symbol" w:hint="default"/>
+        <w:sz w:val="20"/>
+      </w:rPr>
+    </w:lvl>
+    <w:lvl w:ilvl="8" w:tentative="1">
+      <w:start w:val="1"/>
+      <w:numFmt w:val="bullet"/>
+      <w:lvlText w:val=""/>
+      <w:lvlJc w:val="left"/>
+      <w:pPr>
+        <w:tabs>
+          <w:tab w:val="num" w:pos="6480"/>
+        </w:tabs>
+        <w:ind w:left="6480" w:hanging="360"/>
+      </w:pPr>
+      <w:rPr>
+        <w:rFonts w:ascii="Symbol" w:hAnsi="Symbol" w:hint="default"/>
+        <w:sz w:val="20"/>
+      </w:rPr>
+    </w:lvl>
+  </w:abstractNum>
+  <w:abstractNum w:abstractNumId="5" w15:restartNumberingAfterBreak="0">
+    <w:nsid w:val="351A54CE"/>
+    <w:multiLevelType w:val="multilevel"/>
+    <w:tmpl w:val="5BC632E2"/>
+    <w:lvl w:ilvl="0">
+      <w:start w:val="1"/>
+      <w:numFmt w:val="bullet"/>
+      <w:lvlText w:val=""/>
+      <w:lvlJc w:val="left"/>
+      <w:pPr>
+        <w:tabs>
+          <w:tab w:val="num" w:pos="720"/>
+        </w:tabs>
+        <w:ind w:left="720" w:hanging="360"/>
+      </w:pPr>
+      <w:rPr>
+        <w:rFonts w:ascii="Symbol" w:hAnsi="Symbol" w:hint="default"/>
+        <w:sz w:val="20"/>
+      </w:rPr>
+    </w:lvl>
+    <w:lvl w:ilvl="1" w:tentative="1">
+      <w:start w:val="1"/>
+      <w:numFmt w:val="bullet"/>
+      <w:lvlText w:val=""/>
+      <w:lvlJc w:val="left"/>
+      <w:pPr>
+        <w:tabs>
+          <w:tab w:val="num" w:pos="1440"/>
+        </w:tabs>
+        <w:ind w:left="1440" w:hanging="360"/>
+      </w:pPr>
+      <w:rPr>
+        <w:rFonts w:ascii="Symbol" w:hAnsi="Symbol" w:hint="default"/>
+        <w:sz w:val="20"/>
+      </w:rPr>
+    </w:lvl>
+    <w:lvl w:ilvl="2" w:tentative="1">
+      <w:start w:val="1"/>
+      <w:numFmt w:val="bullet"/>
+      <w:lvlText w:val=""/>
+      <w:lvlJc w:val="left"/>
+      <w:pPr>
+        <w:tabs>
+          <w:tab w:val="num" w:pos="2160"/>
+        </w:tabs>
+        <w:ind w:left="2160" w:hanging="360"/>
+      </w:pPr>
+      <w:rPr>
+        <w:rFonts w:ascii="Symbol" w:hAnsi="Symbol" w:hint="default"/>
+        <w:sz w:val="20"/>
+      </w:rPr>
+    </w:lvl>
+    <w:lvl w:ilvl="3" w:tentative="1">
+      <w:start w:val="1"/>
+      <w:numFmt w:val="bullet"/>
+      <w:lvlText w:val=""/>
+      <w:lvlJc w:val="left"/>
+      <w:pPr>
+        <w:tabs>
+          <w:tab w:val="num" w:pos="2880"/>
+        </w:tabs>
+        <w:ind w:left="2880" w:hanging="360"/>
+      </w:pPr>
+      <w:rPr>
+        <w:rFonts w:ascii="Symbol" w:hAnsi="Symbol" w:hint="default"/>
+        <w:sz w:val="20"/>
+      </w:rPr>
+    </w:lvl>
+    <w:lvl w:ilvl="4" w:tentative="1">
+      <w:start w:val="1"/>
+      <w:numFmt w:val="bullet"/>
+      <w:lvlText w:val=""/>
+      <w:lvlJc w:val="left"/>
+      <w:pPr>
+        <w:tabs>
+          <w:tab w:val="num" w:pos="3600"/>
+        </w:tabs>
+        <w:ind w:left="3600" w:hanging="360"/>
+      </w:pPr>
+      <w:rPr>
+        <w:rFonts w:ascii="Symbol" w:hAnsi="Symbol" w:hint="default"/>
+        <w:sz w:val="20"/>
+      </w:rPr>
+    </w:lvl>
+    <w:lvl w:ilvl="5" w:tentative="1">
+      <w:start w:val="1"/>
+      <w:numFmt w:val="bullet"/>
+      <w:lvlText w:val=""/>
+      <w:lvlJc w:val="left"/>
+      <w:pPr>
+        <w:tabs>
+          <w:tab w:val="num" w:pos="4320"/>
+        </w:tabs>
+        <w:ind w:left="4320" w:hanging="360"/>
+      </w:pPr>
+      <w:rPr>
+        <w:rFonts w:ascii="Symbol" w:hAnsi="Symbol" w:hint="default"/>
+        <w:sz w:val="20"/>
+      </w:rPr>
+    </w:lvl>
+    <w:lvl w:ilvl="6" w:tentative="1">
+      <w:start w:val="1"/>
+      <w:numFmt w:val="bullet"/>
+      <w:lvlText w:val=""/>
+      <w:lvlJc w:val="left"/>
+      <w:pPr>
+        <w:tabs>
+          <w:tab w:val="num" w:pos="5040"/>
+        </w:tabs>
+        <w:ind w:left="5040" w:hanging="360"/>
+      </w:pPr>
+      <w:rPr>
+        <w:rFonts w:ascii="Symbol" w:hAnsi="Symbol" w:hint="default"/>
+        <w:sz w:val="20"/>
+      </w:rPr>
+    </w:lvl>
+    <w:lvl w:ilvl="7" w:tentative="1">
+      <w:start w:val="1"/>
+      <w:numFmt w:val="bullet"/>
+      <w:lvlText w:val=""/>
+      <w:lvlJc w:val="left"/>
+      <w:pPr>
+        <w:tabs>
+          <w:tab w:val="num" w:pos="5760"/>
+        </w:tabs>
+        <w:ind w:left="5760" w:hanging="360"/>
+      </w:pPr>
+      <w:rPr>
+        <w:rFonts w:ascii="Symbol" w:hAnsi="Symbol" w:hint="default"/>
+        <w:sz w:val="20"/>
+      </w:rPr>
+    </w:lvl>
+    <w:lvl w:ilvl="8" w:tentative="1">
+      <w:start w:val="1"/>
+      <w:numFmt w:val="bullet"/>
+      <w:lvlText w:val=""/>
+      <w:lvlJc w:val="left"/>
+      <w:pPr>
+        <w:tabs>
+          <w:tab w:val="num" w:pos="6480"/>
+        </w:tabs>
+        <w:ind w:left="6480" w:hanging="360"/>
+      </w:pPr>
+      <w:rPr>
+        <w:rFonts w:ascii="Symbol" w:hAnsi="Symbol" w:hint="default"/>
+        <w:sz w:val="20"/>
+      </w:rPr>
+    </w:lvl>
+  </w:abstractNum>
+  <w:abstractNum w:abstractNumId="6" w15:restartNumberingAfterBreak="0">
+    <w:nsid w:val="3AF33200"/>
+    <w:multiLevelType w:val="multilevel"/>
+    <w:tmpl w:val="E3A48D96"/>
+    <w:lvl w:ilvl="0">
+      <w:start w:val="3"/>
+      <w:numFmt w:val="decimal"/>
+      <w:lvlText w:val="%1."/>
+      <w:lvlJc w:val="left"/>
+      <w:pPr>
+        <w:tabs>
+          <w:tab w:val="num" w:pos="720"/>
+        </w:tabs>
+        <w:ind w:left="720" w:hanging="360"/>
+      </w:pPr>
+    </w:lvl>
+    <w:lvl w:ilvl="1" w:tentative="1">
+      <w:start w:val="1"/>
+      <w:numFmt w:val="decimal"/>
+      <w:lvlText w:val="%2."/>
+      <w:lvlJc w:val="left"/>
+      <w:pPr>
+        <w:tabs>
+          <w:tab w:val="num" w:pos="1440"/>
+        </w:tabs>
+        <w:ind w:left="1440" w:hanging="360"/>
+      </w:pPr>
+    </w:lvl>
+    <w:lvl w:ilvl="2" w:tentative="1">
+      <w:start w:val="1"/>
+      <w:numFmt w:val="decimal"/>
+      <w:lvlText w:val="%3."/>
+      <w:lvlJc w:val="left"/>
+      <w:pPr>
+        <w:tabs>
+          <w:tab w:val="num" w:pos="2160"/>
+        </w:tabs>
+        <w:ind w:left="2160" w:hanging="360"/>
+      </w:pPr>
+    </w:lvl>
+    <w:lvl w:ilvl="3" w:tentative="1">
+      <w:start w:val="1"/>
+      <w:numFmt w:val="decimal"/>
+      <w:lvlText w:val="%4."/>
+      <w:lvlJc w:val="left"/>
+      <w:pPr>
+        <w:tabs>
+          <w:tab w:val="num" w:pos="2880"/>
+        </w:tabs>
+        <w:ind w:left="2880" w:hanging="360"/>
+      </w:pPr>
+    </w:lvl>
+    <w:lvl w:ilvl="4" w:tentative="1">
+      <w:start w:val="1"/>
+      <w:numFmt w:val="decimal"/>
+      <w:lvlText w:val="%5."/>
+      <w:lvlJc w:val="left"/>
+      <w:pPr>
+        <w:tabs>
+          <w:tab w:val="num" w:pos="3600"/>
+        </w:tabs>
+        <w:ind w:left="3600" w:hanging="360"/>
+      </w:pPr>
+    </w:lvl>
+    <w:lvl w:ilvl="5" w:tentative="1">
+      <w:start w:val="1"/>
+      <w:numFmt w:val="decimal"/>
+      <w:lvlText w:val="%6."/>
+      <w:lvlJc w:val="left"/>
+      <w:pPr>
+        <w:tabs>
+          <w:tab w:val="num" w:pos="4320"/>
+        </w:tabs>
+        <w:ind w:left="4320" w:hanging="360"/>
+      </w:pPr>
+    </w:lvl>
+    <w:lvl w:ilvl="6" w:tentative="1">
+      <w:start w:val="1"/>
+      <w:numFmt w:val="decimal"/>
+      <w:lvlText w:val="%7."/>
+      <w:lvlJc w:val="left"/>
+      <w:pPr>
+        <w:tabs>
+          <w:tab w:val="num" w:pos="5040"/>
+        </w:tabs>
+        <w:ind w:left="5040" w:hanging="360"/>
+      </w:pPr>
+    </w:lvl>
+    <w:lvl w:ilvl="7" w:tentative="1">
+      <w:start w:val="1"/>
+      <w:numFmt w:val="decimal"/>
+      <w:lvlText w:val="%8."/>
+      <w:lvlJc w:val="left"/>
+      <w:pPr>
+        <w:tabs>
+          <w:tab w:val="num" w:pos="5760"/>
+        </w:tabs>
+        <w:ind w:left="5760" w:hanging="360"/>
+      </w:pPr>
+    </w:lvl>
+    <w:lvl w:ilvl="8" w:tentative="1">
+      <w:start w:val="1"/>
+      <w:numFmt w:val="decimal"/>
+      <w:lvlText w:val="%9."/>
+      <w:lvlJc w:val="left"/>
+      <w:pPr>
+        <w:tabs>
+          <w:tab w:val="num" w:pos="6480"/>
+        </w:tabs>
+        <w:ind w:left="6480" w:hanging="360"/>
+      </w:pPr>
+    </w:lvl>
+  </w:abstractNum>
+  <w:abstractNum w:abstractNumId="7" w15:restartNumberingAfterBreak="0">
+    <w:nsid w:val="42377F3F"/>
+    <w:multiLevelType w:val="multilevel"/>
+    <w:tmpl w:val="C25271BC"/>
+    <w:lvl w:ilvl="0">
+      <w:start w:val="4"/>
+      <w:numFmt w:val="decimal"/>
+      <w:lvlText w:val="%1."/>
+      <w:lvlJc w:val="left"/>
+      <w:pPr>
+        <w:tabs>
+          <w:tab w:val="num" w:pos="720"/>
+        </w:tabs>
+        <w:ind w:left="720" w:hanging="360"/>
+      </w:pPr>
+    </w:lvl>
+    <w:lvl w:ilvl="1" w:tentative="1">
+      <w:start w:val="1"/>
+      <w:numFmt w:val="decimal"/>
+      <w:lvlText w:val="%2."/>
+      <w:lvlJc w:val="left"/>
+      <w:pPr>
+        <w:tabs>
+          <w:tab w:val="num" w:pos="1440"/>
+        </w:tabs>
+        <w:ind w:left="1440" w:hanging="360"/>
+      </w:pPr>
+    </w:lvl>
+    <w:lvl w:ilvl="2" w:tentative="1">
+      <w:start w:val="1"/>
+      <w:numFmt w:val="decimal"/>
+      <w:lvlText w:val="%3."/>
+      <w:lvlJc w:val="left"/>
+      <w:pPr>
+        <w:tabs>
+          <w:tab w:val="num" w:pos="2160"/>
+        </w:tabs>
+        <w:ind w:left="2160" w:hanging="360"/>
+      </w:pPr>
+    </w:lvl>
+    <w:lvl w:ilvl="3" w:tentative="1">
+      <w:start w:val="1"/>
+      <w:numFmt w:val="decimal"/>
+      <w:lvlText w:val="%4."/>
+      <w:lvlJc w:val="left"/>
+      <w:pPr>
+        <w:tabs>
+          <w:tab w:val="num" w:pos="2880"/>
+        </w:tabs>
+        <w:ind w:left="2880" w:hanging="360"/>
+      </w:pPr>
+    </w:lvl>
+    <w:lvl w:ilvl="4" w:tentative="1">
+      <w:start w:val="1"/>
+      <w:numFmt w:val="decimal"/>
+      <w:lvlText w:val="%5."/>
+      <w:lvlJc w:val="left"/>
+      <w:pPr>
+        <w:tabs>
+          <w:tab w:val="num" w:pos="3600"/>
+        </w:tabs>
+        <w:ind w:left="3600" w:hanging="360"/>
+      </w:pPr>
+    </w:lvl>
+    <w:lvl w:ilvl="5" w:tentative="1">
+      <w:start w:val="1"/>
+      <w:numFmt w:val="decimal"/>
+      <w:lvlText w:val="%6."/>
+      <w:lvlJc w:val="left"/>
+      <w:pPr>
+        <w:tabs>
+          <w:tab w:val="num" w:pos="4320"/>
+        </w:tabs>
+        <w:ind w:left="4320" w:hanging="360"/>
+      </w:pPr>
+    </w:lvl>
+    <w:lvl w:ilvl="6" w:tentative="1">
+      <w:start w:val="1"/>
+      <w:numFmt w:val="decimal"/>
+      <w:lvlText w:val="%7."/>
+      <w:lvlJc w:val="left"/>
+      <w:pPr>
+        <w:tabs>
+          <w:tab w:val="num" w:pos="5040"/>
+        </w:tabs>
+        <w:ind w:left="5040" w:hanging="360"/>
+      </w:pPr>
+    </w:lvl>
+    <w:lvl w:ilvl="7" w:tentative="1">
+      <w:start w:val="1"/>
+      <w:numFmt w:val="decimal"/>
+      <w:lvlText w:val="%8."/>
+      <w:lvlJc w:val="left"/>
+      <w:pPr>
+        <w:tabs>
+          <w:tab w:val="num" w:pos="5760"/>
+        </w:tabs>
+        <w:ind w:left="5760" w:hanging="360"/>
+      </w:pPr>
+    </w:lvl>
+    <w:lvl w:ilvl="8" w:tentative="1">
+      <w:start w:val="1"/>
+      <w:numFmt w:val="decimal"/>
+      <w:lvlText w:val="%9."/>
+      <w:lvlJc w:val="left"/>
+      <w:pPr>
+        <w:tabs>
+          <w:tab w:val="num" w:pos="6480"/>
+        </w:tabs>
+        <w:ind w:left="6480" w:hanging="360"/>
+      </w:pPr>
+    </w:lvl>
+  </w:abstractNum>
+  <w:abstractNum w:abstractNumId="8" w15:restartNumberingAfterBreak="0">
+    <w:nsid w:val="4DE63D7E"/>
+    <w:multiLevelType w:val="multilevel"/>
+    <w:tmpl w:val="737E3782"/>
+    <w:lvl w:ilvl="0">
+      <w:start w:val="1"/>
+      <w:numFmt w:val="bullet"/>
+      <w:lvlText w:val=""/>
+      <w:lvlJc w:val="left"/>
+      <w:pPr>
+        <w:tabs>
+          <w:tab w:val="num" w:pos="720"/>
+        </w:tabs>
+        <w:ind w:left="720" w:hanging="360"/>
+      </w:pPr>
+      <w:rPr>
+        <w:rFonts w:ascii="Symbol" w:hAnsi="Symbol" w:hint="default"/>
+        <w:sz w:val="20"/>
+      </w:rPr>
+    </w:lvl>
+    <w:lvl w:ilvl="1" w:tentative="1">
+      <w:start w:val="1"/>
+      <w:numFmt w:val="bullet"/>
+      <w:lvlText w:val=""/>
+      <w:lvlJc w:val="left"/>
+      <w:pPr>
+        <w:tabs>
+          <w:tab w:val="num" w:pos="1440"/>
+        </w:tabs>
+        <w:ind w:left="1440" w:hanging="360"/>
+      </w:pPr>
+      <w:rPr>
+        <w:rFonts w:ascii="Symbol" w:hAnsi="Symbol" w:hint="default"/>
+        <w:sz w:val="20"/>
+      </w:rPr>
+    </w:lvl>
+    <w:lvl w:ilvl="2" w:tentative="1">
+      <w:start w:val="1"/>
+      <w:numFmt w:val="bullet"/>
+      <w:lvlText w:val=""/>
+      <w:lvlJc w:val="left"/>
+      <w:pPr>
+        <w:tabs>
+          <w:tab w:val="num" w:pos="2160"/>
+        </w:tabs>
+        <w:ind w:left="2160" w:hanging="360"/>
+      </w:pPr>
+      <w:rPr>
+        <w:rFonts w:ascii="Symbol" w:hAnsi="Symbol" w:hint="default"/>
+        <w:sz w:val="20"/>
+      </w:rPr>
+    </w:lvl>
+    <w:lvl w:ilvl="3" w:tentative="1">
+      <w:start w:val="1"/>
+      <w:numFmt w:val="bullet"/>
+      <w:lvlText w:val=""/>
+      <w:lvlJc w:val="left"/>
+      <w:pPr>
+        <w:tabs>
+          <w:tab w:val="num" w:pos="2880"/>
+        </w:tabs>
+        <w:ind w:left="2880" w:hanging="360"/>
+      </w:pPr>
+      <w:rPr>
+        <w:rFonts w:ascii="Symbol" w:hAnsi="Symbol" w:hint="default"/>
+        <w:sz w:val="20"/>
+      </w:rPr>
+    </w:lvl>
+    <w:lvl w:ilvl="4" w:tentative="1">
+      <w:start w:val="1"/>
+      <w:numFmt w:val="bullet"/>
+      <w:lvlText w:val=""/>
+      <w:lvlJc w:val="left"/>
+      <w:pPr>
+        <w:tabs>
+          <w:tab w:val="num" w:pos="3600"/>
+        </w:tabs>
+        <w:ind w:left="3600" w:hanging="360"/>
+      </w:pPr>
+      <w:rPr>
+        <w:rFonts w:ascii="Symbol" w:hAnsi="Symbol" w:hint="default"/>
+        <w:sz w:val="20"/>
+      </w:rPr>
+    </w:lvl>
+    <w:lvl w:ilvl="5" w:tentative="1">
+      <w:start w:val="1"/>
+      <w:numFmt w:val="bullet"/>
+      <w:lvlText w:val=""/>
+      <w:lvlJc w:val="left"/>
+      <w:pPr>
+        <w:tabs>
+          <w:tab w:val="num" w:pos="4320"/>
+        </w:tabs>
+        <w:ind w:left="4320" w:hanging="360"/>
+      </w:pPr>
+      <w:rPr>
+        <w:rFonts w:ascii="Symbol" w:hAnsi="Symbol" w:hint="default"/>
+        <w:sz w:val="20"/>
+      </w:rPr>
+    </w:lvl>
+    <w:lvl w:ilvl="6" w:tentative="1">
+      <w:start w:val="1"/>
+      <w:numFmt w:val="bullet"/>
+      <w:lvlText w:val=""/>
+      <w:lvlJc w:val="left"/>
+      <w:pPr>
+        <w:tabs>
+          <w:tab w:val="num" w:pos="5040"/>
+        </w:tabs>
+        <w:ind w:left="5040" w:hanging="360"/>
+      </w:pPr>
+      <w:rPr>
+        <w:rFonts w:ascii="Symbol" w:hAnsi="Symbol" w:hint="default"/>
+        <w:sz w:val="20"/>
+      </w:rPr>
+    </w:lvl>
+    <w:lvl w:ilvl="7" w:tentative="1">
+      <w:start w:val="1"/>
+      <w:numFmt w:val="bullet"/>
+      <w:lvlText w:val=""/>
+      <w:lvlJc w:val="left"/>
+      <w:pPr>
+        <w:tabs>
+          <w:tab w:val="num" w:pos="5760"/>
+        </w:tabs>
+        <w:ind w:left="5760" w:hanging="360"/>
+      </w:pPr>
+      <w:rPr>
+        <w:rFonts w:ascii="Symbol" w:hAnsi="Symbol" w:hint="default"/>
+        <w:sz w:val="20"/>
+      </w:rPr>
+    </w:lvl>
+    <w:lvl w:ilvl="8" w:tentative="1">
+      <w:start w:val="1"/>
+      <w:numFmt w:val="bullet"/>
+      <w:lvlText w:val=""/>
+      <w:lvlJc w:val="left"/>
+      <w:pPr>
+        <w:tabs>
+          <w:tab w:val="num" w:pos="6480"/>
+        </w:tabs>
+        <w:ind w:left="6480" w:hanging="360"/>
+      </w:pPr>
+      <w:rPr>
+        <w:rFonts w:ascii="Symbol" w:hAnsi="Symbol" w:hint="default"/>
+        <w:sz w:val="20"/>
+      </w:rPr>
+    </w:lvl>
+  </w:abstractNum>
+  <w:abstractNum w:abstractNumId="9" w15:restartNumberingAfterBreak="0">
+    <w:nsid w:val="56733761"/>
+    <w:multiLevelType w:val="multilevel"/>
+    <w:tmpl w:val="9614EA48"/>
+    <w:lvl w:ilvl="0">
+      <w:start w:val="2"/>
+      <w:numFmt w:val="decimal"/>
+      <w:lvlText w:val="%1."/>
+      <w:lvlJc w:val="left"/>
+      <w:pPr>
+        <w:tabs>
+          <w:tab w:val="num" w:pos="720"/>
+        </w:tabs>
+        <w:ind w:left="720" w:hanging="360"/>
+      </w:pPr>
+    </w:lvl>
+    <w:lvl w:ilvl="1" w:tentative="1">
+      <w:start w:val="1"/>
+      <w:numFmt w:val="decimal"/>
+      <w:lvlText w:val="%2."/>
+      <w:lvlJc w:val="left"/>
+      <w:pPr>
+        <w:tabs>
+          <w:tab w:val="num" w:pos="1440"/>
+        </w:tabs>
+        <w:ind w:left="1440" w:hanging="360"/>
+      </w:pPr>
+    </w:lvl>
+    <w:lvl w:ilvl="2" w:tentative="1">
+      <w:start w:val="1"/>
+      <w:numFmt w:val="decimal"/>
+      <w:lvlText w:val="%3."/>
+      <w:lvlJc w:val="left"/>
+      <w:pPr>
+        <w:tabs>
+          <w:tab w:val="num" w:pos="2160"/>
+        </w:tabs>
+        <w:ind w:left="2160" w:hanging="360"/>
+      </w:pPr>
+    </w:lvl>
+    <w:lvl w:ilvl="3" w:tentative="1">
+      <w:start w:val="1"/>
+      <w:numFmt w:val="decimal"/>
+      <w:lvlText w:val="%4."/>
+      <w:lvlJc w:val="left"/>
+      <w:pPr>
+        <w:tabs>
+          <w:tab w:val="num" w:pos="2880"/>
+        </w:tabs>
+        <w:ind w:left="2880" w:hanging="360"/>
+      </w:pPr>
+    </w:lvl>
+    <w:lvl w:ilvl="4" w:tentative="1">
+      <w:start w:val="1"/>
+      <w:numFmt w:val="decimal"/>
+      <w:lvlText w:val="%5."/>
+      <w:lvlJc w:val="left"/>
+      <w:pPr>
+        <w:tabs>
+          <w:tab w:val="num" w:pos="3600"/>
+        </w:tabs>
+        <w:ind w:left="3600" w:hanging="360"/>
+      </w:pPr>
+    </w:lvl>
+    <w:lvl w:ilvl="5" w:tentative="1">
+      <w:start w:val="1"/>
+      <w:numFmt w:val="decimal"/>
+      <w:lvlText w:val="%6."/>
+      <w:lvlJc w:val="left"/>
+      <w:pPr>
+        <w:tabs>
+          <w:tab w:val="num" w:pos="4320"/>
+        </w:tabs>
+        <w:ind w:left="4320" w:hanging="360"/>
+      </w:pPr>
+    </w:lvl>
+    <w:lvl w:ilvl="6" w:tentative="1">
+      <w:start w:val="1"/>
+      <w:numFmt w:val="decimal"/>
+      <w:lvlText w:val="%7."/>
+      <w:lvlJc w:val="left"/>
+      <w:pPr>
+        <w:tabs>
+          <w:tab w:val="num" w:pos="5040"/>
+        </w:tabs>
+        <w:ind w:left="5040" w:hanging="360"/>
+      </w:pPr>
+    </w:lvl>
+    <w:lvl w:ilvl="7" w:tentative="1">
+      <w:start w:val="1"/>
+      <w:numFmt w:val="decimal"/>
+      <w:lvlText w:val="%8."/>
+      <w:lvlJc w:val="left"/>
+      <w:pPr>
+        <w:tabs>
+          <w:tab w:val="num" w:pos="5760"/>
+        </w:tabs>
+        <w:ind w:left="5760" w:hanging="360"/>
+      </w:pPr>
+    </w:lvl>
+    <w:lvl w:ilvl="8" w:tentative="1">
+      <w:start w:val="1"/>
+      <w:numFmt w:val="decimal"/>
+      <w:lvlText w:val="%9."/>
+      <w:lvlJc w:val="left"/>
+      <w:pPr>
+        <w:tabs>
+          <w:tab w:val="num" w:pos="6480"/>
+        </w:tabs>
+        <w:ind w:left="6480" w:hanging="360"/>
+      </w:pPr>
+    </w:lvl>
+  </w:abstractNum>
+  <w:abstractNum w:abstractNumId="10" w15:restartNumberingAfterBreak="0">
+    <w:nsid w:val="64944FA8"/>
+    <w:multiLevelType w:val="multilevel"/>
+    <w:tmpl w:val="687E0350"/>
+    <w:lvl w:ilvl="0">
+      <w:start w:val="1"/>
+      <w:numFmt w:val="bullet"/>
+      <w:lvlText w:val=""/>
+      <w:lvlJc w:val="left"/>
+      <w:pPr>
+        <w:tabs>
+          <w:tab w:val="num" w:pos="720"/>
+        </w:tabs>
+        <w:ind w:left="720" w:hanging="360"/>
+      </w:pPr>
+      <w:rPr>
+        <w:rFonts w:ascii="Symbol" w:hAnsi="Symbol" w:hint="default"/>
+        <w:sz w:val="20"/>
+      </w:rPr>
+    </w:lvl>
+    <w:lvl w:ilvl="1" w:tentative="1">
+      <w:start w:val="1"/>
+      <w:numFmt w:val="bullet"/>
+      <w:lvlText w:val=""/>
+      <w:lvlJc w:val="left"/>
+      <w:pPr>
+        <w:tabs>
+          <w:tab w:val="num" w:pos="1440"/>
+        </w:tabs>
+        <w:ind w:left="1440" w:hanging="360"/>
+      </w:pPr>
+      <w:rPr>
+        <w:rFonts w:ascii="Symbol" w:hAnsi="Symbol" w:hint="default"/>
+        <w:sz w:val="20"/>
+      </w:rPr>
+    </w:lvl>
+    <w:lvl w:ilvl="2" w:tentative="1">
+      <w:start w:val="1"/>
+      <w:numFmt w:val="bullet"/>
+      <w:lvlText w:val=""/>
+      <w:lvlJc w:val="left"/>
+      <w:pPr>
+        <w:tabs>
+          <w:tab w:val="num" w:pos="2160"/>
+        </w:tabs>
+        <w:ind w:left="2160" w:hanging="360"/>
+      </w:pPr>
+      <w:rPr>
+        <w:rFonts w:ascii="Symbol" w:hAnsi="Symbol" w:hint="default"/>
+        <w:sz w:val="20"/>
+      </w:rPr>
+    </w:lvl>
+    <w:lvl w:ilvl="3" w:tentative="1">
+      <w:start w:val="1"/>
+      <w:numFmt w:val="bullet"/>
+      <w:lvlText w:val=""/>
+      <w:lvlJc w:val="left"/>
+      <w:pPr>
+        <w:tabs>
+          <w:tab w:val="num" w:pos="2880"/>
+        </w:tabs>
+        <w:ind w:left="2880" w:hanging="360"/>
+      </w:pPr>
+      <w:rPr>
+        <w:rFonts w:ascii="Symbol" w:hAnsi="Symbol" w:hint="default"/>
+        <w:sz w:val="20"/>
+      </w:rPr>
+    </w:lvl>
+    <w:lvl w:ilvl="4" w:tentative="1">
+      <w:start w:val="1"/>
+      <w:numFmt w:val="bullet"/>
+      <w:lvlText w:val=""/>
+      <w:lvlJc w:val="left"/>
+      <w:pPr>
+        <w:tabs>
+          <w:tab w:val="num" w:pos="3600"/>
+        </w:tabs>
+        <w:ind w:left="3600" w:hanging="360"/>
+      </w:pPr>
+      <w:rPr>
+        <w:rFonts w:ascii="Symbol" w:hAnsi="Symbol" w:hint="default"/>
+        <w:sz w:val="20"/>
+      </w:rPr>
+    </w:lvl>
+    <w:lvl w:ilvl="5" w:tentative="1">
+      <w:start w:val="1"/>
+      <w:numFmt w:val="bullet"/>
+      <w:lvlText w:val=""/>
+      <w:lvlJc w:val="left"/>
+      <w:pPr>
+        <w:tabs>
+          <w:tab w:val="num" w:pos="4320"/>
+        </w:tabs>
+        <w:ind w:left="4320" w:hanging="360"/>
+      </w:pPr>
+      <w:rPr>
+        <w:rFonts w:ascii="Symbol" w:hAnsi="Symbol" w:hint="default"/>
+        <w:sz w:val="20"/>
+      </w:rPr>
+    </w:lvl>
+    <w:lvl w:ilvl="6" w:tentative="1">
+      <w:start w:val="1"/>
+      <w:numFmt w:val="bullet"/>
+      <w:lvlText w:val=""/>
+      <w:lvlJc w:val="left"/>
+      <w:pPr>
+        <w:tabs>
+          <w:tab w:val="num" w:pos="5040"/>
+        </w:tabs>
+        <w:ind w:left="5040" w:hanging="360"/>
+      </w:pPr>
+      <w:rPr>
+        <w:rFonts w:ascii="Symbol" w:hAnsi="Symbol" w:hint="default"/>
+        <w:sz w:val="20"/>
+      </w:rPr>
+    </w:lvl>
+    <w:lvl w:ilvl="7" w:tentative="1">
+      <w:start w:val="1"/>
+      <w:numFmt w:val="bullet"/>
+      <w:lvlText w:val=""/>
+      <w:lvlJc w:val="left"/>
+      <w:pPr>
+        <w:tabs>
+          <w:tab w:val="num" w:pos="5760"/>
+        </w:tabs>
+        <w:ind w:left="5760" w:hanging="360"/>
+      </w:pPr>
+      <w:rPr>
+        <w:rFonts w:ascii="Symbol" w:hAnsi="Symbol" w:hint="default"/>
+        <w:sz w:val="20"/>
+      </w:rPr>
+    </w:lvl>
+    <w:lvl w:ilvl="8" w:tentative="1">
+      <w:start w:val="1"/>
+      <w:numFmt w:val="bullet"/>
+      <w:lvlText w:val=""/>
+      <w:lvlJc w:val="left"/>
+      <w:pPr>
+        <w:tabs>
+          <w:tab w:val="num" w:pos="6480"/>
+        </w:tabs>
+        <w:ind w:left="6480" w:hanging="360"/>
+      </w:pPr>
+      <w:rPr>
+        <w:rFonts w:ascii="Symbol" w:hAnsi="Symbol" w:hint="default"/>
+        <w:sz w:val="20"/>
+      </w:rPr>
+    </w:lvl>
+  </w:abstractNum>
+  <w:abstractNum w:abstractNumId="11" w15:restartNumberingAfterBreak="0">
+    <w:nsid w:val="75A34C02"/>
+    <w:multiLevelType w:val="multilevel"/>
+    <w:tmpl w:val="6DE41CD6"/>
+    <w:lvl w:ilvl="0">
+      <w:start w:val="1"/>
+      <w:numFmt w:val="decimal"/>
+      <w:lvlText w:val="%1."/>
+      <w:lvlJc w:val="left"/>
+      <w:pPr>
+        <w:tabs>
+          <w:tab w:val="num" w:pos="720"/>
+        </w:tabs>
+        <w:ind w:left="720" w:hanging="360"/>
+      </w:pPr>
+    </w:lvl>
+    <w:lvl w:ilvl="1" w:tentative="1">
+      <w:start w:val="1"/>
+      <w:numFmt w:val="decimal"/>
+      <w:lvlText w:val="%2."/>
+      <w:lvlJc w:val="left"/>
+      <w:pPr>
+        <w:tabs>
+          <w:tab w:val="num" w:pos="1440"/>
+        </w:tabs>
+        <w:ind w:left="1440" w:hanging="360"/>
+      </w:pPr>
+    </w:lvl>
+    <w:lvl w:ilvl="2" w:tentative="1">
+      <w:start w:val="1"/>
+      <w:numFmt w:val="decimal"/>
+      <w:lvlText w:val="%3."/>
+      <w:lvlJc w:val="left"/>
+      <w:pPr>
+        <w:tabs>
+          <w:tab w:val="num" w:pos="2160"/>
+        </w:tabs>
+        <w:ind w:left="2160" w:hanging="360"/>
+      </w:pPr>
+    </w:lvl>
+    <w:lvl w:ilvl="3" w:tentative="1">
+      <w:start w:val="1"/>
+      <w:numFmt w:val="decimal"/>
+      <w:lvlText w:val="%4."/>
+      <w:lvlJc w:val="left"/>
+      <w:pPr>
+        <w:tabs>
+          <w:tab w:val="num" w:pos="2880"/>
+        </w:tabs>
+        <w:ind w:left="2880" w:hanging="360"/>
+      </w:pPr>
+    </w:lvl>
+    <w:lvl w:ilvl="4" w:tentative="1">
+      <w:start w:val="1"/>
+      <w:numFmt w:val="decimal"/>
+      <w:lvlText w:val="%5."/>
+      <w:lvlJc w:val="left"/>
+      <w:pPr>
+        <w:tabs>
+          <w:tab w:val="num" w:pos="3600"/>
+        </w:tabs>
+        <w:ind w:left="3600" w:hanging="360"/>
+      </w:pPr>
+    </w:lvl>
+    <w:lvl w:ilvl="5" w:tentative="1">
+      <w:start w:val="1"/>
+      <w:numFmt w:val="decimal"/>
+      <w:lvlText w:val="%6."/>
+      <w:lvlJc w:val="left"/>
+      <w:pPr>
+        <w:tabs>
+          <w:tab w:val="num" w:pos="4320"/>
+        </w:tabs>
+        <w:ind w:left="4320" w:hanging="360"/>
+      </w:pPr>
+    </w:lvl>
+    <w:lvl w:ilvl="6" w:tentative="1">
+      <w:start w:val="1"/>
+      <w:numFmt w:val="decimal"/>
+      <w:lvlText w:val="%7."/>
+      <w:lvlJc w:val="left"/>
+      <w:pPr>
+        <w:tabs>
+          <w:tab w:val="num" w:pos="5040"/>
+        </w:tabs>
+        <w:ind w:left="5040" w:hanging="360"/>
+      </w:pPr>
+    </w:lvl>
+    <w:lvl w:ilvl="7" w:tentative="1">
+      <w:start w:val="1"/>
+      <w:numFmt w:val="decimal"/>
+      <w:lvlText w:val="%8."/>
+      <w:lvlJc w:val="left"/>
+      <w:pPr>
+        <w:tabs>
+          <w:tab w:val="num" w:pos="5760"/>
+        </w:tabs>
+        <w:ind w:left="5760" w:hanging="360"/>
+      </w:pPr>
+    </w:lvl>
+    <w:lvl w:ilvl="8" w:tentative="1">
+      <w:start w:val="1"/>
+      <w:numFmt w:val="decimal"/>
+      <w:lvlText w:val="%9."/>
+      <w:lvlJc w:val="left"/>
+      <w:pPr>
+        <w:tabs>
+          <w:tab w:val="num" w:pos="6480"/>
+        </w:tabs>
+        <w:ind w:left="6480" w:hanging="360"/>
+      </w:pPr>
+    </w:lvl>
+  </w:abstractNum>
+  <w:num w:numId="1">
+    <w:abstractNumId w:val="11"/>
+  </w:num>
+  <w:num w:numId="2">
+    <w:abstractNumId w:val="2"/>
+  </w:num>
+  <w:num w:numId="3">
+    <w:abstractNumId w:val="4"/>
+  </w:num>
+  <w:num w:numId="4">
+    <w:abstractNumId w:val="9"/>
+  </w:num>
+  <w:num w:numId="5">
+    <w:abstractNumId w:val="5"/>
+  </w:num>
+  <w:num w:numId="6">
+    <w:abstractNumId w:val="6"/>
+  </w:num>
+  <w:num w:numId="7">
+    <w:abstractNumId w:val="1"/>
+  </w:num>
+  <w:num w:numId="8">
+    <w:abstractNumId w:val="7"/>
+  </w:num>
+  <w:num w:numId="9">
+    <w:abstractNumId w:val="10"/>
+  </w:num>
+  <w:num w:numId="10">
+    <w:abstractNumId w:val="0"/>
+  </w:num>
+  <w:num w:numId="11">
+    <w:abstractNumId w:val="8"/>
+  </w:num>
+  <w:num w:numId="12">
+    <w:abstractNumId w:val="3"/>
+  </w:num>
+</w:numbering>
 </file>
 
 <file path=word/styles.xml><?xml version="1.0" encoding="utf-8"?>
@@ -21,15 +8016,19 @@
   <w:docDefaults>
     <w:rPrDefault>
       <w:rPr>
-        <w:rFonts w:asciiTheme="minorHAnsi" w:eastAsiaTheme="minorHAnsi" w:hAnsiTheme="minorHAnsi" w:cstheme="minorBidi"/>
-        <w:sz w:val="22"/>
-        <w:szCs w:val="22"/>
-        <w:lang w:val="ru-RU" w:eastAsia="en-US" w:bidi="ar-SA"/>
+        <w:rFonts w:ascii="Times New Roman" w:eastAsia="SimSun" w:hAnsi="Times New Roman" w:cs="Arial"/>
+        <w:kern w:val="3"/>
+        <w:sz w:val="24"/>
+        <w:szCs w:val="24"/>
+        <w:lang w:val="ru-RU" w:eastAsia="zh-CN" w:bidi="hi-IN"/>
       </w:rPr>
     </w:rPrDefault>
     <w:pPrDefault>
       <w:pPr>
-        <w:spacing w:after="160" w:line="259" w:lineRule="auto"/>
+        <w:widowControl w:val="0"/>
+        <w:suppressAutoHyphens/>
+        <w:autoSpaceDN w:val="0"/>
+        <w:textAlignment w:val="baseline"/>
       </w:pPr>
     </w:pPrDefault>
   </w:docDefaults>
@@ -437,13 +8436,168 @@
     <w:semiHidden/>
     <w:unhideWhenUsed/>
   </w:style>
+  <w:style w:type="paragraph" w:customStyle="1" w:styleId="Standard">
+    <w:name w:val="Standard"/>
+  </w:style>
+  <w:style w:type="paragraph" w:customStyle="1" w:styleId="Heading">
+    <w:name w:val="Heading"/>
+    <w:basedOn w:val="Standard"/>
+    <w:next w:val="Textbody"/>
+    <w:pPr>
+      <w:keepNext/>
+      <w:spacing w:before="240" w:after="120"/>
+    </w:pPr>
+    <w:rPr>
+      <w:rFonts w:ascii="Arial" w:eastAsia="Microsoft YaHei" w:hAnsi="Arial"/>
+      <w:sz w:val="28"/>
+      <w:szCs w:val="28"/>
+    </w:rPr>
+  </w:style>
+  <w:style w:type="paragraph" w:customStyle="1" w:styleId="Textbody">
+    <w:name w:val="Text body"/>
+    <w:basedOn w:val="Standard"/>
+    <w:pPr>
+      <w:spacing w:after="120"/>
+    </w:pPr>
+  </w:style>
+  <w:style w:type="paragraph" w:styleId="a3">
+    <w:name w:val="List"/>
+    <w:basedOn w:val="Textbody"/>
+  </w:style>
+  <w:style w:type="paragraph" w:styleId="a4">
+    <w:name w:val="caption"/>
+    <w:basedOn w:val="Standard"/>
+    <w:pPr>
+      <w:suppressLineNumbers/>
+      <w:spacing w:before="120" w:after="120"/>
+    </w:pPr>
+    <w:rPr>
+      <w:i/>
+      <w:iCs/>
+    </w:rPr>
+  </w:style>
+  <w:style w:type="paragraph" w:customStyle="1" w:styleId="Index">
+    <w:name w:val="Index"/>
+    <w:basedOn w:val="Standard"/>
+    <w:pPr>
+      <w:suppressLineNumbers/>
+    </w:pPr>
+  </w:style>
+  <w:style w:type="paragraph" w:customStyle="1" w:styleId="PreformattedText">
+    <w:name w:val="Preformatted Text"/>
+    <w:basedOn w:val="Standard"/>
+    <w:rPr>
+      <w:rFonts w:eastAsia="NSimSun" w:cs="Courier New"/>
+      <w:sz w:val="20"/>
+      <w:szCs w:val="20"/>
+    </w:rPr>
+  </w:style>
+  <w:style w:type="paragraph" w:customStyle="1" w:styleId="TableContents">
+    <w:name w:val="Table Contents"/>
+    <w:basedOn w:val="Standard"/>
+    <w:pPr>
+      <w:suppressLineNumbers/>
+    </w:pPr>
+  </w:style>
+  <w:style w:type="paragraph" w:customStyle="1" w:styleId="TableHeading">
+    <w:name w:val="Table Heading"/>
+    <w:basedOn w:val="TableContents"/>
+    <w:pPr>
+      <w:jc w:val="center"/>
+    </w:pPr>
+    <w:rPr>
+      <w:b/>
+      <w:bCs/>
+    </w:rPr>
+  </w:style>
+  <w:style w:type="character" w:customStyle="1" w:styleId="StrongEmphasis">
+    <w:name w:val="Strong Emphasis"/>
+    <w:rPr>
+      <w:b/>
+      <w:bCs/>
+    </w:rPr>
+  </w:style>
+  <w:style w:type="character" w:customStyle="1" w:styleId="Internetlink">
+    <w:name w:val="Internet link"/>
+    <w:rPr>
+      <w:color w:val="000080"/>
+      <w:u w:val="single"/>
+    </w:rPr>
+  </w:style>
+  <w:style w:type="character" w:customStyle="1" w:styleId="VisitedInternetLink">
+    <w:name w:val="Visited Internet Link"/>
+    <w:rPr>
+      <w:color w:val="800000"/>
+      <w:u w:val="single"/>
+    </w:rPr>
+  </w:style>
+  <w:style w:type="character" w:styleId="a5">
+    <w:name w:val="Hyperlink"/>
+    <w:basedOn w:val="a0"/>
+    <w:uiPriority w:val="99"/>
+    <w:semiHidden/>
+    <w:unhideWhenUsed/>
+    <w:rsid w:val="00F526E9"/>
+    <w:rPr>
+      <w:color w:val="0000FF"/>
+      <w:u w:val="single"/>
+    </w:rPr>
+  </w:style>
+  <w:style w:type="paragraph" w:styleId="a6">
+    <w:name w:val="Normal (Web)"/>
+    <w:basedOn w:val="a"/>
+    <w:uiPriority w:val="99"/>
+    <w:semiHidden/>
+    <w:unhideWhenUsed/>
+    <w:rsid w:val="00F526E9"/>
+    <w:pPr>
+      <w:widowControl/>
+      <w:suppressAutoHyphens w:val="0"/>
+      <w:autoSpaceDN/>
+      <w:spacing w:before="100" w:beforeAutospacing="1" w:after="100" w:afterAutospacing="1"/>
+      <w:textAlignment w:val="auto"/>
+    </w:pPr>
+    <w:rPr>
+      <w:rFonts w:eastAsia="Times New Roman" w:cs="Times New Roman"/>
+      <w:kern w:val="0"/>
+      <w:lang w:eastAsia="ru-RU" w:bidi="ar-SA"/>
+    </w:rPr>
+  </w:style>
+  <w:style w:type="character" w:styleId="HTML">
+    <w:name w:val="HTML Code"/>
+    <w:basedOn w:val="a0"/>
+    <w:uiPriority w:val="99"/>
+    <w:semiHidden/>
+    <w:unhideWhenUsed/>
+    <w:rsid w:val="00F526E9"/>
+    <w:rPr>
+      <w:rFonts w:ascii="Courier New" w:eastAsia="Times New Roman" w:hAnsi="Courier New" w:cs="Courier New"/>
+      <w:sz w:val="20"/>
+      <w:szCs w:val="20"/>
+    </w:rPr>
+  </w:style>
+  <w:style w:type="character" w:customStyle="1" w:styleId="md-inline-path-prefix">
+    <w:name w:val="md-inline-path-prefix"/>
+    <w:basedOn w:val="a0"/>
+    <w:rsid w:val="00F526E9"/>
+  </w:style>
+  <w:style w:type="character" w:customStyle="1" w:styleId="md-inline-path-filename">
+    <w:name w:val="md-inline-path-filename"/>
+    <w:basedOn w:val="a0"/>
+    <w:rsid w:val="00F526E9"/>
+  </w:style>
+  <w:style w:type="character" w:customStyle="1" w:styleId="font-semibold">
+    <w:name w:val="font-semibold"/>
+    <w:basedOn w:val="a0"/>
+    <w:rsid w:val="007B6D04"/>
+  </w:style>
 </w:styles>
 </file>
 
 <file path=word/theme/theme1.xml><?xml version="1.0" encoding="utf-8"?>
-<a:theme xmlns:a="http://schemas.openxmlformats.org/drawingml/2006/main" name="Тема Office">
+<a:theme xmlns:a="http://schemas.openxmlformats.org/drawingml/2006/main" name="Office Theme">
   <a:themeElements>
-    <a:clrScheme name="Стандартная">
+    <a:clrScheme name="Office">
       <a:dk1>
         <a:sysClr val="windowText" lastClr="000000"/>
       </a:dk1>
@@ -481,14 +8635,14 @@
         <a:srgbClr val="954F72"/>
       </a:folHlink>
     </a:clrScheme>
-    <a:fontScheme name="Стандартная">
+    <a:fontScheme name="Office">
       <a:majorFont>
         <a:latin typeface="Calibri Light" panose="020F0302020204030204"/>
         <a:ea typeface=""/>
         <a:cs typeface=""/>
-        <a:font script="Jpan" typeface="ＭＳ ゴシック"/>
+        <a:font script="Jpan" typeface="游ゴシック Light"/>
         <a:font script="Hang" typeface="맑은 고딕"/>
-        <a:font script="Hans" typeface="宋体"/>
+        <a:font script="Hans" typeface="等线 Light"/>
         <a:font script="Hant" typeface="新細明體"/>
         <a:font script="Arab" typeface="Times New Roman"/>
         <a:font script="Hebr" typeface="Times New Roman"/>
@@ -521,9 +8675,9 @@
         <a:latin typeface="Calibri" panose="020F0502020204030204"/>
         <a:ea typeface=""/>
         <a:cs typeface=""/>
-        <a:font script="Jpan" typeface="ＭＳ 明朝"/>
+        <a:font script="Jpan" typeface="游明朝"/>
         <a:font script="Hang" typeface="맑은 고딕"/>
-        <a:font script="Hans" typeface="宋体"/>
+        <a:font script="Hans" typeface="等线"/>
         <a:font script="Hant" typeface="新細明體"/>
         <a:font script="Arab" typeface="Arial"/>
         <a:font script="Hebr" typeface="Arial"/>
@@ -553,7 +8707,7 @@
         <a:font script="Geor" typeface="Sylfaen"/>
       </a:minorFont>
     </a:fontScheme>
-    <a:fmtScheme name="Стандартная">
+    <a:fmtScheme name="Office">
       <a:fillStyleLst>
         <a:solidFill>
           <a:schemeClr val="phClr"/>

--- a/text.docx
+++ b/text.docx
@@ -147,26 +147,32 @@
           <w:sz w:val="28"/>
           <w:szCs w:val="28"/>
         </w:rPr>
-        <w:t>«</w:t>
-      </w:r>
-      <w:r>
+        <w:t>«Создание нейросети для распознавания жестов»</w:t>
+      </w:r>
+    </w:p>
+    <w:p>
+      <w:pPr>
+        <w:pStyle w:val="Standard"/>
+        <w:jc w:val="center"/>
         <w:rPr>
           <w:rFonts w:cs="Times New Roman"/>
           <w:color w:val="1A1A1A"/>
           <w:sz w:val="28"/>
           <w:szCs w:val="28"/>
         </w:rPr>
-        <w:t>Создание нейросети для распознавания жестов</w:t>
-      </w:r>
-      <w:r>
+      </w:pPr>
+    </w:p>
+    <w:p>
+      <w:pPr>
+        <w:pStyle w:val="Standard"/>
+        <w:jc w:val="center"/>
         <w:rPr>
           <w:rFonts w:cs="Times New Roman"/>
           <w:color w:val="1A1A1A"/>
           <w:sz w:val="28"/>
           <w:szCs w:val="28"/>
         </w:rPr>
-        <w:t>»</w:t>
-      </w:r>
+      </w:pPr>
     </w:p>
     <w:p>
       <w:pPr>
@@ -567,7 +573,7 @@
     <w:p>
       <w:pPr>
         <w:pStyle w:val="Standard"/>
-        <w:jc w:val="center"/>
+        <w:jc w:val="right"/>
         <w:rPr>
           <w:rFonts w:cs="Times New Roman"/>
           <w:color w:val="1A1A1A"/>
@@ -575,18 +581,15 @@
           <w:szCs w:val="28"/>
         </w:rPr>
       </w:pPr>
-    </w:p>
-    <w:p>
-      <w:pPr>
-        <w:pStyle w:val="Standard"/>
-        <w:jc w:val="center"/>
+      <w:r>
         <w:rPr>
           <w:rFonts w:cs="Times New Roman"/>
           <w:color w:val="1A1A1A"/>
           <w:sz w:val="28"/>
           <w:szCs w:val="28"/>
         </w:rPr>
-      </w:pPr>
+        <w:t>Выполнил:</w:t>
+      </w:r>
     </w:p>
     <w:p>
       <w:pPr>
@@ -606,7 +609,7 @@
           <w:sz w:val="28"/>
           <w:szCs w:val="28"/>
         </w:rPr>
-        <w:t>Выполнил:</w:t>
+        <w:t>учащийся 10 «В» класса</w:t>
       </w:r>
     </w:p>
     <w:p>
@@ -627,36 +630,7 @@
           <w:sz w:val="28"/>
           <w:szCs w:val="28"/>
         </w:rPr>
-        <w:t>учащийся 10 «В» класса</w:t>
-      </w:r>
-    </w:p>
-    <w:p>
-      <w:pPr>
-        <w:pStyle w:val="Standard"/>
-        <w:jc w:val="right"/>
-        <w:rPr>
-          <w:rFonts w:cs="Times New Roman"/>
-          <w:color w:val="1A1A1A"/>
-          <w:sz w:val="28"/>
-          <w:szCs w:val="28"/>
-        </w:rPr>
-      </w:pPr>
-      <w:r>
-        <w:rPr>
-          <w:rFonts w:cs="Times New Roman"/>
-          <w:color w:val="1A1A1A"/>
-          <w:sz w:val="28"/>
-          <w:szCs w:val="28"/>
-        </w:rPr>
         <w:tab/>
-      </w:r>
-      <w:r>
-        <w:rPr>
-          <w:rFonts w:cs="Times New Roman"/>
-          <w:color w:val="1A1A1A"/>
-          <w:sz w:val="28"/>
-          <w:szCs w:val="28"/>
-        </w:rPr>
         <w:t>Антонов Андрей</w:t>
       </w:r>
     </w:p>
@@ -1446,35 +1420,7 @@
           <w:sz w:val="28"/>
           <w:szCs w:val="28"/>
         </w:rPr>
-        <w:t>Целью проекта является разработка функциональной системы распознавания жестов руки на языке Python с использованием </w:t>
-      </w:r>
-      <w:r>
-        <w:rPr>
-          <w:sz w:val="28"/>
-          <w:szCs w:val="28"/>
-        </w:rPr>
-        <w:t>PyTorch</w:t>
-      </w:r>
-      <w:r>
-        <w:rPr>
-          <w:sz w:val="28"/>
-          <w:szCs w:val="28"/>
-        </w:rPr>
-        <w:t> и модели </w:t>
-      </w:r>
-      <w:r>
-        <w:rPr>
-          <w:sz w:val="28"/>
-          <w:szCs w:val="28"/>
-        </w:rPr>
-        <w:t>ResNet18</w:t>
-      </w:r>
-      <w:r>
-        <w:rPr>
-          <w:sz w:val="28"/>
-          <w:szCs w:val="28"/>
-        </w:rPr>
-        <w:t>, включающей подготовку датасета, обучение и тестирование нейросети, а также реализацию инференса на изображениях и в реальном времени через веб-камеру.</w:t>
+        <w:t>Целью проекта является разработка функциональной системы распознавания жестов руки на языке Python с использованием PyTorch и модели ResNet18, включающей подготовку датасета, обучение и тестирование нейросети, а также реализацию инференса на изображениях и в реальном времени через веб-камеру.</w:t>
       </w:r>
     </w:p>
     <w:p>
@@ -1673,7 +1619,7 @@
           <w:sz w:val="28"/>
           <w:szCs w:val="28"/>
         </w:rPr>
-        <w:t>Реализовать пользовательские сценарии применения модели: распознавание жестов на папке тестовых изображений и в реальном времени (OpenCV/Tkinter-интерфейс).</w:t>
+        <w:t>Реализовать пользовательские сценарии применения модели: распознавание жестов на папке тестовых изображений и в реальном времени (OpenCV).</w:t>
       </w:r>
     </w:p>
     <w:p>
@@ -2242,25 +2188,6 @@
           <w:sz w:val="28"/>
           <w:szCs w:val="28"/>
         </w:rPr>
-        <w:t>-Tkinter — создание графического интерфейса для удобного пользовательского запуска распознавания.</w:t>
-      </w:r>
-    </w:p>
-    <w:p>
-      <w:pPr>
-        <w:pStyle w:val="PreformattedText"/>
-        <w:spacing w:line="360" w:lineRule="auto"/>
-        <w:ind w:firstLine="709"/>
-        <w:jc w:val="both"/>
-        <w:rPr>
-          <w:sz w:val="28"/>
-          <w:szCs w:val="28"/>
-        </w:rPr>
-      </w:pPr>
-      <w:r>
-        <w:rPr>
-          <w:sz w:val="28"/>
-          <w:szCs w:val="28"/>
-        </w:rPr>
         <w:t>-PyArrow и формат .parquet — работа с исходными данными и подготовка датасета.</w:t>
       </w:r>
     </w:p>
@@ -2336,228 +2263,218 @@
           <w:sz w:val="28"/>
           <w:szCs w:val="28"/>
         </w:rPr>
-        <w:t>Разработка Telegram-бота для изучения английского языка</w:t>
-      </w:r>
-    </w:p>
-    <w:p>
-      <w:pPr>
-        <w:pStyle w:val="PreformattedText"/>
-        <w:spacing w:line="360" w:lineRule="auto"/>
-        <w:ind w:firstLine="709"/>
-        <w:jc w:val="both"/>
-        <w:rPr>
-          <w:sz w:val="28"/>
-          <w:szCs w:val="28"/>
-        </w:rPr>
-      </w:pPr>
-      <w:r>
-        <w:rPr>
-          <w:sz w:val="28"/>
-          <w:szCs w:val="28"/>
-        </w:rPr>
-        <w:t>В практической части проекта был разработан Telegram-бот, который помогает пользователю изучать английский язык до уровня B1. Бот реализован на языке программирования Python с использованием библиотеки python-telegram-bot и работает в мессенджере Telegram.</w:t>
-      </w:r>
-    </w:p>
-    <w:p>
-      <w:pPr>
-        <w:pStyle w:val="PreformattedText"/>
-        <w:spacing w:line="360" w:lineRule="auto"/>
-        <w:ind w:firstLine="709"/>
-        <w:jc w:val="both"/>
-        <w:rPr>
-          <w:sz w:val="28"/>
-          <w:szCs w:val="28"/>
-        </w:rPr>
-      </w:pPr>
-      <w:r>
-        <w:rPr>
-          <w:sz w:val="28"/>
-          <w:szCs w:val="28"/>
-        </w:rPr>
-        <w:t>Основная задача программы — предоставлять пользователю учебные материалы, проводить тестирование и отслеживать прогресс обучения.</w:t>
-      </w:r>
-    </w:p>
-    <w:p>
-      <w:pPr>
-        <w:pStyle w:val="PreformattedText"/>
-        <w:spacing w:line="360" w:lineRule="auto"/>
-        <w:ind w:firstLine="709"/>
-        <w:jc w:val="both"/>
-        <w:rPr>
-          <w:sz w:val="28"/>
-          <w:szCs w:val="28"/>
-        </w:rPr>
-      </w:pPr>
-      <w:r>
-        <w:rPr>
-          <w:sz w:val="28"/>
-          <w:szCs w:val="28"/>
-        </w:rPr>
-        <w:t>1. Используемые библиотеки</w:t>
-      </w:r>
-    </w:p>
-    <w:p>
-      <w:pPr>
-        <w:pStyle w:val="PreformattedText"/>
-        <w:spacing w:line="360" w:lineRule="auto"/>
-        <w:ind w:firstLine="709"/>
-        <w:jc w:val="both"/>
-        <w:rPr>
-          <w:sz w:val="28"/>
-          <w:szCs w:val="28"/>
-        </w:rPr>
-      </w:pPr>
-      <w:r>
-        <w:rPr>
-          <w:sz w:val="28"/>
-          <w:szCs w:val="28"/>
-        </w:rPr>
-        <w:t>В программе используются следующие библиотеки Python:</w:t>
-      </w:r>
-    </w:p>
-    <w:p>
-      <w:pPr>
-        <w:pStyle w:val="PreformattedText"/>
-        <w:spacing w:line="360" w:lineRule="auto"/>
-        <w:ind w:firstLine="709"/>
-        <w:jc w:val="both"/>
-        <w:rPr>
-          <w:sz w:val="28"/>
-          <w:szCs w:val="28"/>
-        </w:rPr>
-      </w:pPr>
-      <w:r>
-        <w:rPr>
-          <w:sz w:val="28"/>
-          <w:szCs w:val="28"/>
-        </w:rPr>
-        <w:t>logging — используется для вывода служебной информации и отслеживания работы программы.</w:t>
-      </w:r>
-    </w:p>
-    <w:p>
-      <w:pPr>
-        <w:pStyle w:val="PreformattedText"/>
-        <w:spacing w:line="360" w:lineRule="auto"/>
-        <w:ind w:firstLine="709"/>
-        <w:jc w:val="both"/>
-        <w:rPr>
-          <w:sz w:val="28"/>
-          <w:szCs w:val="28"/>
-        </w:rPr>
-      </w:pPr>
-      <w:r>
-        <w:rPr>
-          <w:sz w:val="28"/>
-          <w:szCs w:val="28"/>
-        </w:rPr>
-        <w:t>random — применяется для случайного выбора тестовых вопросов.</w:t>
-      </w:r>
-    </w:p>
-    <w:p>
-      <w:pPr>
-        <w:pStyle w:val="PreformattedText"/>
-        <w:spacing w:line="360" w:lineRule="auto"/>
-        <w:ind w:firstLine="709"/>
-        <w:jc w:val="both"/>
-        <w:rPr>
-          <w:sz w:val="28"/>
-          <w:szCs w:val="28"/>
-        </w:rPr>
-      </w:pPr>
-      <w:r>
-        <w:rPr>
-          <w:sz w:val="28"/>
-          <w:szCs w:val="28"/>
-        </w:rPr>
-        <w:t>typing— используется для описания типов данных.</w:t>
-      </w:r>
-    </w:p>
-    <w:p>
-      <w:pPr>
-        <w:pStyle w:val="PreformattedText"/>
-        <w:spacing w:line="360" w:lineRule="auto"/>
-        <w:ind w:firstLine="709"/>
-        <w:jc w:val="both"/>
-        <w:rPr>
-          <w:sz w:val="28"/>
-          <w:szCs w:val="28"/>
-        </w:rPr>
-      </w:pPr>
-      <w:r>
-        <w:rPr>
-          <w:sz w:val="28"/>
-          <w:szCs w:val="28"/>
-        </w:rPr>
-        <w:t>telegram — обеспечивает взаимодействие программы с Telegram.</w:t>
-      </w:r>
-    </w:p>
-    <w:p>
-      <w:pPr>
-        <w:pStyle w:val="PreformattedText"/>
-        <w:spacing w:line="360" w:lineRule="auto"/>
-        <w:ind w:firstLine="709"/>
-        <w:jc w:val="both"/>
-        <w:rPr>
-          <w:sz w:val="28"/>
-          <w:szCs w:val="28"/>
-        </w:rPr>
-      </w:pPr>
-      <w:r>
-        <w:rPr>
-          <w:sz w:val="28"/>
-          <w:szCs w:val="28"/>
-        </w:rPr>
-        <w:t>telegram.ext — содержит инструменты для обработки команд и сообщений.</w:t>
-      </w:r>
-    </w:p>
-    <w:p>
-      <w:pPr>
-        <w:pStyle w:val="PreformattedText"/>
-        <w:spacing w:line="360" w:lineRule="auto"/>
-        <w:ind w:firstLine="709"/>
-        <w:jc w:val="both"/>
-        <w:rPr>
-          <w:sz w:val="28"/>
-          <w:szCs w:val="28"/>
-        </w:rPr>
-      </w:pPr>
-      <w:r>
-        <w:rPr>
-          <w:sz w:val="28"/>
-          <w:szCs w:val="28"/>
-        </w:rPr>
-        <w:t>Импорт библиотек в программе:</w:t>
-      </w:r>
-    </w:p>
-    <w:p>
-      <w:pPr>
-        <w:pStyle w:val="PreformattedText"/>
-        <w:spacing w:line="360" w:lineRule="auto"/>
-        <w:ind w:firstLine="709"/>
-        <w:jc w:val="both"/>
-        <w:rPr>
-          <w:sz w:val="28"/>
-          <w:szCs w:val="28"/>
-        </w:rPr>
-      </w:pPr>
-      <w:r>
-        <w:rPr>
-          <w:noProof/>
-          <w:lang w:eastAsia="ru-RU" w:bidi="ar-SA"/>
+        <w:t>В практической части проекта была разработана система распознавания жестов рук в ре</w:t>
+      </w:r>
+      <w:r>
+        <w:rPr>
+          <w:sz w:val="28"/>
+          <w:szCs w:val="28"/>
+        </w:rPr>
+        <w:t>альном времени на языке Python.</w:t>
+      </w:r>
+      <w:r>
+        <w:rPr>
+          <w:sz w:val="28"/>
+          <w:szCs w:val="28"/>
+        </w:rPr>
+        <w:t xml:space="preserve"> </w:t>
+      </w:r>
+      <w:r>
+        <w:rPr>
+          <w:sz w:val="28"/>
+          <w:szCs w:val="28"/>
+        </w:rPr>
+        <w:t>Проект включает полный ML-цикл: подготовку датасета, обучение нейросети и онлайн-распознавание жестов с веб-камеры.</w:t>
+      </w:r>
+    </w:p>
+    <w:p>
+      <w:pPr>
+        <w:pStyle w:val="PreformattedText"/>
+        <w:spacing w:line="360" w:lineRule="auto"/>
+        <w:ind w:firstLine="709"/>
+        <w:jc w:val="both"/>
+        <w:rPr>
+          <w:sz w:val="28"/>
+          <w:szCs w:val="28"/>
+        </w:rPr>
+      </w:pPr>
+      <w:r>
+        <w:rPr>
+          <w:sz w:val="28"/>
+          <w:szCs w:val="28"/>
+        </w:rPr>
+        <w:t>1</w:t>
+      </w:r>
+      <w:r>
+        <w:rPr>
+          <w:sz w:val="28"/>
+          <w:szCs w:val="28"/>
+          <w:lang w:val="en-US"/>
+        </w:rPr>
+        <w:t>.</w:t>
+      </w:r>
+      <w:r>
+        <w:rPr>
+          <w:sz w:val="28"/>
+          <w:szCs w:val="28"/>
+        </w:rPr>
+        <w:t xml:space="preserve"> Используемые библиотеки</w:t>
+      </w:r>
+    </w:p>
+    <w:p>
+      <w:pPr>
+        <w:pStyle w:val="PreformattedText"/>
+        <w:spacing w:line="360" w:lineRule="auto"/>
+        <w:ind w:firstLine="709"/>
+        <w:jc w:val="both"/>
+        <w:rPr>
+          <w:sz w:val="28"/>
+          <w:szCs w:val="28"/>
+        </w:rPr>
+      </w:pPr>
+      <w:r>
+        <w:rPr>
+          <w:sz w:val="28"/>
+          <w:szCs w:val="28"/>
+        </w:rPr>
+        <w:t>В проекте применяются библиотеки:</w:t>
+      </w:r>
+    </w:p>
+    <w:p>
+      <w:pPr>
+        <w:pStyle w:val="PreformattedText"/>
+        <w:spacing w:line="360" w:lineRule="auto"/>
+        <w:ind w:firstLine="709"/>
+        <w:jc w:val="both"/>
+        <w:rPr>
+          <w:sz w:val="28"/>
+          <w:szCs w:val="28"/>
+        </w:rPr>
+      </w:pPr>
+      <w:r>
+        <w:rPr>
+          <w:sz w:val="28"/>
+          <w:szCs w:val="28"/>
+        </w:rPr>
+        <w:t>torch, torch.nn, torch.optim — обучение и инференс нейросети;</w:t>
+      </w:r>
+    </w:p>
+    <w:p>
+      <w:pPr>
+        <w:pStyle w:val="PreformattedText"/>
+        <w:spacing w:line="360" w:lineRule="auto"/>
+        <w:ind w:firstLine="709"/>
+        <w:jc w:val="both"/>
+        <w:rPr>
+          <w:sz w:val="28"/>
+          <w:szCs w:val="28"/>
+        </w:rPr>
+      </w:pPr>
+      <w:r>
+        <w:rPr>
+          <w:sz w:val="28"/>
+          <w:szCs w:val="28"/>
+        </w:rPr>
+        <w:t>torchvision (models, datasets, transforms) — готовая архитектура ResNet18, загрузка изображений и преобразования;</w:t>
+      </w:r>
+    </w:p>
+    <w:p>
+      <w:pPr>
+        <w:pStyle w:val="PreformattedText"/>
+        <w:spacing w:line="360" w:lineRule="auto"/>
+        <w:ind w:firstLine="709"/>
+        <w:jc w:val="both"/>
+        <w:rPr>
+          <w:sz w:val="28"/>
+          <w:szCs w:val="28"/>
+        </w:rPr>
+      </w:pPr>
+      <w:r>
+        <w:rPr>
+          <w:sz w:val="28"/>
+          <w:szCs w:val="28"/>
+        </w:rPr>
+        <w:t>opencv-python (cv2) — захват видео с камеры и отображение результата;</w:t>
+      </w:r>
+    </w:p>
+    <w:p>
+      <w:pPr>
+        <w:pStyle w:val="PreformattedText"/>
+        <w:spacing w:line="360" w:lineRule="auto"/>
+        <w:ind w:firstLine="709"/>
+        <w:jc w:val="both"/>
+        <w:rPr>
+          <w:sz w:val="28"/>
+          <w:szCs w:val="28"/>
+        </w:rPr>
+      </w:pPr>
+      <w:r>
+        <w:rPr>
+          <w:sz w:val="28"/>
+          <w:szCs w:val="28"/>
+        </w:rPr>
+        <w:t>PIL — обработка изображений;</w:t>
+      </w:r>
+    </w:p>
+    <w:p>
+      <w:pPr>
+        <w:pStyle w:val="PreformattedText"/>
+        <w:spacing w:line="360" w:lineRule="auto"/>
+        <w:ind w:firstLine="709"/>
+        <w:jc w:val="both"/>
+        <w:rPr>
+          <w:sz w:val="28"/>
+          <w:szCs w:val="28"/>
+        </w:rPr>
+      </w:pPr>
+      <w:r>
+        <w:rPr>
+          <w:sz w:val="28"/>
+          <w:szCs w:val="28"/>
+        </w:rPr>
+        <w:t>pyarrow.parquet — чтение исходного датасета в формате Parquet;</w:t>
+      </w:r>
+    </w:p>
+    <w:p>
+      <w:pPr>
+        <w:pStyle w:val="PreformattedText"/>
+        <w:spacing w:line="360" w:lineRule="auto"/>
+        <w:ind w:firstLine="709"/>
+        <w:jc w:val="both"/>
+        <w:rPr>
+          <w:sz w:val="28"/>
+          <w:szCs w:val="28"/>
+        </w:rPr>
+      </w:pPr>
+      <w:r>
+        <w:rPr>
+          <w:sz w:val="28"/>
+          <w:szCs w:val="28"/>
+        </w:rPr>
+        <w:t>multiprocessing — ускоренная конвертация большого количества изображений.</w:t>
+      </w:r>
+    </w:p>
+    <w:p>
+      <w:pPr>
+        <w:pStyle w:val="PreformattedText"/>
+        <w:spacing w:line="360" w:lineRule="auto"/>
+        <w:ind w:firstLine="709"/>
+        <w:jc w:val="both"/>
+        <w:rPr>
+          <w:sz w:val="28"/>
+          <w:szCs w:val="28"/>
+        </w:rPr>
+      </w:pPr>
+      <w:r>
+        <w:rPr>
+          <w:sz w:val="28"/>
+          <w:szCs w:val="28"/>
         </w:rPr>
         <w:drawing>
-          <wp:anchor distT="0" distB="0" distL="114300" distR="114300" simplePos="0" relativeHeight="251658240" behindDoc="0" locked="0" layoutInCell="1" allowOverlap="1">
-            <wp:simplePos x="0" y="0"/>
-            <wp:positionH relativeFrom="column">
-              <wp:posOffset>-13970</wp:posOffset>
-            </wp:positionH>
-            <wp:positionV relativeFrom="paragraph">
-              <wp:posOffset>165735</wp:posOffset>
-            </wp:positionV>
-            <wp:extent cx="6144260" cy="2571750"/>
-            <wp:effectExtent l="0" t="0" r="8890" b="0"/>
-            <wp:wrapTopAndBottom/>
-            <wp:docPr id="23" name="Рисунок 23"/>
+          <wp:inline distT="0" distB="0" distL="0" distR="0" wp14:anchorId="00FA9C3D" wp14:editId="7056294E">
+            <wp:extent cx="6257925" cy="1536700"/>
+            <wp:effectExtent l="0" t="0" r="9525" b="6350"/>
+            <wp:docPr id="1" name="Рисунок 1"/>
             <wp:cNvGraphicFramePr>
               <a:graphicFrameLocks xmlns:a="http://schemas.openxmlformats.org/drawingml/2006/main" noChangeAspect="1"/>
             </wp:cNvGraphicFramePr>
@@ -2565,133 +2482,73 @@
               <a:graphicData uri="http://schemas.openxmlformats.org/drawingml/2006/picture">
                 <pic:pic xmlns:pic="http://schemas.openxmlformats.org/drawingml/2006/picture">
                   <pic:nvPicPr>
-                    <pic:cNvPr id="0" name="Графический объект1"/>
-                    <pic:cNvPicPr>
-                      <a:picLocks noChangeAspect="1" noChangeArrowheads="1"/>
-                    </pic:cNvPicPr>
+                    <pic:cNvPr id="1" name=""/>
+                    <pic:cNvPicPr/>
                   </pic:nvPicPr>
                   <pic:blipFill>
-                    <a:blip r:embed="rId7">
-                      <a:extLst>
-                        <a:ext uri="{28A0092B-C50C-407E-A947-70E740481C1C}">
-                          <a14:useLocalDpi xmlns:a14="http://schemas.microsoft.com/office/drawing/2010/main" val="0"/>
-                        </a:ext>
-                      </a:extLst>
-                    </a:blip>
-                    <a:srcRect/>
+                    <a:blip r:embed="rId8"/>
                     <a:stretch>
                       <a:fillRect/>
                     </a:stretch>
                   </pic:blipFill>
-                  <pic:spPr bwMode="auto">
+                  <pic:spPr>
                     <a:xfrm>
                       <a:off x="0" y="0"/>
-                      <a:ext cx="6144260" cy="2571750"/>
+                      <a:ext cx="6257925" cy="1536700"/>
                     </a:xfrm>
                     <a:prstGeom prst="rect">
                       <a:avLst/>
                     </a:prstGeom>
-                    <a:noFill/>
                   </pic:spPr>
                 </pic:pic>
               </a:graphicData>
             </a:graphic>
-            <wp14:sizeRelH relativeFrom="page">
-              <wp14:pctWidth>0</wp14:pctWidth>
-            </wp14:sizeRelH>
-            <wp14:sizeRelV relativeFrom="page">
-              <wp14:pctHeight>0</wp14:pctHeight>
-            </wp14:sizeRelV>
-          </wp:anchor>
+          </wp:inline>
         </w:drawing>
       </w:r>
-    </w:p>
-    <w:p>
-      <w:pPr>
-        <w:pStyle w:val="PreformattedText"/>
-        <w:spacing w:line="360" w:lineRule="auto"/>
-        <w:ind w:firstLine="709"/>
-        <w:jc w:val="both"/>
-        <w:rPr>
-          <w:sz w:val="28"/>
-          <w:szCs w:val="28"/>
-        </w:rPr>
-      </w:pPr>
-      <w:r>
-        <w:rPr>
-          <w:sz w:val="28"/>
-          <w:szCs w:val="28"/>
-        </w:rPr>
-        <w:t>Эти библиотеки позволяют обрабатывать команды пользователей, отправлять сообщения и управлять логикой работы бота.</w:t>
-      </w:r>
-    </w:p>
-    <w:p>
-      <w:pPr>
-        <w:pStyle w:val="PreformattedText"/>
-        <w:spacing w:line="360" w:lineRule="auto"/>
-        <w:ind w:firstLine="709"/>
-        <w:jc w:val="both"/>
-        <w:rPr>
-          <w:sz w:val="28"/>
-          <w:szCs w:val="28"/>
-        </w:rPr>
-      </w:pPr>
-      <w:r>
-        <w:rPr>
-          <w:sz w:val="28"/>
-          <w:szCs w:val="28"/>
-        </w:rPr>
-        <w:t xml:space="preserve"> 2. Подключение учебных баз данных</w:t>
-      </w:r>
-    </w:p>
-    <w:p>
-      <w:pPr>
-        <w:pStyle w:val="PreformattedText"/>
-        <w:spacing w:line="360" w:lineRule="auto"/>
-        <w:ind w:firstLine="709"/>
-        <w:jc w:val="both"/>
-        <w:rPr>
-          <w:sz w:val="28"/>
-          <w:szCs w:val="28"/>
-        </w:rPr>
-      </w:pPr>
-      <w:r>
-        <w:rPr>
-          <w:sz w:val="28"/>
-          <w:szCs w:val="28"/>
-        </w:rPr>
-        <w:t>В программе используются отдельные файлы с учебным материалом:</w:t>
-      </w:r>
-    </w:p>
-    <w:p>
-      <w:pPr>
-        <w:pStyle w:val="PreformattedText"/>
-        <w:spacing w:line="360" w:lineRule="auto"/>
-        <w:jc w:val="both"/>
-        <w:rPr>
-          <w:sz w:val="28"/>
-          <w:szCs w:val="28"/>
-        </w:rPr>
-      </w:pPr>
-      <w:r>
-        <w:rPr>
-          <w:noProof/>
-          <w:lang w:eastAsia="ru-RU" w:bidi="ar-SA"/>
-        </w:rPr>
-        <w:lastRenderedPageBreak/>
+      <w:r>
+        <w:rPr>
+          <w:sz w:val="28"/>
+          <w:szCs w:val="28"/>
+        </w:rPr>
+        <w:t>2) Подготовка структуры датасета</w:t>
+      </w:r>
+    </w:p>
+    <w:p>
+      <w:pPr>
+        <w:pStyle w:val="PreformattedText"/>
+        <w:spacing w:line="360" w:lineRule="auto"/>
+        <w:ind w:firstLine="709"/>
+        <w:jc w:val="both"/>
+        <w:rPr>
+          <w:sz w:val="28"/>
+          <w:szCs w:val="28"/>
+        </w:rPr>
+      </w:pPr>
+      <w:r>
+        <w:rPr>
+          <w:sz w:val="28"/>
+          <w:szCs w:val="28"/>
+        </w:rPr>
+        <w:t>Для обучения модель использует структуру папок train/ и val/ по классам жестов.</w:t>
+      </w:r>
+      <w:r>
+        <w:rPr>
+          <w:sz w:val="28"/>
+          <w:szCs w:val="28"/>
+        </w:rPr>
+        <w:br/>
+      </w:r>
+      <w:r>
+        <w:rPr>
+          <w:sz w:val="28"/>
+          <w:szCs w:val="28"/>
+        </w:rPr>
         <w:drawing>
-          <wp:anchor distT="0" distB="0" distL="114300" distR="114300" simplePos="0" relativeHeight="251658240" behindDoc="0" locked="0" layoutInCell="1" allowOverlap="1">
-            <wp:simplePos x="0" y="0"/>
-            <wp:positionH relativeFrom="column">
-              <wp:posOffset>17780</wp:posOffset>
-            </wp:positionH>
-            <wp:positionV relativeFrom="paragraph">
-              <wp:posOffset>0</wp:posOffset>
-            </wp:positionV>
-            <wp:extent cx="3893185" cy="821055"/>
-            <wp:effectExtent l="0" t="0" r="0" b="0"/>
-            <wp:wrapTopAndBottom/>
-            <wp:docPr id="22" name="Рисунок 22"/>
+          <wp:inline distT="0" distB="0" distL="0" distR="0" wp14:anchorId="577E23BB" wp14:editId="3935F77F">
+            <wp:extent cx="6257925" cy="972185"/>
+            <wp:effectExtent l="0" t="0" r="9525" b="0"/>
+            <wp:docPr id="2" name="Рисунок 2"/>
             <wp:cNvGraphicFramePr>
               <a:graphicFrameLocks xmlns:a="http://schemas.openxmlformats.org/drawingml/2006/main" noChangeAspect="1"/>
             </wp:cNvGraphicFramePr>
@@ -2699,425 +2556,79 @@
               <a:graphicData uri="http://schemas.openxmlformats.org/drawingml/2006/picture">
                 <pic:pic xmlns:pic="http://schemas.openxmlformats.org/drawingml/2006/picture">
                   <pic:nvPicPr>
-                    <pic:cNvPr id="0" name="Графический объект2"/>
-                    <pic:cNvPicPr>
-                      <a:picLocks noChangeAspect="1" noChangeArrowheads="1"/>
-                    </pic:cNvPicPr>
+                    <pic:cNvPr id="1" name=""/>
+                    <pic:cNvPicPr/>
                   </pic:nvPicPr>
                   <pic:blipFill>
-                    <a:blip r:embed="rId8">
-                      <a:extLst>
-                        <a:ext uri="{28A0092B-C50C-407E-A947-70E740481C1C}">
-                          <a14:useLocalDpi xmlns:a14="http://schemas.microsoft.com/office/drawing/2010/main" val="0"/>
-                        </a:ext>
-                      </a:extLst>
-                    </a:blip>
-                    <a:srcRect/>
+                    <a:blip r:embed="rId9"/>
                     <a:stretch>
                       <a:fillRect/>
                     </a:stretch>
                   </pic:blipFill>
-                  <pic:spPr bwMode="auto">
+                  <pic:spPr>
                     <a:xfrm>
                       <a:off x="0" y="0"/>
-                      <a:ext cx="3893185" cy="821055"/>
+                      <a:ext cx="6257925" cy="972185"/>
                     </a:xfrm>
                     <a:prstGeom prst="rect">
                       <a:avLst/>
                     </a:prstGeom>
-                    <a:noFill/>
                   </pic:spPr>
                 </pic:pic>
               </a:graphicData>
             </a:graphic>
-            <wp14:sizeRelH relativeFrom="page">
-              <wp14:pctWidth>0</wp14:pctWidth>
-            </wp14:sizeRelH>
-            <wp14:sizeRelV relativeFrom="page">
-              <wp14:pctHeight>0</wp14:pctHeight>
-            </wp14:sizeRelV>
-          </wp:anchor>
+          </wp:inline>
         </w:drawing>
       </w:r>
-    </w:p>
-    <w:p>
-      <w:pPr>
-        <w:pStyle w:val="PreformattedText"/>
-        <w:spacing w:line="360" w:lineRule="auto"/>
-        <w:ind w:firstLine="709"/>
-        <w:jc w:val="both"/>
-        <w:rPr>
-          <w:sz w:val="28"/>
-          <w:szCs w:val="28"/>
-        </w:rPr>
-      </w:pPr>
-      <w:r>
-        <w:rPr>
-          <w:sz w:val="28"/>
-          <w:szCs w:val="28"/>
-        </w:rPr>
-        <w:t>lesson_db — содержит базу уроков (теория, примеры и задания).</w:t>
-      </w:r>
-    </w:p>
-    <w:p>
-      <w:pPr>
-        <w:pStyle w:val="PreformattedText"/>
-        <w:spacing w:line="360" w:lineRule="auto"/>
-        <w:ind w:firstLine="709"/>
-        <w:jc w:val="both"/>
-        <w:rPr>
-          <w:sz w:val="28"/>
-          <w:szCs w:val="28"/>
-        </w:rPr>
-      </w:pPr>
-      <w:r>
-        <w:rPr>
-          <w:sz w:val="28"/>
-          <w:szCs w:val="28"/>
-        </w:rPr>
-        <w:t>quiz_db — содержит базу тестовых вопросов.</w:t>
-      </w:r>
-    </w:p>
-    <w:p>
-      <w:pPr>
-        <w:pStyle w:val="PreformattedText"/>
-        <w:spacing w:line="360" w:lineRule="auto"/>
-        <w:ind w:firstLine="709"/>
-        <w:jc w:val="both"/>
-        <w:rPr>
-          <w:sz w:val="28"/>
-          <w:szCs w:val="28"/>
-        </w:rPr>
-      </w:pPr>
-      <w:r>
-        <w:rPr>
-          <w:sz w:val="28"/>
-          <w:szCs w:val="28"/>
-        </w:rPr>
-        <w:t>Каждый урок включает:</w:t>
-      </w:r>
-    </w:p>
-    <w:p>
-      <w:pPr>
-        <w:pStyle w:val="PreformattedText"/>
-        <w:spacing w:line="360" w:lineRule="auto"/>
-        <w:ind w:firstLine="709"/>
-        <w:jc w:val="both"/>
-        <w:rPr>
-          <w:sz w:val="28"/>
-          <w:szCs w:val="28"/>
-        </w:rPr>
-      </w:pPr>
-      <w:r>
-        <w:rPr>
-          <w:sz w:val="28"/>
-          <w:szCs w:val="28"/>
-        </w:rPr>
-        <w:t>- название темы;</w:t>
-      </w:r>
-    </w:p>
-    <w:p>
-      <w:pPr>
-        <w:pStyle w:val="PreformattedText"/>
-        <w:spacing w:line="360" w:lineRule="auto"/>
-        <w:ind w:firstLine="709"/>
-        <w:jc w:val="both"/>
-        <w:rPr>
-          <w:sz w:val="28"/>
-          <w:szCs w:val="28"/>
-        </w:rPr>
-      </w:pPr>
-      <w:r>
-        <w:rPr>
-          <w:sz w:val="28"/>
-          <w:szCs w:val="28"/>
-        </w:rPr>
-        <w:t>- объяснение грамматики;</w:t>
-      </w:r>
-    </w:p>
-    <w:p>
-      <w:pPr>
-        <w:pStyle w:val="PreformattedText"/>
-        <w:spacing w:line="360" w:lineRule="auto"/>
-        <w:ind w:firstLine="709"/>
-        <w:jc w:val="both"/>
-        <w:rPr>
-          <w:sz w:val="28"/>
-          <w:szCs w:val="28"/>
-        </w:rPr>
-      </w:pPr>
-      <w:r>
-        <w:rPr>
-          <w:sz w:val="28"/>
-          <w:szCs w:val="28"/>
-        </w:rPr>
-        <w:t>- примеры предложений;</w:t>
-      </w:r>
-    </w:p>
-    <w:p>
-      <w:pPr>
-        <w:pStyle w:val="PreformattedText"/>
-        <w:spacing w:line="360" w:lineRule="auto"/>
-        <w:ind w:firstLine="709"/>
-        <w:jc w:val="both"/>
-        <w:rPr>
-          <w:sz w:val="28"/>
-          <w:szCs w:val="28"/>
-        </w:rPr>
-      </w:pPr>
-      <w:r>
-        <w:rPr>
-          <w:sz w:val="28"/>
-          <w:szCs w:val="28"/>
-        </w:rPr>
-        <w:t>- практические задания.</w:t>
-      </w:r>
-    </w:p>
-    <w:p>
-      <w:pPr>
-        <w:pStyle w:val="PreformattedText"/>
-        <w:spacing w:line="360" w:lineRule="auto"/>
-        <w:ind w:firstLine="709"/>
-        <w:jc w:val="both"/>
-        <w:rPr>
-          <w:sz w:val="28"/>
-          <w:szCs w:val="28"/>
-        </w:rPr>
-      </w:pPr>
-      <w:r>
-        <w:rPr>
-          <w:sz w:val="28"/>
-          <w:szCs w:val="28"/>
-        </w:rPr>
-        <w:t>Тесты содержат:</w:t>
-      </w:r>
-    </w:p>
-    <w:p>
-      <w:pPr>
-        <w:pStyle w:val="PreformattedText"/>
-        <w:spacing w:line="360" w:lineRule="auto"/>
-        <w:ind w:firstLine="709"/>
-        <w:jc w:val="both"/>
-        <w:rPr>
-          <w:sz w:val="28"/>
-          <w:szCs w:val="28"/>
-        </w:rPr>
-      </w:pPr>
-      <w:r>
-        <w:rPr>
-          <w:sz w:val="28"/>
-          <w:szCs w:val="28"/>
-        </w:rPr>
-        <w:t>- вопрос;</w:t>
-      </w:r>
-    </w:p>
-    <w:p>
-      <w:pPr>
-        <w:pStyle w:val="PreformattedText"/>
-        <w:spacing w:line="360" w:lineRule="auto"/>
-        <w:ind w:firstLine="709"/>
-        <w:jc w:val="both"/>
-        <w:rPr>
-          <w:sz w:val="28"/>
-          <w:szCs w:val="28"/>
-        </w:rPr>
-      </w:pPr>
-      <w:r>
-        <w:rPr>
-          <w:sz w:val="28"/>
-          <w:szCs w:val="28"/>
-        </w:rPr>
-        <w:t>- варианты ответов;</w:t>
-      </w:r>
-    </w:p>
-    <w:p>
-      <w:pPr>
-        <w:pStyle w:val="PreformattedText"/>
-        <w:spacing w:line="360" w:lineRule="auto"/>
-        <w:ind w:firstLine="709"/>
-        <w:jc w:val="both"/>
-        <w:rPr>
-          <w:sz w:val="28"/>
-          <w:szCs w:val="28"/>
-        </w:rPr>
-      </w:pPr>
-      <w:r>
-        <w:rPr>
-          <w:sz w:val="28"/>
-          <w:szCs w:val="28"/>
-        </w:rPr>
-        <w:t>- правильный ответ;</w:t>
-      </w:r>
-    </w:p>
-    <w:p>
-      <w:pPr>
-        <w:pStyle w:val="PreformattedText"/>
-        <w:spacing w:line="360" w:lineRule="auto"/>
-        <w:ind w:firstLine="709"/>
-        <w:jc w:val="both"/>
-        <w:rPr>
-          <w:sz w:val="28"/>
-          <w:szCs w:val="28"/>
-        </w:rPr>
-      </w:pPr>
-      <w:r>
-        <w:rPr>
-          <w:sz w:val="28"/>
-          <w:szCs w:val="28"/>
-        </w:rPr>
-        <w:t>- объяснение.</w:t>
-      </w:r>
-    </w:p>
-    <w:p>
-      <w:pPr>
-        <w:pStyle w:val="PreformattedText"/>
-        <w:spacing w:line="360" w:lineRule="auto"/>
-        <w:ind w:firstLine="709"/>
-        <w:jc w:val="both"/>
-        <w:rPr>
-          <w:sz w:val="28"/>
-          <w:szCs w:val="28"/>
-        </w:rPr>
-      </w:pPr>
-      <w:r>
-        <w:rPr>
-          <w:sz w:val="28"/>
-          <w:szCs w:val="28"/>
-        </w:rPr>
-        <w:t>3. Подключение бота к Telegram</w:t>
-      </w:r>
-    </w:p>
-    <w:p>
-      <w:pPr>
-        <w:pStyle w:val="PreformattedText"/>
-        <w:spacing w:line="360" w:lineRule="auto"/>
-        <w:ind w:firstLine="709"/>
-        <w:jc w:val="both"/>
-        <w:rPr>
-          <w:sz w:val="28"/>
-          <w:szCs w:val="28"/>
-        </w:rPr>
-      </w:pPr>
-      <w:r>
-        <w:rPr>
-          <w:sz w:val="28"/>
-          <w:szCs w:val="28"/>
-        </w:rPr>
-        <w:t>Для работы бота используется специальный токен, полученный через сервис BotFather.</w:t>
-      </w:r>
-    </w:p>
-    <w:p>
-      <w:pPr>
-        <w:pStyle w:val="PreformattedText"/>
-        <w:spacing w:line="360" w:lineRule="auto"/>
-        <w:ind w:firstLine="709"/>
-        <w:jc w:val="both"/>
-        <w:rPr>
-          <w:b/>
-          <w:bCs/>
-          <w:i/>
-          <w:iCs/>
-          <w:sz w:val="28"/>
-          <w:szCs w:val="28"/>
-        </w:rPr>
-      </w:pPr>
-      <w:r>
-        <w:rPr>
-          <w:b/>
-          <w:bCs/>
-          <w:i/>
-          <w:iCs/>
-          <w:sz w:val="28"/>
-          <w:szCs w:val="28"/>
-        </w:rPr>
-        <w:t>«BOT_TOKEN="TOKEN"»</w:t>
-      </w:r>
-    </w:p>
-    <w:p>
-      <w:pPr>
-        <w:pStyle w:val="PreformattedText"/>
-        <w:spacing w:line="360" w:lineRule="auto"/>
-        <w:ind w:firstLine="709"/>
-        <w:jc w:val="both"/>
-        <w:rPr>
-          <w:sz w:val="28"/>
-          <w:szCs w:val="28"/>
-        </w:rPr>
-      </w:pPr>
-      <w:r>
-        <w:rPr>
-          <w:sz w:val="28"/>
-          <w:szCs w:val="28"/>
-        </w:rPr>
-        <w:t>Этот токен позволяет программе взаимодействовать с Telegram API и отправлять сообщения пользователям.</w:t>
-      </w:r>
-    </w:p>
-    <w:p>
-      <w:pPr>
-        <w:pStyle w:val="PreformattedText"/>
-        <w:spacing w:line="360" w:lineRule="auto"/>
-        <w:ind w:firstLine="709"/>
-        <w:jc w:val="both"/>
-        <w:rPr>
-          <w:sz w:val="28"/>
-          <w:szCs w:val="28"/>
-        </w:rPr>
-      </w:pPr>
-      <w:r>
-        <w:rPr>
-          <w:sz w:val="28"/>
-          <w:szCs w:val="28"/>
-        </w:rPr>
-        <w:t xml:space="preserve"> 4. Система хранения прогресса пользователя</w:t>
-      </w:r>
-    </w:p>
-    <w:p>
-      <w:pPr>
-        <w:pStyle w:val="PreformattedText"/>
-        <w:spacing w:line="360" w:lineRule="auto"/>
-        <w:ind w:firstLine="709"/>
-        <w:jc w:val="both"/>
-        <w:rPr>
-          <w:sz w:val="28"/>
-          <w:szCs w:val="28"/>
-        </w:rPr>
-      </w:pPr>
-      <w:r>
-        <w:rPr>
-          <w:sz w:val="28"/>
-          <w:szCs w:val="28"/>
-        </w:rPr>
-        <w:t>В программе используется словарь для хранения данных пользователей и также используется словарь для хранения активного тестового вопроса:</w:t>
-      </w:r>
-    </w:p>
-    <w:p>
-      <w:pPr>
-        <w:pStyle w:val="PreformattedText"/>
-        <w:spacing w:line="360" w:lineRule="auto"/>
-        <w:jc w:val="both"/>
-        <w:rPr>
-          <w:sz w:val="28"/>
-          <w:szCs w:val="28"/>
-        </w:rPr>
-      </w:pPr>
-      <w:r>
-        <w:rPr>
-          <w:noProof/>
-          <w:lang w:eastAsia="ru-RU" w:bidi="ar-SA"/>
-        </w:rPr>
+      <w:r>
+        <w:rPr>
+          <w:sz w:val="28"/>
+          <w:szCs w:val="28"/>
+        </w:rPr>
+        <w:t>3) Конвертация исходных данных из Parquet</w:t>
+      </w:r>
+    </w:p>
+    <w:p>
+      <w:pPr>
+        <w:pStyle w:val="PreformattedText"/>
+        <w:spacing w:line="360" w:lineRule="auto"/>
+        <w:ind w:firstLine="709"/>
+        <w:jc w:val="both"/>
+        <w:rPr>
+          <w:sz w:val="28"/>
+          <w:szCs w:val="28"/>
+        </w:rPr>
+      </w:pPr>
+      <w:r>
+        <w:rPr>
+          <w:sz w:val="28"/>
+          <w:szCs w:val="28"/>
+        </w:rPr>
+        <w:t>Изображения извлекаются из Parquet, группируются по классам, перемешиваются, делятся на обучение/валидацию и сохраняются в JPEG.</w:t>
+      </w:r>
+    </w:p>
+    <w:p>
+      <w:pPr>
+        <w:pStyle w:val="PreformattedText"/>
+        <w:spacing w:line="360" w:lineRule="auto"/>
+        <w:ind w:firstLine="709"/>
+        <w:jc w:val="both"/>
+        <w:rPr>
+          <w:sz w:val="28"/>
+          <w:szCs w:val="28"/>
+        </w:rPr>
+      </w:pPr>
+      <w:r>
+        <w:rPr>
+          <w:sz w:val="28"/>
+          <w:szCs w:val="28"/>
+        </w:rPr>
+        <w:lastRenderedPageBreak/>
         <w:drawing>
-          <wp:anchor distT="0" distB="0" distL="114300" distR="114300" simplePos="0" relativeHeight="251658240" behindDoc="0" locked="0" layoutInCell="1" allowOverlap="1">
-            <wp:simplePos x="0" y="0"/>
-            <wp:positionH relativeFrom="column">
-              <wp:align>center</wp:align>
-            </wp:positionH>
-            <wp:positionV relativeFrom="paragraph">
-              <wp:align>top</wp:align>
-            </wp:positionV>
-            <wp:extent cx="4533900" cy="419100"/>
-            <wp:effectExtent l="0" t="0" r="0" b="0"/>
-            <wp:wrapTopAndBottom/>
-            <wp:docPr id="21" name="Рисунок 21"/>
+          <wp:inline distT="0" distB="0" distL="0" distR="0" wp14:anchorId="77ABF32C" wp14:editId="00A77E61">
+            <wp:extent cx="6257925" cy="6048375"/>
+            <wp:effectExtent l="0" t="0" r="9525" b="9525"/>
+            <wp:docPr id="3" name="Рисунок 3"/>
             <wp:cNvGraphicFramePr>
               <a:graphicFrameLocks xmlns:a="http://schemas.openxmlformats.org/drawingml/2006/main" noChangeAspect="1"/>
             </wp:cNvGraphicFramePr>
@@ -3125,172 +2636,78 @@
               <a:graphicData uri="http://schemas.openxmlformats.org/drawingml/2006/picture">
                 <pic:pic xmlns:pic="http://schemas.openxmlformats.org/drawingml/2006/picture">
                   <pic:nvPicPr>
-                    <pic:cNvPr id="0" name="Графический объект3"/>
-                    <pic:cNvPicPr>
-                      <a:picLocks noChangeAspect="1" noChangeArrowheads="1"/>
-                    </pic:cNvPicPr>
+                    <pic:cNvPr id="1" name=""/>
+                    <pic:cNvPicPr/>
                   </pic:nvPicPr>
                   <pic:blipFill>
-                    <a:blip r:embed="rId9">
-                      <a:extLst>
-                        <a:ext uri="{28A0092B-C50C-407E-A947-70E740481C1C}">
-                          <a14:useLocalDpi xmlns:a14="http://schemas.microsoft.com/office/drawing/2010/main" val="0"/>
-                        </a:ext>
-                      </a:extLst>
-                    </a:blip>
-                    <a:srcRect/>
+                    <a:blip r:embed="rId10"/>
                     <a:stretch>
                       <a:fillRect/>
                     </a:stretch>
                   </pic:blipFill>
-                  <pic:spPr bwMode="auto">
+                  <pic:spPr>
                     <a:xfrm>
                       <a:off x="0" y="0"/>
-                      <a:ext cx="4533900" cy="419100"/>
+                      <a:ext cx="6257925" cy="6048375"/>
                     </a:xfrm>
                     <a:prstGeom prst="rect">
                       <a:avLst/>
                     </a:prstGeom>
-                    <a:noFill/>
                   </pic:spPr>
                 </pic:pic>
               </a:graphicData>
             </a:graphic>
-            <wp14:sizeRelH relativeFrom="page">
-              <wp14:pctWidth>0</wp14:pctWidth>
-            </wp14:sizeRelH>
-            <wp14:sizeRelV relativeFrom="page">
-              <wp14:pctHeight>0</wp14:pctHeight>
-            </wp14:sizeRelV>
-          </wp:anchor>
+          </wp:inline>
         </w:drawing>
       </w:r>
-    </w:p>
-    <w:p>
-      <w:pPr>
-        <w:pStyle w:val="PreformattedText"/>
-        <w:spacing w:line="360" w:lineRule="auto"/>
-        <w:ind w:firstLine="709"/>
-        <w:jc w:val="both"/>
-        <w:rPr>
-          <w:sz w:val="28"/>
-          <w:szCs w:val="28"/>
-        </w:rPr>
-      </w:pPr>
-      <w:r>
-        <w:rPr>
-          <w:sz w:val="28"/>
-          <w:szCs w:val="28"/>
-        </w:rPr>
-        <w:t>Он содержит:</w:t>
-      </w:r>
-    </w:p>
-    <w:p>
-      <w:pPr>
-        <w:pStyle w:val="PreformattedText"/>
-        <w:spacing w:line="360" w:lineRule="auto"/>
-        <w:ind w:firstLine="709"/>
-        <w:jc w:val="both"/>
-        <w:rPr>
-          <w:sz w:val="28"/>
-          <w:szCs w:val="28"/>
-        </w:rPr>
-      </w:pPr>
-      <w:r>
-        <w:rPr>
-          <w:sz w:val="28"/>
-          <w:szCs w:val="28"/>
-        </w:rPr>
-        <w:t>- номер текущего урока</w:t>
-      </w:r>
-    </w:p>
-    <w:p>
-      <w:pPr>
-        <w:pStyle w:val="PreformattedText"/>
-        <w:spacing w:line="360" w:lineRule="auto"/>
-        <w:ind w:firstLine="709"/>
-        <w:jc w:val="both"/>
-        <w:rPr>
-          <w:sz w:val="28"/>
-          <w:szCs w:val="28"/>
-        </w:rPr>
-      </w:pPr>
-      <w:r>
-        <w:rPr>
-          <w:sz w:val="28"/>
-          <w:szCs w:val="28"/>
-        </w:rPr>
-        <w:t>- количество правильных ответов</w:t>
-      </w:r>
-    </w:p>
-    <w:p>
-      <w:pPr>
-        <w:pStyle w:val="PreformattedText"/>
-        <w:spacing w:line="360" w:lineRule="auto"/>
-        <w:ind w:firstLine="709"/>
-        <w:jc w:val="both"/>
-        <w:rPr>
-          <w:sz w:val="28"/>
-          <w:szCs w:val="28"/>
-        </w:rPr>
-      </w:pPr>
-      <w:r>
-        <w:rPr>
-          <w:sz w:val="28"/>
-          <w:szCs w:val="28"/>
-        </w:rPr>
-        <w:t>- количество выполненных тестов</w:t>
-      </w:r>
-    </w:p>
-    <w:p>
-      <w:pPr>
-        <w:pStyle w:val="PreformattedText"/>
-        <w:spacing w:line="360" w:lineRule="auto"/>
-        <w:ind w:firstLine="709"/>
-        <w:jc w:val="both"/>
-        <w:rPr>
-          <w:sz w:val="28"/>
-          <w:szCs w:val="28"/>
-        </w:rPr>
-      </w:pPr>
-      <w:r>
-        <w:rPr>
-          <w:sz w:val="28"/>
-          <w:szCs w:val="28"/>
-        </w:rPr>
-        <w:t>Он позволяет определить, какой вопрос сейчас отвечает пользователь.</w:t>
-      </w:r>
-    </w:p>
-    <w:p>
-      <w:pPr>
-        <w:pStyle w:val="PreformattedText"/>
-        <w:spacing w:line="360" w:lineRule="auto"/>
-        <w:ind w:firstLine="709"/>
-        <w:jc w:val="both"/>
-        <w:rPr>
-          <w:sz w:val="28"/>
-          <w:szCs w:val="28"/>
-        </w:rPr>
-      </w:pPr>
-      <w:r>
-        <w:rPr>
-          <w:noProof/>
-          <w:lang w:eastAsia="ru-RU" w:bidi="ar-SA"/>
-        </w:rPr>
-        <w:lastRenderedPageBreak/>
+      <w:r>
+        <w:rPr>
+          <w:sz w:val="28"/>
+          <w:szCs w:val="28"/>
+        </w:rPr>
+        <w:t>4) Предобработка изображений</w:t>
+      </w:r>
+    </w:p>
+    <w:p>
+      <w:pPr>
+        <w:pStyle w:val="PreformattedText"/>
+        <w:spacing w:line="360" w:lineRule="auto"/>
+        <w:ind w:firstLine="709"/>
+        <w:jc w:val="both"/>
+        <w:rPr>
+          <w:sz w:val="28"/>
+          <w:szCs w:val="28"/>
+        </w:rPr>
+      </w:pPr>
+      <w:r>
+        <w:rPr>
+          <w:sz w:val="28"/>
+          <w:szCs w:val="28"/>
+        </w:rPr>
+        <w:t>Перед подачей в нейросеть изображения приводятся к единому размеру 224x224, переводятся в тензор и нормализуются.</w:t>
+      </w:r>
+    </w:p>
+    <w:p>
+      <w:pPr>
+        <w:pStyle w:val="PreformattedText"/>
+        <w:spacing w:line="360" w:lineRule="auto"/>
+        <w:ind w:firstLine="709"/>
+        <w:jc w:val="both"/>
+        <w:rPr>
+          <w:sz w:val="28"/>
+          <w:szCs w:val="28"/>
+        </w:rPr>
+      </w:pPr>
+      <w:r>
+        <w:rPr>
+          <w:sz w:val="28"/>
+          <w:szCs w:val="28"/>
+        </w:rPr>
         <w:drawing>
-          <wp:anchor distT="0" distB="0" distL="114300" distR="114300" simplePos="0" relativeHeight="251658240" behindDoc="0" locked="0" layoutInCell="1" allowOverlap="1">
-            <wp:simplePos x="0" y="0"/>
-            <wp:positionH relativeFrom="column">
-              <wp:posOffset>97790</wp:posOffset>
-            </wp:positionH>
-            <wp:positionV relativeFrom="paragraph">
-              <wp:posOffset>270510</wp:posOffset>
-            </wp:positionV>
-            <wp:extent cx="2571750" cy="942975"/>
-            <wp:effectExtent l="0" t="0" r="0" b="9525"/>
-            <wp:wrapTopAndBottom/>
-            <wp:docPr id="20" name="Рисунок 20"/>
+          <wp:inline distT="0" distB="0" distL="0" distR="0" wp14:anchorId="35F9691A" wp14:editId="0569B020">
+            <wp:extent cx="6257925" cy="1998980"/>
+            <wp:effectExtent l="0" t="0" r="9525" b="1270"/>
+            <wp:docPr id="5" name="Рисунок 5"/>
             <wp:cNvGraphicFramePr>
               <a:graphicFrameLocks xmlns:a="http://schemas.openxmlformats.org/drawingml/2006/main" noChangeAspect="1"/>
             </wp:cNvGraphicFramePr>
@@ -3298,44 +2715,28 @@
               <a:graphicData uri="http://schemas.openxmlformats.org/drawingml/2006/picture">
                 <pic:pic xmlns:pic="http://schemas.openxmlformats.org/drawingml/2006/picture">
                   <pic:nvPicPr>
-                    <pic:cNvPr id="0" name="Графический объект4"/>
-                    <pic:cNvPicPr>
-                      <a:picLocks noChangeAspect="1" noChangeArrowheads="1"/>
-                    </pic:cNvPicPr>
+                    <pic:cNvPr id="1" name=""/>
+                    <pic:cNvPicPr/>
                   </pic:nvPicPr>
                   <pic:blipFill>
-                    <a:blip r:embed="rId10">
-                      <a:extLst>
-                        <a:ext uri="{28A0092B-C50C-407E-A947-70E740481C1C}">
-                          <a14:useLocalDpi xmlns:a14="http://schemas.microsoft.com/office/drawing/2010/main" val="0"/>
-                        </a:ext>
-                      </a:extLst>
-                    </a:blip>
-                    <a:srcRect/>
+                    <a:blip r:embed="rId11"/>
                     <a:stretch>
                       <a:fillRect/>
                     </a:stretch>
                   </pic:blipFill>
-                  <pic:spPr bwMode="auto">
+                  <pic:spPr>
                     <a:xfrm>
                       <a:off x="0" y="0"/>
-                      <a:ext cx="2571750" cy="942975"/>
+                      <a:ext cx="6257925" cy="1998980"/>
                     </a:xfrm>
                     <a:prstGeom prst="rect">
                       <a:avLst/>
                     </a:prstGeom>
-                    <a:noFill/>
                   </pic:spPr>
                 </pic:pic>
               </a:graphicData>
             </a:graphic>
-            <wp14:sizeRelH relativeFrom="page">
-              <wp14:pctWidth>0</wp14:pctWidth>
-            </wp14:sizeRelH>
-            <wp14:sizeRelV relativeFrom="page">
-              <wp14:pctHeight>0</wp14:pctHeight>
-            </wp14:sizeRelV>
-          </wp:anchor>
+          </wp:inline>
         </w:drawing>
       </w:r>
       <w:r>
@@ -3343,80 +2744,200 @@
           <w:sz w:val="28"/>
           <w:szCs w:val="28"/>
         </w:rPr>
-        <w:t>Структура данных выглядит следующим образом:</w:t>
-      </w:r>
-    </w:p>
-    <w:p>
-      <w:pPr>
-        <w:pStyle w:val="PreformattedText"/>
-        <w:spacing w:line="360" w:lineRule="auto"/>
-        <w:ind w:firstLine="709"/>
-        <w:jc w:val="both"/>
-        <w:rPr>
-          <w:sz w:val="28"/>
-          <w:szCs w:val="28"/>
-        </w:rPr>
-      </w:pPr>
-      <w:r>
-        <w:rPr>
-          <w:sz w:val="28"/>
-          <w:szCs w:val="28"/>
-        </w:rPr>
-        <w:t xml:space="preserve"> 5. Функция начала работы бота</w:t>
-      </w:r>
-    </w:p>
-    <w:p>
-      <w:pPr>
-        <w:pStyle w:val="PreformattedText"/>
-        <w:spacing w:line="360" w:lineRule="auto"/>
-        <w:ind w:firstLine="709"/>
-        <w:jc w:val="both"/>
-        <w:rPr>
-          <w:sz w:val="28"/>
-          <w:szCs w:val="28"/>
-        </w:rPr>
-      </w:pPr>
-      <w:r>
-        <w:rPr>
-          <w:sz w:val="28"/>
-          <w:szCs w:val="28"/>
-        </w:rPr>
-        <w:t>Команда /start запускает бота и отправляет пользователю список доступных команд.</w:t>
-      </w:r>
-    </w:p>
-    <w:p>
-      <w:pPr>
-        <w:pStyle w:val="PreformattedText"/>
-        <w:spacing w:line="360" w:lineRule="auto"/>
-        <w:jc w:val="both"/>
-        <w:rPr>
-          <w:b/>
-          <w:bCs/>
-          <w:i/>
-          <w:iCs/>
-          <w:sz w:val="28"/>
-          <w:szCs w:val="28"/>
-          <w:u w:val="single"/>
-        </w:rPr>
-      </w:pPr>
-      <w:r>
-        <w:rPr>
-          <w:noProof/>
-          <w:lang w:eastAsia="ru-RU" w:bidi="ar-SA"/>
+        <w:t>5) Загрузка обучающей и валидационной выборки</w:t>
+      </w:r>
+    </w:p>
+    <w:p>
+      <w:pPr>
+        <w:pStyle w:val="PreformattedText"/>
+        <w:spacing w:line="360" w:lineRule="auto"/>
+        <w:ind w:firstLine="709"/>
+        <w:jc w:val="both"/>
+        <w:rPr>
+          <w:sz w:val="28"/>
+          <w:szCs w:val="28"/>
+        </w:rPr>
+      </w:pPr>
+      <w:r>
+        <w:rPr>
+          <w:sz w:val="28"/>
+          <w:szCs w:val="28"/>
+        </w:rPr>
+        <w:t>Для обучения используются DataLoader с батчами и перемешиванием train-данных.</w:t>
+      </w:r>
+    </w:p>
+    <w:p>
+      <w:pPr>
+        <w:pStyle w:val="PreformattedText"/>
+        <w:spacing w:line="360" w:lineRule="auto"/>
+        <w:ind w:firstLine="709"/>
+        <w:jc w:val="both"/>
+        <w:rPr>
+          <w:sz w:val="28"/>
+          <w:szCs w:val="28"/>
+          <w:highlight w:val="yellow"/>
+        </w:rPr>
+      </w:pPr>
+      <w:r>
+        <w:rPr>
+          <w:sz w:val="28"/>
+          <w:szCs w:val="28"/>
+          <w:highlight w:val="yellow"/>
+        </w:rPr>
+        <w:lastRenderedPageBreak/>
+        <w:t>train_dataset = datasets.ImageFolder(os.path.join(data_dir, "train"), transform=transform)</w:t>
+      </w:r>
+    </w:p>
+    <w:p>
+      <w:pPr>
+        <w:pStyle w:val="PreformattedText"/>
+        <w:spacing w:line="360" w:lineRule="auto"/>
+        <w:ind w:firstLine="709"/>
+        <w:jc w:val="both"/>
+        <w:rPr>
+          <w:sz w:val="28"/>
+          <w:szCs w:val="28"/>
+          <w:highlight w:val="yellow"/>
+        </w:rPr>
+      </w:pPr>
+      <w:r>
+        <w:rPr>
+          <w:sz w:val="28"/>
+          <w:szCs w:val="28"/>
+          <w:highlight w:val="yellow"/>
+        </w:rPr>
+        <w:t>val_dataset = datasets.ImageFolder(os.path.join(data_dir, "val"), transform=transform)</w:t>
+      </w:r>
+    </w:p>
+    <w:p>
+      <w:pPr>
+        <w:pStyle w:val="PreformattedText"/>
+        <w:spacing w:line="360" w:lineRule="auto"/>
+        <w:ind w:firstLine="709"/>
+        <w:jc w:val="both"/>
+        <w:rPr>
+          <w:sz w:val="28"/>
+          <w:szCs w:val="28"/>
+          <w:highlight w:val="yellow"/>
+        </w:rPr>
+      </w:pPr>
+      <w:r>
+        <w:rPr>
+          <w:sz w:val="28"/>
+          <w:szCs w:val="28"/>
+          <w:highlight w:val="yellow"/>
+        </w:rPr>
+        <w:t>train_loader = torch.utils.data.DataLoader(train_dataset, batch_size=batch_size, shuffle=True)</w:t>
+      </w:r>
+    </w:p>
+    <w:p>
+      <w:pPr>
+        <w:pStyle w:val="PreformattedText"/>
+        <w:spacing w:line="360" w:lineRule="auto"/>
+        <w:ind w:firstLine="709"/>
+        <w:jc w:val="both"/>
+        <w:rPr>
+          <w:sz w:val="28"/>
+          <w:szCs w:val="28"/>
+          <w:highlight w:val="yellow"/>
+        </w:rPr>
+      </w:pPr>
+      <w:r>
+        <w:rPr>
+          <w:sz w:val="28"/>
+          <w:szCs w:val="28"/>
+          <w:highlight w:val="yellow"/>
+        </w:rPr>
+        <w:t>val_loader = torch.utils.data.DataLoader(val_dataset, batch_size=batch_size, shuffle=False)</w:t>
+      </w:r>
+    </w:p>
+    <w:p>
+      <w:pPr>
+        <w:pStyle w:val="PreformattedText"/>
+        <w:spacing w:line="360" w:lineRule="auto"/>
+        <w:ind w:firstLine="709"/>
+        <w:jc w:val="both"/>
+        <w:rPr>
+          <w:sz w:val="28"/>
+          <w:szCs w:val="28"/>
+        </w:rPr>
+      </w:pPr>
+      <w:r>
+        <w:rPr>
+          <w:sz w:val="28"/>
+          <w:szCs w:val="28"/>
+          <w:highlight w:val="yellow"/>
+        </w:rPr>
+        <w:t>return train_loader, val_loader, train_dataset.class_to_idx</w:t>
+      </w:r>
+    </w:p>
+    <w:p>
+      <w:pPr>
+        <w:pStyle w:val="PreformattedText"/>
+        <w:spacing w:line="360" w:lineRule="auto"/>
+        <w:ind w:firstLine="709"/>
+        <w:jc w:val="both"/>
+        <w:rPr>
+          <w:sz w:val="28"/>
+          <w:szCs w:val="28"/>
+        </w:rPr>
+      </w:pPr>
+      <w:r>
+        <w:rPr>
+          <w:sz w:val="28"/>
+          <w:szCs w:val="28"/>
+        </w:rPr>
+        <w:t>6) Архитектура модели</w:t>
+      </w:r>
+    </w:p>
+    <w:p>
+      <w:pPr>
+        <w:pStyle w:val="PreformattedText"/>
+        <w:spacing w:line="360" w:lineRule="auto"/>
+        <w:ind w:firstLine="709"/>
+        <w:jc w:val="both"/>
+        <w:rPr>
+          <w:sz w:val="28"/>
+          <w:szCs w:val="28"/>
+        </w:rPr>
+      </w:pPr>
+      <w:r>
+        <w:rPr>
+          <w:sz w:val="28"/>
+          <w:szCs w:val="28"/>
+        </w:rPr>
+        <w:t>В проекте используется ResNet18 с предобученными весами ImageNet.</w:t>
+      </w:r>
+      <w:r>
+        <w:rPr>
+          <w:sz w:val="28"/>
+          <w:szCs w:val="28"/>
+        </w:rPr>
+        <w:br/>
+        <w:t>Последний полносвязный слой заменяется под число классов текущего набора жестов.</w:t>
+      </w:r>
+    </w:p>
+    <w:p>
+      <w:pPr>
+        <w:pStyle w:val="PreformattedText"/>
+        <w:spacing w:line="360" w:lineRule="auto"/>
+        <w:ind w:firstLine="709"/>
+        <w:jc w:val="both"/>
+        <w:rPr>
+          <w:sz w:val="28"/>
+          <w:szCs w:val="28"/>
+        </w:rPr>
+      </w:pPr>
+      <w:r>
+        <w:rPr>
+          <w:sz w:val="28"/>
+          <w:szCs w:val="28"/>
         </w:rPr>
         <w:drawing>
-          <wp:anchor distT="0" distB="0" distL="114300" distR="114300" simplePos="0" relativeHeight="251658240" behindDoc="0" locked="0" layoutInCell="1" allowOverlap="1">
-            <wp:simplePos x="0" y="0"/>
-            <wp:positionH relativeFrom="column">
-              <wp:align>center</wp:align>
-            </wp:positionH>
-            <wp:positionV relativeFrom="paragraph">
-              <wp:align>top</wp:align>
-            </wp:positionV>
-            <wp:extent cx="6120130" cy="2153920"/>
-            <wp:effectExtent l="0" t="0" r="0" b="0"/>
-            <wp:wrapTopAndBottom/>
-            <wp:docPr id="19" name="Рисунок 19"/>
+          <wp:inline distT="0" distB="0" distL="0" distR="0" wp14:anchorId="396F12B4" wp14:editId="7DBD6AE0">
+            <wp:extent cx="6257925" cy="769620"/>
+            <wp:effectExtent l="0" t="0" r="9525" b="0"/>
+            <wp:docPr id="7" name="Рисунок 7"/>
             <wp:cNvGraphicFramePr>
               <a:graphicFrameLocks xmlns:a="http://schemas.openxmlformats.org/drawingml/2006/main" noChangeAspect="1"/>
             </wp:cNvGraphicFramePr>
@@ -3424,247 +2945,78 @@
               <a:graphicData uri="http://schemas.openxmlformats.org/drawingml/2006/picture">
                 <pic:pic xmlns:pic="http://schemas.openxmlformats.org/drawingml/2006/picture">
                   <pic:nvPicPr>
-                    <pic:cNvPr id="0" name="Графический объект5"/>
-                    <pic:cNvPicPr>
-                      <a:picLocks noChangeAspect="1" noChangeArrowheads="1"/>
-                    </pic:cNvPicPr>
+                    <pic:cNvPr id="1" name=""/>
+                    <pic:cNvPicPr/>
                   </pic:nvPicPr>
                   <pic:blipFill>
-                    <a:blip r:embed="rId11">
-                      <a:extLst>
-                        <a:ext uri="{28A0092B-C50C-407E-A947-70E740481C1C}">
-                          <a14:useLocalDpi xmlns:a14="http://schemas.microsoft.com/office/drawing/2010/main" val="0"/>
-                        </a:ext>
-                      </a:extLst>
-                    </a:blip>
-                    <a:srcRect/>
+                    <a:blip r:embed="rId12"/>
                     <a:stretch>
                       <a:fillRect/>
                     </a:stretch>
                   </pic:blipFill>
-                  <pic:spPr bwMode="auto">
+                  <pic:spPr>
                     <a:xfrm>
                       <a:off x="0" y="0"/>
-                      <a:ext cx="6120130" cy="2153920"/>
+                      <a:ext cx="6257925" cy="769620"/>
                     </a:xfrm>
                     <a:prstGeom prst="rect">
                       <a:avLst/>
                     </a:prstGeom>
-                    <a:noFill/>
                   </pic:spPr>
                 </pic:pic>
               </a:graphicData>
             </a:graphic>
-            <wp14:sizeRelH relativeFrom="page">
-              <wp14:pctWidth>0</wp14:pctWidth>
-            </wp14:sizeRelH>
-            <wp14:sizeRelV relativeFrom="page">
-              <wp14:pctHeight>0</wp14:pctHeight>
-            </wp14:sizeRelV>
-          </wp:anchor>
+          </wp:inline>
         </w:drawing>
       </w:r>
-    </w:p>
-    <w:p>
-      <w:pPr>
-        <w:pStyle w:val="PreformattedText"/>
-        <w:spacing w:line="360" w:lineRule="auto"/>
-        <w:ind w:firstLine="709"/>
-        <w:jc w:val="both"/>
-        <w:rPr>
-          <w:sz w:val="28"/>
-          <w:szCs w:val="28"/>
-        </w:rPr>
-      </w:pPr>
-      <w:r>
-        <w:rPr>
-          <w:sz w:val="28"/>
-          <w:szCs w:val="28"/>
-        </w:rPr>
-        <w:t>Пользователь получает сообщение:</w:t>
-      </w:r>
-    </w:p>
-    <w:p>
-      <w:pPr>
-        <w:pStyle w:val="PreformattedText"/>
-        <w:spacing w:line="360" w:lineRule="auto"/>
-        <w:ind w:firstLine="709"/>
-        <w:jc w:val="both"/>
-        <w:rPr>
-          <w:sz w:val="28"/>
-          <w:szCs w:val="28"/>
-        </w:rPr>
-      </w:pPr>
-      <w:r>
-        <w:rPr>
-          <w:sz w:val="28"/>
-          <w:szCs w:val="28"/>
-        </w:rPr>
-        <w:t>- описание бота</w:t>
-      </w:r>
-    </w:p>
-    <w:p>
-      <w:pPr>
-        <w:pStyle w:val="PreformattedText"/>
-        <w:spacing w:line="360" w:lineRule="auto"/>
-        <w:ind w:firstLine="709"/>
-        <w:jc w:val="both"/>
-        <w:rPr>
-          <w:sz w:val="28"/>
-          <w:szCs w:val="28"/>
-        </w:rPr>
-      </w:pPr>
-      <w:r>
-        <w:rPr>
-          <w:sz w:val="28"/>
-          <w:szCs w:val="28"/>
-        </w:rPr>
-        <w:t>- список команд</w:t>
-      </w:r>
-    </w:p>
-    <w:p>
-      <w:pPr>
-        <w:pStyle w:val="PreformattedText"/>
-        <w:spacing w:line="360" w:lineRule="auto"/>
-        <w:ind w:firstLine="709"/>
-        <w:jc w:val="both"/>
-        <w:rPr>
-          <w:sz w:val="28"/>
-          <w:szCs w:val="28"/>
-        </w:rPr>
-      </w:pPr>
-      <w:r>
-        <w:rPr>
-          <w:sz w:val="28"/>
-          <w:szCs w:val="28"/>
-        </w:rPr>
-        <w:t>Команды включают:</w:t>
-      </w:r>
-    </w:p>
-    <w:p>
-      <w:pPr>
-        <w:pStyle w:val="PreformattedText"/>
-        <w:spacing w:line="360" w:lineRule="auto"/>
-        <w:ind w:firstLine="709"/>
-        <w:jc w:val="both"/>
-        <w:rPr>
-          <w:sz w:val="28"/>
-          <w:szCs w:val="28"/>
-        </w:rPr>
-      </w:pPr>
-      <w:r>
-        <w:rPr>
-          <w:sz w:val="28"/>
-          <w:szCs w:val="28"/>
-        </w:rPr>
-        <w:t>- `/plan` — план обучения</w:t>
-      </w:r>
-    </w:p>
-    <w:p>
-      <w:pPr>
-        <w:pStyle w:val="PreformattedText"/>
-        <w:spacing w:line="360" w:lineRule="auto"/>
-        <w:ind w:firstLine="709"/>
-        <w:jc w:val="both"/>
-        <w:rPr>
-          <w:sz w:val="28"/>
-          <w:szCs w:val="28"/>
-        </w:rPr>
-      </w:pPr>
-      <w:r>
-        <w:rPr>
-          <w:sz w:val="28"/>
-          <w:szCs w:val="28"/>
-        </w:rPr>
-        <w:t>- `/lesson` — текущий урок</w:t>
-      </w:r>
-    </w:p>
-    <w:p>
-      <w:pPr>
-        <w:pStyle w:val="PreformattedText"/>
-        <w:spacing w:line="360" w:lineRule="auto"/>
-        <w:ind w:firstLine="709"/>
-        <w:jc w:val="both"/>
-        <w:rPr>
-          <w:sz w:val="28"/>
-          <w:szCs w:val="28"/>
-        </w:rPr>
-      </w:pPr>
-      <w:r>
-        <w:rPr>
-          <w:sz w:val="28"/>
-          <w:szCs w:val="28"/>
-        </w:rPr>
-        <w:t>- `/next` — следующий урок</w:t>
-      </w:r>
-    </w:p>
-    <w:p>
-      <w:pPr>
-        <w:pStyle w:val="PreformattedText"/>
-        <w:spacing w:line="360" w:lineRule="auto"/>
-        <w:ind w:firstLine="709"/>
-        <w:jc w:val="both"/>
-        <w:rPr>
-          <w:sz w:val="28"/>
-          <w:szCs w:val="28"/>
-        </w:rPr>
-      </w:pPr>
-      <w:r>
-        <w:rPr>
-          <w:sz w:val="28"/>
-          <w:szCs w:val="28"/>
-        </w:rPr>
-        <w:t>- `/quiz` — тест</w:t>
-      </w:r>
-    </w:p>
-    <w:p>
-      <w:pPr>
-        <w:pStyle w:val="PreformattedText"/>
-        <w:spacing w:line="360" w:lineRule="auto"/>
-        <w:ind w:firstLine="709"/>
-        <w:jc w:val="both"/>
-        <w:rPr>
-          <w:sz w:val="28"/>
-          <w:szCs w:val="28"/>
-        </w:rPr>
-      </w:pPr>
-      <w:r>
-        <w:rPr>
-          <w:sz w:val="28"/>
-          <w:szCs w:val="28"/>
-        </w:rPr>
-        <w:t>- `/progress` — прогресс</w:t>
-      </w:r>
-    </w:p>
-    <w:p>
-      <w:pPr>
-        <w:pStyle w:val="PreformattedText"/>
-        <w:spacing w:line="360" w:lineRule="auto"/>
-        <w:ind w:firstLine="709"/>
-        <w:jc w:val="both"/>
-        <w:rPr>
-          <w:sz w:val="28"/>
-          <w:szCs w:val="28"/>
-        </w:rPr>
-      </w:pPr>
-      <w:r>
-        <w:rPr>
-          <w:noProof/>
-          <w:lang w:eastAsia="ru-RU" w:bidi="ar-SA"/>
+      <w:r>
+        <w:rPr>
+          <w:sz w:val="28"/>
+          <w:szCs w:val="28"/>
+        </w:rPr>
+        <w:t>7) Параметры обучения</w:t>
+      </w:r>
+    </w:p>
+    <w:p>
+      <w:pPr>
+        <w:pStyle w:val="PreformattedText"/>
+        <w:spacing w:line="360" w:lineRule="auto"/>
+        <w:ind w:firstLine="709"/>
+        <w:jc w:val="both"/>
+        <w:rPr>
+          <w:sz w:val="28"/>
+          <w:szCs w:val="28"/>
+        </w:rPr>
+      </w:pPr>
+      <w:r>
+        <w:rPr>
+          <w:sz w:val="28"/>
+          <w:szCs w:val="28"/>
+        </w:rPr>
+        <w:t>Обучение проводится с функцией потерь CrossEntropyLoss и оптимизатором Adam, что подходит для задачи многоклассовой классификации изображений.</w:t>
+      </w:r>
+    </w:p>
+    <w:p>
+      <w:pPr>
+        <w:pStyle w:val="PreformattedText"/>
+        <w:spacing w:line="360" w:lineRule="auto"/>
+        <w:ind w:firstLine="709"/>
+        <w:jc w:val="both"/>
+        <w:rPr>
+          <w:sz w:val="28"/>
+          <w:szCs w:val="28"/>
+        </w:rPr>
+      </w:pPr>
+      <w:r>
+        <w:rPr>
+          <w:sz w:val="28"/>
+          <w:szCs w:val="28"/>
         </w:rPr>
         <w:drawing>
-          <wp:anchor distT="0" distB="0" distL="114300" distR="114300" simplePos="0" relativeHeight="251658240" behindDoc="0" locked="0" layoutInCell="1" allowOverlap="1">
-            <wp:simplePos x="0" y="0"/>
-            <wp:positionH relativeFrom="column">
-              <wp:posOffset>217170</wp:posOffset>
-            </wp:positionH>
-            <wp:positionV relativeFrom="paragraph">
-              <wp:posOffset>821055</wp:posOffset>
-            </wp:positionV>
-            <wp:extent cx="5857875" cy="2171700"/>
-            <wp:effectExtent l="0" t="0" r="9525" b="0"/>
-            <wp:wrapTopAndBottom/>
-            <wp:docPr id="18" name="Рисунок 18"/>
+          <wp:inline distT="0" distB="0" distL="0" distR="0" wp14:anchorId="335BE81F" wp14:editId="3484C4E5">
+            <wp:extent cx="6257925" cy="715645"/>
+            <wp:effectExtent l="0" t="0" r="9525" b="8255"/>
+            <wp:docPr id="8" name="Рисунок 8"/>
             <wp:cNvGraphicFramePr>
               <a:graphicFrameLocks xmlns:a="http://schemas.openxmlformats.org/drawingml/2006/main" noChangeAspect="1"/>
             </wp:cNvGraphicFramePr>
@@ -3672,44 +3024,28 @@
               <a:graphicData uri="http://schemas.openxmlformats.org/drawingml/2006/picture">
                 <pic:pic xmlns:pic="http://schemas.openxmlformats.org/drawingml/2006/picture">
                   <pic:nvPicPr>
-                    <pic:cNvPr id="0" name="Графический объект6"/>
-                    <pic:cNvPicPr>
-                      <a:picLocks noChangeAspect="1" noChangeArrowheads="1"/>
-                    </pic:cNvPicPr>
+                    <pic:cNvPr id="1" name=""/>
+                    <pic:cNvPicPr/>
                   </pic:nvPicPr>
                   <pic:blipFill>
-                    <a:blip r:embed="rId12">
-                      <a:extLst>
-                        <a:ext uri="{28A0092B-C50C-407E-A947-70E740481C1C}">
-                          <a14:useLocalDpi xmlns:a14="http://schemas.microsoft.com/office/drawing/2010/main" val="0"/>
-                        </a:ext>
-                      </a:extLst>
-                    </a:blip>
-                    <a:srcRect/>
+                    <a:blip r:embed="rId13"/>
                     <a:stretch>
                       <a:fillRect/>
                     </a:stretch>
                   </pic:blipFill>
-                  <pic:spPr bwMode="auto">
+                  <pic:spPr>
                     <a:xfrm>
                       <a:off x="0" y="0"/>
-                      <a:ext cx="5857875" cy="2171700"/>
+                      <a:ext cx="6257925" cy="715645"/>
                     </a:xfrm>
                     <a:prstGeom prst="rect">
                       <a:avLst/>
                     </a:prstGeom>
-                    <a:noFill/>
                   </pic:spPr>
                 </pic:pic>
               </a:graphicData>
             </a:graphic>
-            <wp14:sizeRelH relativeFrom="page">
-              <wp14:pctWidth>0</wp14:pctWidth>
-            </wp14:sizeRelH>
-            <wp14:sizeRelV relativeFrom="page">
-              <wp14:pctHeight>0</wp14:pctHeight>
-            </wp14:sizeRelV>
-          </wp:anchor>
+          </wp:inline>
         </w:drawing>
       </w:r>
       <w:r>
@@ -3717,26 +3053,26 @@
           <w:sz w:val="28"/>
           <w:szCs w:val="28"/>
         </w:rPr>
-        <w:t>- `/reset` — сброс данных</w:t>
-      </w:r>
-    </w:p>
-    <w:p>
-      <w:pPr>
-        <w:pStyle w:val="PreformattedText"/>
-        <w:spacing w:line="360" w:lineRule="auto"/>
-        <w:ind w:firstLine="709"/>
-        <w:jc w:val="both"/>
-        <w:rPr>
-          <w:sz w:val="28"/>
-          <w:szCs w:val="28"/>
-        </w:rPr>
-      </w:pPr>
-      <w:r>
-        <w:rPr>
-          <w:sz w:val="28"/>
-          <w:szCs w:val="28"/>
-        </w:rPr>
-        <w:t>6. План обучения:</w:t>
+        <w:t>8) Цикл обучения модели</w:t>
+      </w:r>
+    </w:p>
+    <w:p>
+      <w:pPr>
+        <w:pStyle w:val="PreformattedText"/>
+        <w:spacing w:line="360" w:lineRule="auto"/>
+        <w:ind w:firstLine="709"/>
+        <w:jc w:val="both"/>
+        <w:rPr>
+          <w:sz w:val="28"/>
+          <w:szCs w:val="28"/>
+        </w:rPr>
+      </w:pPr>
+      <w:r>
+        <w:rPr>
+          <w:sz w:val="28"/>
+          <w:szCs w:val="28"/>
+        </w:rPr>
+        <w:t>В каждой эпохе считаются ошибка и точность на обучающей выборке, после чего метрики выводятся в консоль.</w:t>
       </w:r>
     </w:p>
     <w:p>
@@ -3756,189 +3092,11 @@
           <w:szCs w:val="28"/>
         </w:rPr>
         <w:lastRenderedPageBreak/>
-        <w:t>Команда `/plan` выводит план обучения на 8 недель.</w:t>
-      </w:r>
-    </w:p>
-    <w:p>
-      <w:pPr>
-        <w:pStyle w:val="PreformattedText"/>
-        <w:spacing w:line="360" w:lineRule="auto"/>
-        <w:ind w:firstLine="709"/>
-        <w:jc w:val="both"/>
-        <w:rPr>
-          <w:sz w:val="28"/>
-          <w:szCs w:val="28"/>
-        </w:rPr>
-      </w:pPr>
-      <w:r>
-        <w:rPr>
-          <w:sz w:val="28"/>
-          <w:szCs w:val="28"/>
-        </w:rPr>
-        <w:t>В плане указаны темы изучения:</w:t>
-      </w:r>
-    </w:p>
-    <w:p>
-      <w:pPr>
-        <w:pStyle w:val="PreformattedText"/>
-        <w:spacing w:line="360" w:lineRule="auto"/>
-        <w:ind w:firstLine="709"/>
-        <w:jc w:val="both"/>
-        <w:rPr>
-          <w:sz w:val="28"/>
-          <w:szCs w:val="28"/>
-        </w:rPr>
-      </w:pPr>
-      <w:r>
-        <w:rPr>
-          <w:sz w:val="28"/>
-          <w:szCs w:val="28"/>
-        </w:rPr>
-        <w:t>- времена английского языка</w:t>
-      </w:r>
-    </w:p>
-    <w:p>
-      <w:pPr>
-        <w:pStyle w:val="PreformattedText"/>
-        <w:spacing w:line="360" w:lineRule="auto"/>
-        <w:ind w:firstLine="709"/>
-        <w:jc w:val="both"/>
-        <w:rPr>
-          <w:sz w:val="28"/>
-          <w:szCs w:val="28"/>
-        </w:rPr>
-      </w:pPr>
-      <w:r>
-        <w:rPr>
-          <w:sz w:val="28"/>
-          <w:szCs w:val="28"/>
-        </w:rPr>
-        <w:t>- модальные глаголы</w:t>
-      </w:r>
-    </w:p>
-    <w:p>
-      <w:pPr>
-        <w:pStyle w:val="PreformattedText"/>
-        <w:spacing w:line="360" w:lineRule="auto"/>
-        <w:ind w:firstLine="709"/>
-        <w:jc w:val="both"/>
-        <w:rPr>
-          <w:sz w:val="28"/>
-          <w:szCs w:val="28"/>
-        </w:rPr>
-      </w:pPr>
-      <w:r>
-        <w:rPr>
-          <w:sz w:val="28"/>
-          <w:szCs w:val="28"/>
-        </w:rPr>
-        <w:t>- условные предложения</w:t>
-      </w:r>
-    </w:p>
-    <w:p>
-      <w:pPr>
-        <w:pStyle w:val="PreformattedText"/>
-        <w:spacing w:line="360" w:lineRule="auto"/>
-        <w:ind w:firstLine="709"/>
-        <w:jc w:val="both"/>
-        <w:rPr>
-          <w:sz w:val="28"/>
-          <w:szCs w:val="28"/>
-        </w:rPr>
-      </w:pPr>
-      <w:r>
-        <w:rPr>
-          <w:sz w:val="28"/>
-          <w:szCs w:val="28"/>
-        </w:rPr>
-        <w:t>- пассивный залог</w:t>
-      </w:r>
-    </w:p>
-    <w:p>
-      <w:pPr>
-        <w:pStyle w:val="PreformattedText"/>
-        <w:spacing w:line="360" w:lineRule="auto"/>
-        <w:ind w:firstLine="709"/>
-        <w:jc w:val="both"/>
-        <w:rPr>
-          <w:sz w:val="28"/>
-          <w:szCs w:val="28"/>
-        </w:rPr>
-      </w:pPr>
-      <w:r>
-        <w:rPr>
-          <w:sz w:val="28"/>
-          <w:szCs w:val="28"/>
-        </w:rPr>
-        <w:t>- навыки письма и чтения</w:t>
-      </w:r>
-    </w:p>
-    <w:p>
-      <w:pPr>
-        <w:pStyle w:val="PreformattedText"/>
-        <w:spacing w:line="360" w:lineRule="auto"/>
-        <w:ind w:firstLine="709"/>
-        <w:jc w:val="both"/>
-        <w:rPr>
-          <w:sz w:val="28"/>
-          <w:szCs w:val="28"/>
-        </w:rPr>
-      </w:pPr>
-      <w:r>
-        <w:rPr>
-          <w:sz w:val="28"/>
-          <w:szCs w:val="28"/>
-        </w:rPr>
-        <w:t xml:space="preserve"> 7. Система уроков</w:t>
-      </w:r>
-    </w:p>
-    <w:p>
-      <w:pPr>
-        <w:pStyle w:val="PreformattedText"/>
-        <w:spacing w:line="360" w:lineRule="auto"/>
-        <w:ind w:firstLine="709"/>
-        <w:jc w:val="both"/>
-        <w:rPr>
-          <w:sz w:val="28"/>
-          <w:szCs w:val="28"/>
-        </w:rPr>
-      </w:pPr>
-      <w:r>
-        <w:rPr>
-          <w:sz w:val="28"/>
-          <w:szCs w:val="28"/>
-        </w:rPr>
-        <w:t>Команда `/lesson` выводит текущий урок.</w:t>
-      </w:r>
-    </w:p>
-    <w:p>
-      <w:pPr>
-        <w:pStyle w:val="PreformattedText"/>
-        <w:spacing w:line="360" w:lineRule="auto"/>
-        <w:jc w:val="both"/>
-        <w:rPr>
-          <w:sz w:val="28"/>
-          <w:szCs w:val="28"/>
-        </w:rPr>
-      </w:pPr>
-      <w:r>
-        <w:rPr>
-          <w:noProof/>
-          <w:lang w:eastAsia="ru-RU" w:bidi="ar-SA"/>
-        </w:rPr>
         <w:drawing>
-          <wp:anchor distT="0" distB="0" distL="114300" distR="114300" simplePos="0" relativeHeight="251658240" behindDoc="0" locked="0" layoutInCell="1" allowOverlap="1">
-            <wp:simplePos x="0" y="0"/>
-            <wp:positionH relativeFrom="column">
-              <wp:align>center</wp:align>
-            </wp:positionH>
-            <wp:positionV relativeFrom="paragraph">
-              <wp:align>top</wp:align>
-            </wp:positionV>
-            <wp:extent cx="6120130" cy="2830195"/>
-            <wp:effectExtent l="0" t="0" r="0" b="8255"/>
-            <wp:wrapTopAndBottom/>
-            <wp:docPr id="17" name="Рисунок 17"/>
+          <wp:inline distT="0" distB="0" distL="0" distR="0" wp14:anchorId="5FBC4EC2" wp14:editId="3FCFFD5C">
+            <wp:extent cx="6257925" cy="5575935"/>
+            <wp:effectExtent l="0" t="0" r="9525" b="5715"/>
+            <wp:docPr id="9" name="Рисунок 9"/>
             <wp:cNvGraphicFramePr>
               <a:graphicFrameLocks xmlns:a="http://schemas.openxmlformats.org/drawingml/2006/main" noChangeAspect="1"/>
             </wp:cNvGraphicFramePr>
@@ -3946,225 +3104,78 @@
               <a:graphicData uri="http://schemas.openxmlformats.org/drawingml/2006/picture">
                 <pic:pic xmlns:pic="http://schemas.openxmlformats.org/drawingml/2006/picture">
                   <pic:nvPicPr>
-                    <pic:cNvPr id="0" name="Графический объект7"/>
-                    <pic:cNvPicPr>
-                      <a:picLocks noChangeAspect="1" noChangeArrowheads="1"/>
-                    </pic:cNvPicPr>
+                    <pic:cNvPr id="1" name=""/>
+                    <pic:cNvPicPr/>
                   </pic:nvPicPr>
                   <pic:blipFill>
-                    <a:blip r:embed="rId13">
-                      <a:extLst>
-                        <a:ext uri="{28A0092B-C50C-407E-A947-70E740481C1C}">
-                          <a14:useLocalDpi xmlns:a14="http://schemas.microsoft.com/office/drawing/2010/main" val="0"/>
-                        </a:ext>
-                      </a:extLst>
-                    </a:blip>
-                    <a:srcRect/>
+                    <a:blip r:embed="rId14"/>
                     <a:stretch>
                       <a:fillRect/>
                     </a:stretch>
                   </pic:blipFill>
-                  <pic:spPr bwMode="auto">
+                  <pic:spPr>
                     <a:xfrm>
                       <a:off x="0" y="0"/>
-                      <a:ext cx="6120130" cy="2830195"/>
+                      <a:ext cx="6257925" cy="5575935"/>
                     </a:xfrm>
                     <a:prstGeom prst="rect">
                       <a:avLst/>
                     </a:prstGeom>
-                    <a:noFill/>
                   </pic:spPr>
                 </pic:pic>
               </a:graphicData>
             </a:graphic>
-            <wp14:sizeRelH relativeFrom="page">
-              <wp14:pctWidth>0</wp14:pctWidth>
-            </wp14:sizeRelH>
-            <wp14:sizeRelV relativeFrom="page">
-              <wp14:pctHeight>0</wp14:pctHeight>
-            </wp14:sizeRelV>
-          </wp:anchor>
+          </wp:inline>
         </w:drawing>
       </w:r>
-    </w:p>
-    <w:p>
-      <w:pPr>
-        <w:pStyle w:val="PreformattedText"/>
-        <w:spacing w:line="360" w:lineRule="auto"/>
-        <w:jc w:val="both"/>
-        <w:rPr>
-          <w:b/>
-          <w:bCs/>
-          <w:i/>
-          <w:iCs/>
-          <w:sz w:val="28"/>
-          <w:szCs w:val="28"/>
-          <w:u w:val="single"/>
-        </w:rPr>
-      </w:pPr>
-    </w:p>
-    <w:p>
-      <w:pPr>
-        <w:pStyle w:val="PreformattedText"/>
-        <w:spacing w:line="360" w:lineRule="auto"/>
-        <w:ind w:firstLine="709"/>
-        <w:jc w:val="both"/>
-        <w:rPr>
-          <w:sz w:val="28"/>
-          <w:szCs w:val="28"/>
-        </w:rPr>
-      </w:pPr>
-      <w:r>
-        <w:rPr>
-          <w:sz w:val="28"/>
-          <w:szCs w:val="28"/>
-        </w:rPr>
-        <w:t>Бот отправляет пользователю:</w:t>
-      </w:r>
-    </w:p>
-    <w:p>
-      <w:pPr>
-        <w:pStyle w:val="PreformattedText"/>
-        <w:spacing w:line="360" w:lineRule="auto"/>
-        <w:ind w:firstLine="709"/>
-        <w:jc w:val="both"/>
-        <w:rPr>
-          <w:sz w:val="28"/>
-          <w:szCs w:val="28"/>
-        </w:rPr>
-      </w:pPr>
-      <w:r>
-        <w:rPr>
-          <w:sz w:val="28"/>
-          <w:szCs w:val="28"/>
-        </w:rPr>
-        <w:t>1. название урока</w:t>
-      </w:r>
-    </w:p>
-    <w:p>
-      <w:pPr>
-        <w:pStyle w:val="PreformattedText"/>
-        <w:spacing w:line="360" w:lineRule="auto"/>
-        <w:ind w:firstLine="709"/>
-        <w:jc w:val="both"/>
-        <w:rPr>
-          <w:sz w:val="28"/>
-          <w:szCs w:val="28"/>
-        </w:rPr>
-      </w:pPr>
-      <w:r>
-        <w:rPr>
-          <w:sz w:val="28"/>
-          <w:szCs w:val="28"/>
-        </w:rPr>
-        <w:t>2. теоретическое объяснение</w:t>
-      </w:r>
-    </w:p>
-    <w:p>
-      <w:pPr>
-        <w:pStyle w:val="PreformattedText"/>
-        <w:spacing w:line="360" w:lineRule="auto"/>
-        <w:ind w:firstLine="709"/>
-        <w:jc w:val="both"/>
-        <w:rPr>
-          <w:sz w:val="28"/>
-          <w:szCs w:val="28"/>
-        </w:rPr>
-      </w:pPr>
-      <w:r>
-        <w:rPr>
-          <w:sz w:val="28"/>
-          <w:szCs w:val="28"/>
-        </w:rPr>
-        <w:t>3. примеры предложений</w:t>
-      </w:r>
-    </w:p>
-    <w:p>
-      <w:pPr>
-        <w:pStyle w:val="PreformattedText"/>
-        <w:spacing w:line="360" w:lineRule="auto"/>
-        <w:ind w:firstLine="709"/>
-        <w:jc w:val="both"/>
-        <w:rPr>
-          <w:sz w:val="28"/>
-          <w:szCs w:val="28"/>
-        </w:rPr>
-      </w:pPr>
-      <w:r>
-        <w:rPr>
-          <w:sz w:val="28"/>
-          <w:szCs w:val="28"/>
-        </w:rPr>
-        <w:t>4. практические задания</w:t>
-      </w:r>
-    </w:p>
-    <w:p>
-      <w:pPr>
-        <w:pStyle w:val="PreformattedText"/>
-        <w:spacing w:line="360" w:lineRule="auto"/>
-        <w:ind w:firstLine="709"/>
-        <w:jc w:val="both"/>
-        <w:rPr>
-          <w:sz w:val="28"/>
-          <w:szCs w:val="28"/>
-        </w:rPr>
-      </w:pPr>
-      <w:r>
-        <w:rPr>
-          <w:sz w:val="28"/>
-          <w:szCs w:val="28"/>
-        </w:rPr>
-        <w:t>8. Переход к следующему уроку</w:t>
-      </w:r>
-    </w:p>
-    <w:p>
-      <w:pPr>
-        <w:pStyle w:val="PreformattedText"/>
-        <w:spacing w:line="360" w:lineRule="auto"/>
-        <w:ind w:firstLine="709"/>
-        <w:jc w:val="both"/>
-        <w:rPr>
-          <w:sz w:val="28"/>
-          <w:szCs w:val="28"/>
-        </w:rPr>
-      </w:pPr>
-      <w:r>
-        <w:rPr>
-          <w:sz w:val="28"/>
-          <w:szCs w:val="28"/>
-        </w:rPr>
-        <w:t>Команда `/next` переключает пользователя на следующий урок.</w:t>
-      </w:r>
-    </w:p>
-    <w:p>
-      <w:pPr>
-        <w:pStyle w:val="PreformattedText"/>
-        <w:spacing w:line="360" w:lineRule="auto"/>
-        <w:ind w:firstLine="709"/>
-        <w:jc w:val="both"/>
-        <w:rPr>
-          <w:sz w:val="28"/>
-          <w:szCs w:val="28"/>
-        </w:rPr>
-      </w:pPr>
-      <w:r>
-        <w:rPr>
-          <w:noProof/>
-          <w:lang w:eastAsia="ru-RU" w:bidi="ar-SA"/>
+      <w:r>
+        <w:rPr>
+          <w:sz w:val="28"/>
+          <w:szCs w:val="28"/>
+        </w:rPr>
+        <w:t>9) Сохранение обученной модели</w:t>
+      </w:r>
+    </w:p>
+    <w:p>
+      <w:pPr>
+        <w:pStyle w:val="PreformattedText"/>
+        <w:spacing w:line="360" w:lineRule="auto"/>
+        <w:ind w:firstLine="709"/>
+        <w:jc w:val="both"/>
+        <w:rPr>
+          <w:sz w:val="28"/>
+          <w:szCs w:val="28"/>
+        </w:rPr>
+      </w:pPr>
+      <w:r>
+        <w:rPr>
+          <w:sz w:val="28"/>
+          <w:szCs w:val="28"/>
+        </w:rPr>
+        <w:t>После обучения сохраняются веса модели и отображение классов, чтобы корректно восстановить модель при запуске онлайн-распознавания.</w:t>
+      </w:r>
+    </w:p>
+    <w:p>
+      <w:pPr>
+        <w:pStyle w:val="PreformattedText"/>
+        <w:spacing w:line="360" w:lineRule="auto"/>
+        <w:ind w:firstLine="709"/>
+        <w:jc w:val="both"/>
+        <w:rPr>
+          <w:sz w:val="28"/>
+          <w:szCs w:val="28"/>
+        </w:rPr>
+      </w:pPr>
+      <w:r>
+        <w:rPr>
+          <w:sz w:val="28"/>
+          <w:szCs w:val="28"/>
         </w:rPr>
         <w:drawing>
-          <wp:anchor distT="0" distB="0" distL="114300" distR="114300" simplePos="0" relativeHeight="251658240" behindDoc="0" locked="0" layoutInCell="1" allowOverlap="1">
-            <wp:simplePos x="0" y="0"/>
-            <wp:positionH relativeFrom="column">
-              <wp:align>center</wp:align>
-            </wp:positionH>
-            <wp:positionV relativeFrom="paragraph">
-              <wp:align>top</wp:align>
-            </wp:positionV>
-            <wp:extent cx="6120130" cy="1114425"/>
-            <wp:effectExtent l="0" t="0" r="0" b="9525"/>
-            <wp:wrapTopAndBottom/>
-            <wp:docPr id="16" name="Рисунок 16"/>
+          <wp:inline distT="0" distB="0" distL="0" distR="0" wp14:anchorId="377D88BE" wp14:editId="04514035">
+            <wp:extent cx="6257925" cy="1731645"/>
+            <wp:effectExtent l="0" t="0" r="9525" b="1905"/>
+            <wp:docPr id="13" name="Рисунок 13"/>
             <wp:cNvGraphicFramePr>
               <a:graphicFrameLocks xmlns:a="http://schemas.openxmlformats.org/drawingml/2006/main" noChangeAspect="1"/>
             </wp:cNvGraphicFramePr>
@@ -4172,64 +3183,55 @@
               <a:graphicData uri="http://schemas.openxmlformats.org/drawingml/2006/picture">
                 <pic:pic xmlns:pic="http://schemas.openxmlformats.org/drawingml/2006/picture">
                   <pic:nvPicPr>
-                    <pic:cNvPr id="0" name="Графический объект8"/>
-                    <pic:cNvPicPr>
-                      <a:picLocks noChangeAspect="1" noChangeArrowheads="1"/>
-                    </pic:cNvPicPr>
+                    <pic:cNvPr id="1" name=""/>
+                    <pic:cNvPicPr/>
                   </pic:nvPicPr>
                   <pic:blipFill>
-                    <a:blip r:embed="rId14">
-                      <a:extLst>
-                        <a:ext uri="{28A0092B-C50C-407E-A947-70E740481C1C}">
-                          <a14:useLocalDpi xmlns:a14="http://schemas.microsoft.com/office/drawing/2010/main" val="0"/>
-                        </a:ext>
-                      </a:extLst>
-                    </a:blip>
-                    <a:srcRect/>
+                    <a:blip r:embed="rId15"/>
                     <a:stretch>
                       <a:fillRect/>
                     </a:stretch>
                   </pic:blipFill>
-                  <pic:spPr bwMode="auto">
+                  <pic:spPr>
                     <a:xfrm>
                       <a:off x="0" y="0"/>
-                      <a:ext cx="6120130" cy="1114425"/>
+                      <a:ext cx="6257925" cy="1731645"/>
                     </a:xfrm>
                     <a:prstGeom prst="rect">
                       <a:avLst/>
                     </a:prstGeom>
-                    <a:noFill/>
                   </pic:spPr>
                 </pic:pic>
               </a:graphicData>
             </a:graphic>
-            <wp14:sizeRelH relativeFrom="page">
-              <wp14:pctWidth>0</wp14:pctWidth>
-            </wp14:sizeRelH>
-            <wp14:sizeRelV relativeFrom="page">
-              <wp14:pctHeight>0</wp14:pctHeight>
-            </wp14:sizeRelV>
-          </wp:anchor>
+          </wp:inline>
         </w:drawing>
       </w:r>
-    </w:p>
-    <w:p>
-      <w:pPr>
-        <w:pStyle w:val="PreformattedText"/>
-        <w:spacing w:line="360" w:lineRule="auto"/>
-        <w:ind w:firstLine="709"/>
-        <w:jc w:val="both"/>
-        <w:rPr>
-          <w:sz w:val="28"/>
-          <w:szCs w:val="28"/>
-        </w:rPr>
-      </w:pPr>
-      <w:r>
-        <w:rPr>
-          <w:sz w:val="28"/>
-          <w:szCs w:val="28"/>
-        </w:rPr>
-        <w:t>Программа увеличивает номер урока в словаре прогресса пользователя.</w:t>
+      <w:r>
+        <w:rPr>
+          <w:sz w:val="28"/>
+          <w:szCs w:val="28"/>
+        </w:rPr>
+        <w:t>10) Загрузка модели для реального времени</w:t>
+      </w:r>
+    </w:p>
+    <w:p>
+      <w:pPr>
+        <w:pStyle w:val="PreformattedText"/>
+        <w:spacing w:line="360" w:lineRule="auto"/>
+        <w:ind w:firstLine="709"/>
+        <w:jc w:val="both"/>
+        <w:rPr>
+          <w:sz w:val="28"/>
+          <w:szCs w:val="28"/>
+        </w:rPr>
+      </w:pPr>
+      <w:r>
+        <w:rPr>
+          <w:sz w:val="28"/>
+          <w:szCs w:val="28"/>
+        </w:rPr>
+        <w:t>В режиме онлайн загружается checkpoint, восстанавливается структура сети и переводится в режим инференса.</w:t>
       </w:r>
     </w:p>
     <w:p>
@@ -4249,61 +3251,11 @@
           <w:szCs w:val="28"/>
         </w:rPr>
         <w:lastRenderedPageBreak/>
-        <w:t xml:space="preserve"> 9. Система тестирования</w:t>
-      </w:r>
-    </w:p>
-    <w:p>
-      <w:pPr>
-        <w:pStyle w:val="PreformattedText"/>
-        <w:spacing w:line="360" w:lineRule="auto"/>
-        <w:ind w:firstLine="709"/>
-        <w:jc w:val="both"/>
-        <w:rPr>
-          <w:sz w:val="28"/>
-          <w:szCs w:val="28"/>
-        </w:rPr>
-      </w:pPr>
-      <w:r>
-        <w:rPr>
-          <w:sz w:val="28"/>
-          <w:szCs w:val="28"/>
-        </w:rPr>
-        <w:t>Команда `/quiz` запускает тест.</w:t>
-      </w:r>
-    </w:p>
-    <w:p>
-      <w:pPr>
-        <w:pStyle w:val="PreformattedText"/>
-        <w:spacing w:line="360" w:lineRule="auto"/>
-        <w:jc w:val="both"/>
-        <w:rPr>
-          <w:b/>
-          <w:bCs/>
-          <w:i/>
-          <w:iCs/>
-          <w:sz w:val="28"/>
-          <w:szCs w:val="28"/>
-          <w:u w:val="single"/>
-        </w:rPr>
-      </w:pPr>
-      <w:r>
-        <w:rPr>
-          <w:noProof/>
-          <w:lang w:eastAsia="ru-RU" w:bidi="ar-SA"/>
-        </w:rPr>
         <w:drawing>
-          <wp:anchor distT="0" distB="0" distL="114300" distR="114300" simplePos="0" relativeHeight="251658240" behindDoc="0" locked="0" layoutInCell="1" allowOverlap="1">
-            <wp:simplePos x="0" y="0"/>
-            <wp:positionH relativeFrom="column">
-              <wp:posOffset>0</wp:posOffset>
-            </wp:positionH>
-            <wp:positionV relativeFrom="paragraph">
-              <wp:posOffset>80645</wp:posOffset>
-            </wp:positionV>
-            <wp:extent cx="6120130" cy="2282190"/>
-            <wp:effectExtent l="0" t="0" r="0" b="3810"/>
-            <wp:wrapTopAndBottom/>
-            <wp:docPr id="15" name="Рисунок 15"/>
+          <wp:inline distT="0" distB="0" distL="0" distR="0" wp14:anchorId="57FEA526" wp14:editId="51640520">
+            <wp:extent cx="6257925" cy="4394200"/>
+            <wp:effectExtent l="0" t="0" r="9525" b="6350"/>
+            <wp:docPr id="14" name="Рисунок 14"/>
             <wp:cNvGraphicFramePr>
               <a:graphicFrameLocks xmlns:a="http://schemas.openxmlformats.org/drawingml/2006/main" noChangeAspect="1"/>
             </wp:cNvGraphicFramePr>
@@ -4311,76 +3263,78 @@
               <a:graphicData uri="http://schemas.openxmlformats.org/drawingml/2006/picture">
                 <pic:pic xmlns:pic="http://schemas.openxmlformats.org/drawingml/2006/picture">
                   <pic:nvPicPr>
-                    <pic:cNvPr id="0" name="Графический объект9"/>
-                    <pic:cNvPicPr>
-                      <a:picLocks noChangeAspect="1" noChangeArrowheads="1"/>
-                    </pic:cNvPicPr>
+                    <pic:cNvPr id="1" name=""/>
+                    <pic:cNvPicPr/>
                   </pic:nvPicPr>
                   <pic:blipFill>
-                    <a:blip r:embed="rId15">
-                      <a:extLst>
-                        <a:ext uri="{28A0092B-C50C-407E-A947-70E740481C1C}">
-                          <a14:useLocalDpi xmlns:a14="http://schemas.microsoft.com/office/drawing/2010/main" val="0"/>
-                        </a:ext>
-                      </a:extLst>
-                    </a:blip>
-                    <a:srcRect/>
+                    <a:blip r:embed="rId16"/>
                     <a:stretch>
                       <a:fillRect/>
                     </a:stretch>
                   </pic:blipFill>
-                  <pic:spPr bwMode="auto">
+                  <pic:spPr>
                     <a:xfrm>
                       <a:off x="0" y="0"/>
-                      <a:ext cx="6120130" cy="2282190"/>
+                      <a:ext cx="6257925" cy="4394200"/>
                     </a:xfrm>
                     <a:prstGeom prst="rect">
                       <a:avLst/>
                     </a:prstGeom>
-                    <a:noFill/>
                   </pic:spPr>
                 </pic:pic>
               </a:graphicData>
             </a:graphic>
-            <wp14:sizeRelH relativeFrom="page">
-              <wp14:pctWidth>0</wp14:pctWidth>
-            </wp14:sizeRelH>
-            <wp14:sizeRelV relativeFrom="page">
-              <wp14:pctHeight>0</wp14:pctHeight>
-            </wp14:sizeRelV>
-          </wp:anchor>
+          </wp:inline>
         </w:drawing>
       </w:r>
-    </w:p>
-    <w:p>
-      <w:pPr>
-        <w:pStyle w:val="PreformattedText"/>
-        <w:spacing w:line="360" w:lineRule="auto"/>
-        <w:ind w:firstLine="709"/>
-        <w:jc w:val="both"/>
-        <w:rPr>
-          <w:sz w:val="28"/>
-          <w:szCs w:val="28"/>
-        </w:rPr>
-      </w:pPr>
-      <w:r>
-        <w:rPr>
-          <w:noProof/>
-          <w:lang w:eastAsia="ru-RU" w:bidi="ar-SA"/>
+      <w:r>
+        <w:rPr>
+          <w:sz w:val="28"/>
+          <w:szCs w:val="28"/>
+        </w:rPr>
+        <w:t>11) Онлайн-распознавание с камеры</w:t>
+      </w:r>
+    </w:p>
+    <w:p>
+      <w:pPr>
+        <w:pStyle w:val="PreformattedText"/>
+        <w:spacing w:line="360" w:lineRule="auto"/>
+        <w:ind w:firstLine="709"/>
+        <w:jc w:val="both"/>
+        <w:rPr>
+          <w:sz w:val="28"/>
+          <w:szCs w:val="28"/>
+        </w:rPr>
+      </w:pPr>
+      <w:r>
+        <w:rPr>
+          <w:sz w:val="28"/>
+          <w:szCs w:val="28"/>
+        </w:rPr>
+        <w:t>Система считывает кадры с веб-камеры, выполняет предобработку, получает вероятности классов и определяет наиболее вероятный жест.</w:t>
+      </w:r>
+    </w:p>
+    <w:p>
+      <w:pPr>
+        <w:pStyle w:val="PreformattedText"/>
+        <w:spacing w:line="360" w:lineRule="auto"/>
+        <w:ind w:firstLine="709"/>
+        <w:jc w:val="both"/>
+        <w:rPr>
+          <w:sz w:val="28"/>
+          <w:szCs w:val="28"/>
+        </w:rPr>
+      </w:pPr>
+      <w:r>
+        <w:rPr>
+          <w:sz w:val="28"/>
+          <w:szCs w:val="28"/>
         </w:rPr>
         <w:drawing>
-          <wp:anchor distT="0" distB="0" distL="114300" distR="114300" simplePos="0" relativeHeight="251658240" behindDoc="0" locked="0" layoutInCell="1" allowOverlap="1">
-            <wp:simplePos x="0" y="0"/>
-            <wp:positionH relativeFrom="column">
-              <wp:posOffset>12065</wp:posOffset>
-            </wp:positionH>
-            <wp:positionV relativeFrom="paragraph">
-              <wp:posOffset>142875</wp:posOffset>
-            </wp:positionV>
-            <wp:extent cx="4057650" cy="200025"/>
-            <wp:effectExtent l="0" t="0" r="0" b="9525"/>
-            <wp:wrapTopAndBottom/>
-            <wp:docPr id="12" name="Рисунок 12"/>
+          <wp:inline distT="0" distB="0" distL="0" distR="0" wp14:anchorId="7B7133CB" wp14:editId="6DEE1F30">
+            <wp:extent cx="6257925" cy="3185795"/>
+            <wp:effectExtent l="0" t="0" r="9525" b="0"/>
+            <wp:docPr id="24" name="Рисунок 24"/>
             <wp:cNvGraphicFramePr>
               <a:graphicFrameLocks xmlns:a="http://schemas.openxmlformats.org/drawingml/2006/main" noChangeAspect="1"/>
             </wp:cNvGraphicFramePr>
@@ -4388,44 +3342,28 @@
               <a:graphicData uri="http://schemas.openxmlformats.org/drawingml/2006/picture">
                 <pic:pic xmlns:pic="http://schemas.openxmlformats.org/drawingml/2006/picture">
                   <pic:nvPicPr>
-                    <pic:cNvPr id="0" name="Графический объект10"/>
-                    <pic:cNvPicPr>
-                      <a:picLocks noChangeAspect="1" noChangeArrowheads="1"/>
-                    </pic:cNvPicPr>
+                    <pic:cNvPr id="1" name=""/>
+                    <pic:cNvPicPr/>
                   </pic:nvPicPr>
                   <pic:blipFill>
-                    <a:blip r:embed="rId16">
-                      <a:extLst>
-                        <a:ext uri="{28A0092B-C50C-407E-A947-70E740481C1C}">
-                          <a14:useLocalDpi xmlns:a14="http://schemas.microsoft.com/office/drawing/2010/main" val="0"/>
-                        </a:ext>
-                      </a:extLst>
-                    </a:blip>
-                    <a:srcRect/>
+                    <a:blip r:embed="rId17"/>
                     <a:stretch>
                       <a:fillRect/>
                     </a:stretch>
                   </pic:blipFill>
-                  <pic:spPr bwMode="auto">
+                  <pic:spPr>
                     <a:xfrm>
                       <a:off x="0" y="0"/>
-                      <a:ext cx="4057650" cy="200025"/>
+                      <a:ext cx="6257925" cy="3185795"/>
                     </a:xfrm>
                     <a:prstGeom prst="rect">
                       <a:avLst/>
                     </a:prstGeom>
-                    <a:noFill/>
                   </pic:spPr>
                 </pic:pic>
               </a:graphicData>
             </a:graphic>
-            <wp14:sizeRelH relativeFrom="page">
-              <wp14:pctWidth>0</wp14:pctWidth>
-            </wp14:sizeRelH>
-            <wp14:sizeRelV relativeFrom="page">
-              <wp14:pctHeight>0</wp14:pctHeight>
-            </wp14:sizeRelV>
-          </wp:anchor>
+          </wp:inline>
         </w:drawing>
       </w:r>
       <w:r>
@@ -4433,134 +3371,50 @@
           <w:sz w:val="28"/>
           <w:szCs w:val="28"/>
         </w:rPr>
-        <w:t>Программа случайным образом выбирает вопрос из базы данных:</w:t>
-      </w:r>
-    </w:p>
-    <w:p>
-      <w:pPr>
-        <w:pStyle w:val="PreformattedText"/>
-        <w:spacing w:line="360" w:lineRule="auto"/>
-        <w:ind w:firstLine="709"/>
-        <w:jc w:val="both"/>
-        <w:rPr>
-          <w:sz w:val="28"/>
-          <w:szCs w:val="28"/>
-        </w:rPr>
-      </w:pPr>
-      <w:r>
-        <w:rPr>
-          <w:sz w:val="28"/>
-          <w:szCs w:val="28"/>
-        </w:rPr>
-        <w:t>Пользователь получает:</w:t>
-      </w:r>
-    </w:p>
-    <w:p>
-      <w:pPr>
-        <w:pStyle w:val="PreformattedText"/>
-        <w:spacing w:line="360" w:lineRule="auto"/>
-        <w:ind w:firstLine="709"/>
-        <w:jc w:val="both"/>
-        <w:rPr>
-          <w:sz w:val="28"/>
-          <w:szCs w:val="28"/>
-        </w:rPr>
-      </w:pPr>
-      <w:r>
-        <w:rPr>
-          <w:sz w:val="28"/>
-          <w:szCs w:val="28"/>
-        </w:rPr>
-        <w:t>- текст вопроса</w:t>
-      </w:r>
-    </w:p>
-    <w:p>
-      <w:pPr>
-        <w:pStyle w:val="PreformattedText"/>
-        <w:spacing w:line="360" w:lineRule="auto"/>
-        <w:ind w:firstLine="709"/>
-        <w:jc w:val="both"/>
-        <w:rPr>
-          <w:sz w:val="28"/>
-          <w:szCs w:val="28"/>
-        </w:rPr>
-      </w:pPr>
-      <w:r>
-        <w:rPr>
-          <w:sz w:val="28"/>
-          <w:szCs w:val="28"/>
-        </w:rPr>
-        <w:t>- варианты ответов</w:t>
-      </w:r>
-    </w:p>
-    <w:p>
-      <w:pPr>
-        <w:pStyle w:val="PreformattedText"/>
-        <w:spacing w:line="360" w:lineRule="auto"/>
-        <w:ind w:firstLine="709"/>
-        <w:jc w:val="both"/>
-        <w:rPr>
-          <w:sz w:val="28"/>
-          <w:szCs w:val="28"/>
-        </w:rPr>
-      </w:pPr>
-      <w:r>
-        <w:rPr>
-          <w:sz w:val="28"/>
-          <w:szCs w:val="28"/>
-        </w:rPr>
-        <w:t>Пользователь отправляет номер ответа.</w:t>
-      </w:r>
-    </w:p>
-    <w:p>
-      <w:pPr>
-        <w:pStyle w:val="PreformattedText"/>
-        <w:spacing w:line="360" w:lineRule="auto"/>
-        <w:ind w:firstLine="709"/>
-        <w:jc w:val="both"/>
-        <w:rPr>
-          <w:sz w:val="28"/>
-          <w:szCs w:val="28"/>
-        </w:rPr>
-      </w:pPr>
-      <w:r>
-        <w:rPr>
-          <w:sz w:val="28"/>
-          <w:szCs w:val="28"/>
-        </w:rPr>
-        <w:t xml:space="preserve"> 10. Проверка ответа пользователя</w:t>
-      </w:r>
-    </w:p>
-    <w:p>
-      <w:pPr>
-        <w:pStyle w:val="PreformattedText"/>
-        <w:spacing w:line="360" w:lineRule="auto"/>
-        <w:ind w:firstLine="709"/>
-        <w:jc w:val="both"/>
-        <w:rPr>
-          <w:sz w:val="28"/>
-          <w:szCs w:val="28"/>
-        </w:rPr>
-      </w:pPr>
-      <w:r>
-        <w:rPr>
-          <w:noProof/>
-          <w:lang w:eastAsia="ru-RU" w:bidi="ar-SA"/>
+        <w:t>12) Визуализация результата</w:t>
+      </w:r>
+    </w:p>
+    <w:p>
+      <w:pPr>
+        <w:pStyle w:val="PreformattedText"/>
+        <w:spacing w:line="360" w:lineRule="auto"/>
+        <w:ind w:firstLine="709"/>
+        <w:jc w:val="both"/>
+        <w:rPr>
+          <w:sz w:val="28"/>
+          <w:szCs w:val="28"/>
+        </w:rPr>
+      </w:pPr>
+      <w:r>
+        <w:rPr>
+          <w:sz w:val="28"/>
+          <w:szCs w:val="28"/>
+        </w:rPr>
+        <w:t>На изображение выводятся название жеста и вероятность распознавания, что делает систему удобной для демонстрации и тестирования.</w:t>
+      </w:r>
+    </w:p>
+    <w:p>
+      <w:pPr>
+        <w:pStyle w:val="PreformattedText"/>
+        <w:spacing w:line="360" w:lineRule="auto"/>
+        <w:ind w:firstLine="709"/>
+        <w:jc w:val="both"/>
+        <w:rPr>
+          <w:sz w:val="28"/>
+          <w:szCs w:val="28"/>
+        </w:rPr>
+      </w:pPr>
+      <w:r>
+        <w:rPr>
+          <w:sz w:val="28"/>
+          <w:szCs w:val="28"/>
         </w:rPr>
         <w:lastRenderedPageBreak/>
         <w:drawing>
-          <wp:anchor distT="0" distB="0" distL="114300" distR="114300" simplePos="0" relativeHeight="251658240" behindDoc="0" locked="0" layoutInCell="1" allowOverlap="1">
-            <wp:simplePos x="0" y="0"/>
-            <wp:positionH relativeFrom="column">
-              <wp:align>center</wp:align>
-            </wp:positionH>
-            <wp:positionV relativeFrom="paragraph">
-              <wp:align>top</wp:align>
-            </wp:positionV>
-            <wp:extent cx="6120130" cy="5249545"/>
-            <wp:effectExtent l="0" t="0" r="0" b="8255"/>
-            <wp:wrapTopAndBottom/>
-            <wp:docPr id="11" name="Рисунок 11"/>
+          <wp:inline distT="0" distB="0" distL="0" distR="0" wp14:anchorId="6B9B1616" wp14:editId="38406ACA">
+            <wp:extent cx="6257925" cy="3608705"/>
+            <wp:effectExtent l="0" t="0" r="9525" b="0"/>
+            <wp:docPr id="25" name="Рисунок 25"/>
             <wp:cNvGraphicFramePr>
               <a:graphicFrameLocks xmlns:a="http://schemas.openxmlformats.org/drawingml/2006/main" noChangeAspect="1"/>
             </wp:cNvGraphicFramePr>
@@ -4568,1012 +3422,670 @@
               <a:graphicData uri="http://schemas.openxmlformats.org/drawingml/2006/picture">
                 <pic:pic xmlns:pic="http://schemas.openxmlformats.org/drawingml/2006/picture">
                   <pic:nvPicPr>
-                    <pic:cNvPr id="0" name="Графический объект11"/>
-                    <pic:cNvPicPr>
-                      <a:picLocks noChangeAspect="1" noChangeArrowheads="1"/>
-                    </pic:cNvPicPr>
+                    <pic:cNvPr id="1" name=""/>
+                    <pic:cNvPicPr/>
                   </pic:nvPicPr>
                   <pic:blipFill>
-                    <a:blip r:embed="rId17">
-                      <a:extLst>
-                        <a:ext uri="{28A0092B-C50C-407E-A947-70E740481C1C}">
-                          <a14:useLocalDpi xmlns:a14="http://schemas.microsoft.com/office/drawing/2010/main" val="0"/>
-                        </a:ext>
-                      </a:extLst>
-                    </a:blip>
-                    <a:srcRect/>
+                    <a:blip r:embed="rId18"/>
                     <a:stretch>
                       <a:fillRect/>
                     </a:stretch>
                   </pic:blipFill>
-                  <pic:spPr bwMode="auto">
+                  <pic:spPr>
                     <a:xfrm>
                       <a:off x="0" y="0"/>
-                      <a:ext cx="6120130" cy="5249545"/>
+                      <a:ext cx="6257925" cy="3608705"/>
                     </a:xfrm>
                     <a:prstGeom prst="rect">
                       <a:avLst/>
                     </a:prstGeom>
-                    <a:noFill/>
                   </pic:spPr>
                 </pic:pic>
               </a:graphicData>
             </a:graphic>
-            <wp14:sizeRelH relativeFrom="page">
-              <wp14:pctWidth>0</wp14:pctWidth>
-            </wp14:sizeRelH>
-            <wp14:sizeRelV relativeFrom="page">
-              <wp14:pctHeight>0</wp14:pctHeight>
-            </wp14:sizeRelV>
-          </wp:anchor>
+          </wp:inline>
         </w:drawing>
       </w:r>
-      <w:r>
-        <w:rPr>
-          <w:sz w:val="28"/>
-          <w:szCs w:val="28"/>
-        </w:rPr>
-        <w:t>Функция `handle_quiz_answer` обрабатывает ответ пользователя.</w:t>
-      </w:r>
-    </w:p>
-    <w:p>
-      <w:pPr>
-        <w:pStyle w:val="PreformattedText"/>
-        <w:spacing w:line="360" w:lineRule="auto"/>
-        <w:ind w:firstLine="709"/>
-        <w:jc w:val="both"/>
-        <w:rPr>
-          <w:sz w:val="28"/>
-          <w:szCs w:val="28"/>
-        </w:rPr>
-      </w:pPr>
-      <w:r>
-        <w:rPr>
-          <w:sz w:val="28"/>
-          <w:szCs w:val="28"/>
-        </w:rPr>
-        <w:t>Программа:</w:t>
-      </w:r>
-    </w:p>
-    <w:p>
-      <w:pPr>
-        <w:pStyle w:val="PreformattedText"/>
-        <w:spacing w:line="360" w:lineRule="auto"/>
-        <w:ind w:firstLine="709"/>
-        <w:jc w:val="both"/>
-        <w:rPr>
-          <w:sz w:val="28"/>
-          <w:szCs w:val="28"/>
-        </w:rPr>
-      </w:pPr>
-      <w:r>
-        <w:rPr>
-          <w:sz w:val="28"/>
-          <w:szCs w:val="28"/>
-        </w:rPr>
-        <w:t>1. проверяет правильность ответа</w:t>
-      </w:r>
-    </w:p>
-    <w:p>
-      <w:pPr>
-        <w:pStyle w:val="PreformattedText"/>
-        <w:spacing w:line="360" w:lineRule="auto"/>
-        <w:ind w:firstLine="709"/>
-        <w:jc w:val="both"/>
-        <w:rPr>
-          <w:sz w:val="28"/>
-          <w:szCs w:val="28"/>
-        </w:rPr>
-      </w:pPr>
-      <w:r>
-        <w:rPr>
-          <w:sz w:val="28"/>
-          <w:szCs w:val="28"/>
-        </w:rPr>
-        <w:t>2. увеличивает счётчик выполненных тестов</w:t>
-      </w:r>
-    </w:p>
-    <w:p>
-      <w:pPr>
-        <w:pStyle w:val="PreformattedText"/>
-        <w:spacing w:line="360" w:lineRule="auto"/>
-        <w:ind w:firstLine="709"/>
-        <w:jc w:val="both"/>
-        <w:rPr>
-          <w:sz w:val="28"/>
-          <w:szCs w:val="28"/>
-        </w:rPr>
-      </w:pPr>
-      <w:r>
-        <w:rPr>
-          <w:sz w:val="28"/>
-          <w:szCs w:val="28"/>
-        </w:rPr>
-        <w:t>3. увеличивает счётчик правильных ответов</w:t>
-      </w:r>
-    </w:p>
-    <w:p>
-      <w:pPr>
-        <w:pStyle w:val="PreformattedText"/>
-        <w:spacing w:line="360" w:lineRule="auto"/>
-        <w:ind w:firstLine="709"/>
-        <w:jc w:val="both"/>
-        <w:rPr>
-          <w:sz w:val="28"/>
-          <w:szCs w:val="28"/>
-        </w:rPr>
-      </w:pPr>
-      <w:r>
-        <w:rPr>
-          <w:sz w:val="28"/>
-          <w:szCs w:val="28"/>
-        </w:rPr>
-        <w:t>4. выводит результат</w:t>
-      </w:r>
-    </w:p>
-    <w:p>
-      <w:pPr>
-        <w:pStyle w:val="PreformattedText"/>
-        <w:spacing w:line="360" w:lineRule="auto"/>
-        <w:ind w:firstLine="709"/>
-        <w:jc w:val="both"/>
-        <w:rPr>
-          <w:sz w:val="28"/>
-          <w:szCs w:val="28"/>
-        </w:rPr>
-      </w:pPr>
-      <w:r>
-        <w:rPr>
-          <w:sz w:val="28"/>
-          <w:szCs w:val="28"/>
-        </w:rPr>
-        <w:t xml:space="preserve"> 11. Отображение прогресса</w:t>
-      </w:r>
-    </w:p>
-    <w:p>
-      <w:pPr>
-        <w:pStyle w:val="PreformattedText"/>
-        <w:spacing w:line="360" w:lineRule="auto"/>
-        <w:ind w:firstLine="709"/>
-        <w:jc w:val="both"/>
-        <w:rPr>
-          <w:sz w:val="28"/>
-          <w:szCs w:val="28"/>
-        </w:rPr>
-      </w:pPr>
-      <w:r>
-        <w:rPr>
-          <w:noProof/>
-          <w:lang w:eastAsia="ru-RU" w:bidi="ar-SA"/>
-        </w:rPr>
-        <w:drawing>
-          <wp:anchor distT="0" distB="0" distL="114300" distR="114300" simplePos="0" relativeHeight="251658240" behindDoc="0" locked="0" layoutInCell="1" allowOverlap="1">
-            <wp:simplePos x="0" y="0"/>
-            <wp:positionH relativeFrom="column">
-              <wp:posOffset>19050</wp:posOffset>
-            </wp:positionH>
-            <wp:positionV relativeFrom="paragraph">
-              <wp:posOffset>147955</wp:posOffset>
-            </wp:positionV>
-            <wp:extent cx="6120130" cy="2108835"/>
-            <wp:effectExtent l="0" t="0" r="0" b="5715"/>
-            <wp:wrapTopAndBottom/>
-            <wp:docPr id="10" name="Рисунок 10"/>
-            <wp:cNvGraphicFramePr>
-              <a:graphicFrameLocks xmlns:a="http://schemas.openxmlformats.org/drawingml/2006/main" noChangeAspect="1"/>
-            </wp:cNvGraphicFramePr>
-            <a:graphic xmlns:a="http://schemas.openxmlformats.org/drawingml/2006/main">
-              <a:graphicData uri="http://schemas.openxmlformats.org/drawingml/2006/picture">
-                <pic:pic xmlns:pic="http://schemas.openxmlformats.org/drawingml/2006/picture">
-                  <pic:nvPicPr>
-                    <pic:cNvPr id="0" name="Графический объект12"/>
-                    <pic:cNvPicPr>
-                      <a:picLocks noChangeAspect="1" noChangeArrowheads="1"/>
-                    </pic:cNvPicPr>
-                  </pic:nvPicPr>
-                  <pic:blipFill>
-                    <a:blip r:embed="rId18">
-                      <a:extLst>
-                        <a:ext uri="{28A0092B-C50C-407E-A947-70E740481C1C}">
-                          <a14:useLocalDpi xmlns:a14="http://schemas.microsoft.com/office/drawing/2010/main" val="0"/>
-                        </a:ext>
-                      </a:extLst>
-                    </a:blip>
-                    <a:srcRect/>
-                    <a:stretch>
-                      <a:fillRect/>
-                    </a:stretch>
-                  </pic:blipFill>
-                  <pic:spPr bwMode="auto">
-                    <a:xfrm>
-                      <a:off x="0" y="0"/>
-                      <a:ext cx="6120130" cy="2108835"/>
-                    </a:xfrm>
-                    <a:prstGeom prst="rect">
-                      <a:avLst/>
-                    </a:prstGeom>
-                    <a:noFill/>
-                  </pic:spPr>
-                </pic:pic>
-              </a:graphicData>
-            </a:graphic>
-            <wp14:sizeRelH relativeFrom="page">
-              <wp14:pctWidth>0</wp14:pctWidth>
-            </wp14:sizeRelH>
-            <wp14:sizeRelV relativeFrom="page">
-              <wp14:pctHeight>0</wp14:pctHeight>
-            </wp14:sizeRelV>
-          </wp:anchor>
-        </w:drawing>
-      </w:r>
-      <w:r>
-        <w:rPr>
-          <w:sz w:val="28"/>
-          <w:szCs w:val="28"/>
-        </w:rPr>
-        <w:t>Команда `/progress` показывает статистику пользователя.</w:t>
-      </w:r>
-    </w:p>
-    <w:p>
-      <w:pPr>
-        <w:pStyle w:val="PreformattedText"/>
-        <w:spacing w:line="360" w:lineRule="auto"/>
-        <w:ind w:firstLine="709"/>
-        <w:jc w:val="both"/>
-        <w:rPr>
-          <w:sz w:val="28"/>
-          <w:szCs w:val="28"/>
-        </w:rPr>
-      </w:pPr>
-      <w:r>
-        <w:rPr>
-          <w:sz w:val="28"/>
-          <w:szCs w:val="28"/>
-        </w:rPr>
-        <w:t>Выводится:</w:t>
-      </w:r>
-    </w:p>
-    <w:p>
-      <w:pPr>
-        <w:pStyle w:val="PreformattedText"/>
-        <w:spacing w:line="360" w:lineRule="auto"/>
-        <w:ind w:firstLine="709"/>
-        <w:jc w:val="both"/>
-        <w:rPr>
-          <w:sz w:val="28"/>
-          <w:szCs w:val="28"/>
-        </w:rPr>
-      </w:pPr>
-      <w:r>
-        <w:rPr>
-          <w:sz w:val="28"/>
-          <w:szCs w:val="28"/>
-        </w:rPr>
-        <w:lastRenderedPageBreak/>
-        <w:t>- текущий урок</w:t>
-      </w:r>
-    </w:p>
-    <w:p>
-      <w:pPr>
-        <w:pStyle w:val="PreformattedText"/>
-        <w:spacing w:line="360" w:lineRule="auto"/>
-        <w:ind w:firstLine="709"/>
-        <w:jc w:val="both"/>
-        <w:rPr>
-          <w:sz w:val="28"/>
-          <w:szCs w:val="28"/>
-        </w:rPr>
-      </w:pPr>
-      <w:r>
-        <w:rPr>
-          <w:sz w:val="28"/>
-          <w:szCs w:val="28"/>
-        </w:rPr>
-        <w:t>- количество правильных ответов</w:t>
-      </w:r>
-    </w:p>
-    <w:p>
-      <w:pPr>
-        <w:pStyle w:val="PreformattedText"/>
-        <w:spacing w:line="360" w:lineRule="auto"/>
-        <w:ind w:firstLine="709"/>
-        <w:jc w:val="both"/>
-        <w:rPr>
-          <w:sz w:val="28"/>
-          <w:szCs w:val="28"/>
-        </w:rPr>
-      </w:pPr>
-      <w:r>
-        <w:rPr>
-          <w:sz w:val="28"/>
-          <w:szCs w:val="28"/>
-        </w:rPr>
-        <w:t>- общий процент правильных ответов</w:t>
-      </w:r>
-    </w:p>
-    <w:p>
-      <w:pPr>
-        <w:pStyle w:val="PreformattedText"/>
-        <w:spacing w:line="360" w:lineRule="auto"/>
-        <w:ind w:firstLine="709"/>
-        <w:jc w:val="both"/>
-        <w:rPr>
-          <w:sz w:val="28"/>
-          <w:szCs w:val="28"/>
-        </w:rPr>
-      </w:pPr>
-      <w:r>
-        <w:rPr>
-          <w:sz w:val="28"/>
-          <w:szCs w:val="28"/>
-        </w:rPr>
-        <w:t>Пример:</w:t>
-      </w:r>
-    </w:p>
-    <w:p>
-      <w:pPr>
-        <w:pStyle w:val="PreformattedText"/>
-        <w:spacing w:line="360" w:lineRule="auto"/>
-        <w:ind w:firstLine="709"/>
-        <w:jc w:val="both"/>
-        <w:rPr>
-          <w:sz w:val="28"/>
-          <w:szCs w:val="28"/>
-        </w:rPr>
-      </w:pPr>
-      <w:r>
-        <w:rPr>
-          <w:sz w:val="28"/>
-          <w:szCs w:val="28"/>
-        </w:rPr>
-        <w:t>Прогресс:</w:t>
-      </w:r>
-    </w:p>
-    <w:p>
-      <w:pPr>
-        <w:pStyle w:val="PreformattedText"/>
-        <w:spacing w:line="360" w:lineRule="auto"/>
-        <w:ind w:firstLine="709"/>
-        <w:jc w:val="both"/>
-        <w:rPr>
-          <w:sz w:val="28"/>
-          <w:szCs w:val="28"/>
-        </w:rPr>
-      </w:pPr>
-      <w:r>
-        <w:rPr>
-          <w:sz w:val="28"/>
-          <w:szCs w:val="28"/>
-        </w:rPr>
-        <w:t>Урок: 3/10</w:t>
-      </w:r>
-    </w:p>
-    <w:p>
-      <w:pPr>
-        <w:pStyle w:val="PreformattedText"/>
-        <w:spacing w:line="360" w:lineRule="auto"/>
-        <w:ind w:firstLine="709"/>
-        <w:jc w:val="both"/>
-        <w:rPr>
-          <w:sz w:val="28"/>
-          <w:szCs w:val="28"/>
-        </w:rPr>
-      </w:pPr>
-      <w:r>
-        <w:rPr>
-          <w:sz w:val="28"/>
-          <w:szCs w:val="28"/>
-        </w:rPr>
-        <w:t>Тесты: 7/10 (70%)</w:t>
-      </w:r>
-    </w:p>
-    <w:p>
-      <w:pPr>
-        <w:pStyle w:val="PreformattedText"/>
-        <w:spacing w:line="360" w:lineRule="auto"/>
-        <w:ind w:firstLine="709"/>
-        <w:jc w:val="both"/>
-        <w:rPr>
-          <w:sz w:val="28"/>
-          <w:szCs w:val="28"/>
-        </w:rPr>
-      </w:pPr>
-      <w:r>
-        <w:rPr>
-          <w:sz w:val="28"/>
-          <w:szCs w:val="28"/>
-        </w:rPr>
-        <w:t xml:space="preserve"> 12. Сброс прогресса</w:t>
-      </w:r>
-    </w:p>
-    <w:p>
-      <w:pPr>
-        <w:pStyle w:val="PreformattedText"/>
-        <w:spacing w:line="360" w:lineRule="auto"/>
-        <w:ind w:firstLine="709"/>
-        <w:jc w:val="both"/>
-        <w:rPr>
-          <w:sz w:val="28"/>
-          <w:szCs w:val="28"/>
-        </w:rPr>
-      </w:pPr>
-      <w:r>
-        <w:rPr>
-          <w:sz w:val="28"/>
-          <w:szCs w:val="28"/>
-        </w:rPr>
-        <w:t>Команда `/reset` обнуляет результаты пользователя.</w:t>
-      </w:r>
-    </w:p>
-    <w:p>
-      <w:pPr>
-        <w:pStyle w:val="PreformattedText"/>
-        <w:spacing w:line="360" w:lineRule="auto"/>
-        <w:jc w:val="both"/>
-        <w:rPr>
-          <w:sz w:val="28"/>
-          <w:szCs w:val="28"/>
-        </w:rPr>
-      </w:pPr>
-      <w:r>
-        <w:rPr>
-          <w:noProof/>
-          <w:lang w:eastAsia="ru-RU" w:bidi="ar-SA"/>
-        </w:rPr>
-        <w:drawing>
-          <wp:anchor distT="0" distB="0" distL="114300" distR="114300" simplePos="0" relativeHeight="251658240" behindDoc="0" locked="0" layoutInCell="1" allowOverlap="1">
-            <wp:simplePos x="0" y="0"/>
-            <wp:positionH relativeFrom="column">
-              <wp:align>center</wp:align>
-            </wp:positionH>
-            <wp:positionV relativeFrom="paragraph">
-              <wp:align>top</wp:align>
-            </wp:positionV>
-            <wp:extent cx="6120130" cy="1268730"/>
-            <wp:effectExtent l="0" t="0" r="0" b="7620"/>
-            <wp:wrapTopAndBottom/>
-            <wp:docPr id="6" name="Рисунок 6"/>
-            <wp:cNvGraphicFramePr>
-              <a:graphicFrameLocks xmlns:a="http://schemas.openxmlformats.org/drawingml/2006/main" noChangeAspect="1"/>
-            </wp:cNvGraphicFramePr>
-            <a:graphic xmlns:a="http://schemas.openxmlformats.org/drawingml/2006/main">
-              <a:graphicData uri="http://schemas.openxmlformats.org/drawingml/2006/picture">
-                <pic:pic xmlns:pic="http://schemas.openxmlformats.org/drawingml/2006/picture">
-                  <pic:nvPicPr>
-                    <pic:cNvPr id="0" name="Графический объект13"/>
-                    <pic:cNvPicPr>
-                      <a:picLocks noChangeAspect="1" noChangeArrowheads="1"/>
-                    </pic:cNvPicPr>
-                  </pic:nvPicPr>
-                  <pic:blipFill>
-                    <a:blip r:embed="rId19">
-                      <a:extLst>
-                        <a:ext uri="{28A0092B-C50C-407E-A947-70E740481C1C}">
-                          <a14:useLocalDpi xmlns:a14="http://schemas.microsoft.com/office/drawing/2010/main" val="0"/>
-                        </a:ext>
-                      </a:extLst>
-                    </a:blip>
-                    <a:srcRect/>
-                    <a:stretch>
-                      <a:fillRect/>
-                    </a:stretch>
-                  </pic:blipFill>
-                  <pic:spPr bwMode="auto">
-                    <a:xfrm>
-                      <a:off x="0" y="0"/>
-                      <a:ext cx="6120130" cy="1268730"/>
-                    </a:xfrm>
-                    <a:prstGeom prst="rect">
-                      <a:avLst/>
-                    </a:prstGeom>
-                    <a:noFill/>
-                  </pic:spPr>
-                </pic:pic>
-              </a:graphicData>
-            </a:graphic>
-            <wp14:sizeRelH relativeFrom="page">
-              <wp14:pctWidth>0</wp14:pctWidth>
-            </wp14:sizeRelH>
-            <wp14:sizeRelV relativeFrom="page">
-              <wp14:pctHeight>0</wp14:pctHeight>
-            </wp14:sizeRelV>
-          </wp:anchor>
-        </w:drawing>
-      </w:r>
-    </w:p>
-    <w:p>
-      <w:pPr>
-        <w:pStyle w:val="PreformattedText"/>
-        <w:spacing w:line="360" w:lineRule="auto"/>
-        <w:ind w:firstLine="709"/>
-        <w:jc w:val="both"/>
-        <w:rPr>
-          <w:sz w:val="28"/>
-          <w:szCs w:val="28"/>
-        </w:rPr>
-      </w:pPr>
-      <w:r>
-        <w:rPr>
-          <w:sz w:val="28"/>
-          <w:szCs w:val="28"/>
-        </w:rPr>
-        <w:t>После выполнения команда удаляет сохранённые данные пользователя.</w:t>
-      </w:r>
-    </w:p>
-    <w:p>
-      <w:pPr>
-        <w:pStyle w:val="PreformattedText"/>
-        <w:spacing w:line="360" w:lineRule="auto"/>
-        <w:ind w:firstLine="709"/>
-        <w:jc w:val="both"/>
-        <w:rPr>
-          <w:sz w:val="28"/>
-          <w:szCs w:val="28"/>
-        </w:rPr>
-      </w:pPr>
-      <w:r>
-        <w:rPr>
-          <w:sz w:val="28"/>
-          <w:szCs w:val="28"/>
-        </w:rPr>
-        <w:t xml:space="preserve"> 13. Запуск программы</w:t>
-      </w:r>
-    </w:p>
-    <w:p>
-      <w:pPr>
-        <w:pStyle w:val="PreformattedText"/>
-        <w:spacing w:line="360" w:lineRule="auto"/>
-        <w:ind w:firstLine="709"/>
-        <w:jc w:val="both"/>
-        <w:rPr>
-          <w:sz w:val="28"/>
-          <w:szCs w:val="28"/>
-        </w:rPr>
-      </w:pPr>
-      <w:r>
-        <w:rPr>
-          <w:sz w:val="28"/>
-          <w:szCs w:val="28"/>
-        </w:rPr>
-        <w:t>Основная функция запуска бота:</w:t>
-      </w:r>
-    </w:p>
-    <w:p>
-      <w:pPr>
-        <w:pStyle w:val="PreformattedText"/>
-        <w:spacing w:line="360" w:lineRule="auto"/>
-        <w:ind w:firstLine="709"/>
-        <w:jc w:val="both"/>
+    </w:p>
+    <w:p>
+      <w:pPr>
+        <w:pStyle w:val="PreformattedText"/>
+        <w:spacing w:line="360" w:lineRule="auto"/>
+        <w:ind w:firstLine="709"/>
+        <w:jc w:val="center"/>
+        <w:rPr>
+          <w:b/>
+          <w:sz w:val="28"/>
+          <w:szCs w:val="28"/>
+        </w:rPr>
+      </w:pPr>
+      <w:bookmarkStart w:id="0" w:name="_GoBack"/>
+      <w:bookmarkEnd w:id="0"/>
+      <w:r>
+        <w:rPr>
+          <w:b/>
+          <w:sz w:val="28"/>
+          <w:szCs w:val="28"/>
+        </w:rPr>
+        <w:t>Вывод по практической части</w:t>
+      </w:r>
+    </w:p>
+    <w:p>
+      <w:pPr>
+        <w:pStyle w:val="PreformattedText"/>
+        <w:spacing w:line="360" w:lineRule="auto"/>
+        <w:ind w:firstLine="709"/>
+        <w:jc w:val="both"/>
+        <w:rPr>
+          <w:sz w:val="28"/>
+          <w:szCs w:val="28"/>
+        </w:rPr>
+      </w:pPr>
+      <w:r>
+        <w:rPr>
+          <w:sz w:val="28"/>
+          <w:szCs w:val="28"/>
+        </w:rPr>
+        <w:t>В результате практической работы реализована полноценная система распознавания жестов рук:</w:t>
+      </w:r>
+    </w:p>
+    <w:p>
+      <w:pPr>
+        <w:pStyle w:val="PreformattedText"/>
+        <w:spacing w:line="360" w:lineRule="auto"/>
+        <w:ind w:firstLine="709"/>
+        <w:jc w:val="both"/>
+        <w:rPr>
+          <w:sz w:val="28"/>
+          <w:szCs w:val="28"/>
+        </w:rPr>
+      </w:pPr>
+      <w:r>
+        <w:rPr>
+          <w:sz w:val="28"/>
+          <w:szCs w:val="28"/>
+        </w:rPr>
+        <w:t>подготовлен датасет из исходных Parquet-данных;</w:t>
+      </w:r>
+    </w:p>
+    <w:p>
+      <w:pPr>
+        <w:pStyle w:val="PreformattedText"/>
+        <w:spacing w:line="360" w:lineRule="auto"/>
+        <w:ind w:firstLine="709"/>
+        <w:jc w:val="both"/>
+        <w:rPr>
+          <w:sz w:val="28"/>
+          <w:szCs w:val="28"/>
+        </w:rPr>
+      </w:pPr>
+      <w:r>
+        <w:rPr>
+          <w:sz w:val="28"/>
+          <w:szCs w:val="28"/>
+        </w:rPr>
+        <w:t>обучена сверточная нейросеть на базе ResNet18;</w:t>
+      </w:r>
+    </w:p>
+    <w:p>
+      <w:pPr>
+        <w:pStyle w:val="PreformattedText"/>
+        <w:spacing w:line="360" w:lineRule="auto"/>
+        <w:ind w:firstLine="709"/>
+        <w:jc w:val="both"/>
+        <w:rPr>
+          <w:sz w:val="28"/>
+          <w:szCs w:val="28"/>
+        </w:rPr>
+      </w:pPr>
+      <w:r>
+        <w:rPr>
+          <w:sz w:val="28"/>
+          <w:szCs w:val="28"/>
+        </w:rPr>
+        <w:t>реализовано распознавание в реальном времени с камеры;</w:t>
+      </w:r>
+    </w:p>
+    <w:p>
+      <w:pPr>
+        <w:pStyle w:val="PreformattedText"/>
+        <w:spacing w:line="360" w:lineRule="auto"/>
+        <w:ind w:firstLine="709"/>
+        <w:jc w:val="both"/>
+        <w:rPr>
+          <w:sz w:val="28"/>
+          <w:szCs w:val="28"/>
+        </w:rPr>
+      </w:pPr>
+      <w:r>
+        <w:rPr>
+          <w:sz w:val="28"/>
+          <w:szCs w:val="28"/>
+        </w:rPr>
+        <w:t>добавлен вывод класса и уверенности модели на видео.</w:t>
+      </w:r>
+    </w:p>
+    <w:p>
+      <w:pPr>
+        <w:pStyle w:val="PreformattedText"/>
+        <w:spacing w:line="360" w:lineRule="auto"/>
+        <w:ind w:firstLine="709"/>
+        <w:jc w:val="both"/>
+        <w:rPr>
+          <w:sz w:val="28"/>
+          <w:szCs w:val="28"/>
+        </w:rPr>
+      </w:pPr>
+      <w:r>
+        <w:rPr>
+          <w:sz w:val="28"/>
+          <w:szCs w:val="28"/>
+        </w:rPr>
+        <w:t>Разработанное решение может использоваться как основа для учебных проектов по компьютерному зрению и имеет потенциал развития: расширение числа жестов, добавление оценки качества на валидации и интеграция в интерфейс учебного приложения.</w:t>
+      </w:r>
+    </w:p>
+    <w:p>
+      <w:pPr>
+        <w:pStyle w:val="PreformattedText"/>
+        <w:spacing w:line="360" w:lineRule="auto"/>
+        <w:ind w:firstLine="709"/>
+        <w:jc w:val="both"/>
+        <w:rPr>
+          <w:sz w:val="28"/>
+          <w:szCs w:val="28"/>
+        </w:rPr>
+      </w:pPr>
+    </w:p>
+    <w:p>
+      <w:pPr>
+        <w:pStyle w:val="PreformattedText"/>
+        <w:pageBreakBefore/>
+        <w:jc w:val="center"/>
         <w:rPr>
           <w:b/>
           <w:bCs/>
-          <w:i/>
-          <w:iCs/>
-          <w:sz w:val="28"/>
-          <w:szCs w:val="28"/>
-          <w:u w:val="single"/>
-        </w:rPr>
-      </w:pPr>
-      <w:r>
-        <w:rPr>
-          <w:noProof/>
-          <w:lang w:eastAsia="ru-RU" w:bidi="ar-SA"/>
-        </w:rPr>
-        <w:drawing>
-          <wp:anchor distT="0" distB="0" distL="114300" distR="114300" simplePos="0" relativeHeight="251658240" behindDoc="0" locked="0" layoutInCell="1" allowOverlap="1">
-            <wp:simplePos x="0" y="0"/>
-            <wp:positionH relativeFrom="column">
-              <wp:posOffset>111760</wp:posOffset>
-            </wp:positionH>
-            <wp:positionV relativeFrom="paragraph">
-              <wp:posOffset>60960</wp:posOffset>
-            </wp:positionV>
-            <wp:extent cx="6120130" cy="2207260"/>
-            <wp:effectExtent l="0" t="0" r="0" b="2540"/>
-            <wp:wrapTopAndBottom/>
-            <wp:docPr id="4" name="Рисунок 4"/>
-            <wp:cNvGraphicFramePr>
-              <a:graphicFrameLocks xmlns:a="http://schemas.openxmlformats.org/drawingml/2006/main" noChangeAspect="1"/>
-            </wp:cNvGraphicFramePr>
-            <a:graphic xmlns:a="http://schemas.openxmlformats.org/drawingml/2006/main">
-              <a:graphicData uri="http://schemas.openxmlformats.org/drawingml/2006/picture">
-                <pic:pic xmlns:pic="http://schemas.openxmlformats.org/drawingml/2006/picture">
-                  <pic:nvPicPr>
-                    <pic:cNvPr id="0" name="Графический объект14"/>
-                    <pic:cNvPicPr>
-                      <a:picLocks noChangeAspect="1" noChangeArrowheads="1"/>
-                    </pic:cNvPicPr>
-                  </pic:nvPicPr>
-                  <pic:blipFill>
-                    <a:blip r:embed="rId20">
-                      <a:extLst>
-                        <a:ext uri="{28A0092B-C50C-407E-A947-70E740481C1C}">
-                          <a14:useLocalDpi xmlns:a14="http://schemas.microsoft.com/office/drawing/2010/main" val="0"/>
-                        </a:ext>
-                      </a:extLst>
-                    </a:blip>
-                    <a:srcRect/>
-                    <a:stretch>
-                      <a:fillRect/>
-                    </a:stretch>
-                  </pic:blipFill>
-                  <pic:spPr bwMode="auto">
-                    <a:xfrm>
-                      <a:off x="0" y="0"/>
-                      <a:ext cx="6120130" cy="2207260"/>
-                    </a:xfrm>
-                    <a:prstGeom prst="rect">
-                      <a:avLst/>
-                    </a:prstGeom>
-                    <a:noFill/>
-                  </pic:spPr>
-                </pic:pic>
-              </a:graphicData>
-            </a:graphic>
-            <wp14:sizeRelH relativeFrom="page">
-              <wp14:pctWidth>0</wp14:pctWidth>
-            </wp14:sizeRelH>
-            <wp14:sizeRelV relativeFrom="page">
-              <wp14:pctHeight>0</wp14:pctHeight>
-            </wp14:sizeRelV>
-          </wp:anchor>
-        </w:drawing>
-      </w:r>
-    </w:p>
-    <w:p>
-      <w:pPr>
-        <w:pStyle w:val="PreformattedText"/>
-        <w:spacing w:line="360" w:lineRule="auto"/>
-        <w:ind w:firstLine="709"/>
-        <w:jc w:val="both"/>
-        <w:rPr>
-          <w:sz w:val="28"/>
-          <w:szCs w:val="28"/>
-        </w:rPr>
-      </w:pPr>
-      <w:r>
-        <w:rPr>
-          <w:sz w:val="28"/>
-          <w:szCs w:val="28"/>
-        </w:rPr>
-        <w:t>В ней происходит:</w:t>
-      </w:r>
-    </w:p>
-    <w:p>
-      <w:pPr>
-        <w:pStyle w:val="PreformattedText"/>
-        <w:spacing w:line="360" w:lineRule="auto"/>
-        <w:ind w:firstLine="709"/>
-        <w:jc w:val="both"/>
-        <w:rPr>
-          <w:sz w:val="28"/>
-          <w:szCs w:val="28"/>
-        </w:rPr>
-      </w:pPr>
-      <w:r>
-        <w:rPr>
-          <w:sz w:val="28"/>
-          <w:szCs w:val="28"/>
-        </w:rPr>
-        <w:t>1. создание приложения Telegram</w:t>
-      </w:r>
-    </w:p>
-    <w:p>
-      <w:pPr>
-        <w:pStyle w:val="PreformattedText"/>
-        <w:spacing w:line="360" w:lineRule="auto"/>
-        <w:ind w:firstLine="709"/>
-        <w:jc w:val="both"/>
-        <w:rPr>
-          <w:sz w:val="28"/>
-          <w:szCs w:val="28"/>
-        </w:rPr>
-      </w:pPr>
-      <w:r>
-        <w:rPr>
-          <w:sz w:val="28"/>
-          <w:szCs w:val="28"/>
-        </w:rPr>
-        <w:t>2. подключение обработчиков команд</w:t>
-      </w:r>
-    </w:p>
-    <w:p>
-      <w:pPr>
-        <w:pStyle w:val="PreformattedText"/>
-        <w:spacing w:line="360" w:lineRule="auto"/>
-        <w:ind w:firstLine="709"/>
-        <w:jc w:val="both"/>
-        <w:rPr>
-          <w:sz w:val="28"/>
-          <w:szCs w:val="28"/>
-        </w:rPr>
-      </w:pPr>
-      <w:r>
-        <w:rPr>
-          <w:sz w:val="28"/>
-          <w:szCs w:val="28"/>
-        </w:rPr>
-        <w:t>3. запуск бота</w:t>
-      </w:r>
-    </w:p>
-    <w:p>
-      <w:pPr>
-        <w:pStyle w:val="PreformattedText"/>
-        <w:spacing w:line="360" w:lineRule="auto"/>
-        <w:ind w:firstLine="709"/>
-        <w:jc w:val="both"/>
-        <w:rPr>
-          <w:sz w:val="28"/>
-          <w:szCs w:val="28"/>
-        </w:rPr>
-      </w:pPr>
-      <w:r>
-        <w:rPr>
-          <w:sz w:val="28"/>
-          <w:szCs w:val="28"/>
-        </w:rPr>
-        <w:t>Метод run_polling позволяет боту постоянно проверять новые сообщения пользователей.</w:t>
-      </w:r>
-    </w:p>
-    <w:p>
-      <w:pPr>
-        <w:pStyle w:val="PreformattedText"/>
-        <w:spacing w:line="360" w:lineRule="auto"/>
-        <w:ind w:firstLine="709"/>
-        <w:jc w:val="both"/>
-        <w:rPr>
-          <w:sz w:val="28"/>
-          <w:szCs w:val="28"/>
-          <w:lang w:val="en-US"/>
-        </w:rPr>
-      </w:pPr>
-    </w:p>
-    <w:p>
-      <w:pPr>
-        <w:pStyle w:val="PreformattedText"/>
-        <w:spacing w:line="360" w:lineRule="auto"/>
-        <w:ind w:firstLine="709"/>
-        <w:jc w:val="both"/>
+          <w:sz w:val="28"/>
+          <w:szCs w:val="28"/>
+        </w:rPr>
+      </w:pPr>
+      <w:r>
         <w:rPr>
           <w:b/>
           <w:bCs/>
           <w:sz w:val="28"/>
           <w:szCs w:val="28"/>
         </w:rPr>
-      </w:pPr>
-      <w:r>
+        <w:lastRenderedPageBreak/>
+        <w:t>Заключение</w:t>
+      </w:r>
+    </w:p>
+    <w:p>
+      <w:pPr>
+        <w:pStyle w:val="PreformattedText"/>
+        <w:spacing w:line="360" w:lineRule="auto"/>
+        <w:ind w:firstLine="709"/>
+        <w:jc w:val="both"/>
+        <w:rPr>
+          <w:sz w:val="28"/>
+          <w:szCs w:val="28"/>
+        </w:rPr>
+      </w:pPr>
+      <w:r>
+        <w:rPr>
+          <w:sz w:val="28"/>
+          <w:szCs w:val="28"/>
+        </w:rPr>
+        <w:t>В ходе выполнения проекта была достигнута поставленная цель: разработана и реализована система распознавания жестов руки на основе нейронной сети, обеспечивающая как офлайн-проверку изображений, так и распознавание в реальном времени с веб-камеры. Проект ориентирован на практическое применение и демонстрирует полный цикл работы с моделью машинного обучения — от подготовки данных до пользовательского интерфейса.</w:t>
+      </w:r>
+    </w:p>
+    <w:p>
+      <w:pPr>
+        <w:pStyle w:val="PreformattedText"/>
+        <w:spacing w:line="360" w:lineRule="auto"/>
+        <w:ind w:firstLine="709"/>
+        <w:jc w:val="both"/>
+        <w:rPr>
+          <w:sz w:val="28"/>
+          <w:szCs w:val="28"/>
+        </w:rPr>
+      </w:pPr>
+      <w:r>
+        <w:rPr>
+          <w:sz w:val="28"/>
+          <w:szCs w:val="28"/>
+        </w:rPr>
+        <w:t>В рамках работы были решены основные задачи:</w:t>
+      </w:r>
+    </w:p>
+    <w:p>
+      <w:pPr>
+        <w:pStyle w:val="PreformattedText"/>
+        <w:spacing w:line="360" w:lineRule="auto"/>
+        <w:ind w:firstLine="709"/>
+        <w:jc w:val="both"/>
+        <w:rPr>
+          <w:sz w:val="28"/>
+          <w:szCs w:val="28"/>
+        </w:rPr>
+      </w:pPr>
+      <w:r>
+        <w:rPr>
+          <w:sz w:val="28"/>
+          <w:szCs w:val="28"/>
+        </w:rPr>
+        <w:t>1</w:t>
+      </w:r>
+      <w:r>
+        <w:rPr>
+          <w:sz w:val="28"/>
+          <w:szCs w:val="28"/>
+        </w:rPr>
+        <w:t>.</w:t>
+      </w:r>
+      <w:r>
+        <w:rPr>
+          <w:sz w:val="28"/>
+          <w:szCs w:val="28"/>
+        </w:rPr>
+        <w:t>Проведён анализ предметной области и определены требования к системе распознавания жестов.</w:t>
+      </w:r>
+    </w:p>
+    <w:p>
+      <w:pPr>
+        <w:pStyle w:val="PreformattedText"/>
+        <w:spacing w:line="360" w:lineRule="auto"/>
+        <w:ind w:firstLine="709"/>
+        <w:jc w:val="both"/>
+        <w:rPr>
+          <w:sz w:val="28"/>
+          <w:szCs w:val="28"/>
+        </w:rPr>
+      </w:pPr>
+      <w:r>
+        <w:rPr>
+          <w:sz w:val="28"/>
+          <w:szCs w:val="28"/>
+        </w:rPr>
+        <w:t>2.</w:t>
+      </w:r>
+      <w:r>
+        <w:rPr>
+          <w:sz w:val="28"/>
+          <w:szCs w:val="28"/>
+        </w:rPr>
+        <w:t>Изучены теоретические основы компьютерного зрения и применяемый технологический стек (PyTorch, OpenCV).</w:t>
+      </w:r>
+    </w:p>
+    <w:p>
+      <w:pPr>
+        <w:pStyle w:val="PreformattedText"/>
+        <w:spacing w:line="360" w:lineRule="auto"/>
+        <w:ind w:firstLine="709"/>
+        <w:jc w:val="both"/>
+        <w:rPr>
+          <w:sz w:val="28"/>
+          <w:szCs w:val="28"/>
+        </w:rPr>
+      </w:pPr>
+      <w:r>
+        <w:rPr>
+          <w:sz w:val="28"/>
+          <w:szCs w:val="28"/>
+        </w:rPr>
+        <w:t>3.</w:t>
+      </w:r>
+      <w:r>
+        <w:rPr>
+          <w:sz w:val="28"/>
+          <w:szCs w:val="28"/>
+        </w:rPr>
+        <w:t>Спроектирована структура проекта с разделением на модули подготовки данных, обучения, тестирования и инференса.</w:t>
+      </w:r>
+    </w:p>
+    <w:p>
+      <w:pPr>
+        <w:pStyle w:val="PreformattedText"/>
+        <w:spacing w:line="360" w:lineRule="auto"/>
+        <w:ind w:firstLine="709"/>
+        <w:jc w:val="both"/>
+        <w:rPr>
+          <w:sz w:val="28"/>
+          <w:szCs w:val="28"/>
+        </w:rPr>
+      </w:pPr>
+      <w:r>
+        <w:rPr>
+          <w:sz w:val="28"/>
+          <w:szCs w:val="28"/>
+        </w:rPr>
+        <w:t>4.</w:t>
+      </w:r>
+      <w:r>
+        <w:rPr>
+          <w:sz w:val="28"/>
+          <w:szCs w:val="28"/>
+        </w:rPr>
+        <w:t>Реализована модель классификации жестов на базе ResNet18 и написан программный код для её обучения.</w:t>
+      </w:r>
+    </w:p>
+    <w:p>
+      <w:pPr>
+        <w:pStyle w:val="PreformattedText"/>
+        <w:spacing w:line="360" w:lineRule="auto"/>
+        <w:ind w:firstLine="709"/>
+        <w:jc w:val="both"/>
+        <w:rPr>
+          <w:sz w:val="28"/>
+          <w:szCs w:val="28"/>
+        </w:rPr>
+      </w:pPr>
+      <w:r>
+        <w:rPr>
+          <w:sz w:val="28"/>
+          <w:szCs w:val="28"/>
+        </w:rPr>
+        <w:t>5.</w:t>
+      </w:r>
+      <w:r>
+        <w:rPr>
+          <w:sz w:val="28"/>
+          <w:szCs w:val="28"/>
+        </w:rPr>
+        <w:t>Выполнена подготовка датасета из исходных .parquet-данных с формированием обучающей и валидационной выборок.</w:t>
+      </w:r>
+    </w:p>
+    <w:p>
+      <w:pPr>
+        <w:pStyle w:val="PreformattedText"/>
+        <w:spacing w:line="360" w:lineRule="auto"/>
+        <w:ind w:firstLine="709"/>
+        <w:jc w:val="both"/>
+        <w:rPr>
+          <w:sz w:val="28"/>
+          <w:szCs w:val="28"/>
+        </w:rPr>
+      </w:pPr>
+      <w:r>
+        <w:rPr>
+          <w:sz w:val="28"/>
+          <w:szCs w:val="28"/>
+        </w:rPr>
+        <w:t>6.</w:t>
+      </w:r>
+      <w:r>
+        <w:rPr>
+          <w:sz w:val="28"/>
+          <w:szCs w:val="28"/>
+        </w:rPr>
+        <w:t>Проведено тестирование качества модели на валидационном наборе, а также проверена работа в режимах инференса по папке изображений и live-распознавания.</w:t>
+      </w:r>
+    </w:p>
+    <w:p>
+      <w:pPr>
+        <w:pStyle w:val="PreformattedText"/>
+        <w:spacing w:line="360" w:lineRule="auto"/>
+        <w:ind w:firstLine="709"/>
+        <w:jc w:val="both"/>
+        <w:rPr>
+          <w:sz w:val="28"/>
+          <w:szCs w:val="28"/>
+        </w:rPr>
+      </w:pPr>
+      <w:r>
+        <w:rPr>
+          <w:sz w:val="28"/>
+          <w:szCs w:val="28"/>
+        </w:rPr>
+        <w:t>Разработанная система может использоваться как учебный и демонстрационный инструмент по компьютерному зрению, а также как база для дальнейшего развития прикладных решений в области распознавания жестов.</w:t>
+      </w:r>
+    </w:p>
+    <w:p>
+      <w:pPr>
+        <w:pStyle w:val="PreformattedText"/>
+        <w:spacing w:line="360" w:lineRule="auto"/>
+        <w:ind w:firstLine="709"/>
+        <w:jc w:val="both"/>
+        <w:rPr>
+          <w:sz w:val="28"/>
+          <w:szCs w:val="28"/>
+        </w:rPr>
+      </w:pPr>
+      <w:r>
+        <w:rPr>
+          <w:sz w:val="28"/>
+          <w:szCs w:val="28"/>
+        </w:rPr>
+        <w:t>Перспективы дальнейшего развития:</w:t>
+      </w:r>
+    </w:p>
+    <w:p>
+      <w:pPr>
+        <w:pStyle w:val="PreformattedText"/>
+        <w:spacing w:line="360" w:lineRule="auto"/>
+        <w:ind w:firstLine="709"/>
+        <w:jc w:val="both"/>
+        <w:rPr>
+          <w:sz w:val="28"/>
+          <w:szCs w:val="28"/>
+        </w:rPr>
+      </w:pPr>
+      <w:r>
+        <w:rPr>
+          <w:sz w:val="28"/>
+          <w:szCs w:val="28"/>
+        </w:rPr>
+        <w:t>-</w:t>
+      </w:r>
+      <w:r>
+        <w:rPr>
+          <w:sz w:val="28"/>
+          <w:szCs w:val="28"/>
+        </w:rPr>
+        <w:t xml:space="preserve"> Д</w:t>
+      </w:r>
+      <w:r>
+        <w:rPr>
+          <w:sz w:val="28"/>
+          <w:szCs w:val="28"/>
+        </w:rPr>
+        <w:t>обавление requirements.txt и улучшение воспроизводимости окружения;</w:t>
+      </w:r>
+    </w:p>
+    <w:p>
+      <w:pPr>
+        <w:pStyle w:val="PreformattedText"/>
+        <w:spacing w:line="360" w:lineRule="auto"/>
+        <w:ind w:firstLine="709"/>
+        <w:jc w:val="both"/>
+        <w:rPr>
+          <w:sz w:val="28"/>
+          <w:szCs w:val="28"/>
+        </w:rPr>
+      </w:pPr>
+      <w:r>
+        <w:rPr>
+          <w:sz w:val="28"/>
+          <w:szCs w:val="28"/>
+        </w:rPr>
+        <w:t>-</w:t>
+      </w:r>
+      <w:r>
+        <w:rPr>
+          <w:sz w:val="28"/>
+          <w:szCs w:val="28"/>
+        </w:rPr>
+        <w:t xml:space="preserve"> С</w:t>
+      </w:r>
+      <w:r>
+        <w:rPr>
+          <w:sz w:val="28"/>
+          <w:szCs w:val="28"/>
+        </w:rPr>
+        <w:t>охранение лучшей модели по валидационной метрике;</w:t>
+      </w:r>
+    </w:p>
+    <w:p>
+      <w:pPr>
+        <w:pStyle w:val="PreformattedText"/>
+        <w:spacing w:line="360" w:lineRule="auto"/>
+        <w:ind w:firstLine="709"/>
+        <w:jc w:val="both"/>
+        <w:rPr>
+          <w:sz w:val="28"/>
+          <w:szCs w:val="28"/>
+        </w:rPr>
+      </w:pPr>
+      <w:r>
+        <w:rPr>
+          <w:sz w:val="28"/>
+          <w:szCs w:val="28"/>
+        </w:rPr>
+        <w:t>-</w:t>
+      </w:r>
+      <w:r>
+        <w:rPr>
+          <w:sz w:val="28"/>
+          <w:szCs w:val="28"/>
+        </w:rPr>
+        <w:t xml:space="preserve"> В</w:t>
+      </w:r>
+      <w:r>
+        <w:rPr>
+          <w:sz w:val="28"/>
+          <w:szCs w:val="28"/>
+        </w:rPr>
+        <w:t>недрение аугментаций данных и ранней остановки;</w:t>
+      </w:r>
+    </w:p>
+    <w:p>
+      <w:pPr>
+        <w:pStyle w:val="PreformattedText"/>
+        <w:spacing w:line="360" w:lineRule="auto"/>
+        <w:ind w:firstLine="709"/>
+        <w:jc w:val="both"/>
+        <w:rPr>
+          <w:sz w:val="28"/>
+          <w:szCs w:val="28"/>
+        </w:rPr>
+      </w:pPr>
+      <w:r>
+        <w:rPr>
+          <w:sz w:val="28"/>
+          <w:szCs w:val="28"/>
+        </w:rPr>
+        <w:t>-</w:t>
+      </w:r>
+      <w:r>
+        <w:rPr>
+          <w:sz w:val="28"/>
+          <w:szCs w:val="28"/>
+        </w:rPr>
+        <w:t xml:space="preserve"> Л</w:t>
+      </w:r>
+      <w:r>
+        <w:rPr>
+          <w:sz w:val="28"/>
+          <w:szCs w:val="28"/>
+        </w:rPr>
+        <w:t>огирование метрик обучения (TensorBoard/W&amp;B);</w:t>
+      </w:r>
+    </w:p>
+    <w:p>
+      <w:pPr>
+        <w:pStyle w:val="PreformattedText"/>
+        <w:spacing w:line="360" w:lineRule="auto"/>
+        <w:ind w:firstLine="709"/>
+        <w:jc w:val="both"/>
+        <w:rPr>
+          <w:sz w:val="28"/>
+          <w:szCs w:val="28"/>
+        </w:rPr>
+      </w:pPr>
+      <w:r>
+        <w:rPr>
+          <w:sz w:val="28"/>
+          <w:szCs w:val="28"/>
+        </w:rPr>
+        <w:t>-</w:t>
+      </w:r>
+      <w:r>
+        <w:rPr>
+          <w:sz w:val="28"/>
+          <w:szCs w:val="28"/>
+        </w:rPr>
+        <w:t xml:space="preserve"> Э</w:t>
+      </w:r>
+      <w:r>
+        <w:rPr>
+          <w:sz w:val="28"/>
+          <w:szCs w:val="28"/>
+        </w:rPr>
+        <w:t>кспорт модели в ONNX/TorchScript для упрощения интеграции.</w:t>
+      </w:r>
+    </w:p>
+    <w:p>
+      <w:pPr>
+        <w:pStyle w:val="PreformattedText"/>
+        <w:spacing w:line="360" w:lineRule="auto"/>
+        <w:ind w:firstLine="709"/>
+        <w:jc w:val="both"/>
+        <w:rPr>
+          <w:sz w:val="28"/>
+          <w:szCs w:val="28"/>
+        </w:rPr>
+      </w:pPr>
+      <w:r>
+        <w:rPr>
+          <w:sz w:val="28"/>
+          <w:szCs w:val="28"/>
+        </w:rPr>
+        <w:t>Таким образом, проект успешно выполнен, соответствует поставленным задачам и может быть рекомендован к практическому использованию и дальнейшему развитию.</w:t>
+      </w:r>
+    </w:p>
+    <w:p>
+      <w:pPr>
+        <w:pStyle w:val="PreformattedText"/>
+        <w:spacing w:line="360" w:lineRule="auto"/>
+        <w:ind w:firstLine="709"/>
+        <w:jc w:val="both"/>
+        <w:rPr>
+          <w:sz w:val="28"/>
+          <w:szCs w:val="28"/>
+        </w:rPr>
+      </w:pPr>
+    </w:p>
+    <w:p>
+      <w:pPr>
+        <w:pStyle w:val="PreformattedText"/>
+        <w:spacing w:line="360" w:lineRule="auto"/>
+        <w:jc w:val="both"/>
+        <w:rPr>
+          <w:sz w:val="28"/>
+          <w:szCs w:val="28"/>
+        </w:rPr>
+      </w:pPr>
+    </w:p>
+    <w:p>
+      <w:pPr>
+        <w:pStyle w:val="PreformattedText"/>
+        <w:spacing w:line="360" w:lineRule="auto"/>
+        <w:ind w:firstLine="709"/>
+        <w:jc w:val="center"/>
         <w:rPr>
           <w:b/>
           <w:bCs/>
           <w:sz w:val="28"/>
           <w:szCs w:val="28"/>
         </w:rPr>
-        <w:t xml:space="preserve"> Вывод по практической части</w:t>
-      </w:r>
-    </w:p>
-    <w:p>
-      <w:pPr>
-        <w:pStyle w:val="PreformattedText"/>
-        <w:spacing w:line="360" w:lineRule="auto"/>
-        <w:ind w:firstLine="709"/>
-        <w:jc w:val="both"/>
-        <w:rPr>
-          <w:sz w:val="28"/>
-          <w:szCs w:val="28"/>
-        </w:rPr>
-      </w:pPr>
-      <w:r>
-        <w:rPr>
-          <w:sz w:val="28"/>
-          <w:szCs w:val="28"/>
-        </w:rPr>
-        <w:lastRenderedPageBreak/>
-        <w:t>В результате практической работы был разработан Telegram-бот для изучения английского языка.</w:t>
-      </w:r>
-    </w:p>
-    <w:p>
-      <w:pPr>
-        <w:pStyle w:val="PreformattedText"/>
-        <w:spacing w:line="360" w:lineRule="auto"/>
-        <w:ind w:firstLine="709"/>
-        <w:jc w:val="both"/>
-        <w:rPr>
-          <w:sz w:val="28"/>
-          <w:szCs w:val="28"/>
-        </w:rPr>
-      </w:pPr>
-      <w:r>
-        <w:rPr>
-          <w:sz w:val="28"/>
-          <w:szCs w:val="28"/>
-        </w:rPr>
-        <w:t>Бот выполняет следующие функции:</w:t>
-      </w:r>
-    </w:p>
-    <w:p>
-      <w:pPr>
-        <w:pStyle w:val="PreformattedText"/>
-        <w:spacing w:line="360" w:lineRule="auto"/>
-        <w:ind w:firstLine="709"/>
-        <w:jc w:val="both"/>
-        <w:rPr>
-          <w:sz w:val="28"/>
-          <w:szCs w:val="28"/>
-        </w:rPr>
-      </w:pPr>
-      <w:r>
-        <w:rPr>
-          <w:sz w:val="28"/>
-          <w:szCs w:val="28"/>
-        </w:rPr>
-        <w:t>- предоставляет учебные уроки;</w:t>
-      </w:r>
-    </w:p>
-    <w:p>
-      <w:pPr>
-        <w:pStyle w:val="PreformattedText"/>
-        <w:spacing w:line="360" w:lineRule="auto"/>
-        <w:ind w:firstLine="709"/>
-        <w:jc w:val="both"/>
-        <w:rPr>
-          <w:sz w:val="28"/>
-          <w:szCs w:val="28"/>
-        </w:rPr>
-      </w:pPr>
-      <w:r>
-        <w:rPr>
-          <w:sz w:val="28"/>
-          <w:szCs w:val="28"/>
-        </w:rPr>
-        <w:t>- предлагает тестовые задания;</w:t>
-      </w:r>
-    </w:p>
-    <w:p>
-      <w:pPr>
-        <w:pStyle w:val="PreformattedText"/>
-        <w:spacing w:line="360" w:lineRule="auto"/>
-        <w:ind w:firstLine="709"/>
-        <w:jc w:val="both"/>
-        <w:rPr>
-          <w:sz w:val="28"/>
-          <w:szCs w:val="28"/>
-        </w:rPr>
-      </w:pPr>
-      <w:r>
-        <w:rPr>
-          <w:sz w:val="28"/>
-          <w:szCs w:val="28"/>
-        </w:rPr>
-        <w:t>- проверяет ответы пользователей;</w:t>
-      </w:r>
-    </w:p>
-    <w:p>
-      <w:pPr>
-        <w:pStyle w:val="PreformattedText"/>
-        <w:spacing w:line="360" w:lineRule="auto"/>
-        <w:ind w:firstLine="709"/>
-        <w:jc w:val="both"/>
-        <w:rPr>
-          <w:sz w:val="28"/>
-          <w:szCs w:val="28"/>
-        </w:rPr>
-      </w:pPr>
-      <w:r>
-        <w:rPr>
-          <w:sz w:val="28"/>
-          <w:szCs w:val="28"/>
-        </w:rPr>
-        <w:t>- отслеживает прогресс обучения;</w:t>
-      </w:r>
-    </w:p>
-    <w:p>
-      <w:pPr>
-        <w:pStyle w:val="PreformattedText"/>
-        <w:spacing w:line="360" w:lineRule="auto"/>
-        <w:ind w:firstLine="709"/>
-        <w:jc w:val="both"/>
-        <w:rPr>
-          <w:sz w:val="28"/>
-          <w:szCs w:val="28"/>
-        </w:rPr>
-      </w:pPr>
-      <w:r>
-        <w:rPr>
-          <w:sz w:val="28"/>
-          <w:szCs w:val="28"/>
-        </w:rPr>
-        <w:t>- формирует индивидуальную статистику.</w:t>
-      </w:r>
-    </w:p>
-    <w:p>
-      <w:pPr>
-        <w:pStyle w:val="PreformattedText"/>
-        <w:spacing w:line="360" w:lineRule="auto"/>
-        <w:jc w:val="both"/>
-        <w:rPr>
-          <w:sz w:val="28"/>
-          <w:szCs w:val="28"/>
-        </w:rPr>
-      </w:pPr>
-    </w:p>
-    <w:p>
-      <w:pPr>
-        <w:pStyle w:val="PreformattedText"/>
-        <w:spacing w:line="360" w:lineRule="auto"/>
-        <w:ind w:firstLine="709"/>
-        <w:jc w:val="both"/>
-        <w:rPr>
-          <w:sz w:val="28"/>
-          <w:szCs w:val="28"/>
-        </w:rPr>
-      </w:pPr>
-      <w:r>
-        <w:rPr>
-          <w:sz w:val="28"/>
-          <w:szCs w:val="28"/>
-        </w:rPr>
-        <w:t>Разработанный бот может использоваться как дополнительный инструмент для самостоятельного изучения английского языка и имеет перспективы дальнейшего развития, например добавление базы данных, голосовых упражнений и системы уровней обучения.</w:t>
-      </w:r>
-    </w:p>
-    <w:p>
-      <w:pPr>
-        <w:pStyle w:val="PreformattedText"/>
-        <w:pageBreakBefore/>
-        <w:jc w:val="center"/>
+      </w:pPr>
+      <w:r>
         <w:rPr>
           <w:b/>
           <w:bCs/>
           <w:sz w:val="28"/>
           <w:szCs w:val="28"/>
         </w:rPr>
-      </w:pPr>
-      <w:r>
-        <w:rPr>
-          <w:b/>
-          <w:bCs/>
-          <w:sz w:val="28"/>
-          <w:szCs w:val="28"/>
-        </w:rPr>
-        <w:lastRenderedPageBreak/>
-        <w:t>Заключение</w:t>
-      </w:r>
-    </w:p>
-    <w:p>
-      <w:pPr>
-        <w:pStyle w:val="PreformattedText"/>
-        <w:spacing w:line="360" w:lineRule="auto"/>
-        <w:ind w:firstLine="709"/>
-        <w:jc w:val="both"/>
-        <w:rPr>
-          <w:sz w:val="28"/>
-          <w:szCs w:val="28"/>
-        </w:rPr>
-      </w:pPr>
-      <w:r>
-        <w:rPr>
-          <w:sz w:val="28"/>
-          <w:szCs w:val="28"/>
-        </w:rPr>
-        <w:t>В ходе выполнения проекта была достигнута поставленная цель: разработана и реализована система распознавания жестов руки на основе нейронной сети, обеспечивающая как офлайн-проверку изображений, так и распознавание в реальном времени с веб-камеры. Проект ориентирован на практическое применение и демонстрирует полный цикл работы с моделью машинного обучения — от подготовки данных до пользовательского интерфейса.</w:t>
-      </w:r>
-    </w:p>
-    <w:p>
-      <w:pPr>
-        <w:pStyle w:val="PreformattedText"/>
-        <w:spacing w:line="360" w:lineRule="auto"/>
-        <w:ind w:firstLine="709"/>
-        <w:jc w:val="both"/>
-        <w:rPr>
-          <w:sz w:val="28"/>
-          <w:szCs w:val="28"/>
-        </w:rPr>
-      </w:pPr>
-      <w:r>
-        <w:rPr>
-          <w:sz w:val="28"/>
-          <w:szCs w:val="28"/>
-        </w:rPr>
-        <w:t>В рамках работы были решены основные задачи:</w:t>
+        <w:t>Список литературы:</w:t>
       </w:r>
     </w:p>
     <w:p>
@@ -5599,14 +4111,7 @@
           <w:sz w:val="28"/>
           <w:szCs w:val="28"/>
         </w:rPr>
-        <w:t>.</w:t>
-      </w:r>
-      <w:r>
-        <w:rPr>
-          <w:sz w:val="28"/>
-          <w:szCs w:val="28"/>
-        </w:rPr>
-        <w:t>Проведён анализ предметной области и определены требования к системе распознавания жестов.</w:t>
+        <w:t>.Гудфеллоу И., Бенджио Й., Курвилль А. Глубокое обучение. — М.: ДМК Пресс, 2018.</w:t>
       </w:r>
     </w:p>
     <w:p>
@@ -5632,434 +4137,9 @@
           <w:sz w:val="28"/>
           <w:szCs w:val="28"/>
         </w:rPr>
-        <w:t>Изучены теоретические основы компьютерного зрения и применяемый технологический стек (PyTorch, OpenCV, Tkinter).</w:t>
-      </w:r>
-    </w:p>
-    <w:p>
-      <w:pPr>
-        <w:pStyle w:val="PreformattedText"/>
-        <w:spacing w:line="360" w:lineRule="auto"/>
-        <w:ind w:firstLine="709"/>
-        <w:jc w:val="both"/>
-        <w:rPr>
-          <w:sz w:val="28"/>
-          <w:szCs w:val="28"/>
-        </w:rPr>
-      </w:pPr>
-      <w:r>
-        <w:rPr>
-          <w:sz w:val="28"/>
-          <w:szCs w:val="28"/>
-        </w:rPr>
-        <w:t>3.</w:t>
-      </w:r>
-      <w:r>
-        <w:rPr>
-          <w:sz w:val="28"/>
-          <w:szCs w:val="28"/>
-        </w:rPr>
-        <w:t>Спроектирована структура проекта с разделением на модули подготовки данных, обучения, тестирования и инференса.</w:t>
-      </w:r>
-    </w:p>
-    <w:p>
-      <w:pPr>
-        <w:pStyle w:val="PreformattedText"/>
-        <w:spacing w:line="360" w:lineRule="auto"/>
-        <w:ind w:firstLine="709"/>
-        <w:jc w:val="both"/>
-        <w:rPr>
-          <w:sz w:val="28"/>
-          <w:szCs w:val="28"/>
-        </w:rPr>
-      </w:pPr>
-      <w:r>
-        <w:rPr>
-          <w:sz w:val="28"/>
-          <w:szCs w:val="28"/>
-        </w:rPr>
-        <w:t>4.</w:t>
-      </w:r>
-      <w:r>
-        <w:rPr>
-          <w:sz w:val="28"/>
-          <w:szCs w:val="28"/>
-        </w:rPr>
-        <w:t>Реализована модель классификации жестов на базе ResNet18 и написан программный код для её обучения.</w:t>
-      </w:r>
-    </w:p>
-    <w:p>
-      <w:pPr>
-        <w:pStyle w:val="PreformattedText"/>
-        <w:spacing w:line="360" w:lineRule="auto"/>
-        <w:ind w:firstLine="709"/>
-        <w:jc w:val="both"/>
-        <w:rPr>
-          <w:sz w:val="28"/>
-          <w:szCs w:val="28"/>
-        </w:rPr>
-      </w:pPr>
-      <w:r>
-        <w:rPr>
-          <w:sz w:val="28"/>
-          <w:szCs w:val="28"/>
-        </w:rPr>
-        <w:t>5.</w:t>
-      </w:r>
-      <w:r>
-        <w:rPr>
-          <w:sz w:val="28"/>
-          <w:szCs w:val="28"/>
-        </w:rPr>
-        <w:t>Выполнена подготовка датасета из исходных .parquet-данных с формированием обучающей и валидационной выборок.</w:t>
-      </w:r>
-    </w:p>
-    <w:p>
-      <w:pPr>
-        <w:pStyle w:val="PreformattedText"/>
-        <w:spacing w:line="360" w:lineRule="auto"/>
-        <w:ind w:firstLine="709"/>
-        <w:jc w:val="both"/>
-        <w:rPr>
-          <w:sz w:val="28"/>
-          <w:szCs w:val="28"/>
-        </w:rPr>
-      </w:pPr>
-      <w:r>
-        <w:rPr>
-          <w:sz w:val="28"/>
-          <w:szCs w:val="28"/>
-        </w:rPr>
-        <w:t>6.</w:t>
-      </w:r>
-      <w:r>
-        <w:rPr>
-          <w:sz w:val="28"/>
-          <w:szCs w:val="28"/>
-        </w:rPr>
-        <w:t>Проведено тестирование качества модели на валидационном наборе, а также проверена работа в режимах инференса по папке изображений и live-распознавания.</w:t>
-      </w:r>
-    </w:p>
-    <w:p>
-      <w:pPr>
-        <w:pStyle w:val="PreformattedText"/>
-        <w:spacing w:line="360" w:lineRule="auto"/>
-        <w:ind w:firstLine="709"/>
-        <w:jc w:val="both"/>
-        <w:rPr>
-          <w:sz w:val="28"/>
-          <w:szCs w:val="28"/>
-        </w:rPr>
-      </w:pPr>
-      <w:r>
-        <w:rPr>
-          <w:sz w:val="28"/>
-          <w:szCs w:val="28"/>
-        </w:rPr>
-        <w:t>Разработанная система может использоваться как учебный и демонстрационный инструмент по компьютерному зрению, а также как база для дальнейшего развития прикладных решений в области распознавания жестов.</w:t>
-      </w:r>
-    </w:p>
-    <w:p>
-      <w:pPr>
-        <w:pStyle w:val="PreformattedText"/>
-        <w:spacing w:line="360" w:lineRule="auto"/>
-        <w:ind w:firstLine="709"/>
-        <w:jc w:val="both"/>
-        <w:rPr>
-          <w:sz w:val="28"/>
-          <w:szCs w:val="28"/>
-        </w:rPr>
-      </w:pPr>
-      <w:r>
-        <w:rPr>
-          <w:sz w:val="28"/>
-          <w:szCs w:val="28"/>
-        </w:rPr>
-        <w:t>Перспективы дальнейшего развития:</w:t>
-      </w:r>
-    </w:p>
-    <w:p>
-      <w:pPr>
-        <w:pStyle w:val="PreformattedText"/>
-        <w:spacing w:line="360" w:lineRule="auto"/>
-        <w:ind w:firstLine="709"/>
-        <w:jc w:val="both"/>
-        <w:rPr>
-          <w:sz w:val="28"/>
-          <w:szCs w:val="28"/>
-        </w:rPr>
-      </w:pPr>
-      <w:r>
-        <w:rPr>
-          <w:sz w:val="28"/>
-          <w:szCs w:val="28"/>
-        </w:rPr>
-        <w:t>-</w:t>
-      </w:r>
-      <w:r>
-        <w:rPr>
-          <w:sz w:val="28"/>
-          <w:szCs w:val="28"/>
-        </w:rPr>
-        <w:t xml:space="preserve"> Д</w:t>
-      </w:r>
-      <w:r>
-        <w:rPr>
-          <w:sz w:val="28"/>
-          <w:szCs w:val="28"/>
-        </w:rPr>
-        <w:t>обавление requirements.txt и улучшение воспроизводимости окружения;</w:t>
-      </w:r>
-    </w:p>
-    <w:p>
-      <w:pPr>
-        <w:pStyle w:val="PreformattedText"/>
-        <w:spacing w:line="360" w:lineRule="auto"/>
-        <w:ind w:firstLine="709"/>
-        <w:jc w:val="both"/>
-        <w:rPr>
-          <w:sz w:val="28"/>
-          <w:szCs w:val="28"/>
-        </w:rPr>
-      </w:pPr>
-      <w:r>
-        <w:rPr>
-          <w:sz w:val="28"/>
-          <w:szCs w:val="28"/>
-        </w:rPr>
-        <w:t>-</w:t>
-      </w:r>
-      <w:r>
-        <w:rPr>
-          <w:sz w:val="28"/>
-          <w:szCs w:val="28"/>
-        </w:rPr>
-        <w:t xml:space="preserve"> С</w:t>
-      </w:r>
-      <w:r>
-        <w:rPr>
-          <w:sz w:val="28"/>
-          <w:szCs w:val="28"/>
-        </w:rPr>
-        <w:t>охранение лучшей модели по валидационной метрике;</w:t>
-      </w:r>
-    </w:p>
-    <w:p>
-      <w:pPr>
-        <w:pStyle w:val="PreformattedText"/>
-        <w:spacing w:line="360" w:lineRule="auto"/>
-        <w:ind w:firstLine="709"/>
-        <w:jc w:val="both"/>
-        <w:rPr>
-          <w:sz w:val="28"/>
-          <w:szCs w:val="28"/>
-        </w:rPr>
-      </w:pPr>
-      <w:r>
-        <w:rPr>
-          <w:sz w:val="28"/>
-          <w:szCs w:val="28"/>
-        </w:rPr>
-        <w:t>-</w:t>
-      </w:r>
-      <w:r>
-        <w:rPr>
-          <w:sz w:val="28"/>
-          <w:szCs w:val="28"/>
-        </w:rPr>
-        <w:t xml:space="preserve"> В</w:t>
-      </w:r>
-      <w:r>
-        <w:rPr>
-          <w:sz w:val="28"/>
-          <w:szCs w:val="28"/>
-        </w:rPr>
-        <w:t>недрение аугментаций данных и ранней остановки;</w:t>
-      </w:r>
-    </w:p>
-    <w:p>
-      <w:pPr>
-        <w:pStyle w:val="PreformattedText"/>
-        <w:spacing w:line="360" w:lineRule="auto"/>
-        <w:ind w:firstLine="709"/>
-        <w:jc w:val="both"/>
-        <w:rPr>
-          <w:sz w:val="28"/>
-          <w:szCs w:val="28"/>
-        </w:rPr>
-      </w:pPr>
-      <w:r>
-        <w:rPr>
-          <w:sz w:val="28"/>
-          <w:szCs w:val="28"/>
-        </w:rPr>
-        <w:t>-</w:t>
-      </w:r>
-      <w:r>
-        <w:rPr>
-          <w:sz w:val="28"/>
-          <w:szCs w:val="28"/>
-        </w:rPr>
-        <w:t xml:space="preserve"> Л</w:t>
-      </w:r>
-      <w:r>
-        <w:rPr>
-          <w:sz w:val="28"/>
-          <w:szCs w:val="28"/>
-        </w:rPr>
-        <w:t>огирование метрик обучения (TensorBoard/W&amp;B);</w:t>
-      </w:r>
-    </w:p>
-    <w:p>
-      <w:pPr>
-        <w:pStyle w:val="PreformattedText"/>
-        <w:spacing w:line="360" w:lineRule="auto"/>
-        <w:ind w:firstLine="709"/>
-        <w:jc w:val="both"/>
-        <w:rPr>
-          <w:sz w:val="28"/>
-          <w:szCs w:val="28"/>
-        </w:rPr>
-      </w:pPr>
-      <w:r>
-        <w:rPr>
-          <w:sz w:val="28"/>
-          <w:szCs w:val="28"/>
-        </w:rPr>
-        <w:t>-</w:t>
-      </w:r>
-      <w:r>
-        <w:rPr>
-          <w:sz w:val="28"/>
-          <w:szCs w:val="28"/>
-        </w:rPr>
-        <w:t xml:space="preserve"> Э</w:t>
-      </w:r>
-      <w:r>
-        <w:rPr>
-          <w:sz w:val="28"/>
-          <w:szCs w:val="28"/>
-        </w:rPr>
-        <w:t>кспорт модели в ONNX/TorchScript для упрощения интеграции.</w:t>
-      </w:r>
-    </w:p>
-    <w:p>
-      <w:pPr>
-        <w:pStyle w:val="PreformattedText"/>
-        <w:spacing w:line="360" w:lineRule="auto"/>
-        <w:ind w:firstLine="709"/>
-        <w:jc w:val="both"/>
-        <w:rPr>
-          <w:sz w:val="28"/>
-          <w:szCs w:val="28"/>
-        </w:rPr>
-      </w:pPr>
-      <w:r>
-        <w:rPr>
-          <w:sz w:val="28"/>
-          <w:szCs w:val="28"/>
-        </w:rPr>
-        <w:t>Таким образом, проект успешно выполнен, соответствует поставленным задачам и может быть рекомендован к практическому использованию и дальнейшему развитию.</w:t>
-      </w:r>
-    </w:p>
-    <w:p>
-      <w:pPr>
-        <w:pStyle w:val="PreformattedText"/>
-        <w:spacing w:line="360" w:lineRule="auto"/>
-        <w:ind w:firstLine="709"/>
-        <w:jc w:val="both"/>
-        <w:rPr>
-          <w:sz w:val="28"/>
-          <w:szCs w:val="28"/>
-        </w:rPr>
-      </w:pPr>
-    </w:p>
-    <w:p>
-      <w:pPr>
-        <w:pStyle w:val="PreformattedText"/>
-        <w:spacing w:line="360" w:lineRule="auto"/>
-        <w:jc w:val="both"/>
-        <w:rPr>
-          <w:sz w:val="28"/>
-          <w:szCs w:val="28"/>
-        </w:rPr>
-      </w:pPr>
-    </w:p>
-    <w:p>
-      <w:pPr>
-        <w:pStyle w:val="PreformattedText"/>
-        <w:spacing w:line="360" w:lineRule="auto"/>
-        <w:ind w:firstLine="709"/>
-        <w:jc w:val="center"/>
-        <w:rPr>
-          <w:b/>
-          <w:bCs/>
-          <w:sz w:val="28"/>
-          <w:szCs w:val="28"/>
-        </w:rPr>
-      </w:pPr>
-      <w:r>
-        <w:rPr>
-          <w:b/>
-          <w:bCs/>
-          <w:sz w:val="28"/>
-          <w:szCs w:val="28"/>
-        </w:rPr>
-        <w:t>Список литературы:</w:t>
-      </w:r>
-    </w:p>
-    <w:p>
-      <w:pPr>
-        <w:pStyle w:val="PreformattedText"/>
-        <w:spacing w:line="360" w:lineRule="auto"/>
-        <w:ind w:firstLine="709"/>
-        <w:jc w:val="both"/>
-        <w:rPr>
-          <w:sz w:val="28"/>
-          <w:szCs w:val="28"/>
-        </w:rPr>
-      </w:pPr>
-      <w:r>
-        <w:rPr>
-          <w:sz w:val="28"/>
-          <w:szCs w:val="28"/>
-        </w:rPr>
-        <w:t>1</w:t>
-      </w:r>
-      <w:r>
-        <w:rPr>
-          <w:sz w:val="28"/>
-          <w:szCs w:val="28"/>
-        </w:rPr>
-        <w:t>.Гудфеллоу И., Бенджио Й., Курвилль А. Глубокое обучение. — М.: ДМК Пресс, 2018.</w:t>
-      </w:r>
-    </w:p>
-    <w:p>
-      <w:pPr>
-        <w:pStyle w:val="PreformattedText"/>
-        <w:spacing w:line="360" w:lineRule="auto"/>
-        <w:ind w:firstLine="709"/>
-        <w:jc w:val="both"/>
-        <w:rPr>
-          <w:sz w:val="28"/>
-          <w:szCs w:val="28"/>
-        </w:rPr>
-      </w:pPr>
-      <w:r>
-        <w:rPr>
-          <w:sz w:val="28"/>
-          <w:szCs w:val="28"/>
-          <w:lang w:val="en-US"/>
-        </w:rPr>
-        <w:t>2.</w:t>
-      </w:r>
-      <w:r>
-        <w:rPr>
-          <w:sz w:val="28"/>
-          <w:szCs w:val="28"/>
-        </w:rPr>
         <w:t>Python : официальный сайт. URL: </w:t>
       </w:r>
-      <w:hyperlink r:id="rId21" w:tgtFrame="_blank" w:history="1">
+      <w:hyperlink r:id="rId19" w:tgtFrame="_blank" w:history="1">
         <w:r>
           <w:rPr>
             <w:rStyle w:val="a5"/>
@@ -6132,20 +4212,22 @@
         <w:spacing w:line="360" w:lineRule="auto"/>
         <w:rPr>
           <w:rStyle w:val="a5"/>
-        </w:rPr>
-      </w:pPr>
-      <w:r>
-        <w:rPr>
-          <w:sz w:val="28"/>
-          <w:szCs w:val="28"/>
           <w:lang w:val="en-US"/>
         </w:rPr>
+      </w:pPr>
+      <w:r>
+        <w:rPr>
+          <w:sz w:val="28"/>
+          <w:szCs w:val="28"/>
+          <w:lang w:val="en-US"/>
+        </w:rPr>
         <w:t>URL: </w:t>
       </w:r>
-      <w:hyperlink r:id="rId22" w:tgtFrame="_blank" w:history="1">
+      <w:hyperlink r:id="rId20" w:tgtFrame="_blank" w:history="1">
         <w:r>
           <w:rPr>
             <w:rStyle w:val="a5"/>
+            <w:lang w:val="en-US"/>
           </w:rPr>
           <w:t>https://pytorch.org/docs/stable/index.html</w:t>
         </w:r>
@@ -6182,7 +4264,7 @@
         </w:rPr>
         <w:t xml:space="preserve"> библиотеки. URL: </w:t>
       </w:r>
-      <w:hyperlink r:id="rId23" w:tgtFrame="_blank" w:history="1">
+      <w:hyperlink r:id="rId21" w:tgtFrame="_blank" w:history="1">
         <w:r>
           <w:rPr>
             <w:rStyle w:val="a5"/>
@@ -6209,7 +4291,7 @@
         </w:rPr>
         <w:t>5.OpenCV : официальная документация. URL: </w:t>
       </w:r>
-      <w:hyperlink r:id="rId24" w:tgtFrame="_blank" w:history="1">
+      <w:hyperlink r:id="rId22" w:tgtFrame="_blank" w:history="1">
         <w:r>
           <w:rPr>
             <w:rStyle w:val="a5"/>
@@ -6235,7 +4317,7 @@
         </w:rPr>
         <w:t>6.Pillow (PIL Fork) : документация библиотеки. URL: </w:t>
       </w:r>
-      <w:hyperlink r:id="rId25" w:tgtFrame="_blank" w:history="1">
+      <w:hyperlink r:id="rId23" w:tgtFrame="_blank" w:history="1">
         <w:r>
           <w:rPr>
             <w:rStyle w:val="a5"/>
@@ -6249,6 +4331,7 @@
         <w:pStyle w:val="PreformattedText"/>
         <w:spacing w:line="360" w:lineRule="auto"/>
         <w:ind w:firstLine="709"/>
+        <w:jc w:val="both"/>
         <w:rPr>
           <w:sz w:val="28"/>
           <w:szCs w:val="28"/>
@@ -6260,57 +4343,14 @@
           <w:szCs w:val="28"/>
           <w:lang w:val="en-US"/>
         </w:rPr>
-        <w:t>7.</w:t>
-      </w:r>
-      <w:r>
-        <w:rPr>
-          <w:sz w:val="28"/>
-          <w:szCs w:val="28"/>
-        </w:rPr>
-        <w:t>Tkinter</w:t>
-      </w:r>
-      <w:r>
-        <w:rPr>
-          <w:sz w:val="28"/>
-          <w:szCs w:val="28"/>
-          <w:lang w:val="en-US"/>
-        </w:rPr>
-        <w:t xml:space="preserve"> </w:t>
-      </w:r>
-      <w:r>
-        <w:rPr>
-          <w:sz w:val="28"/>
-          <w:szCs w:val="28"/>
-        </w:rPr>
-        <w:t>: документация Python. URL: </w:t>
-      </w:r>
-      <w:hyperlink r:id="rId26" w:tgtFrame="_blank" w:history="1">
-        <w:r>
-          <w:rPr>
-            <w:rStyle w:val="a5"/>
-          </w:rPr>
-          <w:t>https://docs.python.org/3/library/tkinter.html</w:t>
-        </w:r>
-      </w:hyperlink>
-    </w:p>
-    <w:p>
-      <w:pPr>
-        <w:pStyle w:val="PreformattedText"/>
-        <w:spacing w:line="360" w:lineRule="auto"/>
-        <w:ind w:firstLine="709"/>
-        <w:jc w:val="both"/>
-        <w:rPr>
-          <w:sz w:val="28"/>
-          <w:szCs w:val="28"/>
-        </w:rPr>
-      </w:pPr>
-      <w:r>
-        <w:rPr>
-          <w:sz w:val="28"/>
-          <w:szCs w:val="28"/>
-          <w:lang w:val="en-US"/>
-        </w:rPr>
-        <w:t>8.</w:t>
+        <w:t>7</w:t>
+      </w:r>
+      <w:r>
+        <w:rPr>
+          <w:sz w:val="28"/>
+          <w:szCs w:val="28"/>
+        </w:rPr>
+        <w:t>.</w:t>
       </w:r>
       <w:r>
         <w:rPr>
@@ -6319,7 +4359,7 @@
         </w:rPr>
         <w:t>NumPy : официальная документация. URL: </w:t>
       </w:r>
-      <w:hyperlink r:id="rId27" w:tgtFrame="_blank" w:history="1">
+      <w:hyperlink r:id="rId24" w:tgtFrame="_blank" w:history="1">
         <w:r>
           <w:rPr>
             <w:rStyle w:val="a5"/>
@@ -6344,9 +4384,16 @@
           <w:sz w:val="28"/>
           <w:szCs w:val="28"/>
         </w:rPr>
-        <w:t>9.Habr. Нейронные сети и компьютерное зрение на Python : статьи и практические материалы. URL: </w:t>
-      </w:r>
-      <w:hyperlink r:id="rId28" w:tgtFrame="_blank" w:history="1">
+        <w:t>8</w:t>
+      </w:r>
+      <w:r>
+        <w:rPr>
+          <w:sz w:val="28"/>
+          <w:szCs w:val="28"/>
+        </w:rPr>
+        <w:t>.Habr. Нейронные сети и компьютерное зрение на Python : статьи и практические материалы. URL: </w:t>
+      </w:r>
+      <w:hyperlink r:id="rId25" w:tgtFrame="_blank" w:history="1">
         <w:r>
           <w:rPr>
             <w:rStyle w:val="a5"/>
@@ -6371,9 +4418,16 @@
           <w:sz w:val="28"/>
           <w:szCs w:val="28"/>
         </w:rPr>
-        <w:t>10.Kaggle. Datasets и материалы по распознаванию изображений. URL: </w:t>
-      </w:r>
-      <w:hyperlink r:id="rId29" w:tgtFrame="_blank" w:history="1">
+        <w:t>9</w:t>
+      </w:r>
+      <w:r>
+        <w:rPr>
+          <w:sz w:val="28"/>
+          <w:szCs w:val="28"/>
+        </w:rPr>
+        <w:t>.Kaggle. Datasets и материалы по распознаванию изображений. URL: </w:t>
+      </w:r>
+      <w:hyperlink r:id="rId26" w:tgtFrame="_blank" w:history="1">
         <w:r>
           <w:rPr>
             <w:rStyle w:val="a5"/>
@@ -6381,8 +4435,6 @@
           <w:t>https://www.kaggle.com</w:t>
         </w:r>
       </w:hyperlink>
-      <w:bookmarkStart w:id="0" w:name="_GoBack"/>
-      <w:bookmarkEnd w:id="0"/>
     </w:p>
     <w:sectPr>
       <w:pgSz w:w="11906" w:h="16838"/>
@@ -6437,6 +4489,155 @@
 <file path=word/numbering.xml><?xml version="1.0" encoding="utf-8"?>
 <w:numbering xmlns:wpc="http://schemas.microsoft.com/office/word/2010/wordprocessingCanvas" xmlns:mc="http://schemas.openxmlformats.org/markup-compatibility/2006" xmlns:o="urn:schemas-microsoft-com:office:office" xmlns:r="http://schemas.openxmlformats.org/officeDocument/2006/relationships" xmlns:m="http://schemas.openxmlformats.org/officeDocument/2006/math" xmlns:v="urn:schemas-microsoft-com:vml" xmlns:wp14="http://schemas.microsoft.com/office/word/2010/wordprocessingDrawing" xmlns:wp="http://schemas.openxmlformats.org/drawingml/2006/wordprocessingDrawing" xmlns:w10="urn:schemas-microsoft-com:office:word" xmlns:w="http://schemas.openxmlformats.org/wordprocessingml/2006/main" xmlns:w14="http://schemas.microsoft.com/office/word/2010/wordml" xmlns:w15="http://schemas.microsoft.com/office/word/2012/wordml" xmlns:wpg="http://schemas.microsoft.com/office/word/2010/wordprocessingGroup" xmlns:wpi="http://schemas.microsoft.com/office/word/2010/wordprocessingInk" xmlns:wne="http://schemas.microsoft.com/office/word/2006/wordml" xmlns:wps="http://schemas.microsoft.com/office/word/2010/wordprocessingShape" mc:Ignorable="w14 w15 wp14">
   <w:abstractNum w:abstractNumId="0" w15:restartNumberingAfterBreak="0">
+    <w:nsid w:val="01BF2FD0"/>
+    <w:multiLevelType w:val="multilevel"/>
+    <w:tmpl w:val="1BA86FB8"/>
+    <w:lvl w:ilvl="0">
+      <w:start w:val="1"/>
+      <w:numFmt w:val="bullet"/>
+      <w:lvlText w:val=""/>
+      <w:lvlJc w:val="left"/>
+      <w:pPr>
+        <w:tabs>
+          <w:tab w:val="num" w:pos="720"/>
+        </w:tabs>
+        <w:ind w:left="720" w:hanging="360"/>
+      </w:pPr>
+      <w:rPr>
+        <w:rFonts w:ascii="Symbol" w:hAnsi="Symbol" w:hint="default"/>
+        <w:sz w:val="20"/>
+      </w:rPr>
+    </w:lvl>
+    <w:lvl w:ilvl="1" w:tentative="1">
+      <w:start w:val="1"/>
+      <w:numFmt w:val="bullet"/>
+      <w:lvlText w:val=""/>
+      <w:lvlJc w:val="left"/>
+      <w:pPr>
+        <w:tabs>
+          <w:tab w:val="num" w:pos="1440"/>
+        </w:tabs>
+        <w:ind w:left="1440" w:hanging="360"/>
+      </w:pPr>
+      <w:rPr>
+        <w:rFonts w:ascii="Symbol" w:hAnsi="Symbol" w:hint="default"/>
+        <w:sz w:val="20"/>
+      </w:rPr>
+    </w:lvl>
+    <w:lvl w:ilvl="2" w:tentative="1">
+      <w:start w:val="1"/>
+      <w:numFmt w:val="bullet"/>
+      <w:lvlText w:val=""/>
+      <w:lvlJc w:val="left"/>
+      <w:pPr>
+        <w:tabs>
+          <w:tab w:val="num" w:pos="2160"/>
+        </w:tabs>
+        <w:ind w:left="2160" w:hanging="360"/>
+      </w:pPr>
+      <w:rPr>
+        <w:rFonts w:ascii="Symbol" w:hAnsi="Symbol" w:hint="default"/>
+        <w:sz w:val="20"/>
+      </w:rPr>
+    </w:lvl>
+    <w:lvl w:ilvl="3" w:tentative="1">
+      <w:start w:val="1"/>
+      <w:numFmt w:val="bullet"/>
+      <w:lvlText w:val=""/>
+      <w:lvlJc w:val="left"/>
+      <w:pPr>
+        <w:tabs>
+          <w:tab w:val="num" w:pos="2880"/>
+        </w:tabs>
+        <w:ind w:left="2880" w:hanging="360"/>
+      </w:pPr>
+      <w:rPr>
+        <w:rFonts w:ascii="Symbol" w:hAnsi="Symbol" w:hint="default"/>
+        <w:sz w:val="20"/>
+      </w:rPr>
+    </w:lvl>
+    <w:lvl w:ilvl="4" w:tentative="1">
+      <w:start w:val="1"/>
+      <w:numFmt w:val="bullet"/>
+      <w:lvlText w:val=""/>
+      <w:lvlJc w:val="left"/>
+      <w:pPr>
+        <w:tabs>
+          <w:tab w:val="num" w:pos="3600"/>
+        </w:tabs>
+        <w:ind w:left="3600" w:hanging="360"/>
+      </w:pPr>
+      <w:rPr>
+        <w:rFonts w:ascii="Symbol" w:hAnsi="Symbol" w:hint="default"/>
+        <w:sz w:val="20"/>
+      </w:rPr>
+    </w:lvl>
+    <w:lvl w:ilvl="5" w:tentative="1">
+      <w:start w:val="1"/>
+      <w:numFmt w:val="bullet"/>
+      <w:lvlText w:val=""/>
+      <w:lvlJc w:val="left"/>
+      <w:pPr>
+        <w:tabs>
+          <w:tab w:val="num" w:pos="4320"/>
+        </w:tabs>
+        <w:ind w:left="4320" w:hanging="360"/>
+      </w:pPr>
+      <w:rPr>
+        <w:rFonts w:ascii="Symbol" w:hAnsi="Symbol" w:hint="default"/>
+        <w:sz w:val="20"/>
+      </w:rPr>
+    </w:lvl>
+    <w:lvl w:ilvl="6" w:tentative="1">
+      <w:start w:val="1"/>
+      <w:numFmt w:val="bullet"/>
+      <w:lvlText w:val=""/>
+      <w:lvlJc w:val="left"/>
+      <w:pPr>
+        <w:tabs>
+          <w:tab w:val="num" w:pos="5040"/>
+        </w:tabs>
+        <w:ind w:left="5040" w:hanging="360"/>
+      </w:pPr>
+      <w:rPr>
+        <w:rFonts w:ascii="Symbol" w:hAnsi="Symbol" w:hint="default"/>
+        <w:sz w:val="20"/>
+      </w:rPr>
+    </w:lvl>
+    <w:lvl w:ilvl="7" w:tentative="1">
+      <w:start w:val="1"/>
+      <w:numFmt w:val="bullet"/>
+      <w:lvlText w:val=""/>
+      <w:lvlJc w:val="left"/>
+      <w:pPr>
+        <w:tabs>
+          <w:tab w:val="num" w:pos="5760"/>
+        </w:tabs>
+        <w:ind w:left="5760" w:hanging="360"/>
+      </w:pPr>
+      <w:rPr>
+        <w:rFonts w:ascii="Symbol" w:hAnsi="Symbol" w:hint="default"/>
+        <w:sz w:val="20"/>
+      </w:rPr>
+    </w:lvl>
+    <w:lvl w:ilvl="8" w:tentative="1">
+      <w:start w:val="1"/>
+      <w:numFmt w:val="bullet"/>
+      <w:lvlText w:val=""/>
+      <w:lvlJc w:val="left"/>
+      <w:pPr>
+        <w:tabs>
+          <w:tab w:val="num" w:pos="6480"/>
+        </w:tabs>
+        <w:ind w:left="6480" w:hanging="360"/>
+      </w:pPr>
+      <w:rPr>
+        <w:rFonts w:ascii="Symbol" w:hAnsi="Symbol" w:hint="default"/>
+        <w:sz w:val="20"/>
+      </w:rPr>
+    </w:lvl>
+  </w:abstractNum>
+  <w:abstractNum w:abstractNumId="1" w15:restartNumberingAfterBreak="0">
     <w:nsid w:val="02494D1C"/>
     <w:multiLevelType w:val="multilevel"/>
     <w:tmpl w:val="DA462DBA"/>
@@ -6549,7 +4750,7 @@
       </w:pPr>
     </w:lvl>
   </w:abstractNum>
-  <w:abstractNum w:abstractNumId="1" w15:restartNumberingAfterBreak="0">
+  <w:abstractNum w:abstractNumId="2" w15:restartNumberingAfterBreak="0">
     <w:nsid w:val="298E65FF"/>
     <w:multiLevelType w:val="multilevel"/>
     <w:tmpl w:val="881CFF2A"/>
@@ -6698,7 +4899,7 @@
       </w:rPr>
     </w:lvl>
   </w:abstractNum>
-  <w:abstractNum w:abstractNumId="2" w15:restartNumberingAfterBreak="0">
+  <w:abstractNum w:abstractNumId="3" w15:restartNumberingAfterBreak="0">
     <w:nsid w:val="2AA40487"/>
     <w:multiLevelType w:val="multilevel"/>
     <w:tmpl w:val="9A4CEC00"/>
@@ -6811,7 +5012,7 @@
       </w:pPr>
     </w:lvl>
   </w:abstractNum>
-  <w:abstractNum w:abstractNumId="3" w15:restartNumberingAfterBreak="0">
+  <w:abstractNum w:abstractNumId="4" w15:restartNumberingAfterBreak="0">
     <w:nsid w:val="2C8809C7"/>
     <w:multiLevelType w:val="multilevel"/>
     <w:tmpl w:val="785286F4"/>
@@ -6924,7 +5125,7 @@
       </w:pPr>
     </w:lvl>
   </w:abstractNum>
-  <w:abstractNum w:abstractNumId="4" w15:restartNumberingAfterBreak="0">
+  <w:abstractNum w:abstractNumId="5" w15:restartNumberingAfterBreak="0">
     <w:nsid w:val="2C947103"/>
     <w:multiLevelType w:val="multilevel"/>
     <w:tmpl w:val="A150ED14"/>
@@ -7073,7 +5274,7 @@
       </w:rPr>
     </w:lvl>
   </w:abstractNum>
-  <w:abstractNum w:abstractNumId="5" w15:restartNumberingAfterBreak="0">
+  <w:abstractNum w:abstractNumId="6" w15:restartNumberingAfterBreak="0">
     <w:nsid w:val="351A54CE"/>
     <w:multiLevelType w:val="multilevel"/>
     <w:tmpl w:val="5BC632E2"/>
@@ -7222,7 +5423,7 @@
       </w:rPr>
     </w:lvl>
   </w:abstractNum>
-  <w:abstractNum w:abstractNumId="6" w15:restartNumberingAfterBreak="0">
+  <w:abstractNum w:abstractNumId="7" w15:restartNumberingAfterBreak="0">
     <w:nsid w:val="3AF33200"/>
     <w:multiLevelType w:val="multilevel"/>
     <w:tmpl w:val="E3A48D96"/>
@@ -7335,7 +5536,7 @@
       </w:pPr>
     </w:lvl>
   </w:abstractNum>
-  <w:abstractNum w:abstractNumId="7" w15:restartNumberingAfterBreak="0">
+  <w:abstractNum w:abstractNumId="8" w15:restartNumberingAfterBreak="0">
     <w:nsid w:val="42377F3F"/>
     <w:multiLevelType w:val="multilevel"/>
     <w:tmpl w:val="C25271BC"/>
@@ -7448,7 +5649,7 @@
       </w:pPr>
     </w:lvl>
   </w:abstractNum>
-  <w:abstractNum w:abstractNumId="8" w15:restartNumberingAfterBreak="0">
+  <w:abstractNum w:abstractNumId="9" w15:restartNumberingAfterBreak="0">
     <w:nsid w:val="4DE63D7E"/>
     <w:multiLevelType w:val="multilevel"/>
     <w:tmpl w:val="737E3782"/>
@@ -7597,7 +5798,156 @@
       </w:rPr>
     </w:lvl>
   </w:abstractNum>
-  <w:abstractNum w:abstractNumId="9" w15:restartNumberingAfterBreak="0">
+  <w:abstractNum w:abstractNumId="10" w15:restartNumberingAfterBreak="0">
+    <w:nsid w:val="56170B2E"/>
+    <w:multiLevelType w:val="multilevel"/>
+    <w:tmpl w:val="2DE0677C"/>
+    <w:lvl w:ilvl="0">
+      <w:start w:val="1"/>
+      <w:numFmt w:val="bullet"/>
+      <w:lvlText w:val=""/>
+      <w:lvlJc w:val="left"/>
+      <w:pPr>
+        <w:tabs>
+          <w:tab w:val="num" w:pos="720"/>
+        </w:tabs>
+        <w:ind w:left="720" w:hanging="360"/>
+      </w:pPr>
+      <w:rPr>
+        <w:rFonts w:ascii="Symbol" w:hAnsi="Symbol" w:hint="default"/>
+        <w:sz w:val="20"/>
+      </w:rPr>
+    </w:lvl>
+    <w:lvl w:ilvl="1" w:tentative="1">
+      <w:start w:val="1"/>
+      <w:numFmt w:val="bullet"/>
+      <w:lvlText w:val=""/>
+      <w:lvlJc w:val="left"/>
+      <w:pPr>
+        <w:tabs>
+          <w:tab w:val="num" w:pos="1440"/>
+        </w:tabs>
+        <w:ind w:left="1440" w:hanging="360"/>
+      </w:pPr>
+      <w:rPr>
+        <w:rFonts w:ascii="Symbol" w:hAnsi="Symbol" w:hint="default"/>
+        <w:sz w:val="20"/>
+      </w:rPr>
+    </w:lvl>
+    <w:lvl w:ilvl="2" w:tentative="1">
+      <w:start w:val="1"/>
+      <w:numFmt w:val="bullet"/>
+      <w:lvlText w:val=""/>
+      <w:lvlJc w:val="left"/>
+      <w:pPr>
+        <w:tabs>
+          <w:tab w:val="num" w:pos="2160"/>
+        </w:tabs>
+        <w:ind w:left="2160" w:hanging="360"/>
+      </w:pPr>
+      <w:rPr>
+        <w:rFonts w:ascii="Symbol" w:hAnsi="Symbol" w:hint="default"/>
+        <w:sz w:val="20"/>
+      </w:rPr>
+    </w:lvl>
+    <w:lvl w:ilvl="3" w:tentative="1">
+      <w:start w:val="1"/>
+      <w:numFmt w:val="bullet"/>
+      <w:lvlText w:val=""/>
+      <w:lvlJc w:val="left"/>
+      <w:pPr>
+        <w:tabs>
+          <w:tab w:val="num" w:pos="2880"/>
+        </w:tabs>
+        <w:ind w:left="2880" w:hanging="360"/>
+      </w:pPr>
+      <w:rPr>
+        <w:rFonts w:ascii="Symbol" w:hAnsi="Symbol" w:hint="default"/>
+        <w:sz w:val="20"/>
+      </w:rPr>
+    </w:lvl>
+    <w:lvl w:ilvl="4" w:tentative="1">
+      <w:start w:val="1"/>
+      <w:numFmt w:val="bullet"/>
+      <w:lvlText w:val=""/>
+      <w:lvlJc w:val="left"/>
+      <w:pPr>
+        <w:tabs>
+          <w:tab w:val="num" w:pos="3600"/>
+        </w:tabs>
+        <w:ind w:left="3600" w:hanging="360"/>
+      </w:pPr>
+      <w:rPr>
+        <w:rFonts w:ascii="Symbol" w:hAnsi="Symbol" w:hint="default"/>
+        <w:sz w:val="20"/>
+      </w:rPr>
+    </w:lvl>
+    <w:lvl w:ilvl="5" w:tentative="1">
+      <w:start w:val="1"/>
+      <w:numFmt w:val="bullet"/>
+      <w:lvlText w:val=""/>
+      <w:lvlJc w:val="left"/>
+      <w:pPr>
+        <w:tabs>
+          <w:tab w:val="num" w:pos="4320"/>
+        </w:tabs>
+        <w:ind w:left="4320" w:hanging="360"/>
+      </w:pPr>
+      <w:rPr>
+        <w:rFonts w:ascii="Symbol" w:hAnsi="Symbol" w:hint="default"/>
+        <w:sz w:val="20"/>
+      </w:rPr>
+    </w:lvl>
+    <w:lvl w:ilvl="6" w:tentative="1">
+      <w:start w:val="1"/>
+      <w:numFmt w:val="bullet"/>
+      <w:lvlText w:val=""/>
+      <w:lvlJc w:val="left"/>
+      <w:pPr>
+        <w:tabs>
+          <w:tab w:val="num" w:pos="5040"/>
+        </w:tabs>
+        <w:ind w:left="5040" w:hanging="360"/>
+      </w:pPr>
+      <w:rPr>
+        <w:rFonts w:ascii="Symbol" w:hAnsi="Symbol" w:hint="default"/>
+        <w:sz w:val="20"/>
+      </w:rPr>
+    </w:lvl>
+    <w:lvl w:ilvl="7" w:tentative="1">
+      <w:start w:val="1"/>
+      <w:numFmt w:val="bullet"/>
+      <w:lvlText w:val=""/>
+      <w:lvlJc w:val="left"/>
+      <w:pPr>
+        <w:tabs>
+          <w:tab w:val="num" w:pos="5760"/>
+        </w:tabs>
+        <w:ind w:left="5760" w:hanging="360"/>
+      </w:pPr>
+      <w:rPr>
+        <w:rFonts w:ascii="Symbol" w:hAnsi="Symbol" w:hint="default"/>
+        <w:sz w:val="20"/>
+      </w:rPr>
+    </w:lvl>
+    <w:lvl w:ilvl="8" w:tentative="1">
+      <w:start w:val="1"/>
+      <w:numFmt w:val="bullet"/>
+      <w:lvlText w:val=""/>
+      <w:lvlJc w:val="left"/>
+      <w:pPr>
+        <w:tabs>
+          <w:tab w:val="num" w:pos="6480"/>
+        </w:tabs>
+        <w:ind w:left="6480" w:hanging="360"/>
+      </w:pPr>
+      <w:rPr>
+        <w:rFonts w:ascii="Symbol" w:hAnsi="Symbol" w:hint="default"/>
+        <w:sz w:val="20"/>
+      </w:rPr>
+    </w:lvl>
+  </w:abstractNum>
+  <w:abstractNum w:abstractNumId="11" w15:restartNumberingAfterBreak="0">
     <w:nsid w:val="56733761"/>
     <w:multiLevelType w:val="multilevel"/>
     <w:tmpl w:val="9614EA48"/>
@@ -7710,7 +6060,7 @@
       </w:pPr>
     </w:lvl>
   </w:abstractNum>
-  <w:abstractNum w:abstractNumId="10" w15:restartNumberingAfterBreak="0">
+  <w:abstractNum w:abstractNumId="12" w15:restartNumberingAfterBreak="0">
     <w:nsid w:val="64944FA8"/>
     <w:multiLevelType w:val="multilevel"/>
     <w:tmpl w:val="687E0350"/>
@@ -7859,7 +6209,7 @@
       </w:rPr>
     </w:lvl>
   </w:abstractNum>
-  <w:abstractNum w:abstractNumId="11" w15:restartNumberingAfterBreak="0">
+  <w:abstractNum w:abstractNumId="13" w15:restartNumberingAfterBreak="0">
     <w:nsid w:val="75A34C02"/>
     <w:multiLevelType w:val="multilevel"/>
     <w:tmpl w:val="6DE41CD6"/>
@@ -7973,40 +6323,46 @@
     </w:lvl>
   </w:abstractNum>
   <w:num w:numId="1">
+    <w:abstractNumId w:val="13"/>
+  </w:num>
+  <w:num w:numId="2">
+    <w:abstractNumId w:val="3"/>
+  </w:num>
+  <w:num w:numId="3">
+    <w:abstractNumId w:val="5"/>
+  </w:num>
+  <w:num w:numId="4">
     <w:abstractNumId w:val="11"/>
   </w:num>
-  <w:num w:numId="2">
+  <w:num w:numId="5">
+    <w:abstractNumId w:val="6"/>
+  </w:num>
+  <w:num w:numId="6">
+    <w:abstractNumId w:val="7"/>
+  </w:num>
+  <w:num w:numId="7">
     <w:abstractNumId w:val="2"/>
   </w:num>
-  <w:num w:numId="3">
+  <w:num w:numId="8">
+    <w:abstractNumId w:val="8"/>
+  </w:num>
+  <w:num w:numId="9">
+    <w:abstractNumId w:val="12"/>
+  </w:num>
+  <w:num w:numId="10">
+    <w:abstractNumId w:val="1"/>
+  </w:num>
+  <w:num w:numId="11">
+    <w:abstractNumId w:val="9"/>
+  </w:num>
+  <w:num w:numId="12">
     <w:abstractNumId w:val="4"/>
   </w:num>
-  <w:num w:numId="4">
-    <w:abstractNumId w:val="9"/>
-  </w:num>
-  <w:num w:numId="5">
-    <w:abstractNumId w:val="5"/>
-  </w:num>
-  <w:num w:numId="6">
-    <w:abstractNumId w:val="6"/>
-  </w:num>
-  <w:num w:numId="7">
-    <w:abstractNumId w:val="1"/>
-  </w:num>
-  <w:num w:numId="8">
-    <w:abstractNumId w:val="7"/>
-  </w:num>
-  <w:num w:numId="9">
-    <w:abstractNumId w:val="10"/>
-  </w:num>
-  <w:num w:numId="10">
+  <w:num w:numId="13">
     <w:abstractNumId w:val="0"/>
   </w:num>
-  <w:num w:numId="11">
-    <w:abstractNumId w:val="8"/>
-  </w:num>
-  <w:num w:numId="12">
-    <w:abstractNumId w:val="3"/>
+  <w:num w:numId="14">
+    <w:abstractNumId w:val="10"/>
   </w:num>
 </w:numbering>
 </file>
@@ -8409,6 +6765,31 @@
     <w:name w:val="Normal"/>
     <w:qFormat/>
   </w:style>
+  <w:style w:type="paragraph" w:styleId="2">
+    <w:name w:val="heading 2"/>
+    <w:basedOn w:val="a"/>
+    <w:link w:val="20"/>
+    <w:uiPriority w:val="9"/>
+    <w:qFormat/>
+    <w:rsid w:val="008107ED"/>
+    <w:pPr>
+      <w:widowControl/>
+      <w:suppressAutoHyphens w:val="0"/>
+      <w:autoSpaceDN/>
+      <w:spacing w:before="100" w:beforeAutospacing="1" w:after="100" w:afterAutospacing="1"/>
+      <w:textAlignment w:val="auto"/>
+      <w:outlineLvl w:val="1"/>
+    </w:pPr>
+    <w:rPr>
+      <w:rFonts w:eastAsia="Times New Roman" w:cs="Times New Roman"/>
+      <w:b/>
+      <w:bCs/>
+      <w:kern w:val="0"/>
+      <w:sz w:val="36"/>
+      <w:szCs w:val="36"/>
+      <w:lang w:eastAsia="ru-RU" w:bidi="ar-SA"/>
+    </w:rPr>
+  </w:style>
   <w:style w:type="character" w:default="1" w:styleId="a0">
     <w:name w:val="Default Paragraph Font"/>
     <w:uiPriority w:val="1"/>
@@ -8590,6 +6971,22 @@
     <w:name w:val="font-semibold"/>
     <w:basedOn w:val="a0"/>
     <w:rsid w:val="007B6D04"/>
+  </w:style>
+  <w:style w:type="character" w:customStyle="1" w:styleId="20">
+    <w:name w:val="Заголовок 2 Знак"/>
+    <w:basedOn w:val="a0"/>
+    <w:link w:val="2"/>
+    <w:uiPriority w:val="9"/>
+    <w:rsid w:val="008107ED"/>
+    <w:rPr>
+      <w:rFonts w:eastAsia="Times New Roman" w:cs="Times New Roman"/>
+      <w:b/>
+      <w:bCs/>
+      <w:kern w:val="0"/>
+      <w:sz w:val="36"/>
+      <w:szCs w:val="36"/>
+      <w:lang w:eastAsia="ru-RU" w:bidi="ar-SA"/>
+    </w:rPr>
   </w:style>
 </w:styles>
 </file>
@@ -8853,4 +7250,16 @@
     </a:ext>
   </a:extLst>
 </a:theme>
+</file>
+
+<file path=customXml/item1.xml><?xml version="1.0" encoding="utf-8"?>
+<b:Sources xmlns:b="http://schemas.openxmlformats.org/officeDocument/2006/bibliography" xmlns="http://schemas.openxmlformats.org/officeDocument/2006/bibliography" SelectedStyle="\APASixthEditionOfficeOnline.xsl" StyleName="APA" Version="6"/>
+</file>
+
+<file path=customXml/itemProps1.xml><?xml version="1.0" encoding="utf-8"?>
+<ds:datastoreItem xmlns:ds="http://schemas.openxmlformats.org/officeDocument/2006/customXml" ds:itemID="{B94B6070-245F-419A-AD96-D067C944EC41}">
+  <ds:schemaRefs>
+    <ds:schemaRef ds:uri="http://schemas.openxmlformats.org/officeDocument/2006/bibliography"/>
+  </ds:schemaRefs>
+</ds:datastoreItem>
 </file>
--- a/text.docx
+++ b/text.docx
@@ -2309,7 +2309,6 @@
         <w:rPr>
           <w:sz w:val="28"/>
           <w:szCs w:val="28"/>
-          <w:lang w:val="en-US"/>
         </w:rPr>
         <w:t>.</w:t>
       </w:r>
@@ -2467,8 +2466,10 @@
       </w:pPr>
       <w:r>
         <w:rPr>
-          <w:sz w:val="28"/>
-          <w:szCs w:val="28"/>
+          <w:noProof/>
+          <w:sz w:val="28"/>
+          <w:szCs w:val="28"/>
+          <w:lang w:eastAsia="ru-RU" w:bidi="ar-SA"/>
         </w:rPr>
         <w:drawing>
           <wp:inline distT="0" distB="0" distL="0" distR="0" wp14:anchorId="00FA9C3D" wp14:editId="7056294E">
@@ -2541,8 +2542,10 @@
       </w:r>
       <w:r>
         <w:rPr>
-          <w:sz w:val="28"/>
-          <w:szCs w:val="28"/>
+          <w:noProof/>
+          <w:sz w:val="28"/>
+          <w:szCs w:val="28"/>
+          <w:lang w:eastAsia="ru-RU" w:bidi="ar-SA"/>
         </w:rPr>
         <w:drawing>
           <wp:inline distT="0" distB="0" distL="0" distR="0" wp14:anchorId="577E23BB" wp14:editId="3935F77F">
@@ -2620,8 +2623,10 @@
       </w:pPr>
       <w:r>
         <w:rPr>
-          <w:sz w:val="28"/>
-          <w:szCs w:val="28"/>
+          <w:noProof/>
+          <w:sz w:val="28"/>
+          <w:szCs w:val="28"/>
+          <w:lang w:eastAsia="ru-RU" w:bidi="ar-SA"/>
         </w:rPr>
         <w:lastRenderedPageBreak/>
         <w:drawing>
@@ -2700,8 +2705,10 @@
       </w:pPr>
       <w:r>
         <w:rPr>
-          <w:sz w:val="28"/>
-          <w:szCs w:val="28"/>
+          <w:noProof/>
+          <w:sz w:val="28"/>
+          <w:szCs w:val="28"/>
+          <w:lang w:eastAsia="ru-RU" w:bidi="ar-SA"/>
         </w:rPr>
         <w:drawing>
           <wp:inline distT="0" distB="0" distL="0" distR="0" wp14:anchorId="35F9691A" wp14:editId="0569B020">
@@ -2775,169 +2782,19 @@
         <w:rPr>
           <w:sz w:val="28"/>
           <w:szCs w:val="28"/>
-          <w:highlight w:val="yellow"/>
-        </w:rPr>
-      </w:pPr>
-      <w:r>
-        <w:rPr>
-          <w:sz w:val="28"/>
-          <w:szCs w:val="28"/>
-          <w:highlight w:val="yellow"/>
+        </w:rPr>
+      </w:pPr>
+      <w:r>
+        <w:rPr>
+          <w:sz w:val="28"/>
+          <w:szCs w:val="28"/>
         </w:rPr>
         <w:lastRenderedPageBreak/>
-        <w:t>train_dataset = datasets.ImageFolder(os.path.join(data_dir, "train"), transform=transform)</w:t>
-      </w:r>
-    </w:p>
-    <w:p>
-      <w:pPr>
-        <w:pStyle w:val="PreformattedText"/>
-        <w:spacing w:line="360" w:lineRule="auto"/>
-        <w:ind w:firstLine="709"/>
-        <w:jc w:val="both"/>
-        <w:rPr>
-          <w:sz w:val="28"/>
-          <w:szCs w:val="28"/>
-          <w:highlight w:val="yellow"/>
-        </w:rPr>
-      </w:pPr>
-      <w:r>
-        <w:rPr>
-          <w:sz w:val="28"/>
-          <w:szCs w:val="28"/>
-          <w:highlight w:val="yellow"/>
-        </w:rPr>
-        <w:t>val_dataset = datasets.ImageFolder(os.path.join(data_dir, "val"), transform=transform)</w:t>
-      </w:r>
-    </w:p>
-    <w:p>
-      <w:pPr>
-        <w:pStyle w:val="PreformattedText"/>
-        <w:spacing w:line="360" w:lineRule="auto"/>
-        <w:ind w:firstLine="709"/>
-        <w:jc w:val="both"/>
-        <w:rPr>
-          <w:sz w:val="28"/>
-          <w:szCs w:val="28"/>
-          <w:highlight w:val="yellow"/>
-        </w:rPr>
-      </w:pPr>
-      <w:r>
-        <w:rPr>
-          <w:sz w:val="28"/>
-          <w:szCs w:val="28"/>
-          <w:highlight w:val="yellow"/>
-        </w:rPr>
-        <w:t>train_loader = torch.utils.data.DataLoader(train_dataset, batch_size=batch_size, shuffle=True)</w:t>
-      </w:r>
-    </w:p>
-    <w:p>
-      <w:pPr>
-        <w:pStyle w:val="PreformattedText"/>
-        <w:spacing w:line="360" w:lineRule="auto"/>
-        <w:ind w:firstLine="709"/>
-        <w:jc w:val="both"/>
-        <w:rPr>
-          <w:sz w:val="28"/>
-          <w:szCs w:val="28"/>
-          <w:highlight w:val="yellow"/>
-        </w:rPr>
-      </w:pPr>
-      <w:r>
-        <w:rPr>
-          <w:sz w:val="28"/>
-          <w:szCs w:val="28"/>
-          <w:highlight w:val="yellow"/>
-        </w:rPr>
-        <w:t>val_loader = torch.utils.data.DataLoader(val_dataset, batch_size=batch_size, shuffle=False)</w:t>
-      </w:r>
-    </w:p>
-    <w:p>
-      <w:pPr>
-        <w:pStyle w:val="PreformattedText"/>
-        <w:spacing w:line="360" w:lineRule="auto"/>
-        <w:ind w:firstLine="709"/>
-        <w:jc w:val="both"/>
-        <w:rPr>
-          <w:sz w:val="28"/>
-          <w:szCs w:val="28"/>
-        </w:rPr>
-      </w:pPr>
-      <w:r>
-        <w:rPr>
-          <w:sz w:val="28"/>
-          <w:szCs w:val="28"/>
-          <w:highlight w:val="yellow"/>
-        </w:rPr>
-        <w:t>return train_loader, val_loader, train_dataset.class_to_idx</w:t>
-      </w:r>
-    </w:p>
-    <w:p>
-      <w:pPr>
-        <w:pStyle w:val="PreformattedText"/>
-        <w:spacing w:line="360" w:lineRule="auto"/>
-        <w:ind w:firstLine="709"/>
-        <w:jc w:val="both"/>
-        <w:rPr>
-          <w:sz w:val="28"/>
-          <w:szCs w:val="28"/>
-        </w:rPr>
-      </w:pPr>
-      <w:r>
-        <w:rPr>
-          <w:sz w:val="28"/>
-          <w:szCs w:val="28"/>
-        </w:rPr>
-        <w:t>6) Архитектура модели</w:t>
-      </w:r>
-    </w:p>
-    <w:p>
-      <w:pPr>
-        <w:pStyle w:val="PreformattedText"/>
-        <w:spacing w:line="360" w:lineRule="auto"/>
-        <w:ind w:firstLine="709"/>
-        <w:jc w:val="both"/>
-        <w:rPr>
-          <w:sz w:val="28"/>
-          <w:szCs w:val="28"/>
-        </w:rPr>
-      </w:pPr>
-      <w:r>
-        <w:rPr>
-          <w:sz w:val="28"/>
-          <w:szCs w:val="28"/>
-        </w:rPr>
-        <w:t>В проекте используется ResNet18 с предобученными весами ImageNet.</w:t>
-      </w:r>
-      <w:r>
-        <w:rPr>
-          <w:sz w:val="28"/>
-          <w:szCs w:val="28"/>
-        </w:rPr>
-        <w:br/>
-        <w:t>Последний полносвязный слой заменяется под число классов текущего набора жестов.</w:t>
-      </w:r>
-    </w:p>
-    <w:p>
-      <w:pPr>
-        <w:pStyle w:val="PreformattedText"/>
-        <w:spacing w:line="360" w:lineRule="auto"/>
-        <w:ind w:firstLine="709"/>
-        <w:jc w:val="both"/>
-        <w:rPr>
-          <w:sz w:val="28"/>
-          <w:szCs w:val="28"/>
-        </w:rPr>
-      </w:pPr>
-      <w:r>
-        <w:rPr>
-          <w:sz w:val="28"/>
-          <w:szCs w:val="28"/>
-        </w:rPr>
         <w:drawing>
-          <wp:inline distT="0" distB="0" distL="0" distR="0" wp14:anchorId="396F12B4" wp14:editId="7DBD6AE0">
-            <wp:extent cx="6257925" cy="769620"/>
+          <wp:inline distT="0" distB="0" distL="0" distR="0" wp14:anchorId="7179EBF8" wp14:editId="200906D5">
+            <wp:extent cx="6257925" cy="1379855"/>
             <wp:effectExtent l="0" t="0" r="9525" b="0"/>
-            <wp:docPr id="7" name="Рисунок 7"/>
+            <wp:docPr id="4" name="Рисунок 4"/>
             <wp:cNvGraphicFramePr>
               <a:graphicFrameLocks xmlns:a="http://schemas.openxmlformats.org/drawingml/2006/main" noChangeAspect="1"/>
             </wp:cNvGraphicFramePr>
@@ -2957,7 +2814,7 @@
                   <pic:spPr>
                     <a:xfrm>
                       <a:off x="0" y="0"/>
-                      <a:ext cx="6257925" cy="769620"/>
+                      <a:ext cx="6257925" cy="1379855"/>
                     </a:xfrm>
                     <a:prstGeom prst="rect">
                       <a:avLst/>
@@ -2974,49 +2831,59 @@
           <w:sz w:val="28"/>
           <w:szCs w:val="28"/>
         </w:rPr>
-        <w:t>7) Параметры обучения</w:t>
-      </w:r>
-    </w:p>
-    <w:p>
-      <w:pPr>
-        <w:pStyle w:val="PreformattedText"/>
-        <w:spacing w:line="360" w:lineRule="auto"/>
-        <w:ind w:firstLine="709"/>
-        <w:jc w:val="both"/>
-        <w:rPr>
-          <w:sz w:val="28"/>
-          <w:szCs w:val="28"/>
-        </w:rPr>
-      </w:pPr>
-      <w:r>
-        <w:rPr>
-          <w:sz w:val="28"/>
-          <w:szCs w:val="28"/>
-        </w:rPr>
-        <w:t>Обучение проводится с функцией потерь CrossEntropyLoss и оптимизатором Adam, что подходит для задачи многоклассовой классификации изображений.</w:t>
-      </w:r>
-    </w:p>
-    <w:p>
-      <w:pPr>
-        <w:pStyle w:val="PreformattedText"/>
-        <w:spacing w:line="360" w:lineRule="auto"/>
-        <w:ind w:firstLine="709"/>
-        <w:jc w:val="both"/>
-        <w:rPr>
-          <w:sz w:val="28"/>
-          <w:szCs w:val="28"/>
-        </w:rPr>
-      </w:pPr>
-      <w:r>
-        <w:rPr>
-          <w:sz w:val="28"/>
-          <w:szCs w:val="28"/>
+        <w:t>6) Архитектура модели</w:t>
+      </w:r>
+    </w:p>
+    <w:p>
+      <w:pPr>
+        <w:pStyle w:val="PreformattedText"/>
+        <w:spacing w:line="360" w:lineRule="auto"/>
+        <w:ind w:firstLine="709"/>
+        <w:jc w:val="both"/>
+        <w:rPr>
+          <w:sz w:val="28"/>
+          <w:szCs w:val="28"/>
+        </w:rPr>
+      </w:pPr>
+      <w:r>
+        <w:rPr>
+          <w:sz w:val="28"/>
+          <w:szCs w:val="28"/>
+        </w:rPr>
+        <w:t>В проекте используется ResNet18 с предобученными весами ImageNet.</w:t>
+      </w:r>
+      <w:r>
+        <w:rPr>
+          <w:sz w:val="28"/>
+          <w:szCs w:val="28"/>
+        </w:rPr>
+        <w:br/>
+        <w:t>Последний полносвязный слой заменяется под число классов текущего набора жестов.</w:t>
+      </w:r>
+    </w:p>
+    <w:p>
+      <w:pPr>
+        <w:pStyle w:val="PreformattedText"/>
+        <w:spacing w:line="360" w:lineRule="auto"/>
+        <w:ind w:firstLine="709"/>
+        <w:jc w:val="both"/>
+        <w:rPr>
+          <w:sz w:val="28"/>
+          <w:szCs w:val="28"/>
+        </w:rPr>
+      </w:pPr>
+      <w:r>
+        <w:rPr>
+          <w:noProof/>
+          <w:sz w:val="28"/>
+          <w:szCs w:val="28"/>
+          <w:lang w:eastAsia="ru-RU" w:bidi="ar-SA"/>
         </w:rPr>
         <w:drawing>
-          <wp:inline distT="0" distB="0" distL="0" distR="0" wp14:anchorId="335BE81F" wp14:editId="3484C4E5">
-            <wp:extent cx="6257925" cy="715645"/>
-            <wp:effectExtent l="0" t="0" r="9525" b="8255"/>
-            <wp:docPr id="8" name="Рисунок 8"/>
+          <wp:inline distT="0" distB="0" distL="0" distR="0" wp14:anchorId="396F12B4" wp14:editId="7DBD6AE0">
+            <wp:extent cx="6257925" cy="769620"/>
+            <wp:effectExtent l="0" t="0" r="9525" b="0"/>
+            <wp:docPr id="7" name="Рисунок 7"/>
             <wp:cNvGraphicFramePr>
               <a:graphicFrameLocks xmlns:a="http://schemas.openxmlformats.org/drawingml/2006/main" noChangeAspect="1"/>
             </wp:cNvGraphicFramePr>
@@ -3036,7 +2903,7 @@
                   <pic:spPr>
                     <a:xfrm>
                       <a:off x="0" y="0"/>
-                      <a:ext cx="6257925" cy="715645"/>
+                      <a:ext cx="6257925" cy="769620"/>
                     </a:xfrm>
                     <a:prstGeom prst="rect">
                       <a:avLst/>
@@ -3053,50 +2920,51 @@
           <w:sz w:val="28"/>
           <w:szCs w:val="28"/>
         </w:rPr>
-        <w:t>8) Цикл обучения модели</w:t>
-      </w:r>
-    </w:p>
-    <w:p>
-      <w:pPr>
-        <w:pStyle w:val="PreformattedText"/>
-        <w:spacing w:line="360" w:lineRule="auto"/>
-        <w:ind w:firstLine="709"/>
-        <w:jc w:val="both"/>
-        <w:rPr>
-          <w:sz w:val="28"/>
-          <w:szCs w:val="28"/>
-        </w:rPr>
-      </w:pPr>
-      <w:r>
-        <w:rPr>
-          <w:sz w:val="28"/>
-          <w:szCs w:val="28"/>
-        </w:rPr>
-        <w:t>В каждой эпохе считаются ошибка и точность на обучающей выборке, после чего метрики выводятся в консоль.</w:t>
-      </w:r>
-    </w:p>
-    <w:p>
-      <w:pPr>
-        <w:pStyle w:val="PreformattedText"/>
-        <w:spacing w:line="360" w:lineRule="auto"/>
-        <w:ind w:firstLine="709"/>
-        <w:jc w:val="both"/>
-        <w:rPr>
-          <w:sz w:val="28"/>
-          <w:szCs w:val="28"/>
-        </w:rPr>
-      </w:pPr>
-      <w:r>
-        <w:rPr>
-          <w:sz w:val="28"/>
-          <w:szCs w:val="28"/>
-        </w:rPr>
-        <w:lastRenderedPageBreak/>
+        <w:t>7) Параметры обучения</w:t>
+      </w:r>
+    </w:p>
+    <w:p>
+      <w:pPr>
+        <w:pStyle w:val="PreformattedText"/>
+        <w:spacing w:line="360" w:lineRule="auto"/>
+        <w:ind w:firstLine="709"/>
+        <w:jc w:val="both"/>
+        <w:rPr>
+          <w:sz w:val="28"/>
+          <w:szCs w:val="28"/>
+        </w:rPr>
+      </w:pPr>
+      <w:r>
+        <w:rPr>
+          <w:sz w:val="28"/>
+          <w:szCs w:val="28"/>
+        </w:rPr>
+        <w:t>Обучение проводится с функцией потерь CrossEntropyLoss и оптимизатором Adam, что подходит для задачи многоклассовой классификации изображений.</w:t>
+      </w:r>
+    </w:p>
+    <w:p>
+      <w:pPr>
+        <w:pStyle w:val="PreformattedText"/>
+        <w:spacing w:line="360" w:lineRule="auto"/>
+        <w:ind w:firstLine="709"/>
+        <w:jc w:val="both"/>
+        <w:rPr>
+          <w:sz w:val="28"/>
+          <w:szCs w:val="28"/>
+        </w:rPr>
+      </w:pPr>
+      <w:r>
+        <w:rPr>
+          <w:noProof/>
+          <w:sz w:val="28"/>
+          <w:szCs w:val="28"/>
+          <w:lang w:eastAsia="ru-RU" w:bidi="ar-SA"/>
+        </w:rPr>
         <w:drawing>
-          <wp:inline distT="0" distB="0" distL="0" distR="0" wp14:anchorId="5FBC4EC2" wp14:editId="3FCFFD5C">
-            <wp:extent cx="6257925" cy="5575935"/>
-            <wp:effectExtent l="0" t="0" r="9525" b="5715"/>
-            <wp:docPr id="9" name="Рисунок 9"/>
+          <wp:inline distT="0" distB="0" distL="0" distR="0" wp14:anchorId="335BE81F" wp14:editId="3484C4E5">
+            <wp:extent cx="6257925" cy="715645"/>
+            <wp:effectExtent l="0" t="0" r="9525" b="8255"/>
+            <wp:docPr id="8" name="Рисунок 8"/>
             <wp:cNvGraphicFramePr>
               <a:graphicFrameLocks xmlns:a="http://schemas.openxmlformats.org/drawingml/2006/main" noChangeAspect="1"/>
             </wp:cNvGraphicFramePr>
@@ -3116,7 +2984,7 @@
                   <pic:spPr>
                     <a:xfrm>
                       <a:off x="0" y="0"/>
-                      <a:ext cx="6257925" cy="5575935"/>
+                      <a:ext cx="6257925" cy="715645"/>
                     </a:xfrm>
                     <a:prstGeom prst="rect">
                       <a:avLst/>
@@ -3133,49 +3001,53 @@
           <w:sz w:val="28"/>
           <w:szCs w:val="28"/>
         </w:rPr>
-        <w:t>9) Сохранение обученной модели</w:t>
-      </w:r>
-    </w:p>
-    <w:p>
-      <w:pPr>
-        <w:pStyle w:val="PreformattedText"/>
-        <w:spacing w:line="360" w:lineRule="auto"/>
-        <w:ind w:firstLine="709"/>
-        <w:jc w:val="both"/>
-        <w:rPr>
-          <w:sz w:val="28"/>
-          <w:szCs w:val="28"/>
-        </w:rPr>
-      </w:pPr>
-      <w:r>
-        <w:rPr>
-          <w:sz w:val="28"/>
-          <w:szCs w:val="28"/>
-        </w:rPr>
-        <w:t>После обучения сохраняются веса модели и отображение классов, чтобы корректно восстановить модель при запуске онлайн-распознавания.</w:t>
-      </w:r>
-    </w:p>
-    <w:p>
-      <w:pPr>
-        <w:pStyle w:val="PreformattedText"/>
-        <w:spacing w:line="360" w:lineRule="auto"/>
-        <w:ind w:firstLine="709"/>
-        <w:jc w:val="both"/>
-        <w:rPr>
-          <w:sz w:val="28"/>
-          <w:szCs w:val="28"/>
-        </w:rPr>
-      </w:pPr>
-      <w:r>
-        <w:rPr>
-          <w:sz w:val="28"/>
-          <w:szCs w:val="28"/>
-        </w:rPr>
+        <w:t>8) Цикл обучения модели</w:t>
+      </w:r>
+    </w:p>
+    <w:p>
+      <w:pPr>
+        <w:pStyle w:val="PreformattedText"/>
+        <w:spacing w:line="360" w:lineRule="auto"/>
+        <w:ind w:firstLine="709"/>
+        <w:jc w:val="both"/>
+        <w:rPr>
+          <w:sz w:val="28"/>
+          <w:szCs w:val="28"/>
+        </w:rPr>
+      </w:pPr>
+      <w:r>
+        <w:rPr>
+          <w:sz w:val="28"/>
+          <w:szCs w:val="28"/>
+        </w:rPr>
+        <w:t>В каждой эпохе считаются ошибка и точность на обучающей выборке, после чего метрики выводятся в консоль.</w:t>
+      </w:r>
+    </w:p>
+    <w:p>
+      <w:pPr>
+        <w:pStyle w:val="PreformattedText"/>
+        <w:spacing w:line="360" w:lineRule="auto"/>
+        <w:ind w:firstLine="709"/>
+        <w:jc w:val="both"/>
+        <w:rPr>
+          <w:sz w:val="28"/>
+          <w:szCs w:val="28"/>
+        </w:rPr>
+      </w:pPr>
+      <w:bookmarkStart w:id="0" w:name="_GoBack"/>
+      <w:r>
+        <w:rPr>
+          <w:noProof/>
+          <w:sz w:val="28"/>
+          <w:szCs w:val="28"/>
+          <w:lang w:eastAsia="ru-RU" w:bidi="ar-SA"/>
+        </w:rPr>
+        <w:lastRenderedPageBreak/>
         <w:drawing>
-          <wp:inline distT="0" distB="0" distL="0" distR="0" wp14:anchorId="377D88BE" wp14:editId="04514035">
-            <wp:extent cx="6257925" cy="1731645"/>
-            <wp:effectExtent l="0" t="0" r="9525" b="1905"/>
-            <wp:docPr id="13" name="Рисунок 13"/>
+          <wp:inline distT="0" distB="0" distL="0" distR="0" wp14:anchorId="5FBC4EC2" wp14:editId="3FCFFD5C">
+            <wp:extent cx="6257925" cy="5575935"/>
+            <wp:effectExtent l="0" t="0" r="9525" b="5715"/>
+            <wp:docPr id="9" name="Рисунок 9"/>
             <wp:cNvGraphicFramePr>
               <a:graphicFrameLocks xmlns:a="http://schemas.openxmlformats.org/drawingml/2006/main" noChangeAspect="1"/>
             </wp:cNvGraphicFramePr>
@@ -3195,7 +3067,7 @@
                   <pic:spPr>
                     <a:xfrm>
                       <a:off x="0" y="0"/>
-                      <a:ext cx="6257925" cy="1731645"/>
+                      <a:ext cx="6257925" cy="5575935"/>
                     </a:xfrm>
                     <a:prstGeom prst="rect">
                       <a:avLst/>
@@ -3207,55 +3079,57 @@
           </wp:inline>
         </w:drawing>
       </w:r>
-      <w:r>
-        <w:rPr>
-          <w:sz w:val="28"/>
-          <w:szCs w:val="28"/>
-        </w:rPr>
-        <w:t>10) Загрузка модели для реального времени</w:t>
-      </w:r>
-    </w:p>
-    <w:p>
-      <w:pPr>
-        <w:pStyle w:val="PreformattedText"/>
-        <w:spacing w:line="360" w:lineRule="auto"/>
-        <w:ind w:firstLine="709"/>
-        <w:jc w:val="both"/>
-        <w:rPr>
-          <w:sz w:val="28"/>
-          <w:szCs w:val="28"/>
-        </w:rPr>
-      </w:pPr>
-      <w:r>
-        <w:rPr>
-          <w:sz w:val="28"/>
-          <w:szCs w:val="28"/>
-        </w:rPr>
-        <w:t>В режиме онлайн загружается checkpoint, восстанавливается структура сети и переводится в режим инференса.</w:t>
-      </w:r>
-    </w:p>
-    <w:p>
-      <w:pPr>
-        <w:pStyle w:val="PreformattedText"/>
-        <w:spacing w:line="360" w:lineRule="auto"/>
-        <w:ind w:firstLine="709"/>
-        <w:jc w:val="both"/>
-        <w:rPr>
-          <w:sz w:val="28"/>
-          <w:szCs w:val="28"/>
-        </w:rPr>
-      </w:pPr>
-      <w:r>
-        <w:rPr>
-          <w:sz w:val="28"/>
-          <w:szCs w:val="28"/>
-        </w:rPr>
-        <w:lastRenderedPageBreak/>
+      <w:bookmarkEnd w:id="0"/>
+      <w:r>
+        <w:rPr>
+          <w:sz w:val="28"/>
+          <w:szCs w:val="28"/>
+        </w:rPr>
+        <w:t>9) Сохранение обученной модели</w:t>
+      </w:r>
+    </w:p>
+    <w:p>
+      <w:pPr>
+        <w:pStyle w:val="PreformattedText"/>
+        <w:spacing w:line="360" w:lineRule="auto"/>
+        <w:ind w:firstLine="709"/>
+        <w:jc w:val="both"/>
+        <w:rPr>
+          <w:sz w:val="28"/>
+          <w:szCs w:val="28"/>
+        </w:rPr>
+      </w:pPr>
+      <w:r>
+        <w:rPr>
+          <w:sz w:val="28"/>
+          <w:szCs w:val="28"/>
+        </w:rPr>
+        <w:t>После обучения сохраняются веса модели и отображение классов, чтобы корректно восстановить модель при запуске онлайн-распознавания.</w:t>
+      </w:r>
+    </w:p>
+    <w:p>
+      <w:pPr>
+        <w:pStyle w:val="PreformattedText"/>
+        <w:spacing w:line="360" w:lineRule="auto"/>
+        <w:ind w:firstLine="709"/>
+        <w:jc w:val="both"/>
+        <w:rPr>
+          <w:sz w:val="28"/>
+          <w:szCs w:val="28"/>
+        </w:rPr>
+      </w:pPr>
+      <w:r>
+        <w:rPr>
+          <w:noProof/>
+          <w:sz w:val="28"/>
+          <w:szCs w:val="28"/>
+          <w:lang w:eastAsia="ru-RU" w:bidi="ar-SA"/>
+        </w:rPr>
         <w:drawing>
-          <wp:inline distT="0" distB="0" distL="0" distR="0" wp14:anchorId="57FEA526" wp14:editId="51640520">
-            <wp:extent cx="6257925" cy="4394200"/>
-            <wp:effectExtent l="0" t="0" r="9525" b="6350"/>
-            <wp:docPr id="14" name="Рисунок 14"/>
+          <wp:inline distT="0" distB="0" distL="0" distR="0" wp14:anchorId="377D88BE" wp14:editId="04514035">
+            <wp:extent cx="6257925" cy="1731645"/>
+            <wp:effectExtent l="0" t="0" r="9525" b="1905"/>
+            <wp:docPr id="13" name="Рисунок 13"/>
             <wp:cNvGraphicFramePr>
               <a:graphicFrameLocks xmlns:a="http://schemas.openxmlformats.org/drawingml/2006/main" noChangeAspect="1"/>
             </wp:cNvGraphicFramePr>
@@ -3275,7 +3149,7 @@
                   <pic:spPr>
                     <a:xfrm>
                       <a:off x="0" y="0"/>
-                      <a:ext cx="6257925" cy="4394200"/>
+                      <a:ext cx="6257925" cy="1731645"/>
                     </a:xfrm>
                     <a:prstGeom prst="rect">
                       <a:avLst/>
@@ -3292,49 +3166,52 @@
           <w:sz w:val="28"/>
           <w:szCs w:val="28"/>
         </w:rPr>
-        <w:t>11) Онлайн-распознавание с камеры</w:t>
-      </w:r>
-    </w:p>
-    <w:p>
-      <w:pPr>
-        <w:pStyle w:val="PreformattedText"/>
-        <w:spacing w:line="360" w:lineRule="auto"/>
-        <w:ind w:firstLine="709"/>
-        <w:jc w:val="both"/>
-        <w:rPr>
-          <w:sz w:val="28"/>
-          <w:szCs w:val="28"/>
-        </w:rPr>
-      </w:pPr>
-      <w:r>
-        <w:rPr>
-          <w:sz w:val="28"/>
-          <w:szCs w:val="28"/>
-        </w:rPr>
-        <w:t>Система считывает кадры с веб-камеры, выполняет предобработку, получает вероятности классов и определяет наиболее вероятный жест.</w:t>
-      </w:r>
-    </w:p>
-    <w:p>
-      <w:pPr>
-        <w:pStyle w:val="PreformattedText"/>
-        <w:spacing w:line="360" w:lineRule="auto"/>
-        <w:ind w:firstLine="709"/>
-        <w:jc w:val="both"/>
-        <w:rPr>
-          <w:sz w:val="28"/>
-          <w:szCs w:val="28"/>
-        </w:rPr>
-      </w:pPr>
-      <w:r>
-        <w:rPr>
-          <w:sz w:val="28"/>
-          <w:szCs w:val="28"/>
-        </w:rPr>
+        <w:t>10) Загрузка модели для реального времени</w:t>
+      </w:r>
+    </w:p>
+    <w:p>
+      <w:pPr>
+        <w:pStyle w:val="PreformattedText"/>
+        <w:spacing w:line="360" w:lineRule="auto"/>
+        <w:ind w:firstLine="709"/>
+        <w:jc w:val="both"/>
+        <w:rPr>
+          <w:sz w:val="28"/>
+          <w:szCs w:val="28"/>
+        </w:rPr>
+      </w:pPr>
+      <w:r>
+        <w:rPr>
+          <w:sz w:val="28"/>
+          <w:szCs w:val="28"/>
+        </w:rPr>
+        <w:t>В режиме онлайн загружается checkpoint, восстанавливается структура сети и переводится в режим инференса.</w:t>
+      </w:r>
+    </w:p>
+    <w:p>
+      <w:pPr>
+        <w:pStyle w:val="PreformattedText"/>
+        <w:spacing w:line="360" w:lineRule="auto"/>
+        <w:ind w:firstLine="709"/>
+        <w:jc w:val="both"/>
+        <w:rPr>
+          <w:sz w:val="28"/>
+          <w:szCs w:val="28"/>
+        </w:rPr>
+      </w:pPr>
+      <w:r>
+        <w:rPr>
+          <w:noProof/>
+          <w:sz w:val="28"/>
+          <w:szCs w:val="28"/>
+          <w:lang w:eastAsia="ru-RU" w:bidi="ar-SA"/>
+        </w:rPr>
+        <w:lastRenderedPageBreak/>
         <w:drawing>
-          <wp:inline distT="0" distB="0" distL="0" distR="0" wp14:anchorId="7B7133CB" wp14:editId="6DEE1F30">
-            <wp:extent cx="6257925" cy="3185795"/>
-            <wp:effectExtent l="0" t="0" r="9525" b="0"/>
-            <wp:docPr id="24" name="Рисунок 24"/>
+          <wp:inline distT="0" distB="0" distL="0" distR="0" wp14:anchorId="57FEA526" wp14:editId="51640520">
+            <wp:extent cx="6257925" cy="4394200"/>
+            <wp:effectExtent l="0" t="0" r="9525" b="6350"/>
+            <wp:docPr id="14" name="Рисунок 14"/>
             <wp:cNvGraphicFramePr>
               <a:graphicFrameLocks xmlns:a="http://schemas.openxmlformats.org/drawingml/2006/main" noChangeAspect="1"/>
             </wp:cNvGraphicFramePr>
@@ -3354,7 +3231,7 @@
                   <pic:spPr>
                     <a:xfrm>
                       <a:off x="0" y="0"/>
-                      <a:ext cx="6257925" cy="3185795"/>
+                      <a:ext cx="6257925" cy="4394200"/>
                     </a:xfrm>
                     <a:prstGeom prst="rect">
                       <a:avLst/>
@@ -3371,50 +3248,51 @@
           <w:sz w:val="28"/>
           <w:szCs w:val="28"/>
         </w:rPr>
-        <w:t>12) Визуализация результата</w:t>
-      </w:r>
-    </w:p>
-    <w:p>
-      <w:pPr>
-        <w:pStyle w:val="PreformattedText"/>
-        <w:spacing w:line="360" w:lineRule="auto"/>
-        <w:ind w:firstLine="709"/>
-        <w:jc w:val="both"/>
-        <w:rPr>
-          <w:sz w:val="28"/>
-          <w:szCs w:val="28"/>
-        </w:rPr>
-      </w:pPr>
-      <w:r>
-        <w:rPr>
-          <w:sz w:val="28"/>
-          <w:szCs w:val="28"/>
-        </w:rPr>
-        <w:t>На изображение выводятся название жеста и вероятность распознавания, что делает систему удобной для демонстрации и тестирования.</w:t>
-      </w:r>
-    </w:p>
-    <w:p>
-      <w:pPr>
-        <w:pStyle w:val="PreformattedText"/>
-        <w:spacing w:line="360" w:lineRule="auto"/>
-        <w:ind w:firstLine="709"/>
-        <w:jc w:val="both"/>
-        <w:rPr>
-          <w:sz w:val="28"/>
-          <w:szCs w:val="28"/>
-        </w:rPr>
-      </w:pPr>
-      <w:r>
-        <w:rPr>
-          <w:sz w:val="28"/>
-          <w:szCs w:val="28"/>
-        </w:rPr>
-        <w:lastRenderedPageBreak/>
+        <w:t>11) Онлайн-распознавание с камеры</w:t>
+      </w:r>
+    </w:p>
+    <w:p>
+      <w:pPr>
+        <w:pStyle w:val="PreformattedText"/>
+        <w:spacing w:line="360" w:lineRule="auto"/>
+        <w:ind w:firstLine="709"/>
+        <w:jc w:val="both"/>
+        <w:rPr>
+          <w:sz w:val="28"/>
+          <w:szCs w:val="28"/>
+        </w:rPr>
+      </w:pPr>
+      <w:r>
+        <w:rPr>
+          <w:sz w:val="28"/>
+          <w:szCs w:val="28"/>
+        </w:rPr>
+        <w:t>Система считывает кадры с веб-камеры, выполняет предобработку, получает вероятности классов и определяет наиболее вероятный жест.</w:t>
+      </w:r>
+    </w:p>
+    <w:p>
+      <w:pPr>
+        <w:pStyle w:val="PreformattedText"/>
+        <w:spacing w:line="360" w:lineRule="auto"/>
+        <w:ind w:firstLine="709"/>
+        <w:jc w:val="both"/>
+        <w:rPr>
+          <w:sz w:val="28"/>
+          <w:szCs w:val="28"/>
+        </w:rPr>
+      </w:pPr>
+      <w:r>
+        <w:rPr>
+          <w:noProof/>
+          <w:sz w:val="28"/>
+          <w:szCs w:val="28"/>
+          <w:lang w:eastAsia="ru-RU" w:bidi="ar-SA"/>
+        </w:rPr>
         <w:drawing>
-          <wp:inline distT="0" distB="0" distL="0" distR="0" wp14:anchorId="6B9B1616" wp14:editId="38406ACA">
-            <wp:extent cx="6257925" cy="3608705"/>
+          <wp:inline distT="0" distB="0" distL="0" distR="0" wp14:anchorId="7B7133CB" wp14:editId="6DEE1F30">
+            <wp:extent cx="6257925" cy="3185795"/>
             <wp:effectExtent l="0" t="0" r="9525" b="0"/>
-            <wp:docPr id="25" name="Рисунок 25"/>
+            <wp:docPr id="24" name="Рисунок 24"/>
             <wp:cNvGraphicFramePr>
               <a:graphicFrameLocks xmlns:a="http://schemas.openxmlformats.org/drawingml/2006/main" noChangeAspect="1"/>
             </wp:cNvGraphicFramePr>
@@ -3434,6 +3312,88 @@
                   <pic:spPr>
                     <a:xfrm>
                       <a:off x="0" y="0"/>
+                      <a:ext cx="6257925" cy="3185795"/>
+                    </a:xfrm>
+                    <a:prstGeom prst="rect">
+                      <a:avLst/>
+                    </a:prstGeom>
+                  </pic:spPr>
+                </pic:pic>
+              </a:graphicData>
+            </a:graphic>
+          </wp:inline>
+        </w:drawing>
+      </w:r>
+      <w:r>
+        <w:rPr>
+          <w:sz w:val="28"/>
+          <w:szCs w:val="28"/>
+        </w:rPr>
+        <w:t>12) Визуализация результата</w:t>
+      </w:r>
+    </w:p>
+    <w:p>
+      <w:pPr>
+        <w:pStyle w:val="PreformattedText"/>
+        <w:spacing w:line="360" w:lineRule="auto"/>
+        <w:ind w:firstLine="709"/>
+        <w:jc w:val="both"/>
+        <w:rPr>
+          <w:sz w:val="28"/>
+          <w:szCs w:val="28"/>
+        </w:rPr>
+      </w:pPr>
+      <w:r>
+        <w:rPr>
+          <w:sz w:val="28"/>
+          <w:szCs w:val="28"/>
+        </w:rPr>
+        <w:t>На изображение выводятся название жеста и вероятность распознавания, что делает систему удобной для демонстрации и тестирования.</w:t>
+      </w:r>
+    </w:p>
+    <w:p>
+      <w:pPr>
+        <w:pStyle w:val="PreformattedText"/>
+        <w:spacing w:line="360" w:lineRule="auto"/>
+        <w:ind w:firstLine="709"/>
+        <w:jc w:val="both"/>
+        <w:rPr>
+          <w:sz w:val="28"/>
+          <w:szCs w:val="28"/>
+        </w:rPr>
+      </w:pPr>
+      <w:r>
+        <w:rPr>
+          <w:noProof/>
+          <w:sz w:val="28"/>
+          <w:szCs w:val="28"/>
+          <w:lang w:eastAsia="ru-RU" w:bidi="ar-SA"/>
+        </w:rPr>
+        <w:lastRenderedPageBreak/>
+        <w:drawing>
+          <wp:inline distT="0" distB="0" distL="0" distR="0" wp14:anchorId="6B9B1616" wp14:editId="38406ACA">
+            <wp:extent cx="6257925" cy="3608705"/>
+            <wp:effectExtent l="0" t="0" r="9525" b="0"/>
+            <wp:docPr id="25" name="Рисунок 25"/>
+            <wp:cNvGraphicFramePr>
+              <a:graphicFrameLocks xmlns:a="http://schemas.openxmlformats.org/drawingml/2006/main" noChangeAspect="1"/>
+            </wp:cNvGraphicFramePr>
+            <a:graphic xmlns:a="http://schemas.openxmlformats.org/drawingml/2006/main">
+              <a:graphicData uri="http://schemas.openxmlformats.org/drawingml/2006/picture">
+                <pic:pic xmlns:pic="http://schemas.openxmlformats.org/drawingml/2006/picture">
+                  <pic:nvPicPr>
+                    <pic:cNvPr id="1" name=""/>
+                    <pic:cNvPicPr/>
+                  </pic:nvPicPr>
+                  <pic:blipFill>
+                    <a:blip r:embed="rId19"/>
+                    <a:stretch>
+                      <a:fillRect/>
+                    </a:stretch>
+                  </pic:blipFill>
+                  <pic:spPr>
+                    <a:xfrm>
+                      <a:off x="0" y="0"/>
                       <a:ext cx="6257925" cy="3608705"/>
                     </a:xfrm>
                     <a:prstGeom prst="rect">
@@ -3459,8 +3419,6 @@
           <w:szCs w:val="28"/>
         </w:rPr>
       </w:pPr>
-      <w:bookmarkStart w:id="0" w:name="_GoBack"/>
-      <w:bookmarkEnd w:id="0"/>
       <w:r>
         <w:rPr>
           <w:b/>
@@ -4139,7 +4097,7 @@
         </w:rPr>
         <w:t>Python : официальный сайт. URL: </w:t>
       </w:r>
-      <w:hyperlink r:id="rId19" w:tgtFrame="_blank" w:history="1">
+      <w:hyperlink r:id="rId20" w:tgtFrame="_blank" w:history="1">
         <w:r>
           <w:rPr>
             <w:rStyle w:val="a5"/>
@@ -4223,7 +4181,7 @@
         </w:rPr>
         <w:t>URL: </w:t>
       </w:r>
-      <w:hyperlink r:id="rId20" w:tgtFrame="_blank" w:history="1">
+      <w:hyperlink r:id="rId21" w:tgtFrame="_blank" w:history="1">
         <w:r>
           <w:rPr>
             <w:rStyle w:val="a5"/>
@@ -4264,7 +4222,7 @@
         </w:rPr>
         <w:t xml:space="preserve"> библиотеки. URL: </w:t>
       </w:r>
-      <w:hyperlink r:id="rId21" w:tgtFrame="_blank" w:history="1">
+      <w:hyperlink r:id="rId22" w:tgtFrame="_blank" w:history="1">
         <w:r>
           <w:rPr>
             <w:rStyle w:val="a5"/>
@@ -4291,7 +4249,7 @@
         </w:rPr>
         <w:t>5.OpenCV : официальная документация. URL: </w:t>
       </w:r>
-      <w:hyperlink r:id="rId22" w:tgtFrame="_blank" w:history="1">
+      <w:hyperlink r:id="rId23" w:tgtFrame="_blank" w:history="1">
         <w:r>
           <w:rPr>
             <w:rStyle w:val="a5"/>
@@ -4317,7 +4275,7 @@
         </w:rPr>
         <w:t>6.Pillow (PIL Fork) : документация библиотеки. URL: </w:t>
       </w:r>
-      <w:hyperlink r:id="rId23" w:tgtFrame="_blank" w:history="1">
+      <w:hyperlink r:id="rId24" w:tgtFrame="_blank" w:history="1">
         <w:r>
           <w:rPr>
             <w:rStyle w:val="a5"/>
@@ -4341,7 +4299,6 @@
         <w:rPr>
           <w:sz w:val="28"/>
           <w:szCs w:val="28"/>
-          <w:lang w:val="en-US"/>
         </w:rPr>
         <w:t>7</w:t>
       </w:r>
@@ -4359,7 +4316,7 @@
         </w:rPr>
         <w:t>NumPy : официальная документация. URL: </w:t>
       </w:r>
-      <w:hyperlink r:id="rId24" w:tgtFrame="_blank" w:history="1">
+      <w:hyperlink r:id="rId25" w:tgtFrame="_blank" w:history="1">
         <w:r>
           <w:rPr>
             <w:rStyle w:val="a5"/>
@@ -4393,7 +4350,7 @@
         </w:rPr>
         <w:t>.Habr. Нейронные сети и компьютерное зрение на Python : статьи и практические материалы. URL: </w:t>
       </w:r>
-      <w:hyperlink r:id="rId25" w:tgtFrame="_blank" w:history="1">
+      <w:hyperlink r:id="rId26" w:tgtFrame="_blank" w:history="1">
         <w:r>
           <w:rPr>
             <w:rStyle w:val="a5"/>
@@ -4427,7 +4384,7 @@
         </w:rPr>
         <w:t>.Kaggle. Datasets и материалы по распознаванию изображений. URL: </w:t>
       </w:r>
-      <w:hyperlink r:id="rId26" w:tgtFrame="_blank" w:history="1">
+      <w:hyperlink r:id="rId27" w:tgtFrame="_blank" w:history="1">
         <w:r>
           <w:rPr>
             <w:rStyle w:val="a5"/>
@@ -7257,7 +7214,7 @@
 </file>
 
 <file path=customXml/itemProps1.xml><?xml version="1.0" encoding="utf-8"?>
-<ds:datastoreItem xmlns:ds="http://schemas.openxmlformats.org/officeDocument/2006/customXml" ds:itemID="{B94B6070-245F-419A-AD96-D067C944EC41}">
+<ds:datastoreItem xmlns:ds="http://schemas.openxmlformats.org/officeDocument/2006/customXml" ds:itemID="{B73E7B63-74F7-48A9-85D6-D24093D697F2}">
   <ds:schemaRefs>
     <ds:schemaRef ds:uri="http://schemas.openxmlformats.org/officeDocument/2006/bibliography"/>
   </ds:schemaRefs>

--- a/text.docx
+++ b/text.docx
@@ -630,7 +630,6 @@
           <w:sz w:val="28"/>
           <w:szCs w:val="28"/>
         </w:rPr>
-        <w:tab/>
         <w:t>Антонов Андрей</w:t>
       </w:r>
     </w:p>
@@ -1327,6 +1326,46 @@
         <w:ind w:firstLine="709"/>
         <w:jc w:val="both"/>
         <w:rPr>
+          <w:sz w:val="28"/>
+          <w:szCs w:val="28"/>
+        </w:rPr>
+      </w:pPr>
+      <w:bookmarkStart w:id="0" w:name="_GoBack"/>
+      <w:bookmarkEnd w:id="0"/>
+      <w:r>
+        <w:rPr>
+          <w:sz w:val="28"/>
+          <w:szCs w:val="28"/>
+        </w:rPr>
+        <w:t>В современном мире технологии компьютерного зрения и искусственного интеллекта все активнее внедряются в образование, медицину и повседневные цифровые сервисы. Одним из востребованных направлений является распознавание жестов руки, которое позволяет создавать более естественные и удобные способы взаимодействия человека с компьютером. При этом существующие решения часто требуют сложной настройки, мощного оборудования или не адаптированы для учебных целей.</w:t>
+      </w:r>
+    </w:p>
+    <w:p>
+      <w:pPr>
+        <w:pStyle w:val="PreformattedText"/>
+        <w:spacing w:line="360" w:lineRule="auto"/>
+        <w:ind w:firstLine="709"/>
+        <w:jc w:val="both"/>
+        <w:rPr>
+          <w:sz w:val="28"/>
+          <w:szCs w:val="28"/>
+        </w:rPr>
+      </w:pPr>
+      <w:r>
+        <w:rPr>
+          <w:sz w:val="28"/>
+          <w:szCs w:val="28"/>
+        </w:rPr>
+        <w:t>Актуальность данной работы обусловлена необходимостью разработки доступного и практико-ориентированного инструмента для распознавания жестов в реальном времени на базе нейросетевой модели. Проект объединяет полный цикл: подготовку датасета, обучение модели, тестирование и запуск live-распознавания через камеру, что делает его полезным как для изучения технологий машинного обучения, так и для создания прикладных интерфейсов без клавиатуры и мыши. Такой подход особенно важен в условиях роста интереса к бесконтактному управлению и инклюзивным цифровым решениям.</w:t>
+      </w:r>
+    </w:p>
+    <w:p>
+      <w:pPr>
+        <w:pStyle w:val="PreformattedText"/>
+        <w:spacing w:line="360" w:lineRule="auto"/>
+        <w:ind w:firstLine="709"/>
+        <w:jc w:val="both"/>
+        <w:rPr>
           <w:b/>
           <w:bCs/>
           <w:sz w:val="28"/>
@@ -1340,45 +1379,75 @@
           <w:sz w:val="28"/>
           <w:szCs w:val="28"/>
         </w:rPr>
-        <w:t>Актуальность</w:t>
-      </w:r>
-    </w:p>
-    <w:p>
-      <w:pPr>
-        <w:pStyle w:val="PreformattedText"/>
-        <w:spacing w:line="360" w:lineRule="auto"/>
-        <w:ind w:firstLine="709"/>
-        <w:jc w:val="both"/>
-        <w:rPr>
-          <w:sz w:val="28"/>
-          <w:szCs w:val="28"/>
-        </w:rPr>
-      </w:pPr>
-      <w:r>
-        <w:rPr>
-          <w:sz w:val="28"/>
-          <w:szCs w:val="28"/>
-        </w:rPr>
-        <w:t>В современном мире технологии компьютерного зрения и искусственного интеллекта все активнее внедряются в образование, медицину и повседневные цифровые сервисы. Одним из востребованных направлений является распознавание жестов руки, которое позволяет создавать более естественные и удобные способы взаимодействия человека с компьютером. При этом существующие решения часто требуют сложной настройки, мощного оборудования или не адаптированы для учебных целей.</w:t>
-      </w:r>
-    </w:p>
-    <w:p>
-      <w:pPr>
-        <w:pStyle w:val="PreformattedText"/>
-        <w:spacing w:line="360" w:lineRule="auto"/>
-        <w:ind w:firstLine="709"/>
-        <w:jc w:val="both"/>
-        <w:rPr>
-          <w:sz w:val="28"/>
-          <w:szCs w:val="28"/>
-        </w:rPr>
-      </w:pPr>
-      <w:r>
-        <w:rPr>
-          <w:sz w:val="28"/>
-          <w:szCs w:val="28"/>
-        </w:rPr>
-        <w:t>Актуальность данной работы обусловлена необходимостью разработки доступного и практико-ориентированного инструмента для распознавания жестов в реальном времени на базе нейросетевой модели. Проект объединяет полный цикл: подготовку датасета, обучение модели, тестирование и запуск live-распознавания через камеру, что делает его полезным как для изучения технологий машинного обучения, так и для создания прикладных интерфейсов без клавиатуры и мыши. Такой подход особенно важен в условиях роста интереса к бесконтактному управлению и инклюзивным цифровым решениям.</w:t>
+        <w:t>Цель проекта</w:t>
+      </w:r>
+    </w:p>
+    <w:p>
+      <w:pPr>
+        <w:pStyle w:val="PreformattedText"/>
+        <w:spacing w:line="360" w:lineRule="auto"/>
+        <w:ind w:firstLine="709"/>
+        <w:jc w:val="both"/>
+        <w:rPr>
+          <w:sz w:val="28"/>
+          <w:szCs w:val="28"/>
+        </w:rPr>
+      </w:pPr>
+      <w:r>
+        <w:rPr>
+          <w:sz w:val="28"/>
+          <w:szCs w:val="28"/>
+        </w:rPr>
+        <w:t xml:space="preserve">Целью проекта является разработка функциональной системы распознавания жестов руки на языке Python с </w:t>
+      </w:r>
+      <w:r>
+        <w:rPr>
+          <w:sz w:val="28"/>
+          <w:szCs w:val="28"/>
+        </w:rPr>
+        <w:t>использованием</w:t>
+      </w:r>
+      <w:r>
+        <w:rPr>
+          <w:sz w:val="28"/>
+          <w:szCs w:val="28"/>
+        </w:rPr>
+        <w:t xml:space="preserve"> </w:t>
+      </w:r>
+      <w:r>
+        <w:rPr>
+          <w:sz w:val="28"/>
+          <w:szCs w:val="28"/>
+        </w:rPr>
+        <w:t>PyTorch</w:t>
+      </w:r>
+      <w:r>
+        <w:rPr>
+          <w:sz w:val="28"/>
+          <w:szCs w:val="28"/>
+        </w:rPr>
+        <w:t xml:space="preserve"> </w:t>
+      </w:r>
+      <w:r>
+        <w:rPr>
+          <w:sz w:val="28"/>
+          <w:szCs w:val="28"/>
+        </w:rPr>
+        <w:t>и модели</w:t>
+      </w:r>
+      <w:r>
+        <w:rPr>
+          <w:sz w:val="28"/>
+          <w:szCs w:val="28"/>
+        </w:rPr>
+        <w:t xml:space="preserve"> </w:t>
+      </w:r>
+      <w:r>
+        <w:rPr>
+          <w:sz w:val="28"/>
+          <w:szCs w:val="28"/>
+        </w:rPr>
+        <w:t>ResNet18, включающей подготовку датасета, обучение и тестирование нейросети, а также реализацию инференса на изображениях и в реальном времени через веб-камеру.</w:t>
       </w:r>
     </w:p>
     <w:p>
@@ -1401,34 +1470,151 @@
           <w:sz w:val="28"/>
           <w:szCs w:val="28"/>
         </w:rPr>
-        <w:t>Цель проекта</w:t>
-      </w:r>
-    </w:p>
-    <w:p>
-      <w:pPr>
-        <w:pStyle w:val="PreformattedText"/>
-        <w:spacing w:line="360" w:lineRule="auto"/>
-        <w:ind w:firstLine="709"/>
-        <w:jc w:val="both"/>
-        <w:rPr>
-          <w:sz w:val="28"/>
-          <w:szCs w:val="28"/>
-        </w:rPr>
-      </w:pPr>
-      <w:r>
-        <w:rPr>
-          <w:sz w:val="28"/>
-          <w:szCs w:val="28"/>
-        </w:rPr>
-        <w:t>Целью проекта является разработка функциональной системы распознавания жестов руки на языке Python с использованием PyTorch и модели ResNet18, включающей подготовку датасета, обучение и тестирование нейросети, а также реализацию инференса на изображениях и в реальном времени через веб-камеру.</w:t>
-      </w:r>
-    </w:p>
-    <w:p>
-      <w:pPr>
-        <w:pStyle w:val="PreformattedText"/>
-        <w:spacing w:line="360" w:lineRule="auto"/>
-        <w:ind w:firstLine="709"/>
-        <w:jc w:val="both"/>
+        <w:t>Задачи проекта</w:t>
+      </w:r>
+    </w:p>
+    <w:p>
+      <w:pPr>
+        <w:pStyle w:val="PreformattedText"/>
+        <w:spacing w:line="360" w:lineRule="auto"/>
+        <w:ind w:firstLine="709"/>
+        <w:jc w:val="both"/>
+        <w:rPr>
+          <w:sz w:val="28"/>
+          <w:szCs w:val="28"/>
+        </w:rPr>
+      </w:pPr>
+      <w:r>
+        <w:rPr>
+          <w:sz w:val="28"/>
+          <w:szCs w:val="28"/>
+        </w:rPr>
+        <w:t>Для достижения поставленной цели необходимо решить следующие задачи:</w:t>
+      </w:r>
+    </w:p>
+    <w:p>
+      <w:pPr>
+        <w:pStyle w:val="PreformattedText"/>
+        <w:spacing w:line="360" w:lineRule="auto"/>
+        <w:ind w:firstLine="709"/>
+        <w:jc w:val="both"/>
+        <w:rPr>
+          <w:sz w:val="28"/>
+          <w:szCs w:val="28"/>
+        </w:rPr>
+      </w:pPr>
+      <w:r>
+        <w:rPr>
+          <w:sz w:val="28"/>
+          <w:szCs w:val="28"/>
+        </w:rPr>
+        <w:t>1.</w:t>
+      </w:r>
+      <w:r>
+        <w:rPr>
+          <w:sz w:val="28"/>
+          <w:szCs w:val="28"/>
+        </w:rPr>
+        <w:t>Подготовить датасет жестов для обучения модели: преобразовать исходные данные, выполнить разбиение на обучающую и валидационную выборки и настроить предобработку изображений.</w:t>
+      </w:r>
+    </w:p>
+    <w:p>
+      <w:pPr>
+        <w:pStyle w:val="PreformattedText"/>
+        <w:spacing w:line="360" w:lineRule="auto"/>
+        <w:ind w:firstLine="709"/>
+        <w:jc w:val="both"/>
+        <w:rPr>
+          <w:sz w:val="28"/>
+          <w:szCs w:val="28"/>
+        </w:rPr>
+      </w:pPr>
+      <w:r>
+        <w:rPr>
+          <w:sz w:val="28"/>
+          <w:szCs w:val="28"/>
+        </w:rPr>
+        <w:t>2.</w:t>
+      </w:r>
+      <w:r>
+        <w:rPr>
+          <w:sz w:val="28"/>
+          <w:szCs w:val="28"/>
+        </w:rPr>
+        <w:t>Разработать и обучить нейросетевую модель распознавания жестов на базе ResNet18 с использованием PyTorch, а также реализовать сохранение и загрузку обученных весов.</w:t>
+      </w:r>
+    </w:p>
+    <w:p>
+      <w:pPr>
+        <w:pStyle w:val="PreformattedText"/>
+        <w:spacing w:line="360" w:lineRule="auto"/>
+        <w:ind w:firstLine="709"/>
+        <w:jc w:val="both"/>
+        <w:rPr>
+          <w:sz w:val="28"/>
+          <w:szCs w:val="28"/>
+        </w:rPr>
+      </w:pPr>
+      <w:r>
+        <w:rPr>
+          <w:sz w:val="28"/>
+          <w:szCs w:val="28"/>
+        </w:rPr>
+        <w:t>3.</w:t>
+      </w:r>
+      <w:r>
+        <w:rPr>
+          <w:sz w:val="28"/>
+          <w:szCs w:val="28"/>
+        </w:rPr>
+        <w:t>Реализовать систему распознавания жестов в реальном времени через веб-камеру с визуализацией результатов (название жеста и вероятность).</w:t>
+      </w:r>
+    </w:p>
+    <w:p>
+      <w:pPr>
+        <w:pStyle w:val="PreformattedText"/>
+        <w:spacing w:line="360" w:lineRule="auto"/>
+        <w:ind w:firstLine="709"/>
+        <w:jc w:val="both"/>
+        <w:rPr>
+          <w:sz w:val="28"/>
+          <w:szCs w:val="28"/>
+        </w:rPr>
+      </w:pPr>
+      <w:r>
+        <w:rPr>
+          <w:sz w:val="28"/>
+          <w:szCs w:val="28"/>
+        </w:rPr>
+        <w:t>4.</w:t>
+      </w:r>
+      <w:r>
+        <w:rPr>
+          <w:sz w:val="28"/>
+          <w:szCs w:val="28"/>
+        </w:rPr>
+        <w:t>Провести тестирование разработанной системы и подготовить документацию по запуску и практическому использованию.</w:t>
+      </w:r>
+    </w:p>
+    <w:p>
+      <w:pPr>
+        <w:pStyle w:val="PreformattedText"/>
+        <w:spacing w:line="360" w:lineRule="auto"/>
+        <w:ind w:firstLine="709"/>
+        <w:jc w:val="both"/>
+        <w:rPr>
+          <w:sz w:val="28"/>
+          <w:szCs w:val="28"/>
+        </w:rPr>
+      </w:pPr>
+    </w:p>
+    <w:p>
+      <w:pPr>
+        <w:pStyle w:val="PreformattedText"/>
+        <w:pageBreakBefore/>
+        <w:spacing w:line="360" w:lineRule="auto"/>
+        <w:ind w:firstLine="709"/>
+        <w:jc w:val="center"/>
         <w:rPr>
           <w:b/>
           <w:bCs/>
@@ -1443,236 +1629,741 @@
           <w:sz w:val="28"/>
           <w:szCs w:val="28"/>
         </w:rPr>
-        <w:t>Задачи проекта</w:t>
-      </w:r>
-    </w:p>
-    <w:p>
-      <w:pPr>
-        <w:pStyle w:val="PreformattedText"/>
-        <w:spacing w:line="360" w:lineRule="auto"/>
-        <w:ind w:firstLine="709"/>
-        <w:jc w:val="both"/>
-        <w:rPr>
-          <w:sz w:val="28"/>
-          <w:szCs w:val="28"/>
-        </w:rPr>
-      </w:pPr>
-      <w:r>
-        <w:rPr>
-          <w:sz w:val="28"/>
-          <w:szCs w:val="28"/>
-        </w:rPr>
-        <w:t>Для достижения поставленной цели необходимо решить следующие задачи:</w:t>
-      </w:r>
-    </w:p>
-    <w:p>
-      <w:pPr>
-        <w:pStyle w:val="PreformattedText"/>
-        <w:spacing w:line="360" w:lineRule="auto"/>
-        <w:ind w:firstLine="709"/>
-        <w:jc w:val="both"/>
-        <w:rPr>
-          <w:sz w:val="28"/>
-          <w:szCs w:val="28"/>
-        </w:rPr>
-      </w:pPr>
-      <w:r>
-        <w:rPr>
-          <w:sz w:val="28"/>
-          <w:szCs w:val="28"/>
-        </w:rPr>
-        <w:t>1.</w:t>
-      </w:r>
-      <w:r>
-        <w:rPr>
-          <w:sz w:val="28"/>
-          <w:szCs w:val="28"/>
-        </w:rPr>
-        <w:t>Провести анализ предметной области: изучить подходы к распознаванию жестов руки, рассмотреть существующие решения компьютерного зрения и выявить их преимущества и ограничения.</w:t>
-      </w:r>
-    </w:p>
-    <w:p>
-      <w:pPr>
-        <w:pStyle w:val="PreformattedText"/>
-        <w:spacing w:line="360" w:lineRule="auto"/>
-        <w:ind w:firstLine="709"/>
-        <w:jc w:val="both"/>
-        <w:rPr>
-          <w:sz w:val="28"/>
-          <w:szCs w:val="28"/>
-        </w:rPr>
-      </w:pPr>
-      <w:r>
-        <w:rPr>
-          <w:sz w:val="28"/>
-          <w:szCs w:val="28"/>
-        </w:rPr>
-        <w:t>2.</w:t>
-      </w:r>
-      <w:r>
-        <w:rPr>
-          <w:sz w:val="28"/>
-          <w:szCs w:val="28"/>
-        </w:rPr>
-        <w:t>Изучить теоретические основы построения нейросетевых классификаторов изображений, включая принципы работы сверточных сетей и архитектуры ResNet18.</w:t>
-      </w:r>
-    </w:p>
-    <w:p>
-      <w:pPr>
-        <w:pStyle w:val="PreformattedText"/>
-        <w:spacing w:line="360" w:lineRule="auto"/>
-        <w:ind w:firstLine="709"/>
-        <w:jc w:val="both"/>
-        <w:rPr>
-          <w:sz w:val="28"/>
-          <w:szCs w:val="28"/>
-        </w:rPr>
-      </w:pPr>
-      <w:r>
-        <w:rPr>
-          <w:sz w:val="28"/>
-          <w:szCs w:val="28"/>
-        </w:rPr>
-        <w:t>3.</w:t>
-      </w:r>
-      <w:r>
-        <w:rPr>
-          <w:sz w:val="28"/>
-          <w:szCs w:val="28"/>
-        </w:rPr>
-        <w:t>Подготовить и структурировать датасет жестов: реализовать конвертацию исходных данных в удобный формат (train/val) и обеспечить корректное разбиение выборки.</w:t>
-      </w:r>
-    </w:p>
-    <w:p>
-      <w:pPr>
-        <w:pStyle w:val="PreformattedText"/>
-        <w:spacing w:line="360" w:lineRule="auto"/>
-        <w:ind w:firstLine="709"/>
-        <w:jc w:val="both"/>
-        <w:rPr>
-          <w:sz w:val="28"/>
-          <w:szCs w:val="28"/>
-        </w:rPr>
-      </w:pPr>
-      <w:r>
-        <w:rPr>
-          <w:sz w:val="28"/>
-          <w:szCs w:val="28"/>
-        </w:rPr>
         <w:lastRenderedPageBreak/>
-        <w:t>4.</w:t>
-      </w:r>
-      <w:r>
-        <w:rPr>
-          <w:sz w:val="28"/>
-          <w:szCs w:val="28"/>
-        </w:rPr>
-        <w:t>Спроектировать архитектуру программного решения, включающую модули подготовки данных, обучения, валидации, инференса и live-распознавания через веб-камеру.</w:t>
-      </w:r>
-    </w:p>
-    <w:p>
-      <w:pPr>
-        <w:pStyle w:val="PreformattedText"/>
-        <w:spacing w:line="360" w:lineRule="auto"/>
-        <w:ind w:firstLine="709"/>
-        <w:jc w:val="both"/>
-        <w:rPr>
-          <w:sz w:val="28"/>
-          <w:szCs w:val="28"/>
-        </w:rPr>
-      </w:pPr>
-      <w:r>
-        <w:rPr>
-          <w:sz w:val="28"/>
-          <w:szCs w:val="28"/>
-        </w:rPr>
-        <w:t>5.</w:t>
-      </w:r>
-      <w:r>
-        <w:rPr>
-          <w:sz w:val="28"/>
-          <w:szCs w:val="28"/>
-        </w:rPr>
-        <w:t>Разработать программный код на Python с использованием PyTorch, реализующий обучение модели, сохранение весов и получение предсказаний для новых изображений.</w:t>
-      </w:r>
-    </w:p>
-    <w:p>
-      <w:pPr>
-        <w:pStyle w:val="PreformattedText"/>
-        <w:spacing w:line="360" w:lineRule="auto"/>
-        <w:ind w:firstLine="709"/>
-        <w:jc w:val="both"/>
-        <w:rPr>
-          <w:sz w:val="28"/>
-          <w:szCs w:val="28"/>
-        </w:rPr>
-      </w:pPr>
-      <w:r>
-        <w:rPr>
-          <w:sz w:val="28"/>
-          <w:szCs w:val="28"/>
-        </w:rPr>
-        <w:t>6.</w:t>
-      </w:r>
-      <w:r>
-        <w:rPr>
-          <w:sz w:val="28"/>
-          <w:szCs w:val="28"/>
-        </w:rPr>
-        <w:t>Реализовать пользовательские сценарии применения модели: распознавание жестов на папке тестовых изображений и в реальном времени (OpenCV).</w:t>
-      </w:r>
-    </w:p>
-    <w:p>
-      <w:pPr>
-        <w:pStyle w:val="PreformattedText"/>
-        <w:spacing w:line="360" w:lineRule="auto"/>
-        <w:ind w:firstLine="709"/>
-        <w:jc w:val="both"/>
-        <w:rPr>
-          <w:sz w:val="28"/>
-          <w:szCs w:val="28"/>
-        </w:rPr>
-      </w:pPr>
-      <w:r>
-        <w:rPr>
-          <w:sz w:val="28"/>
-          <w:szCs w:val="28"/>
-        </w:rPr>
-        <w:t>7.</w:t>
-      </w:r>
-      <w:r>
-        <w:rPr>
-          <w:sz w:val="28"/>
-          <w:szCs w:val="28"/>
-        </w:rPr>
-        <w:t>Провести тестирование разработанной системы, оценить точность распознавания, стабильность работы и удобство использования.</w:t>
-      </w:r>
-    </w:p>
-    <w:p>
-      <w:pPr>
-        <w:pStyle w:val="PreformattedText"/>
-        <w:spacing w:line="360" w:lineRule="auto"/>
-        <w:ind w:firstLine="709"/>
-        <w:jc w:val="both"/>
-        <w:rPr>
-          <w:sz w:val="28"/>
-          <w:szCs w:val="28"/>
-        </w:rPr>
-      </w:pPr>
-      <w:r>
-        <w:rPr>
-          <w:sz w:val="28"/>
-          <w:szCs w:val="28"/>
-        </w:rPr>
-        <w:t>8.</w:t>
-      </w:r>
-      <w:r>
-        <w:rPr>
-          <w:sz w:val="28"/>
-          <w:szCs w:val="28"/>
-        </w:rPr>
-        <w:t>Подготовить техническую документацию и инструкцию по запуску, настройке и дальнейшему развитию проекта.</w:t>
-      </w:r>
+        <w:t>Теоретическая часть</w:t>
+      </w:r>
+    </w:p>
+    <w:p>
+      <w:pPr>
+        <w:pStyle w:val="PreformattedText"/>
+        <w:spacing w:line="360" w:lineRule="auto"/>
+        <w:ind w:firstLine="709"/>
+        <w:jc w:val="center"/>
+        <w:rPr>
+          <w:i/>
+          <w:sz w:val="28"/>
+          <w:szCs w:val="28"/>
+        </w:rPr>
+      </w:pPr>
+      <w:r>
+        <w:rPr>
+          <w:i/>
+          <w:sz w:val="28"/>
+          <w:szCs w:val="28"/>
+        </w:rPr>
+        <w:t>Понятие и классификация систем распознавания жестов</w:t>
+      </w:r>
+    </w:p>
+    <w:p>
+      <w:pPr>
+        <w:pStyle w:val="PreformattedText"/>
+        <w:spacing w:line="360" w:lineRule="auto"/>
+        <w:ind w:firstLine="709"/>
+        <w:jc w:val="both"/>
+        <w:rPr>
+          <w:sz w:val="28"/>
+          <w:szCs w:val="28"/>
+        </w:rPr>
+      </w:pPr>
+      <w:r>
+        <w:rPr>
+          <w:sz w:val="28"/>
+          <w:szCs w:val="28"/>
+        </w:rPr>
+        <w:t>Система распознавания жестов — это программно-аппаратный комплекс, который анализирует изображение или видеопоток и определяет жест, показываемый пользователем. Такие системы относятся к области компьютерного зрения и широко применяются в задачах человеко-машинного взаимодействия (Human-Computer Interaction, HCI).</w:t>
+      </w:r>
+    </w:p>
+    <w:p>
+      <w:pPr>
+        <w:pStyle w:val="PreformattedText"/>
+        <w:spacing w:line="360" w:lineRule="auto"/>
+        <w:ind w:firstLine="709"/>
+        <w:jc w:val="both"/>
+        <w:rPr>
+          <w:sz w:val="28"/>
+          <w:szCs w:val="28"/>
+        </w:rPr>
+      </w:pPr>
+      <w:r>
+        <w:rPr>
+          <w:sz w:val="28"/>
+          <w:szCs w:val="28"/>
+        </w:rPr>
+        <w:t>Системы распознавания жестов классифицируют по нескольким основаниям:</w:t>
+      </w:r>
+    </w:p>
+    <w:p>
+      <w:pPr>
+        <w:pStyle w:val="PreformattedText"/>
+        <w:spacing w:line="360" w:lineRule="auto"/>
+        <w:ind w:firstLine="709"/>
+        <w:jc w:val="both"/>
+        <w:rPr>
+          <w:sz w:val="28"/>
+          <w:szCs w:val="28"/>
+        </w:rPr>
+      </w:pPr>
+      <w:r>
+        <w:rPr>
+          <w:sz w:val="28"/>
+          <w:szCs w:val="28"/>
+        </w:rPr>
+        <w:t>-По источнику данных:</w:t>
+      </w:r>
+      <w:r>
+        <w:rPr>
+          <w:sz w:val="28"/>
+          <w:szCs w:val="28"/>
+        </w:rPr>
+        <w:t>по статическим изображениям и по видеопоследовательностям в реальном времени.</w:t>
+      </w:r>
+    </w:p>
+    <w:p>
+      <w:pPr>
+        <w:pStyle w:val="PreformattedText"/>
+        <w:spacing w:line="360" w:lineRule="auto"/>
+        <w:ind w:firstLine="709"/>
+        <w:jc w:val="both"/>
+        <w:rPr>
+          <w:sz w:val="28"/>
+          <w:szCs w:val="28"/>
+        </w:rPr>
+      </w:pPr>
+      <w:r>
+        <w:rPr>
+          <w:sz w:val="28"/>
+          <w:szCs w:val="28"/>
+        </w:rPr>
+        <w:t>-По способу получения сигнала:</w:t>
+      </w:r>
+      <w:r>
+        <w:rPr>
+          <w:sz w:val="28"/>
+          <w:szCs w:val="28"/>
+        </w:rPr>
+        <w:t>камерные (RGB-камеры), глубинные (Depth-камеры), сенсорные (перчатки, датчики).</w:t>
+      </w:r>
+    </w:p>
+    <w:p>
+      <w:pPr>
+        <w:pStyle w:val="PreformattedText"/>
+        <w:spacing w:line="360" w:lineRule="auto"/>
+        <w:ind w:firstLine="709"/>
+        <w:jc w:val="both"/>
+        <w:rPr>
+          <w:sz w:val="28"/>
+          <w:szCs w:val="28"/>
+        </w:rPr>
+      </w:pPr>
+      <w:r>
+        <w:rPr>
+          <w:sz w:val="28"/>
+          <w:szCs w:val="28"/>
+        </w:rPr>
+        <w:t xml:space="preserve">-По типу модели: </w:t>
+      </w:r>
+      <w:r>
+        <w:rPr>
+          <w:sz w:val="28"/>
+          <w:szCs w:val="28"/>
+        </w:rPr>
+        <w:t>классические методы компьютерного зрения и нейросетевые методы (CNN, гибридные модели).</w:t>
+      </w:r>
+    </w:p>
+    <w:p>
+      <w:pPr>
+        <w:pStyle w:val="PreformattedText"/>
+        <w:spacing w:line="360" w:lineRule="auto"/>
+        <w:ind w:firstLine="709"/>
+        <w:jc w:val="both"/>
+        <w:rPr>
+          <w:sz w:val="28"/>
+          <w:szCs w:val="28"/>
+        </w:rPr>
+      </w:pPr>
+      <w:r>
+        <w:rPr>
+          <w:sz w:val="28"/>
+          <w:szCs w:val="28"/>
+        </w:rPr>
+        <w:t>-По назначению:</w:t>
+      </w:r>
+      <w:r>
+        <w:rPr>
+          <w:sz w:val="28"/>
+          <w:szCs w:val="28"/>
+        </w:rPr>
+        <w:t>образовательные, медицинские, игровые, интерфейсные, промышленные.</w:t>
+      </w:r>
+    </w:p>
+    <w:p>
+      <w:pPr>
+        <w:pStyle w:val="PreformattedText"/>
+        <w:spacing w:line="360" w:lineRule="auto"/>
+        <w:ind w:firstLine="709"/>
+        <w:jc w:val="both"/>
+        <w:rPr>
+          <w:sz w:val="28"/>
+          <w:szCs w:val="28"/>
+        </w:rPr>
+      </w:pPr>
+      <w:r>
+        <w:rPr>
+          <w:sz w:val="28"/>
+          <w:szCs w:val="28"/>
+        </w:rPr>
+        <w:t>В данном проекте используется камерный подход на основе RGB-изображений и нейросетевая классификация жестов. Это делает решение доступным для широкой аудитории, поскольку не требует специализированного оборудования.</w:t>
+      </w:r>
+    </w:p>
+    <w:p>
+      <w:pPr>
+        <w:pStyle w:val="PreformattedText"/>
+        <w:spacing w:line="360" w:lineRule="auto"/>
+        <w:ind w:firstLine="709"/>
+        <w:jc w:val="center"/>
+        <w:rPr>
+          <w:i/>
+          <w:sz w:val="28"/>
+          <w:szCs w:val="28"/>
+        </w:rPr>
+      </w:pPr>
+      <w:r>
+        <w:rPr>
+          <w:i/>
+          <w:sz w:val="28"/>
+          <w:szCs w:val="28"/>
+        </w:rPr>
+        <w:t>Применение распознавания жестов в современных цифровых системах</w:t>
+      </w:r>
+    </w:p>
+    <w:p>
+      <w:pPr>
+        <w:pStyle w:val="PreformattedText"/>
+        <w:spacing w:line="360" w:lineRule="auto"/>
+        <w:ind w:firstLine="709"/>
+        <w:jc w:val="both"/>
+        <w:rPr>
+          <w:sz w:val="28"/>
+          <w:szCs w:val="28"/>
+        </w:rPr>
+      </w:pPr>
+      <w:r>
+        <w:rPr>
+          <w:sz w:val="28"/>
+          <w:szCs w:val="28"/>
+        </w:rPr>
+        <w:t>Технологии распознавания жестов особенно востребованы там, где важны бесконтактное взаимодействие и интуитивное управление. Ключевые области применения включают:</w:t>
+      </w:r>
+    </w:p>
+    <w:p>
+      <w:pPr>
+        <w:pStyle w:val="PreformattedText"/>
+        <w:spacing w:line="360" w:lineRule="auto"/>
+        <w:ind w:firstLine="709"/>
+        <w:jc w:val="both"/>
+        <w:rPr>
+          <w:sz w:val="28"/>
+          <w:szCs w:val="28"/>
+        </w:rPr>
+      </w:pPr>
+      <w:r>
+        <w:rPr>
+          <w:sz w:val="28"/>
+          <w:szCs w:val="28"/>
+        </w:rPr>
+        <w:t>-</w:t>
+      </w:r>
+      <w:r>
+        <w:rPr>
+          <w:sz w:val="28"/>
+          <w:szCs w:val="28"/>
+        </w:rPr>
+        <w:t>управление интерфейсами без использования клавиатуры и мыши;</w:t>
+      </w:r>
+    </w:p>
+    <w:p>
+      <w:pPr>
+        <w:pStyle w:val="PreformattedText"/>
+        <w:spacing w:line="360" w:lineRule="auto"/>
+        <w:ind w:firstLine="709"/>
+        <w:jc w:val="both"/>
+        <w:rPr>
+          <w:sz w:val="28"/>
+          <w:szCs w:val="28"/>
+        </w:rPr>
+      </w:pPr>
+      <w:r>
+        <w:rPr>
+          <w:sz w:val="28"/>
+          <w:szCs w:val="28"/>
+        </w:rPr>
+        <w:t>-</w:t>
+      </w:r>
+      <w:r>
+        <w:rPr>
+          <w:sz w:val="28"/>
+          <w:szCs w:val="28"/>
+        </w:rPr>
+        <w:t>разработку обучающих и демонстрационных приложений по компьютерному зрению;</w:t>
+      </w:r>
+    </w:p>
+    <w:p>
+      <w:pPr>
+        <w:pStyle w:val="PreformattedText"/>
+        <w:spacing w:line="360" w:lineRule="auto"/>
+        <w:ind w:firstLine="709"/>
+        <w:jc w:val="both"/>
+        <w:rPr>
+          <w:sz w:val="28"/>
+          <w:szCs w:val="28"/>
+        </w:rPr>
+      </w:pPr>
+      <w:r>
+        <w:rPr>
+          <w:sz w:val="28"/>
+          <w:szCs w:val="28"/>
+        </w:rPr>
+        <w:t>-</w:t>
+      </w:r>
+      <w:r>
+        <w:rPr>
+          <w:sz w:val="28"/>
+          <w:szCs w:val="28"/>
+        </w:rPr>
+        <w:t>поддержку инклюзивных решений для пользователей с ограниченной подвижностью;</w:t>
+      </w:r>
+    </w:p>
+    <w:p>
+      <w:pPr>
+        <w:pStyle w:val="PreformattedText"/>
+        <w:spacing w:line="360" w:lineRule="auto"/>
+        <w:ind w:firstLine="709"/>
+        <w:jc w:val="both"/>
+        <w:rPr>
+          <w:sz w:val="28"/>
+          <w:szCs w:val="28"/>
+        </w:rPr>
+      </w:pPr>
+      <w:r>
+        <w:rPr>
+          <w:sz w:val="28"/>
+          <w:szCs w:val="28"/>
+        </w:rPr>
+        <w:t>-</w:t>
+      </w:r>
+      <w:r>
+        <w:rPr>
+          <w:sz w:val="28"/>
+          <w:szCs w:val="28"/>
+        </w:rPr>
+        <w:t>создание интерактивных систем для образования, презентаций и мультимедийных сценариев.</w:t>
+      </w:r>
+    </w:p>
+    <w:p>
+      <w:pPr>
+        <w:pStyle w:val="PreformattedText"/>
+        <w:spacing w:line="360" w:lineRule="auto"/>
+        <w:ind w:firstLine="709"/>
+        <w:jc w:val="both"/>
+        <w:rPr>
+          <w:sz w:val="28"/>
+          <w:szCs w:val="28"/>
+        </w:rPr>
+      </w:pPr>
+      <w:r>
+        <w:rPr>
+          <w:sz w:val="28"/>
+          <w:szCs w:val="28"/>
+        </w:rPr>
+        <w:t xml:space="preserve">Практическая ценность таких систем заключается в возможности работы в реальном времени и получении быстрого отклика модели. Для учебных проектов </w:t>
+      </w:r>
+      <w:r>
+        <w:rPr>
+          <w:sz w:val="28"/>
+          <w:szCs w:val="28"/>
+        </w:rPr>
+        <w:lastRenderedPageBreak/>
+        <w:t>это принципиально важно, так как позволяет на одном примере пройти полный цикл машинного обучения: от подготовки данных и обучения модели до оценки качества и интеграции в пользовательское приложение.</w:t>
+      </w:r>
+    </w:p>
+    <w:p>
+      <w:pPr>
+        <w:pStyle w:val="PreformattedText"/>
+        <w:spacing w:line="360" w:lineRule="auto"/>
+        <w:ind w:firstLine="709"/>
+        <w:jc w:val="center"/>
+        <w:rPr>
+          <w:i/>
+          <w:sz w:val="28"/>
+          <w:szCs w:val="28"/>
+        </w:rPr>
+      </w:pPr>
+      <w:r>
+        <w:rPr>
+          <w:i/>
+          <w:sz w:val="28"/>
+          <w:szCs w:val="28"/>
+        </w:rPr>
+        <w:t>Анализ подходов и существующих решений</w:t>
+      </w:r>
+    </w:p>
+    <w:p>
+      <w:pPr>
+        <w:pStyle w:val="PreformattedText"/>
+        <w:spacing w:line="360" w:lineRule="auto"/>
+        <w:ind w:firstLine="709"/>
+        <w:jc w:val="both"/>
+        <w:rPr>
+          <w:sz w:val="28"/>
+          <w:szCs w:val="28"/>
+        </w:rPr>
+      </w:pPr>
+      <w:r>
+        <w:rPr>
+          <w:sz w:val="28"/>
+          <w:szCs w:val="28"/>
+        </w:rPr>
+        <w:t>Существующие решения в области распознавания жестов условно делятся на три группы:</w:t>
+      </w:r>
+    </w:p>
+    <w:p>
+      <w:pPr>
+        <w:pStyle w:val="PreformattedText"/>
+        <w:spacing w:line="360" w:lineRule="auto"/>
+        <w:ind w:firstLine="709"/>
+        <w:jc w:val="both"/>
+        <w:rPr>
+          <w:sz w:val="28"/>
+          <w:szCs w:val="28"/>
+        </w:rPr>
+      </w:pPr>
+      <w:r>
+        <w:rPr>
+          <w:sz w:val="28"/>
+          <w:szCs w:val="28"/>
+        </w:rPr>
+        <w:t>-Коммерческие платформы и SDK:</w:t>
+      </w:r>
+      <w:r>
+        <w:rPr>
+          <w:sz w:val="28"/>
+          <w:szCs w:val="28"/>
+        </w:rPr>
+        <w:t> обеспечивают высокое качество, но часто являются закрытыми, сложными для изучения и ограниченными в кастомизации.</w:t>
+      </w:r>
+    </w:p>
+    <w:p>
+      <w:pPr>
+        <w:pStyle w:val="PreformattedText"/>
+        <w:spacing w:line="360" w:lineRule="auto"/>
+        <w:ind w:firstLine="709"/>
+        <w:jc w:val="both"/>
+        <w:rPr>
+          <w:sz w:val="28"/>
+          <w:szCs w:val="28"/>
+        </w:rPr>
+      </w:pPr>
+      <w:r>
+        <w:rPr>
+          <w:sz w:val="28"/>
+          <w:szCs w:val="28"/>
+        </w:rPr>
+        <w:t>-Исследовательские прототипы:</w:t>
+      </w:r>
+      <w:r>
+        <w:rPr>
+          <w:sz w:val="28"/>
+          <w:szCs w:val="28"/>
+        </w:rPr>
+        <w:t> демонстрируют эффективные алгоритмы, однако нередко требуют сложной настройки и значительных вычислительных ресурсов.</w:t>
+      </w:r>
+    </w:p>
+    <w:p>
+      <w:pPr>
+        <w:pStyle w:val="PreformattedText"/>
+        <w:spacing w:line="360" w:lineRule="auto"/>
+        <w:ind w:firstLine="709"/>
+        <w:jc w:val="both"/>
+        <w:rPr>
+          <w:sz w:val="28"/>
+          <w:szCs w:val="28"/>
+        </w:rPr>
+      </w:pPr>
+      <w:r>
+        <w:rPr>
+          <w:sz w:val="28"/>
+          <w:szCs w:val="28"/>
+        </w:rPr>
+        <w:t xml:space="preserve">-Учебные open-source проекты: </w:t>
+      </w:r>
+      <w:r>
+        <w:rPr>
+          <w:sz w:val="28"/>
+          <w:szCs w:val="28"/>
+        </w:rPr>
+        <w:t>доступны для изучения, но обычно охватывают только отдельные этапы (например, обучение без live-инференса).</w:t>
+      </w:r>
+    </w:p>
+    <w:p>
+      <w:pPr>
+        <w:pStyle w:val="PreformattedText"/>
+        <w:spacing w:line="360" w:lineRule="auto"/>
+        <w:ind w:firstLine="709"/>
+        <w:jc w:val="both"/>
+        <w:rPr>
+          <w:sz w:val="28"/>
+          <w:szCs w:val="28"/>
+        </w:rPr>
+      </w:pPr>
+      <w:r>
+        <w:rPr>
+          <w:sz w:val="28"/>
+          <w:szCs w:val="28"/>
+        </w:rPr>
+        <w:t>Проведённый анализ показывает, что существует потребность в компактном и понятном решении, объединяющем весь процесс в единую систему: от подготовки датасета до распознавания жестов с веб-камеры и визуального интерфейса. Именно на решение этой задачи и направлен данный проект.</w:t>
+      </w:r>
+    </w:p>
+    <w:p>
+      <w:pPr>
+        <w:pStyle w:val="PreformattedText"/>
+        <w:spacing w:line="360" w:lineRule="auto"/>
+        <w:ind w:firstLine="709"/>
+        <w:jc w:val="center"/>
+        <w:rPr>
+          <w:i/>
+          <w:sz w:val="28"/>
+          <w:szCs w:val="28"/>
+        </w:rPr>
+      </w:pPr>
+      <w:r>
+        <w:rPr>
+          <w:i/>
+          <w:sz w:val="28"/>
+          <w:szCs w:val="28"/>
+        </w:rPr>
+        <w:t>Инструменты и технологии разработки</w:t>
+      </w:r>
+    </w:p>
+    <w:p>
+      <w:pPr>
+        <w:pStyle w:val="PreformattedText"/>
+        <w:spacing w:line="360" w:lineRule="auto"/>
+        <w:ind w:firstLine="709"/>
+        <w:jc w:val="both"/>
+        <w:rPr>
+          <w:sz w:val="28"/>
+          <w:szCs w:val="28"/>
+        </w:rPr>
+      </w:pPr>
+      <w:r>
+        <w:rPr>
+          <w:sz w:val="28"/>
+          <w:szCs w:val="28"/>
+        </w:rPr>
+        <w:t>В качестве основного языка разработки выбран Python, поскольку он предоставляет широкий набор библиотек для машинного обучения и компьютерного зрения, а также позволяет быстро переходить от прототипа к рабочему приложению.</w:t>
+      </w:r>
+    </w:p>
+    <w:p>
+      <w:pPr>
+        <w:pStyle w:val="PreformattedText"/>
+        <w:spacing w:line="360" w:lineRule="auto"/>
+        <w:ind w:firstLine="709"/>
+        <w:jc w:val="both"/>
+        <w:rPr>
+          <w:sz w:val="28"/>
+          <w:szCs w:val="28"/>
+        </w:rPr>
+      </w:pPr>
+      <w:r>
+        <w:rPr>
+          <w:sz w:val="28"/>
+          <w:szCs w:val="28"/>
+        </w:rPr>
+        <w:t>В проекте используются следующие технологии:</w:t>
+      </w:r>
+    </w:p>
+    <w:p>
+      <w:pPr>
+        <w:pStyle w:val="PreformattedText"/>
+        <w:spacing w:line="360" w:lineRule="auto"/>
+        <w:ind w:firstLine="709"/>
+        <w:jc w:val="both"/>
+        <w:rPr>
+          <w:sz w:val="28"/>
+          <w:szCs w:val="28"/>
+        </w:rPr>
+      </w:pPr>
+      <w:r>
+        <w:rPr>
+          <w:sz w:val="28"/>
+          <w:szCs w:val="28"/>
+        </w:rPr>
+        <w:t>-PyTorch</w:t>
+      </w:r>
+      <w:r>
+        <w:rPr>
+          <w:sz w:val="28"/>
+          <w:szCs w:val="28"/>
+        </w:rPr>
+        <w:t>— основной фреймворк для построения и обучения нейросетевой модели;</w:t>
+      </w:r>
+    </w:p>
+    <w:p>
+      <w:pPr>
+        <w:pStyle w:val="PreformattedText"/>
+        <w:spacing w:line="360" w:lineRule="auto"/>
+        <w:ind w:firstLine="709"/>
+        <w:jc w:val="both"/>
+        <w:rPr>
+          <w:sz w:val="28"/>
+          <w:szCs w:val="28"/>
+        </w:rPr>
+      </w:pPr>
+      <w:r>
+        <w:rPr>
+          <w:sz w:val="28"/>
+          <w:szCs w:val="28"/>
+        </w:rPr>
+        <w:t>-torchvision</w:t>
+      </w:r>
+      <w:r>
+        <w:rPr>
+          <w:sz w:val="28"/>
+          <w:szCs w:val="28"/>
+        </w:rPr>
+        <w:t>— инструменты для работы с изображениями и готовая архитектура ResNet18;</w:t>
+      </w:r>
+    </w:p>
+    <w:p>
+      <w:pPr>
+        <w:pStyle w:val="PreformattedText"/>
+        <w:spacing w:line="360" w:lineRule="auto"/>
+        <w:ind w:firstLine="709"/>
+        <w:jc w:val="both"/>
+        <w:rPr>
+          <w:sz w:val="28"/>
+          <w:szCs w:val="28"/>
+        </w:rPr>
+      </w:pPr>
+      <w:r>
+        <w:rPr>
+          <w:sz w:val="28"/>
+          <w:szCs w:val="28"/>
+        </w:rPr>
+        <w:t>-OpenCV</w:t>
+      </w:r>
+      <w:r>
+        <w:rPr>
+          <w:sz w:val="28"/>
+          <w:szCs w:val="28"/>
+        </w:rPr>
+        <w:t>— захват и обработка видеопотока с веб-камеры для распознавания в реальном времени;</w:t>
+      </w:r>
+    </w:p>
+    <w:p>
+      <w:pPr>
+        <w:pStyle w:val="PreformattedText"/>
+        <w:spacing w:line="360" w:lineRule="auto"/>
+        <w:ind w:firstLine="709"/>
+        <w:jc w:val="both"/>
+        <w:rPr>
+          <w:sz w:val="28"/>
+          <w:szCs w:val="28"/>
+        </w:rPr>
+      </w:pPr>
+      <w:r>
+        <w:rPr>
+          <w:sz w:val="28"/>
+          <w:szCs w:val="28"/>
+        </w:rPr>
+        <w:t>-Pillow</w:t>
+      </w:r>
+      <w:r>
+        <w:rPr>
+          <w:sz w:val="28"/>
+          <w:szCs w:val="28"/>
+        </w:rPr>
+        <w:t>— вспомогательная обработка изображений;</w:t>
+      </w:r>
+    </w:p>
+    <w:p>
+      <w:pPr>
+        <w:pStyle w:val="PreformattedText"/>
+        <w:spacing w:line="360" w:lineRule="auto"/>
+        <w:ind w:firstLine="709"/>
+        <w:jc w:val="both"/>
+        <w:rPr>
+          <w:sz w:val="28"/>
+          <w:szCs w:val="28"/>
+        </w:rPr>
+      </w:pPr>
+      <w:r>
+        <w:rPr>
+          <w:sz w:val="28"/>
+          <w:szCs w:val="28"/>
+        </w:rPr>
+        <w:t>-</w:t>
+      </w:r>
+      <w:r>
+        <w:rPr>
+          <w:sz w:val="28"/>
+          <w:szCs w:val="28"/>
+        </w:rPr>
+        <w:t>PyArrow и формат</w:t>
+      </w:r>
+      <w:r>
+        <w:rPr>
+          <w:sz w:val="28"/>
+          <w:szCs w:val="28"/>
+        </w:rPr>
+        <w:t xml:space="preserve"> parquet</w:t>
+      </w:r>
+      <w:r>
+        <w:rPr>
+          <w:sz w:val="28"/>
+          <w:szCs w:val="28"/>
+        </w:rPr>
+        <w:t>— работа с исходными данными и подготовка датасета.</w:t>
+      </w:r>
+    </w:p>
+    <w:p>
+      <w:pPr>
+        <w:pStyle w:val="PreformattedText"/>
+        <w:spacing w:line="360" w:lineRule="auto"/>
+        <w:ind w:firstLine="709"/>
+        <w:jc w:val="both"/>
+        <w:rPr>
+          <w:sz w:val="28"/>
+          <w:szCs w:val="28"/>
+        </w:rPr>
+      </w:pPr>
+      <w:r>
+        <w:rPr>
+          <w:sz w:val="28"/>
+          <w:szCs w:val="28"/>
+        </w:rPr>
+        <w:t xml:space="preserve">Таким образом, выбранный стек технологий обеспечивает оптимальный </w:t>
+      </w:r>
+      <w:r>
+        <w:rPr>
+          <w:sz w:val="28"/>
+          <w:szCs w:val="28"/>
+        </w:rPr>
+        <w:lastRenderedPageBreak/>
+        <w:t>баланс между точностью, скоростью разработки и наглядностью, что особенно важно для учебного проекта по распознаванию жестов руки.</w:t>
+      </w:r>
+    </w:p>
+    <w:p>
+      <w:pPr>
+        <w:pStyle w:val="PreformattedText"/>
+        <w:spacing w:line="360" w:lineRule="auto"/>
+        <w:ind w:firstLine="709"/>
+        <w:jc w:val="both"/>
+        <w:rPr>
+          <w:sz w:val="28"/>
+          <w:szCs w:val="28"/>
+        </w:rPr>
+      </w:pPr>
     </w:p>
     <w:p>
       <w:pPr>
@@ -1680,7 +2371,7 @@
         <w:pageBreakBefore/>
         <w:spacing w:line="360" w:lineRule="auto"/>
         <w:ind w:firstLine="709"/>
-        <w:jc w:val="center"/>
+        <w:jc w:val="both"/>
         <w:rPr>
           <w:b/>
           <w:bCs/>
@@ -1696,554 +2387,6 @@
           <w:szCs w:val="28"/>
         </w:rPr>
         <w:lastRenderedPageBreak/>
-        <w:t>Теоретическая часть</w:t>
-      </w:r>
-    </w:p>
-    <w:p>
-      <w:pPr>
-        <w:pStyle w:val="PreformattedText"/>
-        <w:spacing w:line="360" w:lineRule="auto"/>
-        <w:ind w:firstLine="709"/>
-        <w:jc w:val="both"/>
-        <w:rPr>
-          <w:sz w:val="28"/>
-          <w:szCs w:val="28"/>
-        </w:rPr>
-      </w:pPr>
-      <w:r>
-        <w:rPr>
-          <w:sz w:val="28"/>
-          <w:szCs w:val="28"/>
-        </w:rPr>
-        <w:t>1.Понятие и классификация систем распознавания жестов</w:t>
-      </w:r>
-      <w:r>
-        <w:rPr>
-          <w:sz w:val="28"/>
-          <w:szCs w:val="28"/>
-        </w:rPr>
-        <w:br/>
-        <w:t>Система распознавания жестов — это программно-аппаратное решение, которое анализирует изображение или видеопоток и определяет, какой жест показывает пользователь. Такие системы относятся к области компьютерного зрения и применяются в человеко-машинном взаимодействии (Human-Computer Interaction).</w:t>
-      </w:r>
-      <w:r>
-        <w:rPr>
-          <w:sz w:val="28"/>
-          <w:szCs w:val="28"/>
-        </w:rPr>
-        <w:br/>
-        <w:t>Системы распознавания жестов можно классифицировать по нескольким признакам:</w:t>
-      </w:r>
-    </w:p>
-    <w:p>
-      <w:pPr>
-        <w:pStyle w:val="PreformattedText"/>
-        <w:spacing w:line="360" w:lineRule="auto"/>
-        <w:ind w:firstLine="709"/>
-        <w:jc w:val="both"/>
-        <w:rPr>
-          <w:sz w:val="28"/>
-          <w:szCs w:val="28"/>
-        </w:rPr>
-      </w:pPr>
-      <w:r>
-        <w:rPr>
-          <w:sz w:val="28"/>
-          <w:szCs w:val="28"/>
-        </w:rPr>
-        <w:t>-По источнику данных: по статическим изображениям и по видеопоследовательностям в реальном времени.</w:t>
-      </w:r>
-    </w:p>
-    <w:p>
-      <w:pPr>
-        <w:pStyle w:val="PreformattedText"/>
-        <w:spacing w:line="360" w:lineRule="auto"/>
-        <w:ind w:firstLine="709"/>
-        <w:jc w:val="both"/>
-        <w:rPr>
-          <w:sz w:val="28"/>
-          <w:szCs w:val="28"/>
-        </w:rPr>
-      </w:pPr>
-      <w:r>
-        <w:rPr>
-          <w:sz w:val="28"/>
-          <w:szCs w:val="28"/>
-        </w:rPr>
-        <w:t>-По способу получения сигнала: камерные (RGB-камеры), глубинные (Depth-камеры), сенсорные (перчатки, датчики).</w:t>
-      </w:r>
-    </w:p>
-    <w:p>
-      <w:pPr>
-        <w:pStyle w:val="PreformattedText"/>
-        <w:spacing w:line="360" w:lineRule="auto"/>
-        <w:ind w:firstLine="709"/>
-        <w:jc w:val="both"/>
-        <w:rPr>
-          <w:sz w:val="28"/>
-          <w:szCs w:val="28"/>
-        </w:rPr>
-      </w:pPr>
-      <w:r>
-        <w:rPr>
-          <w:sz w:val="28"/>
-          <w:szCs w:val="28"/>
-        </w:rPr>
-        <w:t>-По типу модели: классические методы компьютерного зрения и нейросетевые методы (CNN, гибридные модели).</w:t>
-      </w:r>
-    </w:p>
-    <w:p>
-      <w:pPr>
-        <w:pStyle w:val="PreformattedText"/>
-        <w:spacing w:line="360" w:lineRule="auto"/>
-        <w:ind w:firstLine="709"/>
-        <w:jc w:val="both"/>
-        <w:rPr>
-          <w:sz w:val="28"/>
-          <w:szCs w:val="28"/>
-        </w:rPr>
-      </w:pPr>
-      <w:r>
-        <w:rPr>
-          <w:sz w:val="28"/>
-          <w:szCs w:val="28"/>
-        </w:rPr>
-        <w:t>-По назначению: образовательные, медицинские, игровые, интерфейсные, промышленные.</w:t>
-      </w:r>
-    </w:p>
-    <w:p>
-      <w:pPr>
-        <w:pStyle w:val="PreformattedText"/>
-        <w:spacing w:line="360" w:lineRule="auto"/>
-        <w:ind w:firstLine="709"/>
-        <w:jc w:val="both"/>
-        <w:rPr>
-          <w:sz w:val="28"/>
-          <w:szCs w:val="28"/>
-        </w:rPr>
-      </w:pPr>
-      <w:r>
-        <w:rPr>
-          <w:sz w:val="28"/>
-          <w:szCs w:val="28"/>
-        </w:rPr>
-        <w:t>В рамках данного проекта рассматривается камерный подход на основе RGB-изображений и нейросетевой классификации жестов, что делает решение доступным для широкого круга пользователей без специального оборудования.</w:t>
-      </w:r>
-    </w:p>
-    <w:p>
-      <w:pPr>
-        <w:pStyle w:val="PreformattedText"/>
-        <w:spacing w:line="360" w:lineRule="auto"/>
-        <w:ind w:firstLine="709"/>
-        <w:jc w:val="both"/>
-        <w:rPr>
-          <w:sz w:val="28"/>
-          <w:szCs w:val="28"/>
-        </w:rPr>
-      </w:pPr>
-      <w:r>
-        <w:rPr>
-          <w:sz w:val="28"/>
-          <w:szCs w:val="28"/>
-        </w:rPr>
-        <w:t>2.Применение распознавания жестов в современных цифровых системах</w:t>
-      </w:r>
-      <w:r>
-        <w:rPr>
-          <w:sz w:val="28"/>
-          <w:szCs w:val="28"/>
-        </w:rPr>
-        <w:br/>
-        <w:t>Распознавание жестов используется там, где важны бесконтактное взаимодействие и интуитивное управление. Наиболее распространённые направления:</w:t>
-      </w:r>
-    </w:p>
-    <w:p>
-      <w:pPr>
-        <w:pStyle w:val="PreformattedText"/>
-        <w:spacing w:line="360" w:lineRule="auto"/>
-        <w:ind w:firstLine="709"/>
-        <w:jc w:val="both"/>
-        <w:rPr>
-          <w:sz w:val="28"/>
-          <w:szCs w:val="28"/>
-        </w:rPr>
-      </w:pPr>
-      <w:r>
-        <w:rPr>
-          <w:sz w:val="28"/>
-          <w:szCs w:val="28"/>
-        </w:rPr>
-        <w:t>-Управление интерфейсами без клавиатуры и мыши.</w:t>
-      </w:r>
-    </w:p>
-    <w:p>
-      <w:pPr>
-        <w:pStyle w:val="PreformattedText"/>
-        <w:spacing w:line="360" w:lineRule="auto"/>
-        <w:ind w:firstLine="709"/>
-        <w:jc w:val="both"/>
-        <w:rPr>
-          <w:sz w:val="28"/>
-          <w:szCs w:val="28"/>
-        </w:rPr>
-      </w:pPr>
-      <w:r>
-        <w:rPr>
-          <w:sz w:val="28"/>
-          <w:szCs w:val="28"/>
-        </w:rPr>
-        <w:t>-Создание обучающих и демонстрационных приложений по компьютерному зрению.</w:t>
-      </w:r>
-    </w:p>
-    <w:p>
-      <w:pPr>
-        <w:pStyle w:val="PreformattedText"/>
-        <w:spacing w:line="360" w:lineRule="auto"/>
-        <w:ind w:firstLine="709"/>
-        <w:jc w:val="both"/>
-        <w:rPr>
-          <w:sz w:val="28"/>
-          <w:szCs w:val="28"/>
-        </w:rPr>
-      </w:pPr>
-      <w:r>
-        <w:rPr>
-          <w:sz w:val="28"/>
-          <w:szCs w:val="28"/>
-        </w:rPr>
-        <w:t>-Поддержка инклюзивных технологий для пользователей с ограниченной подвижностью.</w:t>
-      </w:r>
-    </w:p>
-    <w:p>
-      <w:pPr>
-        <w:pStyle w:val="PreformattedText"/>
-        <w:spacing w:line="360" w:lineRule="auto"/>
-        <w:ind w:firstLine="709"/>
-        <w:jc w:val="both"/>
-        <w:rPr>
-          <w:sz w:val="28"/>
-          <w:szCs w:val="28"/>
-        </w:rPr>
-      </w:pPr>
-      <w:r>
-        <w:rPr>
-          <w:sz w:val="28"/>
-          <w:szCs w:val="28"/>
-        </w:rPr>
-        <w:t>-Интерактивные системы в образовании, презентациях и мультимедиа.</w:t>
-      </w:r>
-    </w:p>
-    <w:p>
-      <w:pPr>
-        <w:pStyle w:val="PreformattedText"/>
-        <w:spacing w:line="360" w:lineRule="auto"/>
-        <w:ind w:firstLine="709"/>
-        <w:jc w:val="both"/>
-        <w:rPr>
-          <w:sz w:val="28"/>
-          <w:szCs w:val="28"/>
-        </w:rPr>
-      </w:pPr>
-      <w:r>
-        <w:rPr>
-          <w:sz w:val="28"/>
-          <w:szCs w:val="28"/>
-        </w:rPr>
-        <w:t>Практическая ценность таких систем заключается в возможности работать в реальном времени и получать быстрый отклик от модели. Для учебных проектов это особенно важно, поскольку позволяет на одном примере изучить полный ML-цикл: подготовку данных, обучение модели, проверку качества и внедрение в пользовательское приложение.</w:t>
-      </w:r>
-    </w:p>
-    <w:p>
-      <w:pPr>
-        <w:pStyle w:val="PreformattedText"/>
-        <w:spacing w:line="360" w:lineRule="auto"/>
-        <w:ind w:firstLine="709"/>
-        <w:jc w:val="both"/>
-        <w:rPr>
-          <w:sz w:val="28"/>
-          <w:szCs w:val="28"/>
-        </w:rPr>
-      </w:pPr>
-      <w:r>
-        <w:rPr>
-          <w:sz w:val="28"/>
-          <w:szCs w:val="28"/>
-        </w:rPr>
-        <w:lastRenderedPageBreak/>
-        <w:t>3.Анализ подходов и существующих решений</w:t>
-      </w:r>
-      <w:r>
-        <w:rPr>
-          <w:sz w:val="28"/>
-          <w:szCs w:val="28"/>
-        </w:rPr>
-        <w:br/>
-        <w:t>Существующие решения в области распознавания жестов можно условно разделить на три группы:</w:t>
-      </w:r>
-    </w:p>
-    <w:p>
-      <w:pPr>
-        <w:pStyle w:val="PreformattedText"/>
-        <w:spacing w:line="360" w:lineRule="auto"/>
-        <w:ind w:firstLine="709"/>
-        <w:jc w:val="both"/>
-        <w:rPr>
-          <w:sz w:val="28"/>
-          <w:szCs w:val="28"/>
-        </w:rPr>
-      </w:pPr>
-      <w:r>
-        <w:rPr>
-          <w:sz w:val="28"/>
-          <w:szCs w:val="28"/>
-        </w:rPr>
-        <w:t>-Готовые коммерческие платформы и SDK: дают высокое качество, но часто закрыты, сложны для изучения и ограничены по кастомизации.</w:t>
-      </w:r>
-    </w:p>
-    <w:p>
-      <w:pPr>
-        <w:pStyle w:val="PreformattedText"/>
-        <w:spacing w:line="360" w:lineRule="auto"/>
-        <w:ind w:firstLine="709"/>
-        <w:jc w:val="both"/>
-        <w:rPr>
-          <w:sz w:val="28"/>
-          <w:szCs w:val="28"/>
-        </w:rPr>
-      </w:pPr>
-      <w:r>
-        <w:rPr>
-          <w:sz w:val="28"/>
-          <w:szCs w:val="28"/>
-        </w:rPr>
-        <w:t>-Исследовательские прототипы: демонстрируют хорошие алгоритмы, но нередко требуют сложной настройки и большого объёма вычислительных ресурсов.</w:t>
-      </w:r>
-    </w:p>
-    <w:p>
-      <w:pPr>
-        <w:pStyle w:val="PreformattedText"/>
-        <w:spacing w:line="360" w:lineRule="auto"/>
-        <w:ind w:firstLine="709"/>
-        <w:jc w:val="both"/>
-        <w:rPr>
-          <w:sz w:val="28"/>
-          <w:szCs w:val="28"/>
-        </w:rPr>
-      </w:pPr>
-      <w:r>
-        <w:rPr>
-          <w:sz w:val="28"/>
-          <w:szCs w:val="28"/>
-        </w:rPr>
-        <w:t>-Учебные open-source проекты: доступны для изучения, но часто покрывают только отдельные этапы (например, только обучение без live-инференса).</w:t>
-      </w:r>
-    </w:p>
-    <w:p>
-      <w:pPr>
-        <w:pStyle w:val="PreformattedText"/>
-        <w:spacing w:line="360" w:lineRule="auto"/>
-        <w:ind w:firstLine="709"/>
-        <w:jc w:val="both"/>
-        <w:rPr>
-          <w:sz w:val="28"/>
-          <w:szCs w:val="28"/>
-        </w:rPr>
-      </w:pPr>
-      <w:r>
-        <w:rPr>
-          <w:sz w:val="28"/>
-          <w:szCs w:val="28"/>
-        </w:rPr>
-        <w:t>Проведённый анализ показывает потребность в компактном и понятном проекте, который объединяет все этапы в единую систему: от подготовки датасета до распознавания с веб-камеры и визуального интерфейса. Именно эту задачу и решает данный проект.</w:t>
-      </w:r>
-    </w:p>
-    <w:p>
-      <w:pPr>
-        <w:pStyle w:val="PreformattedText"/>
-        <w:spacing w:line="360" w:lineRule="auto"/>
-        <w:ind w:firstLine="709"/>
-        <w:jc w:val="both"/>
-        <w:rPr>
-          <w:sz w:val="28"/>
-          <w:szCs w:val="28"/>
-        </w:rPr>
-      </w:pPr>
-      <w:r>
-        <w:rPr>
-          <w:sz w:val="28"/>
-          <w:szCs w:val="28"/>
-        </w:rPr>
-        <w:t>4.</w:t>
-      </w:r>
-      <w:r>
-        <w:rPr>
-          <w:sz w:val="28"/>
-          <w:szCs w:val="28"/>
-        </w:rPr>
-        <w:t>Инструменты</w:t>
-      </w:r>
-      <w:r>
-        <w:rPr>
-          <w:sz w:val="28"/>
-          <w:szCs w:val="28"/>
-        </w:rPr>
-        <w:t xml:space="preserve"> и технологии разработки</w:t>
-      </w:r>
-      <w:r>
-        <w:rPr>
-          <w:sz w:val="28"/>
-          <w:szCs w:val="28"/>
-        </w:rPr>
-        <w:br/>
-        <w:t>Для реализации проекта выбран язык Python, так как он предоставляет удобные библиотеки для машинного обучения и компьютерного зрения, а также позволяет быстро перейти от прототипа к рабочему приложению. Ключевые технологии проекта:</w:t>
-      </w:r>
-    </w:p>
-    <w:p>
-      <w:pPr>
-        <w:pStyle w:val="PreformattedText"/>
-        <w:spacing w:line="360" w:lineRule="auto"/>
-        <w:ind w:firstLine="709"/>
-        <w:jc w:val="both"/>
-        <w:rPr>
-          <w:sz w:val="28"/>
-          <w:szCs w:val="28"/>
-        </w:rPr>
-      </w:pPr>
-      <w:r>
-        <w:rPr>
-          <w:sz w:val="28"/>
-          <w:szCs w:val="28"/>
-        </w:rPr>
-        <w:t>-PyTorch — основной фреймворк для построения и обучения нейросетевой модели.</w:t>
-      </w:r>
-    </w:p>
-    <w:p>
-      <w:pPr>
-        <w:pStyle w:val="PreformattedText"/>
-        <w:spacing w:line="360" w:lineRule="auto"/>
-        <w:ind w:firstLine="709"/>
-        <w:jc w:val="both"/>
-        <w:rPr>
-          <w:sz w:val="28"/>
-          <w:szCs w:val="28"/>
-        </w:rPr>
-      </w:pPr>
-      <w:r>
-        <w:rPr>
-          <w:sz w:val="28"/>
-          <w:szCs w:val="28"/>
-        </w:rPr>
-        <w:t>-torchvision — инструменты для работы с изображениями и готовая архитектура ResNet18.</w:t>
-      </w:r>
-    </w:p>
-    <w:p>
-      <w:pPr>
-        <w:pStyle w:val="PreformattedText"/>
-        <w:spacing w:line="360" w:lineRule="auto"/>
-        <w:ind w:firstLine="709"/>
-        <w:jc w:val="both"/>
-        <w:rPr>
-          <w:sz w:val="28"/>
-          <w:szCs w:val="28"/>
-        </w:rPr>
-      </w:pPr>
-      <w:r>
-        <w:rPr>
-          <w:sz w:val="28"/>
-          <w:szCs w:val="28"/>
-        </w:rPr>
-        <w:t>-OpenCV — захват и обработка видеопотока с веб-камеры для live-распознавания.</w:t>
-      </w:r>
-    </w:p>
-    <w:p>
-      <w:pPr>
-        <w:pStyle w:val="PreformattedText"/>
-        <w:spacing w:line="360" w:lineRule="auto"/>
-        <w:ind w:firstLine="709"/>
-        <w:jc w:val="both"/>
-        <w:rPr>
-          <w:sz w:val="28"/>
-          <w:szCs w:val="28"/>
-        </w:rPr>
-      </w:pPr>
-      <w:r>
-        <w:rPr>
-          <w:sz w:val="28"/>
-          <w:szCs w:val="28"/>
-        </w:rPr>
-        <w:t>-Pillow — вспомогательная обработка изображений.</w:t>
-      </w:r>
-    </w:p>
-    <w:p>
-      <w:pPr>
-        <w:pStyle w:val="PreformattedText"/>
-        <w:spacing w:line="360" w:lineRule="auto"/>
-        <w:ind w:firstLine="709"/>
-        <w:jc w:val="both"/>
-        <w:rPr>
-          <w:sz w:val="28"/>
-          <w:szCs w:val="28"/>
-        </w:rPr>
-      </w:pPr>
-      <w:r>
-        <w:rPr>
-          <w:sz w:val="28"/>
-          <w:szCs w:val="28"/>
-        </w:rPr>
-        <w:t>-PyArrow и формат .parquet — работа с исходными данными и подготовка датасета.</w:t>
-      </w:r>
-    </w:p>
-    <w:p>
-      <w:pPr>
-        <w:pStyle w:val="PreformattedText"/>
-        <w:spacing w:line="360" w:lineRule="auto"/>
-        <w:ind w:firstLine="709"/>
-        <w:jc w:val="both"/>
-        <w:rPr>
-          <w:sz w:val="28"/>
-          <w:szCs w:val="28"/>
-        </w:rPr>
-      </w:pPr>
-      <w:r>
-        <w:rPr>
-          <w:sz w:val="28"/>
-          <w:szCs w:val="28"/>
-        </w:rPr>
-        <w:t>Таким образом, выбранный стек технологий обеспечивает баланс между точностью, скоростью разработки и наглядностью, что особенно важно для учебного проекта по распознаванию жестов руки.</w:t>
-      </w:r>
-    </w:p>
-    <w:p>
-      <w:pPr>
-        <w:pStyle w:val="PreformattedText"/>
-        <w:spacing w:line="360" w:lineRule="auto"/>
-        <w:ind w:firstLine="709"/>
-        <w:jc w:val="both"/>
-        <w:rPr>
-          <w:sz w:val="28"/>
-          <w:szCs w:val="28"/>
-        </w:rPr>
-      </w:pPr>
-    </w:p>
-    <w:p>
-      <w:pPr>
-        <w:pStyle w:val="PreformattedText"/>
-        <w:pageBreakBefore/>
-        <w:spacing w:line="360" w:lineRule="auto"/>
-        <w:ind w:firstLine="709"/>
-        <w:jc w:val="both"/>
-        <w:rPr>
-          <w:b/>
-          <w:bCs/>
-          <w:sz w:val="28"/>
-          <w:szCs w:val="28"/>
-        </w:rPr>
-      </w:pPr>
-      <w:r>
-        <w:rPr>
-          <w:b/>
-          <w:bCs/>
-          <w:sz w:val="28"/>
-          <w:szCs w:val="28"/>
-        </w:rPr>
-        <w:lastRenderedPageBreak/>
         <w:t>Практическая часть проекта</w:t>
       </w:r>
     </w:p>
@@ -2355,102 +2498,165 @@
           <w:sz w:val="28"/>
           <w:szCs w:val="28"/>
         </w:rPr>
-        <w:t>torch, torch.nn, torch.optim — обучение и инференс нейросети;</w:t>
-      </w:r>
-    </w:p>
-    <w:p>
-      <w:pPr>
-        <w:pStyle w:val="PreformattedText"/>
-        <w:spacing w:line="360" w:lineRule="auto"/>
-        <w:ind w:firstLine="709"/>
-        <w:jc w:val="both"/>
-        <w:rPr>
-          <w:sz w:val="28"/>
-          <w:szCs w:val="28"/>
-        </w:rPr>
-      </w:pPr>
-      <w:r>
-        <w:rPr>
-          <w:sz w:val="28"/>
-          <w:szCs w:val="28"/>
-        </w:rPr>
-        <w:t>torchvision (models, datasets, transforms) — готовая архитектура ResNet18, загрузка изображений и преобразования;</w:t>
-      </w:r>
-    </w:p>
-    <w:p>
-      <w:pPr>
-        <w:pStyle w:val="PreformattedText"/>
-        <w:spacing w:line="360" w:lineRule="auto"/>
-        <w:ind w:firstLine="709"/>
-        <w:jc w:val="both"/>
-        <w:rPr>
-          <w:sz w:val="28"/>
-          <w:szCs w:val="28"/>
-        </w:rPr>
-      </w:pPr>
-      <w:r>
-        <w:rPr>
-          <w:sz w:val="28"/>
-          <w:szCs w:val="28"/>
-        </w:rPr>
-        <w:t>opencv-python (cv2) — захват видео с камеры и отображение результата;</w:t>
-      </w:r>
-    </w:p>
-    <w:p>
-      <w:pPr>
-        <w:pStyle w:val="PreformattedText"/>
-        <w:spacing w:line="360" w:lineRule="auto"/>
-        <w:ind w:firstLine="709"/>
-        <w:jc w:val="both"/>
-        <w:rPr>
-          <w:sz w:val="28"/>
-          <w:szCs w:val="28"/>
-        </w:rPr>
-      </w:pPr>
-      <w:r>
-        <w:rPr>
-          <w:sz w:val="28"/>
-          <w:szCs w:val="28"/>
-        </w:rPr>
-        <w:t>PIL — обработка изображений;</w:t>
-      </w:r>
-    </w:p>
-    <w:p>
-      <w:pPr>
-        <w:pStyle w:val="PreformattedText"/>
-        <w:spacing w:line="360" w:lineRule="auto"/>
-        <w:ind w:firstLine="709"/>
-        <w:jc w:val="both"/>
-        <w:rPr>
-          <w:sz w:val="28"/>
-          <w:szCs w:val="28"/>
-        </w:rPr>
-      </w:pPr>
-      <w:r>
-        <w:rPr>
-          <w:sz w:val="28"/>
-          <w:szCs w:val="28"/>
-        </w:rPr>
-        <w:t>pyarrow.parquet — чтение исходного датасета в формате Parquet;</w:t>
-      </w:r>
-    </w:p>
-    <w:p>
-      <w:pPr>
-        <w:pStyle w:val="PreformattedText"/>
-        <w:spacing w:line="360" w:lineRule="auto"/>
-        <w:ind w:firstLine="709"/>
-        <w:jc w:val="both"/>
-        <w:rPr>
-          <w:sz w:val="28"/>
-          <w:szCs w:val="28"/>
-        </w:rPr>
-      </w:pPr>
-      <w:r>
-        <w:rPr>
-          <w:sz w:val="28"/>
-          <w:szCs w:val="28"/>
-        </w:rPr>
-        <w:t>multiprocessing — ускоренная конвертация большого количества изображений.</w:t>
+        <w:t>tor</w:t>
+      </w:r>
+      <w:r>
+        <w:rPr>
+          <w:sz w:val="28"/>
+          <w:szCs w:val="28"/>
+        </w:rPr>
+        <w:t>ch,torch.nn,torch.optim</w:t>
+      </w:r>
+      <w:r>
+        <w:rPr>
+          <w:sz w:val="28"/>
+          <w:szCs w:val="28"/>
+        </w:rPr>
+        <w:t>— обучение и инференс нейросети;</w:t>
+      </w:r>
+    </w:p>
+    <w:p>
+      <w:pPr>
+        <w:pStyle w:val="PreformattedText"/>
+        <w:spacing w:line="360" w:lineRule="auto"/>
+        <w:ind w:firstLine="709"/>
+        <w:jc w:val="both"/>
+        <w:rPr>
+          <w:sz w:val="28"/>
+          <w:szCs w:val="28"/>
+        </w:rPr>
+      </w:pPr>
+      <w:r>
+        <w:rPr>
+          <w:sz w:val="28"/>
+          <w:szCs w:val="28"/>
+        </w:rPr>
+        <w:t>torchvision(models,datasets,</w:t>
+      </w:r>
+      <w:r>
+        <w:rPr>
+          <w:sz w:val="28"/>
+          <w:szCs w:val="28"/>
+        </w:rPr>
+        <w:t>tr</w:t>
+      </w:r>
+      <w:r>
+        <w:rPr>
+          <w:sz w:val="28"/>
+          <w:szCs w:val="28"/>
+        </w:rPr>
+        <w:t>ansforms) — готовая архитектура</w:t>
+      </w:r>
+      <w:r>
+        <w:rPr>
+          <w:sz w:val="28"/>
+          <w:szCs w:val="28"/>
+        </w:rPr>
+        <w:t>ResNet18, загрузка изображений и преобразования;</w:t>
+      </w:r>
+    </w:p>
+    <w:p>
+      <w:pPr>
+        <w:pStyle w:val="PreformattedText"/>
+        <w:spacing w:line="360" w:lineRule="auto"/>
+        <w:ind w:firstLine="709"/>
+        <w:jc w:val="both"/>
+        <w:rPr>
+          <w:sz w:val="28"/>
+          <w:szCs w:val="28"/>
+        </w:rPr>
+      </w:pPr>
+      <w:r>
+        <w:rPr>
+          <w:sz w:val="28"/>
+          <w:szCs w:val="28"/>
+        </w:rPr>
+        <w:t>opencv-python</w:t>
+      </w:r>
+      <w:r>
+        <w:rPr>
+          <w:sz w:val="28"/>
+          <w:szCs w:val="28"/>
+        </w:rPr>
+        <w:t>(cv2) — захват видео с камеры и отображение результата;</w:t>
+      </w:r>
+    </w:p>
+    <w:p>
+      <w:pPr>
+        <w:pStyle w:val="PreformattedText"/>
+        <w:spacing w:line="360" w:lineRule="auto"/>
+        <w:ind w:firstLine="709"/>
+        <w:jc w:val="both"/>
+        <w:rPr>
+          <w:sz w:val="28"/>
+          <w:szCs w:val="28"/>
+        </w:rPr>
+      </w:pPr>
+      <w:r>
+        <w:rPr>
+          <w:sz w:val="28"/>
+          <w:szCs w:val="28"/>
+        </w:rPr>
+        <w:t>PIL</w:t>
+      </w:r>
+      <w:r>
+        <w:rPr>
+          <w:sz w:val="28"/>
+          <w:szCs w:val="28"/>
+        </w:rPr>
+        <w:t>— обработка изображений;</w:t>
+      </w:r>
+    </w:p>
+    <w:p>
+      <w:pPr>
+        <w:pStyle w:val="PreformattedText"/>
+        <w:spacing w:line="360" w:lineRule="auto"/>
+        <w:ind w:firstLine="709"/>
+        <w:jc w:val="both"/>
+        <w:rPr>
+          <w:sz w:val="28"/>
+          <w:szCs w:val="28"/>
+        </w:rPr>
+      </w:pPr>
+      <w:r>
+        <w:rPr>
+          <w:sz w:val="28"/>
+          <w:szCs w:val="28"/>
+        </w:rPr>
+        <w:t>pyarrow.parquet</w:t>
+      </w:r>
+      <w:r>
+        <w:rPr>
+          <w:sz w:val="28"/>
+          <w:szCs w:val="28"/>
+        </w:rPr>
+        <w:t>— чтение исходного датасета в формате Parquet;</w:t>
+      </w:r>
+    </w:p>
+    <w:p>
+      <w:pPr>
+        <w:pStyle w:val="PreformattedText"/>
+        <w:spacing w:line="360" w:lineRule="auto"/>
+        <w:ind w:firstLine="709"/>
+        <w:jc w:val="both"/>
+        <w:rPr>
+          <w:sz w:val="28"/>
+          <w:szCs w:val="28"/>
+        </w:rPr>
+      </w:pPr>
+      <w:r>
+        <w:rPr>
+          <w:sz w:val="28"/>
+          <w:szCs w:val="28"/>
+        </w:rPr>
+        <w:t>multiprocessing</w:t>
+      </w:r>
+      <w:r>
+        <w:rPr>
+          <w:sz w:val="28"/>
+          <w:szCs w:val="28"/>
+        </w:rPr>
+        <w:t>— ускоренная конвертация большого количества изображений.</w:t>
       </w:r>
     </w:p>
     <w:p>
@@ -2531,7 +2737,21 @@
           <w:sz w:val="28"/>
           <w:szCs w:val="28"/>
         </w:rPr>
-        <w:t>Для обучения модель использует структуру папок train/ и val/ по классам жестов.</w:t>
+        <w:t>Для обучения мо</w:t>
+      </w:r>
+      <w:r>
+        <w:rPr>
+          <w:sz w:val="28"/>
+          <w:szCs w:val="28"/>
+        </w:rPr>
+        <w:t>дель использует структуру папокtrain/иval/</w:t>
+      </w:r>
+      <w:r>
+        <w:rPr>
+          <w:sz w:val="28"/>
+          <w:szCs w:val="28"/>
+        </w:rPr>
+        <w:t>по классам жестов.</w:t>
       </w:r>
       <w:r>
         <w:rPr>
@@ -2770,24 +2990,54 @@
           <w:sz w:val="28"/>
           <w:szCs w:val="28"/>
         </w:rPr>
-        <w:t>Для обучения используются DataLoader с батчами и перемешиванием train-данных.</w:t>
-      </w:r>
-    </w:p>
-    <w:p>
-      <w:pPr>
-        <w:pStyle w:val="PreformattedText"/>
-        <w:spacing w:line="360" w:lineRule="auto"/>
-        <w:ind w:firstLine="709"/>
-        <w:jc w:val="both"/>
-        <w:rPr>
-          <w:sz w:val="28"/>
-          <w:szCs w:val="28"/>
-        </w:rPr>
-      </w:pPr>
-      <w:r>
-        <w:rPr>
-          <w:sz w:val="28"/>
-          <w:szCs w:val="28"/>
+        <w:t>Для обучения используются</w:t>
+      </w:r>
+      <w:r>
+        <w:rPr>
+          <w:sz w:val="28"/>
+          <w:szCs w:val="28"/>
+        </w:rPr>
+        <w:t xml:space="preserve"> </w:t>
+      </w:r>
+      <w:r>
+        <w:rPr>
+          <w:sz w:val="28"/>
+          <w:szCs w:val="28"/>
+        </w:rPr>
+        <w:t>DataLoader</w:t>
+      </w:r>
+      <w:r>
+        <w:rPr>
+          <w:sz w:val="28"/>
+          <w:szCs w:val="28"/>
+        </w:rPr>
+        <w:t xml:space="preserve"> </w:t>
+      </w:r>
+      <w:r>
+        <w:rPr>
+          <w:sz w:val="28"/>
+          <w:szCs w:val="28"/>
+        </w:rPr>
+        <w:t>с батчами и перемешиванием train-данных.</w:t>
+      </w:r>
+    </w:p>
+    <w:p>
+      <w:pPr>
+        <w:pStyle w:val="PreformattedText"/>
+        <w:spacing w:line="360" w:lineRule="auto"/>
+        <w:ind w:firstLine="709"/>
+        <w:jc w:val="both"/>
+        <w:rPr>
+          <w:sz w:val="28"/>
+          <w:szCs w:val="28"/>
+        </w:rPr>
+      </w:pPr>
+      <w:r>
+        <w:rPr>
+          <w:noProof/>
+          <w:sz w:val="28"/>
+          <w:szCs w:val="28"/>
+          <w:lang w:eastAsia="ru-RU" w:bidi="ar-SA"/>
         </w:rPr>
         <w:lastRenderedPageBreak/>
         <w:drawing>
@@ -2850,7 +3100,42 @@
           <w:sz w:val="28"/>
           <w:szCs w:val="28"/>
         </w:rPr>
-        <w:t>В проекте используется ResNet18 с предобученными весами ImageNet.</w:t>
+        <w:t>В проекте используется</w:t>
+      </w:r>
+      <w:r>
+        <w:rPr>
+          <w:sz w:val="28"/>
+          <w:szCs w:val="28"/>
+        </w:rPr>
+        <w:t xml:space="preserve"> </w:t>
+      </w:r>
+      <w:r>
+        <w:rPr>
+          <w:sz w:val="28"/>
+          <w:szCs w:val="28"/>
+        </w:rPr>
+        <w:t>ResNet1</w:t>
+      </w:r>
+      <w:r>
+        <w:rPr>
+          <w:sz w:val="28"/>
+          <w:szCs w:val="28"/>
+        </w:rPr>
+        <w:t>8</w:t>
+      </w:r>
+      <w:r>
+        <w:rPr>
+          <w:sz w:val="28"/>
+          <w:szCs w:val="28"/>
+        </w:rPr>
+        <w:t xml:space="preserve"> </w:t>
+      </w:r>
+      <w:r>
+        <w:rPr>
+          <w:sz w:val="28"/>
+          <w:szCs w:val="28"/>
+        </w:rPr>
+        <w:t>с предобученными весами ImageNet.</w:t>
       </w:r>
       <w:r>
         <w:rPr>
@@ -2939,7 +3224,63 @@
           <w:sz w:val="28"/>
           <w:szCs w:val="28"/>
         </w:rPr>
-        <w:t>Обучение проводится с функцией потерь CrossEntropyLoss и оптимизатором Adam, что подходит для задачи многоклассовой классификации изображений.</w:t>
+        <w:t>Обучен</w:t>
+      </w:r>
+      <w:r>
+        <w:rPr>
+          <w:sz w:val="28"/>
+          <w:szCs w:val="28"/>
+        </w:rPr>
+        <w:t>ие проводится с функцией потерь</w:t>
+      </w:r>
+      <w:r>
+        <w:rPr>
+          <w:sz w:val="28"/>
+          <w:szCs w:val="28"/>
+        </w:rPr>
+        <w:t xml:space="preserve"> </w:t>
+      </w:r>
+      <w:r>
+        <w:rPr>
+          <w:sz w:val="28"/>
+          <w:szCs w:val="28"/>
+        </w:rPr>
+        <w:t>C</w:t>
+      </w:r>
+      <w:r>
+        <w:rPr>
+          <w:sz w:val="28"/>
+          <w:szCs w:val="28"/>
+        </w:rPr>
+        <w:t>rossEntropyLoss</w:t>
+      </w:r>
+      <w:r>
+        <w:rPr>
+          <w:sz w:val="28"/>
+          <w:szCs w:val="28"/>
+        </w:rPr>
+        <w:t xml:space="preserve"> </w:t>
+      </w:r>
+      <w:r>
+        <w:rPr>
+          <w:sz w:val="28"/>
+          <w:szCs w:val="28"/>
+        </w:rPr>
+        <w:t>и оптимизатором</w:t>
+      </w:r>
+      <w:r>
+        <w:rPr>
+          <w:sz w:val="28"/>
+          <w:szCs w:val="28"/>
+        </w:rPr>
+        <w:t xml:space="preserve"> </w:t>
+      </w:r>
+      <w:r>
+        <w:rPr>
+          <w:sz w:val="28"/>
+          <w:szCs w:val="28"/>
+        </w:rPr>
+        <w:t>Adam, что подходит для задачи многоклассовой классификации изображений.</w:t>
       </w:r>
     </w:p>
     <w:p>
@@ -3034,7 +3375,6 @@
           <w:szCs w:val="28"/>
         </w:rPr>
       </w:pPr>
-      <w:bookmarkStart w:id="0" w:name="_GoBack"/>
       <w:r>
         <w:rPr>
           <w:noProof/>
@@ -3079,7 +3419,6 @@
           </wp:inline>
         </w:drawing>
       </w:r>
-      <w:bookmarkEnd w:id="0"/>
       <w:r>
         <w:rPr>
           <w:sz w:val="28"/>
@@ -3482,7 +3821,28 @@
           <w:sz w:val="28"/>
           <w:szCs w:val="28"/>
         </w:rPr>
-        <w:t>обучена сверточная нейросеть на базе ResNet18;</w:t>
+        <w:t>обуче</w:t>
+      </w:r>
+      <w:r>
+        <w:rPr>
+          <w:sz w:val="28"/>
+          <w:szCs w:val="28"/>
+        </w:rPr>
+        <w:t>на сверточная нейросеть на базе</w:t>
+      </w:r>
+      <w:r>
+        <w:rPr>
+          <w:sz w:val="28"/>
+          <w:szCs w:val="28"/>
+        </w:rPr>
+        <w:t xml:space="preserve"> </w:t>
+      </w:r>
+      <w:r>
+        <w:rPr>
+          <w:sz w:val="28"/>
+          <w:szCs w:val="28"/>
+        </w:rPr>
+        <w:t>ResNet18;</w:t>
       </w:r>
     </w:p>
     <w:p>
@@ -3671,7 +4031,28 @@
           <w:sz w:val="28"/>
           <w:szCs w:val="28"/>
         </w:rPr>
-        <w:t>Изучены теоретические основы компьютерного зрения и применяемый технологический стек (PyTorch, OpenCV).</w:t>
+        <w:t>Изучены теоретические основы компьютерного зрения и применяемый</w:t>
+      </w:r>
+      <w:r>
+        <w:rPr>
+          <w:sz w:val="28"/>
+          <w:szCs w:val="28"/>
+        </w:rPr>
+        <w:t xml:space="preserve"> технологический стек (PyTorch,</w:t>
+      </w:r>
+      <w:r>
+        <w:rPr>
+          <w:sz w:val="28"/>
+          <w:szCs w:val="28"/>
+        </w:rPr>
+        <w:t xml:space="preserve"> </w:t>
+      </w:r>
+      <w:r>
+        <w:rPr>
+          <w:sz w:val="28"/>
+          <w:szCs w:val="28"/>
+        </w:rPr>
+        <w:t>OpenCV).</w:t>
       </w:r>
     </w:p>
     <w:p>
@@ -3723,7 +4104,42 @@
           <w:sz w:val="28"/>
           <w:szCs w:val="28"/>
         </w:rPr>
-        <w:t>Реализована модель классификации жестов на базе ResNet18 и написан программный код для её обучения.</w:t>
+        <w:t>Реализована моде</w:t>
+      </w:r>
+      <w:r>
+        <w:rPr>
+          <w:sz w:val="28"/>
+          <w:szCs w:val="28"/>
+        </w:rPr>
+        <w:t>ль классификации жестов на базе</w:t>
+      </w:r>
+      <w:r>
+        <w:rPr>
+          <w:sz w:val="28"/>
+          <w:szCs w:val="28"/>
+        </w:rPr>
+        <w:t xml:space="preserve"> </w:t>
+      </w:r>
+      <w:r>
+        <w:rPr>
+          <w:sz w:val="28"/>
+          <w:szCs w:val="28"/>
+        </w:rPr>
+        <w:t>ResNet18</w:t>
+      </w:r>
+      <w:r>
+        <w:rPr>
+          <w:sz w:val="28"/>
+          <w:szCs w:val="28"/>
+        </w:rPr>
+        <w:t xml:space="preserve"> </w:t>
+      </w:r>
+      <w:r>
+        <w:rPr>
+          <w:sz w:val="28"/>
+          <w:szCs w:val="28"/>
+        </w:rPr>
+        <w:t>и написан программный код для её обучения.</w:t>
       </w:r>
     </w:p>
     <w:p>
@@ -3749,7 +4165,21 @@
           <w:sz w:val="28"/>
           <w:szCs w:val="28"/>
         </w:rPr>
-        <w:t>Выполнена подготовка датасета из исходных .parquet-данных с формированием обучающей и валидационной выборок.</w:t>
+        <w:t xml:space="preserve">Выполнена </w:t>
+      </w:r>
+      <w:r>
+        <w:rPr>
+          <w:sz w:val="28"/>
+          <w:szCs w:val="28"/>
+        </w:rPr>
+        <w:t>подготовка датасета из исходных</w:t>
+      </w:r>
+      <w:r>
+        <w:rPr>
+          <w:sz w:val="28"/>
+          <w:szCs w:val="28"/>
+        </w:rPr>
+        <w:t>.parquet-данных с формированием обучающей и валидационной выборок.</w:t>
       </w:r>
     </w:p>
     <w:p>
@@ -3846,7 +4276,35 @@
           <w:sz w:val="28"/>
           <w:szCs w:val="28"/>
         </w:rPr>
-        <w:t>обавление requirements.txt и улучшение воспроизводимости окружения;</w:t>
+        <w:t>обавление</w:t>
+      </w:r>
+      <w:r>
+        <w:rPr>
+          <w:sz w:val="28"/>
+          <w:szCs w:val="28"/>
+        </w:rPr>
+        <w:t xml:space="preserve"> </w:t>
+      </w:r>
+      <w:r>
+        <w:rPr>
+          <w:sz w:val="28"/>
+          <w:szCs w:val="28"/>
+        </w:rPr>
+        <w:t>requirements.txt</w:t>
+      </w:r>
+      <w:r>
+        <w:rPr>
+          <w:sz w:val="28"/>
+          <w:szCs w:val="28"/>
+        </w:rPr>
+        <w:t xml:space="preserve"> </w:t>
+      </w:r>
+      <w:r>
+        <w:rPr>
+          <w:sz w:val="28"/>
+          <w:szCs w:val="28"/>
+        </w:rPr>
+        <w:t>и улучшение воспроизводимости окружения;</w:t>
       </w:r>
     </w:p>
     <w:p>
@@ -3978,7 +4436,42 @@
           <w:sz w:val="28"/>
           <w:szCs w:val="28"/>
         </w:rPr>
-        <w:t>кспорт модели в ONNX/TorchScript для упрощения интеграции.</w:t>
+        <w:t>к</w:t>
+      </w:r>
+      <w:r>
+        <w:rPr>
+          <w:sz w:val="28"/>
+          <w:szCs w:val="28"/>
+        </w:rPr>
+        <w:t>спорт модели в</w:t>
+      </w:r>
+      <w:r>
+        <w:rPr>
+          <w:sz w:val="28"/>
+          <w:szCs w:val="28"/>
+        </w:rPr>
+        <w:t xml:space="preserve"> </w:t>
+      </w:r>
+      <w:r>
+        <w:rPr>
+          <w:sz w:val="28"/>
+          <w:szCs w:val="28"/>
+        </w:rPr>
+        <w:t>ONNX/TorchScript</w:t>
+      </w:r>
+      <w:r>
+        <w:rPr>
+          <w:sz w:val="28"/>
+          <w:szCs w:val="28"/>
+        </w:rPr>
+        <w:t xml:space="preserve"> </w:t>
+      </w:r>
+      <w:r>
+        <w:rPr>
+          <w:sz w:val="28"/>
+          <w:szCs w:val="28"/>
+        </w:rPr>
+        <w:t>для упрощения интеграции.</w:t>
       </w:r>
     </w:p>
     <w:p>
@@ -4069,7 +4562,28 @@
           <w:sz w:val="28"/>
           <w:szCs w:val="28"/>
         </w:rPr>
-        <w:t>.Гудфеллоу И., Бенджио Й., Курвилль А. Глубокое обучение. — М.: ДМК Пресс, 2018.</w:t>
+        <w:t>.Гудфел</w:t>
+      </w:r>
+      <w:r>
+        <w:rPr>
+          <w:sz w:val="28"/>
+          <w:szCs w:val="28"/>
+        </w:rPr>
+        <w:t>лоу И., Бенджио Й., Курвилль А.</w:t>
+      </w:r>
+      <w:r>
+        <w:rPr>
+          <w:sz w:val="28"/>
+          <w:szCs w:val="28"/>
+        </w:rPr>
+        <w:t xml:space="preserve"> </w:t>
+      </w:r>
+      <w:r>
+        <w:rPr>
+          <w:sz w:val="28"/>
+          <w:szCs w:val="28"/>
+        </w:rPr>
+        <w:t>Глубокое обучение. — М.: ДМК Пресс, 2018.</w:t>
       </w:r>
     </w:p>
     <w:p>
@@ -4095,7 +4609,15 @@
           <w:sz w:val="28"/>
           <w:szCs w:val="28"/>
         </w:rPr>
-        <w:t>Python : официальный сайт. URL: </w:t>
+        <w:t>Python : официальный сайт. URL:</w:t>
+      </w:r>
+      <w:r>
+        <w:rPr>
+          <w:sz w:val="28"/>
+          <w:szCs w:val="28"/>
+          <w:lang w:val="en-US"/>
+        </w:rPr>
+        <w:t xml:space="preserve"> </w:t>
       </w:r>
       <w:hyperlink r:id="rId20" w:tgtFrame="_blank" w:history="1">
         <w:r>
@@ -4179,7 +4701,7 @@
           <w:szCs w:val="28"/>
           <w:lang w:val="en-US"/>
         </w:rPr>
-        <w:t>URL: </w:t>
+        <w:t xml:space="preserve">URL: </w:t>
       </w:r>
       <w:hyperlink r:id="rId21" w:tgtFrame="_blank" w:history="1">
         <w:r>
@@ -4199,6 +4721,7 @@
         <w:rPr>
           <w:sz w:val="28"/>
           <w:szCs w:val="28"/>
+          <w:lang w:val="en-US"/>
         </w:rPr>
       </w:pPr>
       <w:r>
@@ -4220,12 +4743,29 @@
           <w:sz w:val="28"/>
           <w:szCs w:val="28"/>
         </w:rPr>
-        <w:t xml:space="preserve"> библиотеки. URL: </w:t>
+        <w:t xml:space="preserve"> библиотеки. </w:t>
+      </w:r>
+      <w:r>
+        <w:rPr>
+          <w:sz w:val="28"/>
+          <w:szCs w:val="28"/>
+          <w:lang w:val="en-US"/>
+        </w:rPr>
+        <w:t>URL:</w:t>
+      </w:r>
+      <w:r>
+        <w:rPr>
+          <w:sz w:val="28"/>
+          <w:szCs w:val="28"/>
+          <w:lang w:val="en-US"/>
+        </w:rPr>
+        <w:t xml:space="preserve"> </w:t>
       </w:r>
       <w:hyperlink r:id="rId22" w:tgtFrame="_blank" w:history="1">
         <w:r>
           <w:rPr>
             <w:rStyle w:val="a5"/>
+            <w:lang w:val="en-US"/>
           </w:rPr>
           <w:t>https://pytorch.org/vision/stable/index.html</w:t>
         </w:r>
@@ -4247,7 +4787,22 @@
           <w:sz w:val="28"/>
           <w:szCs w:val="28"/>
         </w:rPr>
-        <w:t>5.OpenCV : официальная документация. URL: </w:t>
+        <w:t>5.OpenCV :</w:t>
+      </w:r>
+      <w:r>
+        <w:rPr>
+          <w:sz w:val="28"/>
+          <w:szCs w:val="28"/>
+        </w:rPr>
+        <w:t xml:space="preserve"> официальная документация. URL:</w:t>
+      </w:r>
+      <w:r>
+        <w:rPr>
+          <w:sz w:val="28"/>
+          <w:szCs w:val="28"/>
+          <w:lang w:val="en-US"/>
+        </w:rPr>
+        <w:t xml:space="preserve"> </w:t>
       </w:r>
       <w:hyperlink r:id="rId23" w:tgtFrame="_blank" w:history="1">
         <w:r>
@@ -4273,7 +4828,22 @@
           <w:sz w:val="28"/>
           <w:szCs w:val="28"/>
         </w:rPr>
-        <w:t>6.Pillow (PIL Fork) : документация библиотеки. URL: </w:t>
+        <w:t xml:space="preserve">6.Pillow (PIL Fork) </w:t>
+      </w:r>
+      <w:r>
+        <w:rPr>
+          <w:sz w:val="28"/>
+          <w:szCs w:val="28"/>
+        </w:rPr>
+        <w:t>: документация библиотеки. URL:</w:t>
+      </w:r>
+      <w:r>
+        <w:rPr>
+          <w:sz w:val="28"/>
+          <w:szCs w:val="28"/>
+          <w:lang w:val="en-US"/>
+        </w:rPr>
+        <w:t xml:space="preserve"> </w:t>
       </w:r>
       <w:hyperlink r:id="rId24" w:tgtFrame="_blank" w:history="1">
         <w:r>
@@ -4314,7 +4884,22 @@
           <w:sz w:val="28"/>
           <w:szCs w:val="28"/>
         </w:rPr>
-        <w:t>NumPy : официальная документация. URL: </w:t>
+        <w:t>NumPy :</w:t>
+      </w:r>
+      <w:r>
+        <w:rPr>
+          <w:sz w:val="28"/>
+          <w:szCs w:val="28"/>
+        </w:rPr>
+        <w:t xml:space="preserve"> официальная документация. URL:</w:t>
+      </w:r>
+      <w:r>
+        <w:rPr>
+          <w:sz w:val="28"/>
+          <w:szCs w:val="28"/>
+          <w:lang w:val="en-US"/>
+        </w:rPr>
+        <w:t xml:space="preserve"> </w:t>
       </w:r>
       <w:hyperlink r:id="rId25" w:tgtFrame="_blank" w:history="1">
         <w:r>
@@ -4348,7 +4933,22 @@
           <w:sz w:val="28"/>
           <w:szCs w:val="28"/>
         </w:rPr>
-        <w:t>.Habr. Нейронные сети и компьютерное зрение на Python : статьи и практические материалы. URL: </w:t>
+        <w:t>.Habr. Нейронные сети и компьютерное зрение на Python : статьи</w:t>
+      </w:r>
+      <w:r>
+        <w:rPr>
+          <w:sz w:val="28"/>
+          <w:szCs w:val="28"/>
+        </w:rPr>
+        <w:t xml:space="preserve"> и практические материалы. URL:</w:t>
+      </w:r>
+      <w:r>
+        <w:rPr>
+          <w:sz w:val="28"/>
+          <w:szCs w:val="28"/>
+          <w:lang w:val="en-US"/>
+        </w:rPr>
+        <w:t xml:space="preserve"> </w:t>
       </w:r>
       <w:hyperlink r:id="rId26" w:tgtFrame="_blank" w:history="1">
         <w:r>
@@ -4382,7 +4982,22 @@
           <w:sz w:val="28"/>
           <w:szCs w:val="28"/>
         </w:rPr>
-        <w:t>.Kaggle. Datasets и материалы по распознаванию изображений. URL: </w:t>
+        <w:t xml:space="preserve">.Kaggle. Datasets и материалы по </w:t>
+      </w:r>
+      <w:r>
+        <w:rPr>
+          <w:sz w:val="28"/>
+          <w:szCs w:val="28"/>
+        </w:rPr>
+        <w:t>распознаванию изображений. URL:</w:t>
+      </w:r>
+      <w:r>
+        <w:rPr>
+          <w:sz w:val="28"/>
+          <w:szCs w:val="28"/>
+          <w:lang w:val="en-US"/>
+        </w:rPr>
+        <w:t xml:space="preserve"> </w:t>
       </w:r>
       <w:hyperlink r:id="rId27" w:tgtFrame="_blank" w:history="1">
         <w:r>
@@ -4446,6 +5061,155 @@
 <file path=word/numbering.xml><?xml version="1.0" encoding="utf-8"?>
 <w:numbering xmlns:wpc="http://schemas.microsoft.com/office/word/2010/wordprocessingCanvas" xmlns:mc="http://schemas.openxmlformats.org/markup-compatibility/2006" xmlns:o="urn:schemas-microsoft-com:office:office" xmlns:r="http://schemas.openxmlformats.org/officeDocument/2006/relationships" xmlns:m="http://schemas.openxmlformats.org/officeDocument/2006/math" xmlns:v="urn:schemas-microsoft-com:vml" xmlns:wp14="http://schemas.microsoft.com/office/word/2010/wordprocessingDrawing" xmlns:wp="http://schemas.openxmlformats.org/drawingml/2006/wordprocessingDrawing" xmlns:w10="urn:schemas-microsoft-com:office:word" xmlns:w="http://schemas.openxmlformats.org/wordprocessingml/2006/main" xmlns:w14="http://schemas.microsoft.com/office/word/2010/wordml" xmlns:w15="http://schemas.microsoft.com/office/word/2012/wordml" xmlns:wpg="http://schemas.microsoft.com/office/word/2010/wordprocessingGroup" xmlns:wpi="http://schemas.microsoft.com/office/word/2010/wordprocessingInk" xmlns:wne="http://schemas.microsoft.com/office/word/2006/wordml" xmlns:wps="http://schemas.microsoft.com/office/word/2010/wordprocessingShape" mc:Ignorable="w14 w15 wp14">
   <w:abstractNum w:abstractNumId="0" w15:restartNumberingAfterBreak="0">
+    <w:nsid w:val="00446D5C"/>
+    <w:multiLevelType w:val="multilevel"/>
+    <w:tmpl w:val="88C0B52E"/>
+    <w:lvl w:ilvl="0">
+      <w:start w:val="1"/>
+      <w:numFmt w:val="bullet"/>
+      <w:lvlText w:val=""/>
+      <w:lvlJc w:val="left"/>
+      <w:pPr>
+        <w:tabs>
+          <w:tab w:val="num" w:pos="720"/>
+        </w:tabs>
+        <w:ind w:left="720" w:hanging="360"/>
+      </w:pPr>
+      <w:rPr>
+        <w:rFonts w:ascii="Symbol" w:hAnsi="Symbol" w:hint="default"/>
+        <w:sz w:val="20"/>
+      </w:rPr>
+    </w:lvl>
+    <w:lvl w:ilvl="1" w:tentative="1">
+      <w:start w:val="1"/>
+      <w:numFmt w:val="bullet"/>
+      <w:lvlText w:val=""/>
+      <w:lvlJc w:val="left"/>
+      <w:pPr>
+        <w:tabs>
+          <w:tab w:val="num" w:pos="1440"/>
+        </w:tabs>
+        <w:ind w:left="1440" w:hanging="360"/>
+      </w:pPr>
+      <w:rPr>
+        <w:rFonts w:ascii="Symbol" w:hAnsi="Symbol" w:hint="default"/>
+        <w:sz w:val="20"/>
+      </w:rPr>
+    </w:lvl>
+    <w:lvl w:ilvl="2" w:tentative="1">
+      <w:start w:val="1"/>
+      <w:numFmt w:val="bullet"/>
+      <w:lvlText w:val=""/>
+      <w:lvlJc w:val="left"/>
+      <w:pPr>
+        <w:tabs>
+          <w:tab w:val="num" w:pos="2160"/>
+        </w:tabs>
+        <w:ind w:left="2160" w:hanging="360"/>
+      </w:pPr>
+      <w:rPr>
+        <w:rFonts w:ascii="Symbol" w:hAnsi="Symbol" w:hint="default"/>
+        <w:sz w:val="20"/>
+      </w:rPr>
+    </w:lvl>
+    <w:lvl w:ilvl="3" w:tentative="1">
+      <w:start w:val="1"/>
+      <w:numFmt w:val="bullet"/>
+      <w:lvlText w:val=""/>
+      <w:lvlJc w:val="left"/>
+      <w:pPr>
+        <w:tabs>
+          <w:tab w:val="num" w:pos="2880"/>
+        </w:tabs>
+        <w:ind w:left="2880" w:hanging="360"/>
+      </w:pPr>
+      <w:rPr>
+        <w:rFonts w:ascii="Symbol" w:hAnsi="Symbol" w:hint="default"/>
+        <w:sz w:val="20"/>
+      </w:rPr>
+    </w:lvl>
+    <w:lvl w:ilvl="4" w:tentative="1">
+      <w:start w:val="1"/>
+      <w:numFmt w:val="bullet"/>
+      <w:lvlText w:val=""/>
+      <w:lvlJc w:val="left"/>
+      <w:pPr>
+        <w:tabs>
+          <w:tab w:val="num" w:pos="3600"/>
+        </w:tabs>
+        <w:ind w:left="3600" w:hanging="360"/>
+      </w:pPr>
+      <w:rPr>
+        <w:rFonts w:ascii="Symbol" w:hAnsi="Symbol" w:hint="default"/>
+        <w:sz w:val="20"/>
+      </w:rPr>
+    </w:lvl>
+    <w:lvl w:ilvl="5" w:tentative="1">
+      <w:start w:val="1"/>
+      <w:numFmt w:val="bullet"/>
+      <w:lvlText w:val=""/>
+      <w:lvlJc w:val="left"/>
+      <w:pPr>
+        <w:tabs>
+          <w:tab w:val="num" w:pos="4320"/>
+        </w:tabs>
+        <w:ind w:left="4320" w:hanging="360"/>
+      </w:pPr>
+      <w:rPr>
+        <w:rFonts w:ascii="Symbol" w:hAnsi="Symbol" w:hint="default"/>
+        <w:sz w:val="20"/>
+      </w:rPr>
+    </w:lvl>
+    <w:lvl w:ilvl="6" w:tentative="1">
+      <w:start w:val="1"/>
+      <w:numFmt w:val="bullet"/>
+      <w:lvlText w:val=""/>
+      <w:lvlJc w:val="left"/>
+      <w:pPr>
+        <w:tabs>
+          <w:tab w:val="num" w:pos="5040"/>
+        </w:tabs>
+        <w:ind w:left="5040" w:hanging="360"/>
+      </w:pPr>
+      <w:rPr>
+        <w:rFonts w:ascii="Symbol" w:hAnsi="Symbol" w:hint="default"/>
+        <w:sz w:val="20"/>
+      </w:rPr>
+    </w:lvl>
+    <w:lvl w:ilvl="7" w:tentative="1">
+      <w:start w:val="1"/>
+      <w:numFmt w:val="bullet"/>
+      <w:lvlText w:val=""/>
+      <w:lvlJc w:val="left"/>
+      <w:pPr>
+        <w:tabs>
+          <w:tab w:val="num" w:pos="5760"/>
+        </w:tabs>
+        <w:ind w:left="5760" w:hanging="360"/>
+      </w:pPr>
+      <w:rPr>
+        <w:rFonts w:ascii="Symbol" w:hAnsi="Symbol" w:hint="default"/>
+        <w:sz w:val="20"/>
+      </w:rPr>
+    </w:lvl>
+    <w:lvl w:ilvl="8" w:tentative="1">
+      <w:start w:val="1"/>
+      <w:numFmt w:val="bullet"/>
+      <w:lvlText w:val=""/>
+      <w:lvlJc w:val="left"/>
+      <w:pPr>
+        <w:tabs>
+          <w:tab w:val="num" w:pos="6480"/>
+        </w:tabs>
+        <w:ind w:left="6480" w:hanging="360"/>
+      </w:pPr>
+      <w:rPr>
+        <w:rFonts w:ascii="Symbol" w:hAnsi="Symbol" w:hint="default"/>
+        <w:sz w:val="20"/>
+      </w:rPr>
+    </w:lvl>
+  </w:abstractNum>
+  <w:abstractNum w:abstractNumId="1" w15:restartNumberingAfterBreak="0">
     <w:nsid w:val="01BF2FD0"/>
     <w:multiLevelType w:val="multilevel"/>
     <w:tmpl w:val="1BA86FB8"/>
@@ -4594,7 +5358,7 @@
       </w:rPr>
     </w:lvl>
   </w:abstractNum>
-  <w:abstractNum w:abstractNumId="1" w15:restartNumberingAfterBreak="0">
+  <w:abstractNum w:abstractNumId="2" w15:restartNumberingAfterBreak="0">
     <w:nsid w:val="02494D1C"/>
     <w:multiLevelType w:val="multilevel"/>
     <w:tmpl w:val="DA462DBA"/>
@@ -4707,7 +5471,7 @@
       </w:pPr>
     </w:lvl>
   </w:abstractNum>
-  <w:abstractNum w:abstractNumId="2" w15:restartNumberingAfterBreak="0">
+  <w:abstractNum w:abstractNumId="3" w15:restartNumberingAfterBreak="0">
     <w:nsid w:val="298E65FF"/>
     <w:multiLevelType w:val="multilevel"/>
     <w:tmpl w:val="881CFF2A"/>
@@ -4856,7 +5620,7 @@
       </w:rPr>
     </w:lvl>
   </w:abstractNum>
-  <w:abstractNum w:abstractNumId="3" w15:restartNumberingAfterBreak="0">
+  <w:abstractNum w:abstractNumId="4" w15:restartNumberingAfterBreak="0">
     <w:nsid w:val="2AA40487"/>
     <w:multiLevelType w:val="multilevel"/>
     <w:tmpl w:val="9A4CEC00"/>
@@ -4969,7 +5733,7 @@
       </w:pPr>
     </w:lvl>
   </w:abstractNum>
-  <w:abstractNum w:abstractNumId="4" w15:restartNumberingAfterBreak="0">
+  <w:abstractNum w:abstractNumId="5" w15:restartNumberingAfterBreak="0">
     <w:nsid w:val="2C8809C7"/>
     <w:multiLevelType w:val="multilevel"/>
     <w:tmpl w:val="785286F4"/>
@@ -5082,7 +5846,7 @@
       </w:pPr>
     </w:lvl>
   </w:abstractNum>
-  <w:abstractNum w:abstractNumId="5" w15:restartNumberingAfterBreak="0">
+  <w:abstractNum w:abstractNumId="6" w15:restartNumberingAfterBreak="0">
     <w:nsid w:val="2C947103"/>
     <w:multiLevelType w:val="multilevel"/>
     <w:tmpl w:val="A150ED14"/>
@@ -5231,7 +5995,7 @@
       </w:rPr>
     </w:lvl>
   </w:abstractNum>
-  <w:abstractNum w:abstractNumId="6" w15:restartNumberingAfterBreak="0">
+  <w:abstractNum w:abstractNumId="7" w15:restartNumberingAfterBreak="0">
     <w:nsid w:val="351A54CE"/>
     <w:multiLevelType w:val="multilevel"/>
     <w:tmpl w:val="5BC632E2"/>
@@ -5380,7 +6144,7 @@
       </w:rPr>
     </w:lvl>
   </w:abstractNum>
-  <w:abstractNum w:abstractNumId="7" w15:restartNumberingAfterBreak="0">
+  <w:abstractNum w:abstractNumId="8" w15:restartNumberingAfterBreak="0">
     <w:nsid w:val="3AF33200"/>
     <w:multiLevelType w:val="multilevel"/>
     <w:tmpl w:val="E3A48D96"/>
@@ -5493,7 +6257,7 @@
       </w:pPr>
     </w:lvl>
   </w:abstractNum>
-  <w:abstractNum w:abstractNumId="8" w15:restartNumberingAfterBreak="0">
+  <w:abstractNum w:abstractNumId="9" w15:restartNumberingAfterBreak="0">
     <w:nsid w:val="42377F3F"/>
     <w:multiLevelType w:val="multilevel"/>
     <w:tmpl w:val="C25271BC"/>
@@ -5606,7 +6370,120 @@
       </w:pPr>
     </w:lvl>
   </w:abstractNum>
-  <w:abstractNum w:abstractNumId="9" w15:restartNumberingAfterBreak="0">
+  <w:abstractNum w:abstractNumId="10" w15:restartNumberingAfterBreak="0">
+    <w:nsid w:val="43AE1B45"/>
+    <w:multiLevelType w:val="multilevel"/>
+    <w:tmpl w:val="C516712C"/>
+    <w:lvl w:ilvl="0">
+      <w:start w:val="1"/>
+      <w:numFmt w:val="decimal"/>
+      <w:lvlText w:val="%1."/>
+      <w:lvlJc w:val="left"/>
+      <w:pPr>
+        <w:tabs>
+          <w:tab w:val="num" w:pos="720"/>
+        </w:tabs>
+        <w:ind w:left="720" w:hanging="360"/>
+      </w:pPr>
+    </w:lvl>
+    <w:lvl w:ilvl="1" w:tentative="1">
+      <w:start w:val="1"/>
+      <w:numFmt w:val="decimal"/>
+      <w:lvlText w:val="%2."/>
+      <w:lvlJc w:val="left"/>
+      <w:pPr>
+        <w:tabs>
+          <w:tab w:val="num" w:pos="1440"/>
+        </w:tabs>
+        <w:ind w:left="1440" w:hanging="360"/>
+      </w:pPr>
+    </w:lvl>
+    <w:lvl w:ilvl="2" w:tentative="1">
+      <w:start w:val="1"/>
+      <w:numFmt w:val="decimal"/>
+      <w:lvlText w:val="%3."/>
+      <w:lvlJc w:val="left"/>
+      <w:pPr>
+        <w:tabs>
+          <w:tab w:val="num" w:pos="2160"/>
+        </w:tabs>
+        <w:ind w:left="2160" w:hanging="360"/>
+      </w:pPr>
+    </w:lvl>
+    <w:lvl w:ilvl="3" w:tentative="1">
+      <w:start w:val="1"/>
+      <w:numFmt w:val="decimal"/>
+      <w:lvlText w:val="%4."/>
+      <w:lvlJc w:val="left"/>
+      <w:pPr>
+        <w:tabs>
+          <w:tab w:val="num" w:pos="2880"/>
+        </w:tabs>
+        <w:ind w:left="2880" w:hanging="360"/>
+      </w:pPr>
+    </w:lvl>
+    <w:lvl w:ilvl="4" w:tentative="1">
+      <w:start w:val="1"/>
+      <w:numFmt w:val="decimal"/>
+      <w:lvlText w:val="%5."/>
+      <w:lvlJc w:val="left"/>
+      <w:pPr>
+        <w:tabs>
+          <w:tab w:val="num" w:pos="3600"/>
+        </w:tabs>
+        <w:ind w:left="3600" w:hanging="360"/>
+      </w:pPr>
+    </w:lvl>
+    <w:lvl w:ilvl="5" w:tentative="1">
+      <w:start w:val="1"/>
+      <w:numFmt w:val="decimal"/>
+      <w:lvlText w:val="%6."/>
+      <w:lvlJc w:val="left"/>
+      <w:pPr>
+        <w:tabs>
+          <w:tab w:val="num" w:pos="4320"/>
+        </w:tabs>
+        <w:ind w:left="4320" w:hanging="360"/>
+      </w:pPr>
+    </w:lvl>
+    <w:lvl w:ilvl="6" w:tentative="1">
+      <w:start w:val="1"/>
+      <w:numFmt w:val="decimal"/>
+      <w:lvlText w:val="%7."/>
+      <w:lvlJc w:val="left"/>
+      <w:pPr>
+        <w:tabs>
+          <w:tab w:val="num" w:pos="5040"/>
+        </w:tabs>
+        <w:ind w:left="5040" w:hanging="360"/>
+      </w:pPr>
+    </w:lvl>
+    <w:lvl w:ilvl="7" w:tentative="1">
+      <w:start w:val="1"/>
+      <w:numFmt w:val="decimal"/>
+      <w:lvlText w:val="%8."/>
+      <w:lvlJc w:val="left"/>
+      <w:pPr>
+        <w:tabs>
+          <w:tab w:val="num" w:pos="5760"/>
+        </w:tabs>
+        <w:ind w:left="5760" w:hanging="360"/>
+      </w:pPr>
+    </w:lvl>
+    <w:lvl w:ilvl="8" w:tentative="1">
+      <w:start w:val="1"/>
+      <w:numFmt w:val="decimal"/>
+      <w:lvlText w:val="%9."/>
+      <w:lvlJc w:val="left"/>
+      <w:pPr>
+        <w:tabs>
+          <w:tab w:val="num" w:pos="6480"/>
+        </w:tabs>
+        <w:ind w:left="6480" w:hanging="360"/>
+      </w:pPr>
+    </w:lvl>
+  </w:abstractNum>
+  <w:abstractNum w:abstractNumId="11" w15:restartNumberingAfterBreak="0">
     <w:nsid w:val="4DE63D7E"/>
     <w:multiLevelType w:val="multilevel"/>
     <w:tmpl w:val="737E3782"/>
@@ -5755,7 +6632,7 @@
       </w:rPr>
     </w:lvl>
   </w:abstractNum>
-  <w:abstractNum w:abstractNumId="10" w15:restartNumberingAfterBreak="0">
+  <w:abstractNum w:abstractNumId="12" w15:restartNumberingAfterBreak="0">
     <w:nsid w:val="56170B2E"/>
     <w:multiLevelType w:val="multilevel"/>
     <w:tmpl w:val="2DE0677C"/>
@@ -5904,7 +6781,7 @@
       </w:rPr>
     </w:lvl>
   </w:abstractNum>
-  <w:abstractNum w:abstractNumId="11" w15:restartNumberingAfterBreak="0">
+  <w:abstractNum w:abstractNumId="13" w15:restartNumberingAfterBreak="0">
     <w:nsid w:val="56733761"/>
     <w:multiLevelType w:val="multilevel"/>
     <w:tmpl w:val="9614EA48"/>
@@ -6017,7 +6894,156 @@
       </w:pPr>
     </w:lvl>
   </w:abstractNum>
-  <w:abstractNum w:abstractNumId="12" w15:restartNumberingAfterBreak="0">
+  <w:abstractNum w:abstractNumId="14" w15:restartNumberingAfterBreak="0">
+    <w:nsid w:val="5E911895"/>
+    <w:multiLevelType w:val="multilevel"/>
+    <w:tmpl w:val="A25C3356"/>
+    <w:lvl w:ilvl="0">
+      <w:start w:val="1"/>
+      <w:numFmt w:val="bullet"/>
+      <w:lvlText w:val=""/>
+      <w:lvlJc w:val="left"/>
+      <w:pPr>
+        <w:tabs>
+          <w:tab w:val="num" w:pos="720"/>
+        </w:tabs>
+        <w:ind w:left="720" w:hanging="360"/>
+      </w:pPr>
+      <w:rPr>
+        <w:rFonts w:ascii="Symbol" w:hAnsi="Symbol" w:hint="default"/>
+        <w:sz w:val="20"/>
+      </w:rPr>
+    </w:lvl>
+    <w:lvl w:ilvl="1" w:tentative="1">
+      <w:start w:val="1"/>
+      <w:numFmt w:val="bullet"/>
+      <w:lvlText w:val=""/>
+      <w:lvlJc w:val="left"/>
+      <w:pPr>
+        <w:tabs>
+          <w:tab w:val="num" w:pos="1440"/>
+        </w:tabs>
+        <w:ind w:left="1440" w:hanging="360"/>
+      </w:pPr>
+      <w:rPr>
+        <w:rFonts w:ascii="Symbol" w:hAnsi="Symbol" w:hint="default"/>
+        <w:sz w:val="20"/>
+      </w:rPr>
+    </w:lvl>
+    <w:lvl w:ilvl="2" w:tentative="1">
+      <w:start w:val="1"/>
+      <w:numFmt w:val="bullet"/>
+      <w:lvlText w:val=""/>
+      <w:lvlJc w:val="left"/>
+      <w:pPr>
+        <w:tabs>
+          <w:tab w:val="num" w:pos="2160"/>
+        </w:tabs>
+        <w:ind w:left="2160" w:hanging="360"/>
+      </w:pPr>
+      <w:rPr>
+        <w:rFonts w:ascii="Symbol" w:hAnsi="Symbol" w:hint="default"/>
+        <w:sz w:val="20"/>
+      </w:rPr>
+    </w:lvl>
+    <w:lvl w:ilvl="3" w:tentative="1">
+      <w:start w:val="1"/>
+      <w:numFmt w:val="bullet"/>
+      <w:lvlText w:val=""/>
+      <w:lvlJc w:val="left"/>
+      <w:pPr>
+        <w:tabs>
+          <w:tab w:val="num" w:pos="2880"/>
+        </w:tabs>
+        <w:ind w:left="2880" w:hanging="360"/>
+      </w:pPr>
+      <w:rPr>
+        <w:rFonts w:ascii="Symbol" w:hAnsi="Symbol" w:hint="default"/>
+        <w:sz w:val="20"/>
+      </w:rPr>
+    </w:lvl>
+    <w:lvl w:ilvl="4" w:tentative="1">
+      <w:start w:val="1"/>
+      <w:numFmt w:val="bullet"/>
+      <w:lvlText w:val=""/>
+      <w:lvlJc w:val="left"/>
+      <w:pPr>
+        <w:tabs>
+          <w:tab w:val="num" w:pos="3600"/>
+        </w:tabs>
+        <w:ind w:left="3600" w:hanging="360"/>
+      </w:pPr>
+      <w:rPr>
+        <w:rFonts w:ascii="Symbol" w:hAnsi="Symbol" w:hint="default"/>
+        <w:sz w:val="20"/>
+      </w:rPr>
+    </w:lvl>
+    <w:lvl w:ilvl="5" w:tentative="1">
+      <w:start w:val="1"/>
+      <w:numFmt w:val="bullet"/>
+      <w:lvlText w:val=""/>
+      <w:lvlJc w:val="left"/>
+      <w:pPr>
+        <w:tabs>
+          <w:tab w:val="num" w:pos="4320"/>
+        </w:tabs>
+        <w:ind w:left="4320" w:hanging="360"/>
+      </w:pPr>
+      <w:rPr>
+        <w:rFonts w:ascii="Symbol" w:hAnsi="Symbol" w:hint="default"/>
+        <w:sz w:val="20"/>
+      </w:rPr>
+    </w:lvl>
+    <w:lvl w:ilvl="6" w:tentative="1">
+      <w:start w:val="1"/>
+      <w:numFmt w:val="bullet"/>
+      <w:lvlText w:val=""/>
+      <w:lvlJc w:val="left"/>
+      <w:pPr>
+        <w:tabs>
+          <w:tab w:val="num" w:pos="5040"/>
+        </w:tabs>
+        <w:ind w:left="5040" w:hanging="360"/>
+      </w:pPr>
+      <w:rPr>
+        <w:rFonts w:ascii="Symbol" w:hAnsi="Symbol" w:hint="default"/>
+        <w:sz w:val="20"/>
+      </w:rPr>
+    </w:lvl>
+    <w:lvl w:ilvl="7" w:tentative="1">
+      <w:start w:val="1"/>
+      <w:numFmt w:val="bullet"/>
+      <w:lvlText w:val=""/>
+      <w:lvlJc w:val="left"/>
+      <w:pPr>
+        <w:tabs>
+          <w:tab w:val="num" w:pos="5760"/>
+        </w:tabs>
+        <w:ind w:left="5760" w:hanging="360"/>
+      </w:pPr>
+      <w:rPr>
+        <w:rFonts w:ascii="Symbol" w:hAnsi="Symbol" w:hint="default"/>
+        <w:sz w:val="20"/>
+      </w:rPr>
+    </w:lvl>
+    <w:lvl w:ilvl="8" w:tentative="1">
+      <w:start w:val="1"/>
+      <w:numFmt w:val="bullet"/>
+      <w:lvlText w:val=""/>
+      <w:lvlJc w:val="left"/>
+      <w:pPr>
+        <w:tabs>
+          <w:tab w:val="num" w:pos="6480"/>
+        </w:tabs>
+        <w:ind w:left="6480" w:hanging="360"/>
+      </w:pPr>
+      <w:rPr>
+        <w:rFonts w:ascii="Symbol" w:hAnsi="Symbol" w:hint="default"/>
+        <w:sz w:val="20"/>
+      </w:rPr>
+    </w:lvl>
+  </w:abstractNum>
+  <w:abstractNum w:abstractNumId="15" w15:restartNumberingAfterBreak="0">
     <w:nsid w:val="64944FA8"/>
     <w:multiLevelType w:val="multilevel"/>
     <w:tmpl w:val="687E0350"/>
@@ -6166,7 +7192,156 @@
       </w:rPr>
     </w:lvl>
   </w:abstractNum>
-  <w:abstractNum w:abstractNumId="13" w15:restartNumberingAfterBreak="0">
+  <w:abstractNum w:abstractNumId="16" w15:restartNumberingAfterBreak="0">
+    <w:nsid w:val="72EC0F78"/>
+    <w:multiLevelType w:val="multilevel"/>
+    <w:tmpl w:val="30EEA998"/>
+    <w:lvl w:ilvl="0">
+      <w:start w:val="1"/>
+      <w:numFmt w:val="bullet"/>
+      <w:lvlText w:val=""/>
+      <w:lvlJc w:val="left"/>
+      <w:pPr>
+        <w:tabs>
+          <w:tab w:val="num" w:pos="720"/>
+        </w:tabs>
+        <w:ind w:left="720" w:hanging="360"/>
+      </w:pPr>
+      <w:rPr>
+        <w:rFonts w:ascii="Symbol" w:hAnsi="Symbol" w:hint="default"/>
+        <w:sz w:val="20"/>
+      </w:rPr>
+    </w:lvl>
+    <w:lvl w:ilvl="1" w:tentative="1">
+      <w:start w:val="1"/>
+      <w:numFmt w:val="bullet"/>
+      <w:lvlText w:val=""/>
+      <w:lvlJc w:val="left"/>
+      <w:pPr>
+        <w:tabs>
+          <w:tab w:val="num" w:pos="1440"/>
+        </w:tabs>
+        <w:ind w:left="1440" w:hanging="360"/>
+      </w:pPr>
+      <w:rPr>
+        <w:rFonts w:ascii="Symbol" w:hAnsi="Symbol" w:hint="default"/>
+        <w:sz w:val="20"/>
+      </w:rPr>
+    </w:lvl>
+    <w:lvl w:ilvl="2" w:tentative="1">
+      <w:start w:val="1"/>
+      <w:numFmt w:val="bullet"/>
+      <w:lvlText w:val=""/>
+      <w:lvlJc w:val="left"/>
+      <w:pPr>
+        <w:tabs>
+          <w:tab w:val="num" w:pos="2160"/>
+        </w:tabs>
+        <w:ind w:left="2160" w:hanging="360"/>
+      </w:pPr>
+      <w:rPr>
+        <w:rFonts w:ascii="Symbol" w:hAnsi="Symbol" w:hint="default"/>
+        <w:sz w:val="20"/>
+      </w:rPr>
+    </w:lvl>
+    <w:lvl w:ilvl="3" w:tentative="1">
+      <w:start w:val="1"/>
+      <w:numFmt w:val="bullet"/>
+      <w:lvlText w:val=""/>
+      <w:lvlJc w:val="left"/>
+      <w:pPr>
+        <w:tabs>
+          <w:tab w:val="num" w:pos="2880"/>
+        </w:tabs>
+        <w:ind w:left="2880" w:hanging="360"/>
+      </w:pPr>
+      <w:rPr>
+        <w:rFonts w:ascii="Symbol" w:hAnsi="Symbol" w:hint="default"/>
+        <w:sz w:val="20"/>
+      </w:rPr>
+    </w:lvl>
+    <w:lvl w:ilvl="4" w:tentative="1">
+      <w:start w:val="1"/>
+      <w:numFmt w:val="bullet"/>
+      <w:lvlText w:val=""/>
+      <w:lvlJc w:val="left"/>
+      <w:pPr>
+        <w:tabs>
+          <w:tab w:val="num" w:pos="3600"/>
+        </w:tabs>
+        <w:ind w:left="3600" w:hanging="360"/>
+      </w:pPr>
+      <w:rPr>
+        <w:rFonts w:ascii="Symbol" w:hAnsi="Symbol" w:hint="default"/>
+        <w:sz w:val="20"/>
+      </w:rPr>
+    </w:lvl>
+    <w:lvl w:ilvl="5" w:tentative="1">
+      <w:start w:val="1"/>
+      <w:numFmt w:val="bullet"/>
+      <w:lvlText w:val=""/>
+      <w:lvlJc w:val="left"/>
+      <w:pPr>
+        <w:tabs>
+          <w:tab w:val="num" w:pos="4320"/>
+        </w:tabs>
+        <w:ind w:left="4320" w:hanging="360"/>
+      </w:pPr>
+      <w:rPr>
+        <w:rFonts w:ascii="Symbol" w:hAnsi="Symbol" w:hint="default"/>
+        <w:sz w:val="20"/>
+      </w:rPr>
+    </w:lvl>
+    <w:lvl w:ilvl="6" w:tentative="1">
+      <w:start w:val="1"/>
+      <w:numFmt w:val="bullet"/>
+      <w:lvlText w:val=""/>
+      <w:lvlJc w:val="left"/>
+      <w:pPr>
+        <w:tabs>
+          <w:tab w:val="num" w:pos="5040"/>
+        </w:tabs>
+        <w:ind w:left="5040" w:hanging="360"/>
+      </w:pPr>
+      <w:rPr>
+        <w:rFonts w:ascii="Symbol" w:hAnsi="Symbol" w:hint="default"/>
+        <w:sz w:val="20"/>
+      </w:rPr>
+    </w:lvl>
+    <w:lvl w:ilvl="7" w:tentative="1">
+      <w:start w:val="1"/>
+      <w:numFmt w:val="bullet"/>
+      <w:lvlText w:val=""/>
+      <w:lvlJc w:val="left"/>
+      <w:pPr>
+        <w:tabs>
+          <w:tab w:val="num" w:pos="5760"/>
+        </w:tabs>
+        <w:ind w:left="5760" w:hanging="360"/>
+      </w:pPr>
+      <w:rPr>
+        <w:rFonts w:ascii="Symbol" w:hAnsi="Symbol" w:hint="default"/>
+        <w:sz w:val="20"/>
+      </w:rPr>
+    </w:lvl>
+    <w:lvl w:ilvl="8" w:tentative="1">
+      <w:start w:val="1"/>
+      <w:numFmt w:val="bullet"/>
+      <w:lvlText w:val=""/>
+      <w:lvlJc w:val="left"/>
+      <w:pPr>
+        <w:tabs>
+          <w:tab w:val="num" w:pos="6480"/>
+        </w:tabs>
+        <w:ind w:left="6480" w:hanging="360"/>
+      </w:pPr>
+      <w:rPr>
+        <w:rFonts w:ascii="Symbol" w:hAnsi="Symbol" w:hint="default"/>
+        <w:sz w:val="20"/>
+      </w:rPr>
+    </w:lvl>
+  </w:abstractNum>
+  <w:abstractNum w:abstractNumId="17" w15:restartNumberingAfterBreak="0">
     <w:nsid w:val="75A34C02"/>
     <w:multiLevelType w:val="multilevel"/>
     <w:tmpl w:val="6DE41CD6"/>
@@ -6279,47 +7454,327 @@
       </w:pPr>
     </w:lvl>
   </w:abstractNum>
+  <w:abstractNum w:abstractNumId="18" w15:restartNumberingAfterBreak="0">
+    <w:nsid w:val="7DD82175"/>
+    <w:multiLevelType w:val="multilevel"/>
+    <w:tmpl w:val="765894E8"/>
+    <w:lvl w:ilvl="0">
+      <w:start w:val="1"/>
+      <w:numFmt w:val="bullet"/>
+      <w:lvlText w:val=""/>
+      <w:lvlJc w:val="left"/>
+      <w:pPr>
+        <w:tabs>
+          <w:tab w:val="num" w:pos="720"/>
+        </w:tabs>
+        <w:ind w:left="720" w:hanging="360"/>
+      </w:pPr>
+      <w:rPr>
+        <w:rFonts w:ascii="Symbol" w:hAnsi="Symbol" w:hint="default"/>
+        <w:sz w:val="20"/>
+      </w:rPr>
+    </w:lvl>
+    <w:lvl w:ilvl="1" w:tentative="1">
+      <w:start w:val="1"/>
+      <w:numFmt w:val="bullet"/>
+      <w:lvlText w:val=""/>
+      <w:lvlJc w:val="left"/>
+      <w:pPr>
+        <w:tabs>
+          <w:tab w:val="num" w:pos="1440"/>
+        </w:tabs>
+        <w:ind w:left="1440" w:hanging="360"/>
+      </w:pPr>
+      <w:rPr>
+        <w:rFonts w:ascii="Symbol" w:hAnsi="Symbol" w:hint="default"/>
+        <w:sz w:val="20"/>
+      </w:rPr>
+    </w:lvl>
+    <w:lvl w:ilvl="2" w:tentative="1">
+      <w:start w:val="1"/>
+      <w:numFmt w:val="bullet"/>
+      <w:lvlText w:val=""/>
+      <w:lvlJc w:val="left"/>
+      <w:pPr>
+        <w:tabs>
+          <w:tab w:val="num" w:pos="2160"/>
+        </w:tabs>
+        <w:ind w:left="2160" w:hanging="360"/>
+      </w:pPr>
+      <w:rPr>
+        <w:rFonts w:ascii="Symbol" w:hAnsi="Symbol" w:hint="default"/>
+        <w:sz w:val="20"/>
+      </w:rPr>
+    </w:lvl>
+    <w:lvl w:ilvl="3" w:tentative="1">
+      <w:start w:val="1"/>
+      <w:numFmt w:val="bullet"/>
+      <w:lvlText w:val=""/>
+      <w:lvlJc w:val="left"/>
+      <w:pPr>
+        <w:tabs>
+          <w:tab w:val="num" w:pos="2880"/>
+        </w:tabs>
+        <w:ind w:left="2880" w:hanging="360"/>
+      </w:pPr>
+      <w:rPr>
+        <w:rFonts w:ascii="Symbol" w:hAnsi="Symbol" w:hint="default"/>
+        <w:sz w:val="20"/>
+      </w:rPr>
+    </w:lvl>
+    <w:lvl w:ilvl="4" w:tentative="1">
+      <w:start w:val="1"/>
+      <w:numFmt w:val="bullet"/>
+      <w:lvlText w:val=""/>
+      <w:lvlJc w:val="left"/>
+      <w:pPr>
+        <w:tabs>
+          <w:tab w:val="num" w:pos="3600"/>
+        </w:tabs>
+        <w:ind w:left="3600" w:hanging="360"/>
+      </w:pPr>
+      <w:rPr>
+        <w:rFonts w:ascii="Symbol" w:hAnsi="Symbol" w:hint="default"/>
+        <w:sz w:val="20"/>
+      </w:rPr>
+    </w:lvl>
+    <w:lvl w:ilvl="5" w:tentative="1">
+      <w:start w:val="1"/>
+      <w:numFmt w:val="bullet"/>
+      <w:lvlText w:val=""/>
+      <w:lvlJc w:val="left"/>
+      <w:pPr>
+        <w:tabs>
+          <w:tab w:val="num" w:pos="4320"/>
+        </w:tabs>
+        <w:ind w:left="4320" w:hanging="360"/>
+      </w:pPr>
+      <w:rPr>
+        <w:rFonts w:ascii="Symbol" w:hAnsi="Symbol" w:hint="default"/>
+        <w:sz w:val="20"/>
+      </w:rPr>
+    </w:lvl>
+    <w:lvl w:ilvl="6" w:tentative="1">
+      <w:start w:val="1"/>
+      <w:numFmt w:val="bullet"/>
+      <w:lvlText w:val=""/>
+      <w:lvlJc w:val="left"/>
+      <w:pPr>
+        <w:tabs>
+          <w:tab w:val="num" w:pos="5040"/>
+        </w:tabs>
+        <w:ind w:left="5040" w:hanging="360"/>
+      </w:pPr>
+      <w:rPr>
+        <w:rFonts w:ascii="Symbol" w:hAnsi="Symbol" w:hint="default"/>
+        <w:sz w:val="20"/>
+      </w:rPr>
+    </w:lvl>
+    <w:lvl w:ilvl="7" w:tentative="1">
+      <w:start w:val="1"/>
+      <w:numFmt w:val="bullet"/>
+      <w:lvlText w:val=""/>
+      <w:lvlJc w:val="left"/>
+      <w:pPr>
+        <w:tabs>
+          <w:tab w:val="num" w:pos="5760"/>
+        </w:tabs>
+        <w:ind w:left="5760" w:hanging="360"/>
+      </w:pPr>
+      <w:rPr>
+        <w:rFonts w:ascii="Symbol" w:hAnsi="Symbol" w:hint="default"/>
+        <w:sz w:val="20"/>
+      </w:rPr>
+    </w:lvl>
+    <w:lvl w:ilvl="8" w:tentative="1">
+      <w:start w:val="1"/>
+      <w:numFmt w:val="bullet"/>
+      <w:lvlText w:val=""/>
+      <w:lvlJc w:val="left"/>
+      <w:pPr>
+        <w:tabs>
+          <w:tab w:val="num" w:pos="6480"/>
+        </w:tabs>
+        <w:ind w:left="6480" w:hanging="360"/>
+      </w:pPr>
+      <w:rPr>
+        <w:rFonts w:ascii="Symbol" w:hAnsi="Symbol" w:hint="default"/>
+        <w:sz w:val="20"/>
+      </w:rPr>
+    </w:lvl>
+  </w:abstractNum>
+  <w:abstractNum w:abstractNumId="19" w15:restartNumberingAfterBreak="0">
+    <w:nsid w:val="7FF41262"/>
+    <w:multiLevelType w:val="multilevel"/>
+    <w:tmpl w:val="DF2294EA"/>
+    <w:lvl w:ilvl="0">
+      <w:start w:val="1"/>
+      <w:numFmt w:val="decimal"/>
+      <w:lvlText w:val="%1."/>
+      <w:lvlJc w:val="left"/>
+      <w:pPr>
+        <w:tabs>
+          <w:tab w:val="num" w:pos="720"/>
+        </w:tabs>
+        <w:ind w:left="720" w:hanging="360"/>
+      </w:pPr>
+    </w:lvl>
+    <w:lvl w:ilvl="1" w:tentative="1">
+      <w:start w:val="1"/>
+      <w:numFmt w:val="decimal"/>
+      <w:lvlText w:val="%2."/>
+      <w:lvlJc w:val="left"/>
+      <w:pPr>
+        <w:tabs>
+          <w:tab w:val="num" w:pos="1440"/>
+        </w:tabs>
+        <w:ind w:left="1440" w:hanging="360"/>
+      </w:pPr>
+    </w:lvl>
+    <w:lvl w:ilvl="2" w:tentative="1">
+      <w:start w:val="1"/>
+      <w:numFmt w:val="decimal"/>
+      <w:lvlText w:val="%3."/>
+      <w:lvlJc w:val="left"/>
+      <w:pPr>
+        <w:tabs>
+          <w:tab w:val="num" w:pos="2160"/>
+        </w:tabs>
+        <w:ind w:left="2160" w:hanging="360"/>
+      </w:pPr>
+    </w:lvl>
+    <w:lvl w:ilvl="3" w:tentative="1">
+      <w:start w:val="1"/>
+      <w:numFmt w:val="decimal"/>
+      <w:lvlText w:val="%4."/>
+      <w:lvlJc w:val="left"/>
+      <w:pPr>
+        <w:tabs>
+          <w:tab w:val="num" w:pos="2880"/>
+        </w:tabs>
+        <w:ind w:left="2880" w:hanging="360"/>
+      </w:pPr>
+    </w:lvl>
+    <w:lvl w:ilvl="4" w:tentative="1">
+      <w:start w:val="1"/>
+      <w:numFmt w:val="decimal"/>
+      <w:lvlText w:val="%5."/>
+      <w:lvlJc w:val="left"/>
+      <w:pPr>
+        <w:tabs>
+          <w:tab w:val="num" w:pos="3600"/>
+        </w:tabs>
+        <w:ind w:left="3600" w:hanging="360"/>
+      </w:pPr>
+    </w:lvl>
+    <w:lvl w:ilvl="5" w:tentative="1">
+      <w:start w:val="1"/>
+      <w:numFmt w:val="decimal"/>
+      <w:lvlText w:val="%6."/>
+      <w:lvlJc w:val="left"/>
+      <w:pPr>
+        <w:tabs>
+          <w:tab w:val="num" w:pos="4320"/>
+        </w:tabs>
+        <w:ind w:left="4320" w:hanging="360"/>
+      </w:pPr>
+    </w:lvl>
+    <w:lvl w:ilvl="6" w:tentative="1">
+      <w:start w:val="1"/>
+      <w:numFmt w:val="decimal"/>
+      <w:lvlText w:val="%7."/>
+      <w:lvlJc w:val="left"/>
+      <w:pPr>
+        <w:tabs>
+          <w:tab w:val="num" w:pos="5040"/>
+        </w:tabs>
+        <w:ind w:left="5040" w:hanging="360"/>
+      </w:pPr>
+    </w:lvl>
+    <w:lvl w:ilvl="7" w:tentative="1">
+      <w:start w:val="1"/>
+      <w:numFmt w:val="decimal"/>
+      <w:lvlText w:val="%8."/>
+      <w:lvlJc w:val="left"/>
+      <w:pPr>
+        <w:tabs>
+          <w:tab w:val="num" w:pos="5760"/>
+        </w:tabs>
+        <w:ind w:left="5760" w:hanging="360"/>
+      </w:pPr>
+    </w:lvl>
+    <w:lvl w:ilvl="8" w:tentative="1">
+      <w:start w:val="1"/>
+      <w:numFmt w:val="decimal"/>
+      <w:lvlText w:val="%9."/>
+      <w:lvlJc w:val="left"/>
+      <w:pPr>
+        <w:tabs>
+          <w:tab w:val="num" w:pos="6480"/>
+        </w:tabs>
+        <w:ind w:left="6480" w:hanging="360"/>
+      </w:pPr>
+    </w:lvl>
+  </w:abstractNum>
   <w:num w:numId="1">
+    <w:abstractNumId w:val="17"/>
+  </w:num>
+  <w:num w:numId="2">
+    <w:abstractNumId w:val="4"/>
+  </w:num>
+  <w:num w:numId="3">
+    <w:abstractNumId w:val="6"/>
+  </w:num>
+  <w:num w:numId="4">
     <w:abstractNumId w:val="13"/>
   </w:num>
-  <w:num w:numId="2">
+  <w:num w:numId="5">
+    <w:abstractNumId w:val="7"/>
+  </w:num>
+  <w:num w:numId="6">
+    <w:abstractNumId w:val="8"/>
+  </w:num>
+  <w:num w:numId="7">
     <w:abstractNumId w:val="3"/>
   </w:num>
-  <w:num w:numId="3">
+  <w:num w:numId="8">
+    <w:abstractNumId w:val="9"/>
+  </w:num>
+  <w:num w:numId="9">
+    <w:abstractNumId w:val="15"/>
+  </w:num>
+  <w:num w:numId="10">
+    <w:abstractNumId w:val="2"/>
+  </w:num>
+  <w:num w:numId="11">
+    <w:abstractNumId w:val="11"/>
+  </w:num>
+  <w:num w:numId="12">
     <w:abstractNumId w:val="5"/>
   </w:num>
-  <w:num w:numId="4">
-    <w:abstractNumId w:val="11"/>
+  <w:num w:numId="13">
+    <w:abstractNumId w:val="1"/>
   </w:num>
-  <w:num w:numId="5">
-    <w:abstractNumId w:val="6"/>
-  </w:num>
-  <w:num w:numId="6">
-    <w:abstractNumId w:val="7"/>
-  </w:num>
-  <w:num w:numId="7">
-    <w:abstractNumId w:val="2"/>
-  </w:num>
-  <w:num w:numId="8">
-    <w:abstractNumId w:val="8"/>
-  </w:num>
-  <w:num w:numId="9">
+  <w:num w:numId="14">
     <w:abstractNumId w:val="12"/>
   </w:num>
-  <w:num w:numId="10">
-    <w:abstractNumId w:val="1"/>
+  <w:num w:numId="15">
+    <w:abstractNumId w:val="19"/>
   </w:num>
-  <w:num w:numId="11">
-    <w:abstractNumId w:val="9"/>
+  <w:num w:numId="16">
+    <w:abstractNumId w:val="10"/>
   </w:num>
-  <w:num w:numId="12">
-    <w:abstractNumId w:val="4"/>
+  <w:num w:numId="17">
+    <w:abstractNumId w:val="16"/>
   </w:num>
-  <w:num w:numId="13">
+  <w:num w:numId="18">
+    <w:abstractNumId w:val="14"/>
+  </w:num>
+  <w:num w:numId="19">
+    <w:abstractNumId w:val="18"/>
+  </w:num>
+  <w:num w:numId="20">
     <w:abstractNumId w:val="0"/>
-  </w:num>
-  <w:num w:numId="14">
-    <w:abstractNumId w:val="10"/>
   </w:num>
 </w:numbering>
 </file>
@@ -6747,6 +8202,30 @@
       <w:lang w:eastAsia="ru-RU" w:bidi="ar-SA"/>
     </w:rPr>
   </w:style>
+  <w:style w:type="paragraph" w:styleId="4">
+    <w:name w:val="heading 4"/>
+    <w:basedOn w:val="a"/>
+    <w:next w:val="a"/>
+    <w:link w:val="40"/>
+    <w:uiPriority w:val="9"/>
+    <w:semiHidden/>
+    <w:unhideWhenUsed/>
+    <w:qFormat/>
+    <w:rsid w:val="00C472CC"/>
+    <w:pPr>
+      <w:keepNext/>
+      <w:keepLines/>
+      <w:spacing w:before="40"/>
+      <w:outlineLvl w:val="3"/>
+    </w:pPr>
+    <w:rPr>
+      <w:rFonts w:asciiTheme="majorHAnsi" w:eastAsiaTheme="majorEastAsia" w:hAnsiTheme="majorHAnsi" w:cs="Mangal"/>
+      <w:i/>
+      <w:iCs/>
+      <w:color w:val="2E74B5" w:themeColor="accent1" w:themeShade="BF"/>
+      <w:szCs w:val="21"/>
+    </w:rPr>
+  </w:style>
   <w:style w:type="character" w:default="1" w:styleId="a0">
     <w:name w:val="Default Paragraph Font"/>
     <w:uiPriority w:val="1"/>
@@ -6943,6 +8422,21 @@
       <w:sz w:val="36"/>
       <w:szCs w:val="36"/>
       <w:lang w:eastAsia="ru-RU" w:bidi="ar-SA"/>
+    </w:rPr>
+  </w:style>
+  <w:style w:type="character" w:customStyle="1" w:styleId="40">
+    <w:name w:val="Заголовок 4 Знак"/>
+    <w:basedOn w:val="a0"/>
+    <w:link w:val="4"/>
+    <w:uiPriority w:val="9"/>
+    <w:semiHidden/>
+    <w:rsid w:val="00C472CC"/>
+    <w:rPr>
+      <w:rFonts w:asciiTheme="majorHAnsi" w:eastAsiaTheme="majorEastAsia" w:hAnsiTheme="majorHAnsi" w:cs="Mangal"/>
+      <w:i/>
+      <w:iCs/>
+      <w:color w:val="2E74B5" w:themeColor="accent1" w:themeShade="BF"/>
+      <w:szCs w:val="21"/>
     </w:rPr>
   </w:style>
 </w:styles>
@@ -7214,7 +8708,7 @@
 </file>
 
 <file path=customXml/itemProps1.xml><?xml version="1.0" encoding="utf-8"?>
-<ds:datastoreItem xmlns:ds="http://schemas.openxmlformats.org/officeDocument/2006/customXml" ds:itemID="{B73E7B63-74F7-48A9-85D6-D24093D697F2}">
+<ds:datastoreItem xmlns:ds="http://schemas.openxmlformats.org/officeDocument/2006/customXml" ds:itemID="{4B82C53B-E765-4663-8870-7B38CD579624}">
   <ds:schemaRefs>
     <ds:schemaRef ds:uri="http://schemas.openxmlformats.org/officeDocument/2006/bibliography"/>
   </ds:schemaRefs>

--- a/text.docx
+++ b/text.docx
@@ -1330,34 +1330,95 @@
           <w:szCs w:val="28"/>
         </w:rPr>
       </w:pPr>
+      <w:r>
+        <w:rPr>
+          <w:sz w:val="28"/>
+          <w:szCs w:val="28"/>
+        </w:rPr>
+        <w:t>В современном мире технологии компьютерного зрения и искусственного интеллекта все активнее внедряются в образование, медицину и повседневные цифровые сервисы. Одним из востребованных направлений является распознавание жестов руки, которое позволяет создавать более естественные и удобные способы взаимодействия человека с компьютером. При этом существующие решения часто требуют сложной настройки, мощного оборудования или не адаптированы для учебных целей.</w:t>
+      </w:r>
+    </w:p>
+    <w:p>
+      <w:pPr>
+        <w:pStyle w:val="PreformattedText"/>
+        <w:spacing w:line="360" w:lineRule="auto"/>
+        <w:ind w:firstLine="709"/>
+        <w:jc w:val="both"/>
+        <w:rPr>
+          <w:sz w:val="28"/>
+          <w:szCs w:val="28"/>
+        </w:rPr>
+      </w:pPr>
+      <w:r>
+        <w:rPr>
+          <w:sz w:val="28"/>
+          <w:szCs w:val="28"/>
+        </w:rPr>
+        <w:t>Актуальность данной работы обусловлена необходимостью разработки доступного и практико-ориентированного инструмента для распознавания жестов в реальном времени на базе нейросетевой модели. Проект объединяет полный цикл: подготовку датасета, обучение модели, тестирование и запуск live-распознавания через камеру, что делает его полезным как для изучения технологий машинного обучения, так и для создания прикладных интерфейсов без клавиатуры и мыши. Такой подход особенно важен в условиях роста интереса к бесконтактному управлению и инклюзивным цифровым решениям.</w:t>
+      </w:r>
+    </w:p>
+    <w:p>
+      <w:pPr>
+        <w:pStyle w:val="PreformattedText"/>
+        <w:spacing w:line="360" w:lineRule="auto"/>
+        <w:ind w:firstLine="709"/>
+        <w:jc w:val="both"/>
+        <w:rPr>
+          <w:sz w:val="28"/>
+          <w:szCs w:val="28"/>
+        </w:rPr>
+      </w:pPr>
+      <w:r>
+        <w:rPr>
+          <w:sz w:val="28"/>
+          <w:szCs w:val="28"/>
+        </w:rPr>
+        <w:t>Объектом исследования является программн</w:t>
+      </w:r>
+      <w:r>
+        <w:rPr>
+          <w:sz w:val="28"/>
+          <w:szCs w:val="28"/>
+        </w:rPr>
+        <w:t>ая система распознавания жестов</w:t>
+      </w:r>
+      <w:r>
+        <w:rPr>
+          <w:sz w:val="28"/>
+          <w:szCs w:val="28"/>
+        </w:rPr>
+        <w:t xml:space="preserve">, </w:t>
+      </w:r>
+      <w:r>
+        <w:rPr>
+          <w:sz w:val="28"/>
+          <w:szCs w:val="28"/>
+        </w:rPr>
+        <w:t>а п</w:t>
+      </w:r>
+      <w:r>
+        <w:rPr>
+          <w:sz w:val="28"/>
+          <w:szCs w:val="28"/>
+        </w:rPr>
+        <w:t>редмет</w:t>
+      </w:r>
+      <w:r>
+        <w:rPr>
+          <w:sz w:val="28"/>
+          <w:szCs w:val="28"/>
+        </w:rPr>
+        <w:t xml:space="preserve">ом </w:t>
+      </w:r>
+      <w:r>
+        <w:rPr>
+          <w:sz w:val="28"/>
+          <w:szCs w:val="28"/>
+        </w:rPr>
+        <w:t>— методы обработки изображений и применение нейронных сетей для классификации жестов.</w:t>
+      </w:r>
       <w:bookmarkStart w:id="0" w:name="_GoBack"/>
       <w:bookmarkEnd w:id="0"/>
-      <w:r>
-        <w:rPr>
-          <w:sz w:val="28"/>
-          <w:szCs w:val="28"/>
-        </w:rPr>
-        <w:t>В современном мире технологии компьютерного зрения и искусственного интеллекта все активнее внедряются в образование, медицину и повседневные цифровые сервисы. Одним из востребованных направлений является распознавание жестов руки, которое позволяет создавать более естественные и удобные способы взаимодействия человека с компьютером. При этом существующие решения часто требуют сложной настройки, мощного оборудования или не адаптированы для учебных целей.</w:t>
-      </w:r>
-    </w:p>
-    <w:p>
-      <w:pPr>
-        <w:pStyle w:val="PreformattedText"/>
-        <w:spacing w:line="360" w:lineRule="auto"/>
-        <w:ind w:firstLine="709"/>
-        <w:jc w:val="both"/>
-        <w:rPr>
-          <w:sz w:val="28"/>
-          <w:szCs w:val="28"/>
-        </w:rPr>
-      </w:pPr>
-      <w:r>
-        <w:rPr>
-          <w:sz w:val="28"/>
-          <w:szCs w:val="28"/>
-        </w:rPr>
-        <w:t>Актуальность данной работы обусловлена необходимостью разработки доступного и практико-ориентированного инструмента для распознавания жестов в реальном времени на базе нейросетевой модели. Проект объединяет полный цикл: подготовку датасета, обучение модели, тестирование и запуск live-распознавания через камеру, что делает его полезным как для изучения технологий машинного обучения, так и для создания прикладных интерфейсов без клавиатуры и мыши. Такой подход особенно важен в условиях роста интереса к бесконтактному управлению и инклюзивным цифровым решениям.</w:t>
-      </w:r>
     </w:p>
     <w:p>
       <w:pPr>
@@ -1567,7 +1628,15 @@
           <w:sz w:val="28"/>
           <w:szCs w:val="28"/>
         </w:rPr>
-        <w:t>Реализовать систему распознавания жестов в реальном времени через веб-камеру с визуализацией результатов (название жеста и вероятность).</w:t>
+        <w:t>Реализовать систему распознавания жестов в реальном времени через веб-</w:t>
+      </w:r>
+      <w:r>
+        <w:rPr>
+          <w:sz w:val="28"/>
+          <w:szCs w:val="28"/>
+        </w:rPr>
+        <w:lastRenderedPageBreak/>
+        <w:t>камеру с визуализацией результатов (название жеста и вероятность).</w:t>
       </w:r>
     </w:p>
     <w:p>
@@ -1708,92 +1777,64 @@
           <w:sz w:val="28"/>
           <w:szCs w:val="28"/>
         </w:rPr>
-        <w:t>-По источнику данных:</w:t>
-      </w:r>
-      <w:r>
-        <w:rPr>
-          <w:sz w:val="28"/>
-          <w:szCs w:val="28"/>
-        </w:rPr>
-        <w:t>по статическим изображениям и по видеопоследовательностям в реальном времени.</w:t>
-      </w:r>
-    </w:p>
-    <w:p>
-      <w:pPr>
-        <w:pStyle w:val="PreformattedText"/>
-        <w:spacing w:line="360" w:lineRule="auto"/>
-        <w:ind w:firstLine="709"/>
-        <w:jc w:val="both"/>
-        <w:rPr>
-          <w:sz w:val="28"/>
-          <w:szCs w:val="28"/>
-        </w:rPr>
-      </w:pPr>
-      <w:r>
-        <w:rPr>
-          <w:sz w:val="28"/>
-          <w:szCs w:val="28"/>
-        </w:rPr>
-        <w:t>-По способу получения сигнала:</w:t>
-      </w:r>
-      <w:r>
-        <w:rPr>
-          <w:sz w:val="28"/>
-          <w:szCs w:val="28"/>
-        </w:rPr>
-        <w:t>камерные (RGB-камеры), глубинные (Depth-камеры), сенсорные (перчатки, датчики).</w:t>
-      </w:r>
-    </w:p>
-    <w:p>
-      <w:pPr>
-        <w:pStyle w:val="PreformattedText"/>
-        <w:spacing w:line="360" w:lineRule="auto"/>
-        <w:ind w:firstLine="709"/>
-        <w:jc w:val="both"/>
-        <w:rPr>
-          <w:sz w:val="28"/>
-          <w:szCs w:val="28"/>
-        </w:rPr>
-      </w:pPr>
-      <w:r>
-        <w:rPr>
-          <w:sz w:val="28"/>
-          <w:szCs w:val="28"/>
-        </w:rPr>
-        <w:t xml:space="preserve">-По типу модели: </w:t>
-      </w:r>
-      <w:r>
-        <w:rPr>
-          <w:sz w:val="28"/>
-          <w:szCs w:val="28"/>
-        </w:rPr>
-        <w:t>классические методы компьютерного зрения и нейросетевые методы (CNN, гибридные модели).</w:t>
-      </w:r>
-    </w:p>
-    <w:p>
-      <w:pPr>
-        <w:pStyle w:val="PreformattedText"/>
-        <w:spacing w:line="360" w:lineRule="auto"/>
-        <w:ind w:firstLine="709"/>
-        <w:jc w:val="both"/>
-        <w:rPr>
-          <w:sz w:val="28"/>
-          <w:szCs w:val="28"/>
-        </w:rPr>
-      </w:pPr>
-      <w:r>
-        <w:rPr>
-          <w:sz w:val="28"/>
-          <w:szCs w:val="28"/>
-        </w:rPr>
-        <w:t>-По назначению:</w:t>
-      </w:r>
-      <w:r>
-        <w:rPr>
-          <w:sz w:val="28"/>
-          <w:szCs w:val="28"/>
-        </w:rPr>
-        <w:t>образовательные, медицинские, игровые, интерфейсные, промышленные.</w:t>
+        <w:t>-По источнику данных:по статическим изображениям и по видеопоследовательностям в реальном времени.</w:t>
+      </w:r>
+    </w:p>
+    <w:p>
+      <w:pPr>
+        <w:pStyle w:val="PreformattedText"/>
+        <w:spacing w:line="360" w:lineRule="auto"/>
+        <w:ind w:firstLine="709"/>
+        <w:jc w:val="both"/>
+        <w:rPr>
+          <w:sz w:val="28"/>
+          <w:szCs w:val="28"/>
+        </w:rPr>
+      </w:pPr>
+      <w:r>
+        <w:rPr>
+          <w:sz w:val="28"/>
+          <w:szCs w:val="28"/>
+        </w:rPr>
+        <w:t>-По способу получения сигнала:камерные (RGB-камеры), глубинные (Depth-камеры), сенсорные (перчатки, датчики).</w:t>
+      </w:r>
+    </w:p>
+    <w:p>
+      <w:pPr>
+        <w:pStyle w:val="PreformattedText"/>
+        <w:spacing w:line="360" w:lineRule="auto"/>
+        <w:ind w:firstLine="709"/>
+        <w:jc w:val="both"/>
+        <w:rPr>
+          <w:sz w:val="28"/>
+          <w:szCs w:val="28"/>
+        </w:rPr>
+      </w:pPr>
+      <w:r>
+        <w:rPr>
+          <w:sz w:val="28"/>
+          <w:szCs w:val="28"/>
+        </w:rPr>
+        <w:t>-По типу модели: классические методы компьютерного зрения и нейросетевые методы (CNN, гибридные модели).</w:t>
+      </w:r>
+    </w:p>
+    <w:p>
+      <w:pPr>
+        <w:pStyle w:val="PreformattedText"/>
+        <w:spacing w:line="360" w:lineRule="auto"/>
+        <w:ind w:firstLine="709"/>
+        <w:jc w:val="both"/>
+        <w:rPr>
+          <w:sz w:val="28"/>
+          <w:szCs w:val="28"/>
+        </w:rPr>
+      </w:pPr>
+      <w:r>
+        <w:rPr>
+          <w:sz w:val="28"/>
+          <w:szCs w:val="28"/>
+        </w:rPr>
+        <w:t>-По назначению:образовательные, медицинские, игровые, интерфейсные, промышленные.</w:t>
       </w:r>
     </w:p>
     <w:p>
@@ -1871,92 +1912,64 @@
           <w:sz w:val="28"/>
           <w:szCs w:val="28"/>
         </w:rPr>
-        <w:t>-</w:t>
-      </w:r>
-      <w:r>
-        <w:rPr>
-          <w:sz w:val="28"/>
-          <w:szCs w:val="28"/>
-        </w:rPr>
-        <w:t>управление интерфейсами без использования клавиатуры и мыши;</w:t>
-      </w:r>
-    </w:p>
-    <w:p>
-      <w:pPr>
-        <w:pStyle w:val="PreformattedText"/>
-        <w:spacing w:line="360" w:lineRule="auto"/>
-        <w:ind w:firstLine="709"/>
-        <w:jc w:val="both"/>
-        <w:rPr>
-          <w:sz w:val="28"/>
-          <w:szCs w:val="28"/>
-        </w:rPr>
-      </w:pPr>
-      <w:r>
-        <w:rPr>
-          <w:sz w:val="28"/>
-          <w:szCs w:val="28"/>
-        </w:rPr>
-        <w:t>-</w:t>
-      </w:r>
-      <w:r>
-        <w:rPr>
-          <w:sz w:val="28"/>
-          <w:szCs w:val="28"/>
-        </w:rPr>
-        <w:t>разработку обучающих и демонстрационных приложений по компьютерному зрению;</w:t>
-      </w:r>
-    </w:p>
-    <w:p>
-      <w:pPr>
-        <w:pStyle w:val="PreformattedText"/>
-        <w:spacing w:line="360" w:lineRule="auto"/>
-        <w:ind w:firstLine="709"/>
-        <w:jc w:val="both"/>
-        <w:rPr>
-          <w:sz w:val="28"/>
-          <w:szCs w:val="28"/>
-        </w:rPr>
-      </w:pPr>
-      <w:r>
-        <w:rPr>
-          <w:sz w:val="28"/>
-          <w:szCs w:val="28"/>
-        </w:rPr>
-        <w:t>-</w:t>
-      </w:r>
-      <w:r>
-        <w:rPr>
-          <w:sz w:val="28"/>
-          <w:szCs w:val="28"/>
-        </w:rPr>
-        <w:t>поддержку инклюзивных решений для пользователей с ограниченной подвижностью;</w:t>
-      </w:r>
-    </w:p>
-    <w:p>
-      <w:pPr>
-        <w:pStyle w:val="PreformattedText"/>
-        <w:spacing w:line="360" w:lineRule="auto"/>
-        <w:ind w:firstLine="709"/>
-        <w:jc w:val="both"/>
-        <w:rPr>
-          <w:sz w:val="28"/>
-          <w:szCs w:val="28"/>
-        </w:rPr>
-      </w:pPr>
-      <w:r>
-        <w:rPr>
-          <w:sz w:val="28"/>
-          <w:szCs w:val="28"/>
-        </w:rPr>
-        <w:t>-</w:t>
-      </w:r>
-      <w:r>
-        <w:rPr>
-          <w:sz w:val="28"/>
-          <w:szCs w:val="28"/>
-        </w:rPr>
-        <w:t>создание интерактивных систем для образования, презентаций и мультимедийных сценариев.</w:t>
+        <w:t>-управление интерфейсами без использования клавиатуры и мыши;</w:t>
+      </w:r>
+    </w:p>
+    <w:p>
+      <w:pPr>
+        <w:pStyle w:val="PreformattedText"/>
+        <w:spacing w:line="360" w:lineRule="auto"/>
+        <w:ind w:firstLine="709"/>
+        <w:jc w:val="both"/>
+        <w:rPr>
+          <w:sz w:val="28"/>
+          <w:szCs w:val="28"/>
+        </w:rPr>
+      </w:pPr>
+      <w:r>
+        <w:rPr>
+          <w:sz w:val="28"/>
+          <w:szCs w:val="28"/>
+        </w:rPr>
+        <w:t>-разработку обучающих и демонстрационных приложений по компьютерному зрению;</w:t>
+      </w:r>
+    </w:p>
+    <w:p>
+      <w:pPr>
+        <w:pStyle w:val="PreformattedText"/>
+        <w:spacing w:line="360" w:lineRule="auto"/>
+        <w:ind w:firstLine="709"/>
+        <w:jc w:val="both"/>
+        <w:rPr>
+          <w:sz w:val="28"/>
+          <w:szCs w:val="28"/>
+        </w:rPr>
+      </w:pPr>
+      <w:r>
+        <w:rPr>
+          <w:sz w:val="28"/>
+          <w:szCs w:val="28"/>
+        </w:rPr>
+        <w:t>-поддержку инклюзивных решений для пользователей с ограниченной подвижностью;</w:t>
+      </w:r>
+    </w:p>
+    <w:p>
+      <w:pPr>
+        <w:pStyle w:val="PreformattedText"/>
+        <w:spacing w:line="360" w:lineRule="auto"/>
+        <w:ind w:firstLine="709"/>
+        <w:jc w:val="both"/>
+        <w:rPr>
+          <w:sz w:val="28"/>
+          <w:szCs w:val="28"/>
+        </w:rPr>
+      </w:pPr>
+      <w:r>
+        <w:rPr>
+          <w:sz w:val="28"/>
+          <w:szCs w:val="28"/>
+        </w:rPr>
+        <w:t>-создание интерактивных систем для образования, презентаций и мультимедийных сценариев.</w:t>
       </w:r>
     </w:p>
     <w:p>
@@ -2042,66 +2055,45 @@
           <w:sz w:val="28"/>
           <w:szCs w:val="28"/>
         </w:rPr>
-        <w:t>-Коммерческие платформы и SDK:</w:t>
-      </w:r>
-      <w:r>
-        <w:rPr>
-          <w:sz w:val="28"/>
-          <w:szCs w:val="28"/>
-        </w:rPr>
-        <w:t> обеспечивают высокое качество, но часто являются закрытыми, сложными для изучения и ограниченными в кастомизации.</w:t>
-      </w:r>
-    </w:p>
-    <w:p>
-      <w:pPr>
-        <w:pStyle w:val="PreformattedText"/>
-        <w:spacing w:line="360" w:lineRule="auto"/>
-        <w:ind w:firstLine="709"/>
-        <w:jc w:val="both"/>
-        <w:rPr>
-          <w:sz w:val="28"/>
-          <w:szCs w:val="28"/>
-        </w:rPr>
-      </w:pPr>
-      <w:r>
-        <w:rPr>
-          <w:sz w:val="28"/>
-          <w:szCs w:val="28"/>
-        </w:rPr>
-        <w:t>-Исследовательские прототипы:</w:t>
-      </w:r>
-      <w:r>
-        <w:rPr>
-          <w:sz w:val="28"/>
-          <w:szCs w:val="28"/>
-        </w:rPr>
-        <w:t> демонстрируют эффективные алгоритмы, однако нередко требуют сложной настройки и значительных вычислительных ресурсов.</w:t>
-      </w:r>
-    </w:p>
-    <w:p>
-      <w:pPr>
-        <w:pStyle w:val="PreformattedText"/>
-        <w:spacing w:line="360" w:lineRule="auto"/>
-        <w:ind w:firstLine="709"/>
-        <w:jc w:val="both"/>
-        <w:rPr>
-          <w:sz w:val="28"/>
-          <w:szCs w:val="28"/>
-        </w:rPr>
-      </w:pPr>
-      <w:r>
-        <w:rPr>
-          <w:sz w:val="28"/>
-          <w:szCs w:val="28"/>
-        </w:rPr>
-        <w:t xml:space="preserve">-Учебные open-source проекты: </w:t>
-      </w:r>
-      <w:r>
-        <w:rPr>
-          <w:sz w:val="28"/>
-          <w:szCs w:val="28"/>
-        </w:rPr>
-        <w:t>доступны для изучения, но обычно охватывают только отдельные этапы (например, обучение без live-инференса).</w:t>
+        <w:t>-Коммерческие платформы и SDK: обеспечивают высокое качество, но часто являются закрытыми, сложными для изучения и ограниченными в кастомизации.</w:t>
+      </w:r>
+    </w:p>
+    <w:p>
+      <w:pPr>
+        <w:pStyle w:val="PreformattedText"/>
+        <w:spacing w:line="360" w:lineRule="auto"/>
+        <w:ind w:firstLine="709"/>
+        <w:jc w:val="both"/>
+        <w:rPr>
+          <w:sz w:val="28"/>
+          <w:szCs w:val="28"/>
+        </w:rPr>
+      </w:pPr>
+      <w:r>
+        <w:rPr>
+          <w:sz w:val="28"/>
+          <w:szCs w:val="28"/>
+        </w:rPr>
+        <w:t>-Исследовательские прототипы: демонстрируют эффективные алгоритмы, однако нередко требуют сложной настройки и значительных вычислительных ресурсов.</w:t>
+      </w:r>
+    </w:p>
+    <w:p>
+      <w:pPr>
+        <w:pStyle w:val="PreformattedText"/>
+        <w:spacing w:line="360" w:lineRule="auto"/>
+        <w:ind w:firstLine="709"/>
+        <w:jc w:val="both"/>
+        <w:rPr>
+          <w:sz w:val="28"/>
+          <w:szCs w:val="28"/>
+        </w:rPr>
+      </w:pPr>
+      <w:r>
+        <w:rPr>
+          <w:sz w:val="28"/>
+          <w:szCs w:val="28"/>
+        </w:rPr>
+        <w:t>-Учебные open-source проекты: доступны для изучения, но обычно охватывают только отдельные этапы (например, обучение без live-инференса).</w:t>
       </w:r>
     </w:p>
     <w:p>
@@ -2198,92 +2190,64 @@
           <w:sz w:val="28"/>
           <w:szCs w:val="28"/>
         </w:rPr>
-        <w:t>-PyTorch</w:t>
-      </w:r>
-      <w:r>
-        <w:rPr>
-          <w:sz w:val="28"/>
-          <w:szCs w:val="28"/>
-        </w:rPr>
-        <w:t>— основной фреймворк для построения и обучения нейросетевой модели;</w:t>
-      </w:r>
-    </w:p>
-    <w:p>
-      <w:pPr>
-        <w:pStyle w:val="PreformattedText"/>
-        <w:spacing w:line="360" w:lineRule="auto"/>
-        <w:ind w:firstLine="709"/>
-        <w:jc w:val="both"/>
-        <w:rPr>
-          <w:sz w:val="28"/>
-          <w:szCs w:val="28"/>
-        </w:rPr>
-      </w:pPr>
-      <w:r>
-        <w:rPr>
-          <w:sz w:val="28"/>
-          <w:szCs w:val="28"/>
-        </w:rPr>
-        <w:t>-torchvision</w:t>
-      </w:r>
-      <w:r>
-        <w:rPr>
-          <w:sz w:val="28"/>
-          <w:szCs w:val="28"/>
-        </w:rPr>
-        <w:t>— инструменты для работы с изображениями и готовая архитектура ResNet18;</w:t>
-      </w:r>
-    </w:p>
-    <w:p>
-      <w:pPr>
-        <w:pStyle w:val="PreformattedText"/>
-        <w:spacing w:line="360" w:lineRule="auto"/>
-        <w:ind w:firstLine="709"/>
-        <w:jc w:val="both"/>
-        <w:rPr>
-          <w:sz w:val="28"/>
-          <w:szCs w:val="28"/>
-        </w:rPr>
-      </w:pPr>
-      <w:r>
-        <w:rPr>
-          <w:sz w:val="28"/>
-          <w:szCs w:val="28"/>
-        </w:rPr>
-        <w:t>-OpenCV</w:t>
-      </w:r>
-      <w:r>
-        <w:rPr>
-          <w:sz w:val="28"/>
-          <w:szCs w:val="28"/>
-        </w:rPr>
-        <w:t>— захват и обработка видеопотока с веб-камеры для распознавания в реальном времени;</w:t>
-      </w:r>
-    </w:p>
-    <w:p>
-      <w:pPr>
-        <w:pStyle w:val="PreformattedText"/>
-        <w:spacing w:line="360" w:lineRule="auto"/>
-        <w:ind w:firstLine="709"/>
-        <w:jc w:val="both"/>
-        <w:rPr>
-          <w:sz w:val="28"/>
-          <w:szCs w:val="28"/>
-        </w:rPr>
-      </w:pPr>
-      <w:r>
-        <w:rPr>
-          <w:sz w:val="28"/>
-          <w:szCs w:val="28"/>
-        </w:rPr>
-        <w:t>-Pillow</w:t>
-      </w:r>
-      <w:r>
-        <w:rPr>
-          <w:sz w:val="28"/>
-          <w:szCs w:val="28"/>
-        </w:rPr>
-        <w:t>— вспомогательная обработка изображений;</w:t>
+        <w:t>-PyTorch— основной фреймворк для построения и обучения нейросетевой модели;</w:t>
+      </w:r>
+    </w:p>
+    <w:p>
+      <w:pPr>
+        <w:pStyle w:val="PreformattedText"/>
+        <w:spacing w:line="360" w:lineRule="auto"/>
+        <w:ind w:firstLine="709"/>
+        <w:jc w:val="both"/>
+        <w:rPr>
+          <w:sz w:val="28"/>
+          <w:szCs w:val="28"/>
+        </w:rPr>
+      </w:pPr>
+      <w:r>
+        <w:rPr>
+          <w:sz w:val="28"/>
+          <w:szCs w:val="28"/>
+        </w:rPr>
+        <w:t>-torchvision— инструменты для работы с изображениями и готовая архитектура ResNet18;</w:t>
+      </w:r>
+    </w:p>
+    <w:p>
+      <w:pPr>
+        <w:pStyle w:val="PreformattedText"/>
+        <w:spacing w:line="360" w:lineRule="auto"/>
+        <w:ind w:firstLine="709"/>
+        <w:jc w:val="both"/>
+        <w:rPr>
+          <w:sz w:val="28"/>
+          <w:szCs w:val="28"/>
+        </w:rPr>
+      </w:pPr>
+      <w:r>
+        <w:rPr>
+          <w:sz w:val="28"/>
+          <w:szCs w:val="28"/>
+        </w:rPr>
+        <w:t>-OpenCV— захват и обработка видеопотока с веб-камеры для распознавания в реальном времени;</w:t>
+      </w:r>
+    </w:p>
+    <w:p>
+      <w:pPr>
+        <w:pStyle w:val="PreformattedText"/>
+        <w:spacing w:line="360" w:lineRule="auto"/>
+        <w:ind w:firstLine="709"/>
+        <w:jc w:val="both"/>
+        <w:rPr>
+          <w:sz w:val="28"/>
+          <w:szCs w:val="28"/>
+        </w:rPr>
+      </w:pPr>
+      <w:r>
+        <w:rPr>
+          <w:sz w:val="28"/>
+          <w:szCs w:val="28"/>
+        </w:rPr>
+        <w:t>-Pillow— вспомогательная обработка изображений;</w:t>
       </w:r>
     </w:p>
     <w:p>
@@ -2316,14 +2280,7 @@
           <w:sz w:val="28"/>
           <w:szCs w:val="28"/>
         </w:rPr>
-        <w:t xml:space="preserve"> parquet</w:t>
-      </w:r>
-      <w:r>
-        <w:rPr>
-          <w:sz w:val="28"/>
-          <w:szCs w:val="28"/>
-        </w:rPr>
-        <w:t>— работа с исходными данными и подготовка датасета.</w:t>
+        <w:t xml:space="preserve"> parquet— работа с исходными данными и подготовка датасета.</w:t>
       </w:r>
     </w:p>
     <w:p>
@@ -4615,7 +4572,6 @@
         <w:rPr>
           <w:sz w:val="28"/>
           <w:szCs w:val="28"/>
-          <w:lang w:val="en-US"/>
         </w:rPr>
         <w:t xml:space="preserve"> </w:t>
       </w:r>
@@ -4636,72 +4592,82 @@
         <w:rPr>
           <w:sz w:val="28"/>
           <w:szCs w:val="28"/>
+        </w:rPr>
+      </w:pPr>
+      <w:r>
+        <w:rPr>
+          <w:sz w:val="28"/>
+          <w:szCs w:val="28"/>
+        </w:rPr>
+        <w:t>3.</w:t>
+      </w:r>
+      <w:r>
+        <w:rPr>
+          <w:sz w:val="28"/>
+          <w:szCs w:val="28"/>
           <w:lang w:val="en-US"/>
         </w:rPr>
-      </w:pPr>
+        <w:t>PyTorc</w:t>
+      </w:r>
       <w:r>
         <w:rPr>
           <w:sz w:val="28"/>
           <w:szCs w:val="28"/>
           <w:lang w:val="en-US"/>
         </w:rPr>
-        <w:t>3.PyTorc</w:t>
-      </w:r>
+        <w:t>h</w:t>
+      </w:r>
+      <w:r>
+        <w:rPr>
+          <w:sz w:val="28"/>
+          <w:szCs w:val="28"/>
+        </w:rPr>
+        <w:t xml:space="preserve"> :</w:t>
+      </w:r>
+      <w:r>
+        <w:rPr>
+          <w:sz w:val="28"/>
+          <w:szCs w:val="28"/>
+        </w:rPr>
+        <w:t>официальная</w:t>
+      </w:r>
+      <w:r>
+        <w:rPr>
+          <w:sz w:val="28"/>
+          <w:szCs w:val="28"/>
+        </w:rPr>
+        <w:t>документация</w:t>
+      </w:r>
+      <w:r>
+        <w:rPr>
+          <w:sz w:val="28"/>
+          <w:szCs w:val="28"/>
+        </w:rPr>
+        <w:t>.</w:t>
+      </w:r>
+    </w:p>
+    <w:p>
+      <w:pPr>
+        <w:pStyle w:val="PreformattedText"/>
+        <w:spacing w:line="360" w:lineRule="auto"/>
+        <w:rPr>
+          <w:rStyle w:val="a5"/>
+        </w:rPr>
+      </w:pPr>
       <w:r>
         <w:rPr>
           <w:sz w:val="28"/>
           <w:szCs w:val="28"/>
           <w:lang w:val="en-US"/>
         </w:rPr>
-        <w:t>h</w:t>
-      </w:r>
-      <w:r>
-        <w:rPr>
-          <w:sz w:val="28"/>
-          <w:szCs w:val="28"/>
-          <w:lang w:val="en-US"/>
-        </w:rPr>
-        <w:t xml:space="preserve"> :</w:t>
-      </w:r>
-      <w:r>
-        <w:rPr>
-          <w:sz w:val="28"/>
-          <w:szCs w:val="28"/>
-        </w:rPr>
-        <w:t>официальная</w:t>
-      </w:r>
-      <w:r>
-        <w:rPr>
-          <w:sz w:val="28"/>
-          <w:szCs w:val="28"/>
-        </w:rPr>
-        <w:t>документация</w:t>
-      </w:r>
-      <w:r>
-        <w:rPr>
-          <w:sz w:val="28"/>
-          <w:szCs w:val="28"/>
-          <w:lang w:val="en-US"/>
-        </w:rPr>
-        <w:t>.</w:t>
-      </w:r>
-    </w:p>
-    <w:p>
-      <w:pPr>
-        <w:pStyle w:val="PreformattedText"/>
-        <w:spacing w:line="360" w:lineRule="auto"/>
-        <w:rPr>
-          <w:rStyle w:val="a5"/>
-          <w:lang w:val="en-US"/>
-        </w:rPr>
-      </w:pPr>
-      <w:r>
-        <w:rPr>
-          <w:sz w:val="28"/>
-          <w:szCs w:val="28"/>
-          <w:lang w:val="en-US"/>
-        </w:rPr>
-        <w:t xml:space="preserve">URL: </w:t>
+        <w:t>URL</w:t>
+      </w:r>
+      <w:r>
+        <w:rPr>
+          <w:sz w:val="28"/>
+          <w:szCs w:val="28"/>
+        </w:rPr>
+        <w:t xml:space="preserve">: </w:t>
       </w:r>
       <w:hyperlink r:id="rId21" w:tgtFrame="_blank" w:history="1">
         <w:r>
@@ -4709,7 +4675,85 @@
             <w:rStyle w:val="a5"/>
             <w:lang w:val="en-US"/>
           </w:rPr>
-          <w:t>https://pytorch.org/docs/stable/index.html</w:t>
+          <w:t>https</w:t>
+        </w:r>
+        <w:r>
+          <w:rPr>
+            <w:rStyle w:val="a5"/>
+          </w:rPr>
+          <w:t>://</w:t>
+        </w:r>
+        <w:r>
+          <w:rPr>
+            <w:rStyle w:val="a5"/>
+            <w:lang w:val="en-US"/>
+          </w:rPr>
+          <w:t>pytorch</w:t>
+        </w:r>
+        <w:r>
+          <w:rPr>
+            <w:rStyle w:val="a5"/>
+          </w:rPr>
+          <w:t>.</w:t>
+        </w:r>
+        <w:r>
+          <w:rPr>
+            <w:rStyle w:val="a5"/>
+            <w:lang w:val="en-US"/>
+          </w:rPr>
+          <w:t>org</w:t>
+        </w:r>
+        <w:r>
+          <w:rPr>
+            <w:rStyle w:val="a5"/>
+          </w:rPr>
+          <w:t>/</w:t>
+        </w:r>
+        <w:r>
+          <w:rPr>
+            <w:rStyle w:val="a5"/>
+            <w:lang w:val="en-US"/>
+          </w:rPr>
+          <w:t>docs</w:t>
+        </w:r>
+        <w:r>
+          <w:rPr>
+            <w:rStyle w:val="a5"/>
+          </w:rPr>
+          <w:t>/</w:t>
+        </w:r>
+        <w:r>
+          <w:rPr>
+            <w:rStyle w:val="a5"/>
+            <w:lang w:val="en-US"/>
+          </w:rPr>
+          <w:t>stable</w:t>
+        </w:r>
+        <w:r>
+          <w:rPr>
+            <w:rStyle w:val="a5"/>
+          </w:rPr>
+          <w:t>/</w:t>
+        </w:r>
+        <w:r>
+          <w:rPr>
+            <w:rStyle w:val="a5"/>
+            <w:lang w:val="en-US"/>
+          </w:rPr>
+          <w:t>index</w:t>
+        </w:r>
+        <w:r>
+          <w:rPr>
+            <w:rStyle w:val="a5"/>
+          </w:rPr>
+          <w:t>.</w:t>
+        </w:r>
+        <w:r>
+          <w:rPr>
+            <w:rStyle w:val="a5"/>
+            <w:lang w:val="en-US"/>
+          </w:rPr>
+          <w:t>html</w:t>
         </w:r>
       </w:hyperlink>
     </w:p>
@@ -4721,45 +4765,43 @@
         <w:rPr>
           <w:sz w:val="28"/>
           <w:szCs w:val="28"/>
+        </w:rPr>
+      </w:pPr>
+      <w:r>
+        <w:rPr>
+          <w:sz w:val="28"/>
+          <w:szCs w:val="28"/>
+        </w:rPr>
+        <w:t xml:space="preserve">4.torchvision : </w:t>
+      </w:r>
+      <w:r>
+        <w:rPr>
+          <w:sz w:val="28"/>
+          <w:szCs w:val="28"/>
+        </w:rPr>
+        <w:t>документация</w:t>
+      </w:r>
+      <w:r>
+        <w:rPr>
+          <w:sz w:val="28"/>
+          <w:szCs w:val="28"/>
+        </w:rPr>
+        <w:t xml:space="preserve"> библиотеки. </w:t>
+      </w:r>
+      <w:r>
+        <w:rPr>
+          <w:sz w:val="28"/>
+          <w:szCs w:val="28"/>
           <w:lang w:val="en-US"/>
         </w:rPr>
-      </w:pPr>
-      <w:r>
-        <w:rPr>
-          <w:sz w:val="28"/>
-          <w:szCs w:val="28"/>
-        </w:rPr>
-        <w:t xml:space="preserve">4.torchvision : </w:t>
-      </w:r>
-      <w:r>
-        <w:rPr>
-          <w:sz w:val="28"/>
-          <w:szCs w:val="28"/>
-        </w:rPr>
-        <w:t>документация</w:t>
-      </w:r>
-      <w:r>
-        <w:rPr>
-          <w:sz w:val="28"/>
-          <w:szCs w:val="28"/>
-        </w:rPr>
-        <w:t xml:space="preserve"> библиотеки. </w:t>
-      </w:r>
-      <w:r>
-        <w:rPr>
-          <w:sz w:val="28"/>
-          <w:szCs w:val="28"/>
-          <w:lang w:val="en-US"/>
-        </w:rPr>
-        <w:t>URL:</w:t>
-      </w:r>
-      <w:r>
-        <w:rPr>
-          <w:sz w:val="28"/>
-          <w:szCs w:val="28"/>
-          <w:lang w:val="en-US"/>
-        </w:rPr>
-        <w:t xml:space="preserve"> </w:t>
+        <w:t>URL</w:t>
+      </w:r>
+      <w:r>
+        <w:rPr>
+          <w:sz w:val="28"/>
+          <w:szCs w:val="28"/>
+        </w:rPr>
+        <w:t xml:space="preserve">: </w:t>
       </w:r>
       <w:hyperlink r:id="rId22" w:tgtFrame="_blank" w:history="1">
         <w:r>
@@ -4767,7 +4809,85 @@
             <w:rStyle w:val="a5"/>
             <w:lang w:val="en-US"/>
           </w:rPr>
-          <w:t>https://pytorch.org/vision/stable/index.html</w:t>
+          <w:t>https</w:t>
+        </w:r>
+        <w:r>
+          <w:rPr>
+            <w:rStyle w:val="a5"/>
+          </w:rPr>
+          <w:t>://</w:t>
+        </w:r>
+        <w:r>
+          <w:rPr>
+            <w:rStyle w:val="a5"/>
+            <w:lang w:val="en-US"/>
+          </w:rPr>
+          <w:t>pytorch</w:t>
+        </w:r>
+        <w:r>
+          <w:rPr>
+            <w:rStyle w:val="a5"/>
+          </w:rPr>
+          <w:t>.</w:t>
+        </w:r>
+        <w:r>
+          <w:rPr>
+            <w:rStyle w:val="a5"/>
+            <w:lang w:val="en-US"/>
+          </w:rPr>
+          <w:t>org</w:t>
+        </w:r>
+        <w:r>
+          <w:rPr>
+            <w:rStyle w:val="a5"/>
+          </w:rPr>
+          <w:t>/</w:t>
+        </w:r>
+        <w:r>
+          <w:rPr>
+            <w:rStyle w:val="a5"/>
+            <w:lang w:val="en-US"/>
+          </w:rPr>
+          <w:t>vision</w:t>
+        </w:r>
+        <w:r>
+          <w:rPr>
+            <w:rStyle w:val="a5"/>
+          </w:rPr>
+          <w:t>/</w:t>
+        </w:r>
+        <w:r>
+          <w:rPr>
+            <w:rStyle w:val="a5"/>
+            <w:lang w:val="en-US"/>
+          </w:rPr>
+          <w:t>stable</w:t>
+        </w:r>
+        <w:r>
+          <w:rPr>
+            <w:rStyle w:val="a5"/>
+          </w:rPr>
+          <w:t>/</w:t>
+        </w:r>
+        <w:r>
+          <w:rPr>
+            <w:rStyle w:val="a5"/>
+            <w:lang w:val="en-US"/>
+          </w:rPr>
+          <w:t>index</w:t>
+        </w:r>
+        <w:r>
+          <w:rPr>
+            <w:rStyle w:val="a5"/>
+          </w:rPr>
+          <w:t>.</w:t>
+        </w:r>
+        <w:r>
+          <w:rPr>
+            <w:rStyle w:val="a5"/>
+            <w:lang w:val="en-US"/>
+          </w:rPr>
+          <w:t>html</w:t>
         </w:r>
       </w:hyperlink>
     </w:p>
@@ -4800,7 +4920,6 @@
         <w:rPr>
           <w:sz w:val="28"/>
           <w:szCs w:val="28"/>
-          <w:lang w:val="en-US"/>
         </w:rPr>
         <w:t xml:space="preserve"> </w:t>
       </w:r>
@@ -4841,7 +4960,6 @@
         <w:rPr>
           <w:sz w:val="28"/>
           <w:szCs w:val="28"/>
-          <w:lang w:val="en-US"/>
         </w:rPr>
         <w:t xml:space="preserve"> </w:t>
       </w:r>
@@ -4897,7 +5015,6 @@
         <w:rPr>
           <w:sz w:val="28"/>
           <w:szCs w:val="28"/>
-          <w:lang w:val="en-US"/>
         </w:rPr>
         <w:t xml:space="preserve"> </w:t>
       </w:r>
@@ -4946,7 +5063,6 @@
         <w:rPr>
           <w:sz w:val="28"/>
           <w:szCs w:val="28"/>
-          <w:lang w:val="en-US"/>
         </w:rPr>
         <w:t xml:space="preserve"> </w:t>
       </w:r>
@@ -8708,7 +8824,7 @@
 </file>
 
 <file path=customXml/itemProps1.xml><?xml version="1.0" encoding="utf-8"?>
-<ds:datastoreItem xmlns:ds="http://schemas.openxmlformats.org/officeDocument/2006/customXml" ds:itemID="{4B82C53B-E765-4663-8870-7B38CD579624}">
+<ds:datastoreItem xmlns:ds="http://schemas.openxmlformats.org/officeDocument/2006/customXml" ds:itemID="{202B68FB-A7D5-4B67-A7BA-80B91524817A}">
   <ds:schemaRefs>
     <ds:schemaRef ds:uri="http://schemas.openxmlformats.org/officeDocument/2006/bibliography"/>
   </ds:schemaRefs>
